--- a/CSA0501 lab experiments from 5.docx
+++ b/CSA0501 lab experiments from 5.docx
@@ -106,21 +106,7 @@
         <w:rPr>
           <w:rFonts w:ascii="Times New Roman" w:hAnsi="Times New Roman" w:cs="Times New Roman"/>
         </w:rPr>
-        <w:t xml:space="preserve">To perform </w:t>
-      </w:r>
-      <w:proofErr w:type="gramStart"/>
-      <w:r>
-        <w:rPr>
-          <w:rFonts w:ascii="Times New Roman" w:hAnsi="Times New Roman" w:cs="Times New Roman"/>
-        </w:rPr>
-        <w:t>SQL</w:t>
-      </w:r>
-      <w:proofErr w:type="gramEnd"/>
-      <w:r>
-        <w:rPr>
-          <w:rFonts w:ascii="Times New Roman" w:hAnsi="Times New Roman" w:cs="Times New Roman"/>
-        </w:rPr>
-        <w:t xml:space="preserve"> SELECT operations using the WHERE clause and pattern matching on the imports table.</w:t>
+        <w:t>To perform SQL SELECT operations using the WHERE clause and pattern matching on the imports table.</w:t>
       </w:r>
     </w:p>
     <w:p>
@@ -865,20 +851,12 @@
           <w:rFonts w:ascii="Times New Roman" w:hAnsi="Times New Roman" w:cs="Times New Roman"/>
         </w:rPr>
       </w:pPr>
-      <w:proofErr w:type="gramStart"/>
       <w:r>
         <w:rPr>
           <w:rFonts w:ascii="Times New Roman" w:hAnsi="Times New Roman" w:cs="Times New Roman"/>
         </w:rPr>
         <w:lastRenderedPageBreak/>
-        <w:t>Ex.No</w:t>
-      </w:r>
-      <w:proofErr w:type="gramEnd"/>
-      <w:r>
-        <w:rPr>
-          <w:rFonts w:ascii="Times New Roman" w:hAnsi="Times New Roman" w:cs="Times New Roman"/>
-        </w:rPr>
-        <w:t xml:space="preserve">:6         </w:t>
+        <w:t xml:space="preserve">Ex.No:6         </w:t>
       </w:r>
       <w:r>
         <w:rPr>
@@ -918,21 +896,7 @@
         <w:rPr>
           <w:rFonts w:ascii="Times New Roman" w:hAnsi="Times New Roman" w:cs="Times New Roman"/>
         </w:rPr>
-        <w:t xml:space="preserve">To perform </w:t>
-      </w:r>
-      <w:proofErr w:type="gramStart"/>
-      <w:r>
-        <w:rPr>
-          <w:rFonts w:ascii="Times New Roman" w:hAnsi="Times New Roman" w:cs="Times New Roman"/>
-        </w:rPr>
-        <w:t>SQL</w:t>
-      </w:r>
-      <w:proofErr w:type="gramEnd"/>
-      <w:r>
-        <w:rPr>
-          <w:rFonts w:ascii="Times New Roman" w:hAnsi="Times New Roman" w:cs="Times New Roman"/>
-        </w:rPr>
-        <w:t xml:space="preserve"> SELECT operations using BETWEEN, IN, and Aggregate Functions (COUNT, SUM, AVG, MAX, MIN) on the imports table and retrieve summarized information from the database.</w:t>
+        <w:t>To perform SQL SELECT operations using BETWEEN, IN, and Aggregate Functions (COUNT, SUM, AVG, MAX, MIN) on the imports table and retrieve summarized information from the database.</w:t>
       </w:r>
     </w:p>
     <w:p>
@@ -1124,95 +1088,13 @@
         </w:rPr>
         <w:t xml:space="preserve">Use aggregate functions such as </w:t>
       </w:r>
-      <w:proofErr w:type="gramStart"/>
       <w:r>
         <w:rPr>
           <w:rFonts w:ascii="Times New Roman" w:hAnsi="Times New Roman" w:cs="Times New Roman"/>
           <w:b/>
           <w:bCs/>
         </w:rPr>
-        <w:t>COUNT(</w:t>
-      </w:r>
-      <w:proofErr w:type="gramEnd"/>
-      <w:r>
-        <w:rPr>
-          <w:rFonts w:ascii="Times New Roman" w:hAnsi="Times New Roman" w:cs="Times New Roman"/>
-          <w:b/>
-          <w:bCs/>
-        </w:rPr>
-        <w:t xml:space="preserve">), </w:t>
-      </w:r>
-      <w:proofErr w:type="gramStart"/>
-      <w:r>
-        <w:rPr>
-          <w:rFonts w:ascii="Times New Roman" w:hAnsi="Times New Roman" w:cs="Times New Roman"/>
-          <w:b/>
-          <w:bCs/>
-        </w:rPr>
-        <w:t>SUM(</w:t>
-      </w:r>
-      <w:proofErr w:type="gramEnd"/>
-      <w:r>
-        <w:rPr>
-          <w:rFonts w:ascii="Times New Roman" w:hAnsi="Times New Roman" w:cs="Times New Roman"/>
-          <w:b/>
-          <w:bCs/>
-        </w:rPr>
-        <w:t xml:space="preserve">), </w:t>
-      </w:r>
-      <w:proofErr w:type="gramStart"/>
-      <w:r>
-        <w:rPr>
-          <w:rFonts w:ascii="Times New Roman" w:hAnsi="Times New Roman" w:cs="Times New Roman"/>
-          <w:b/>
-          <w:bCs/>
-        </w:rPr>
-        <w:t>AVG(</w:t>
-      </w:r>
-      <w:proofErr w:type="gramEnd"/>
-      <w:r>
-        <w:rPr>
-          <w:rFonts w:ascii="Times New Roman" w:hAnsi="Times New Roman" w:cs="Times New Roman"/>
-          <w:b/>
-          <w:bCs/>
-        </w:rPr>
-        <w:t xml:space="preserve">), </w:t>
-      </w:r>
-      <w:proofErr w:type="gramStart"/>
-      <w:r>
-        <w:rPr>
-          <w:rFonts w:ascii="Times New Roman" w:hAnsi="Times New Roman" w:cs="Times New Roman"/>
-          <w:b/>
-          <w:bCs/>
-        </w:rPr>
-        <w:t>MAX(</w:t>
-      </w:r>
-      <w:proofErr w:type="gramEnd"/>
-      <w:r>
-        <w:rPr>
-          <w:rFonts w:ascii="Times New Roman" w:hAnsi="Times New Roman" w:cs="Times New Roman"/>
-          <w:b/>
-          <w:bCs/>
-        </w:rPr>
-        <w:t xml:space="preserve">), and </w:t>
-      </w:r>
-      <w:proofErr w:type="gramStart"/>
-      <w:r>
-        <w:rPr>
-          <w:rFonts w:ascii="Times New Roman" w:hAnsi="Times New Roman" w:cs="Times New Roman"/>
-          <w:b/>
-          <w:bCs/>
-        </w:rPr>
-        <w:t>MIN(</w:t>
-      </w:r>
-      <w:proofErr w:type="gramEnd"/>
-      <w:r>
-        <w:rPr>
-          <w:rFonts w:ascii="Times New Roman" w:hAnsi="Times New Roman" w:cs="Times New Roman"/>
-          <w:b/>
-          <w:bCs/>
-        </w:rPr>
-        <w:t>)</w:t>
+        <w:t>COUNT(), SUM(), AVG(), MAX(), and MIN()</w:t>
       </w:r>
       <w:r>
         <w:rPr>
@@ -1550,21 +1432,7 @@
         <w:rPr>
           <w:rFonts w:ascii="Times New Roman" w:hAnsi="Times New Roman" w:cs="Times New Roman"/>
         </w:rPr>
-        <w:t xml:space="preserve">SELECT </w:t>
-      </w:r>
-      <w:proofErr w:type="gramStart"/>
-      <w:r>
-        <w:rPr>
-          <w:rFonts w:ascii="Times New Roman" w:hAnsi="Times New Roman" w:cs="Times New Roman"/>
-        </w:rPr>
-        <w:t>COUNT(</w:t>
-      </w:r>
-      <w:proofErr w:type="gramEnd"/>
-      <w:r>
-        <w:rPr>
-          <w:rFonts w:ascii="Times New Roman" w:hAnsi="Times New Roman" w:cs="Times New Roman"/>
-        </w:rPr>
-        <w:t xml:space="preserve">*) AS </w:t>
+        <w:t xml:space="preserve">SELECT COUNT(*) AS </w:t>
       </w:r>
       <w:proofErr w:type="spellStart"/>
       <w:r>
@@ -1600,21 +1468,7 @@
         <w:rPr>
           <w:rFonts w:ascii="Times New Roman" w:hAnsi="Times New Roman" w:cs="Times New Roman"/>
         </w:rPr>
-        <w:t xml:space="preserve">SELECT </w:t>
-      </w:r>
-      <w:proofErr w:type="gramStart"/>
-      <w:r>
-        <w:rPr>
-          <w:rFonts w:ascii="Times New Roman" w:hAnsi="Times New Roman" w:cs="Times New Roman"/>
-        </w:rPr>
-        <w:t>SUM(</w:t>
-      </w:r>
-      <w:proofErr w:type="gramEnd"/>
-      <w:r>
-        <w:rPr>
-          <w:rFonts w:ascii="Times New Roman" w:hAnsi="Times New Roman" w:cs="Times New Roman"/>
-        </w:rPr>
-        <w:t xml:space="preserve">price) AS </w:t>
+        <w:t xml:space="preserve">SELECT SUM(price) AS </w:t>
       </w:r>
       <w:proofErr w:type="spellStart"/>
       <w:r>
@@ -1650,21 +1504,7 @@
         <w:rPr>
           <w:rFonts w:ascii="Times New Roman" w:hAnsi="Times New Roman" w:cs="Times New Roman"/>
         </w:rPr>
-        <w:t xml:space="preserve">SELECT </w:t>
-      </w:r>
-      <w:proofErr w:type="gramStart"/>
-      <w:r>
-        <w:rPr>
-          <w:rFonts w:ascii="Times New Roman" w:hAnsi="Times New Roman" w:cs="Times New Roman"/>
-        </w:rPr>
-        <w:t>AVG(</w:t>
-      </w:r>
-      <w:proofErr w:type="gramEnd"/>
-      <w:r>
-        <w:rPr>
-          <w:rFonts w:ascii="Times New Roman" w:hAnsi="Times New Roman" w:cs="Times New Roman"/>
-        </w:rPr>
-        <w:t>price) AS Average_Price</w:t>
+        <w:t>SELECT AVG(price) AS Average_Price</w:t>
       </w:r>
     </w:p>
     <w:p>
@@ -1692,21 +1532,7 @@
         <w:rPr>
           <w:rFonts w:ascii="Times New Roman" w:hAnsi="Times New Roman" w:cs="Times New Roman"/>
         </w:rPr>
-        <w:t xml:space="preserve">SELECT </w:t>
-      </w:r>
-      <w:proofErr w:type="gramStart"/>
-      <w:r>
-        <w:rPr>
-          <w:rFonts w:ascii="Times New Roman" w:hAnsi="Times New Roman" w:cs="Times New Roman"/>
-        </w:rPr>
-        <w:t>MAX(</w:t>
-      </w:r>
-      <w:proofErr w:type="gramEnd"/>
-      <w:r>
-        <w:rPr>
-          <w:rFonts w:ascii="Times New Roman" w:hAnsi="Times New Roman" w:cs="Times New Roman"/>
-        </w:rPr>
-        <w:t xml:space="preserve">price) AS </w:t>
+        <w:t xml:space="preserve">SELECT MAX(price) AS </w:t>
       </w:r>
       <w:proofErr w:type="spellStart"/>
       <w:r>
@@ -1742,21 +1568,7 @@
         <w:rPr>
           <w:rFonts w:ascii="Times New Roman" w:hAnsi="Times New Roman" w:cs="Times New Roman"/>
         </w:rPr>
-        <w:t xml:space="preserve">SELECT </w:t>
-      </w:r>
-      <w:proofErr w:type="gramStart"/>
-      <w:r>
-        <w:rPr>
-          <w:rFonts w:ascii="Times New Roman" w:hAnsi="Times New Roman" w:cs="Times New Roman"/>
-        </w:rPr>
-        <w:t>MIN(</w:t>
-      </w:r>
-      <w:proofErr w:type="gramEnd"/>
-      <w:r>
-        <w:rPr>
-          <w:rFonts w:ascii="Times New Roman" w:hAnsi="Times New Roman" w:cs="Times New Roman"/>
-        </w:rPr>
-        <w:t xml:space="preserve">price) AS </w:t>
+        <w:t xml:space="preserve">SELECT MIN(price) AS </w:t>
       </w:r>
       <w:proofErr w:type="spellStart"/>
       <w:r>
@@ -2165,35 +1977,7 @@
         <w:rPr>
           <w:rFonts w:ascii="Times New Roman" w:hAnsi="Times New Roman" w:cs="Times New Roman"/>
         </w:rPr>
-        <w:t xml:space="preserve">Apply aggregate functions such as </w:t>
-      </w:r>
-      <w:proofErr w:type="gramStart"/>
-      <w:r>
-        <w:rPr>
-          <w:rFonts w:ascii="Times New Roman" w:hAnsi="Times New Roman" w:cs="Times New Roman"/>
-        </w:rPr>
-        <w:t>COUNT(</w:t>
-      </w:r>
-      <w:proofErr w:type="gramEnd"/>
-      <w:r>
-        <w:rPr>
-          <w:rFonts w:ascii="Times New Roman" w:hAnsi="Times New Roman" w:cs="Times New Roman"/>
-        </w:rPr>
-        <w:t xml:space="preserve">) and </w:t>
-      </w:r>
-      <w:proofErr w:type="gramStart"/>
-      <w:r>
-        <w:rPr>
-          <w:rFonts w:ascii="Times New Roman" w:hAnsi="Times New Roman" w:cs="Times New Roman"/>
-        </w:rPr>
-        <w:t>SUM(</w:t>
-      </w:r>
-      <w:proofErr w:type="gramEnd"/>
-      <w:r>
-        <w:rPr>
-          <w:rFonts w:ascii="Times New Roman" w:hAnsi="Times New Roman" w:cs="Times New Roman"/>
-        </w:rPr>
-        <w:t xml:space="preserve">). </w:t>
+        <w:t xml:space="preserve">Apply aggregate functions such as COUNT() and SUM(). </w:t>
       </w:r>
     </w:p>
     <w:p>
@@ -2304,21 +2088,7 @@
         <w:rPr>
           <w:rFonts w:ascii="Times New Roman" w:hAnsi="Times New Roman" w:cs="Times New Roman"/>
         </w:rPr>
-        <w:t xml:space="preserve">SELECT country, </w:t>
-      </w:r>
-      <w:proofErr w:type="gramStart"/>
-      <w:r>
-        <w:rPr>
-          <w:rFonts w:ascii="Times New Roman" w:hAnsi="Times New Roman" w:cs="Times New Roman"/>
-        </w:rPr>
-        <w:t>COUNT(</w:t>
-      </w:r>
-      <w:proofErr w:type="gramEnd"/>
-      <w:r>
-        <w:rPr>
-          <w:rFonts w:ascii="Times New Roman" w:hAnsi="Times New Roman" w:cs="Times New Roman"/>
-        </w:rPr>
-        <w:t xml:space="preserve">*) AS </w:t>
+        <w:t xml:space="preserve">SELECT country, COUNT(*) AS </w:t>
       </w:r>
       <w:proofErr w:type="spellStart"/>
       <w:r>
@@ -2402,21 +2172,7 @@
         <w:rPr>
           <w:rFonts w:ascii="Times New Roman" w:hAnsi="Times New Roman" w:cs="Times New Roman"/>
         </w:rPr>
-        <w:t xml:space="preserve">, </w:t>
-      </w:r>
-      <w:proofErr w:type="gramStart"/>
-      <w:r>
-        <w:rPr>
-          <w:rFonts w:ascii="Times New Roman" w:hAnsi="Times New Roman" w:cs="Times New Roman"/>
-        </w:rPr>
-        <w:t>SUM(</w:t>
-      </w:r>
-      <w:proofErr w:type="gramEnd"/>
-      <w:r>
-        <w:rPr>
-          <w:rFonts w:ascii="Times New Roman" w:hAnsi="Times New Roman" w:cs="Times New Roman"/>
-        </w:rPr>
-        <w:t xml:space="preserve">price) AS </w:t>
+        <w:t xml:space="preserve">, SUM(price) AS </w:t>
       </w:r>
       <w:proofErr w:type="spellStart"/>
       <w:r>
@@ -2474,21 +2230,7 @@
         <w:rPr>
           <w:rFonts w:ascii="Times New Roman" w:hAnsi="Times New Roman" w:cs="Times New Roman"/>
         </w:rPr>
-        <w:t xml:space="preserve">HAVING </w:t>
-      </w:r>
-      <w:proofErr w:type="gramStart"/>
-      <w:r>
-        <w:rPr>
-          <w:rFonts w:ascii="Times New Roman" w:hAnsi="Times New Roman" w:cs="Times New Roman"/>
-        </w:rPr>
-        <w:t>SUM(</w:t>
-      </w:r>
-      <w:proofErr w:type="gramEnd"/>
-      <w:r>
-        <w:rPr>
-          <w:rFonts w:ascii="Times New Roman" w:hAnsi="Times New Roman" w:cs="Times New Roman"/>
-        </w:rPr>
-        <w:t>price) &gt; 500;</w:t>
+        <w:t>HAVING SUM(price) &gt; 500;</w:t>
       </w:r>
     </w:p>
     <w:p>
@@ -3989,6 +3731,7 @@
       <w:r>
         <w:rPr>
           <w:rFonts w:ascii="Times New Roman" w:hAnsi="Times New Roman" w:cs="Times New Roman"/>
+          <w:noProof/>
         </w:rPr>
         <w:drawing>
           <wp:inline distT="0" distB="0" distL="0" distR="0" wp14:anchorId="6AAF2247" wp14:editId="282C6BED">
@@ -4045,6 +3788,7 @@
       <w:r>
         <w:rPr>
           <w:rFonts w:ascii="Times New Roman" w:hAnsi="Times New Roman" w:cs="Times New Roman"/>
+          <w:noProof/>
         </w:rPr>
         <w:drawing>
           <wp:inline distT="0" distB="0" distL="0" distR="0" wp14:anchorId="74B8B721" wp14:editId="437FFC75">
@@ -4099,6 +3843,3256 @@
         </w:rPr>
       </w:pPr>
     </w:p>
+    <w:p>
+      <w:pPr>
+        <w:spacing w:line="360" w:lineRule="auto"/>
+        <w:rPr>
+          <w:rFonts w:ascii="Times New Roman" w:hAnsi="Times New Roman" w:cs="Times New Roman"/>
+        </w:rPr>
+      </w:pPr>
+    </w:p>
+    <w:p>
+      <w:pPr>
+        <w:spacing w:line="360" w:lineRule="auto"/>
+        <w:rPr>
+          <w:rFonts w:ascii="Times New Roman" w:hAnsi="Times New Roman" w:cs="Times New Roman"/>
+        </w:rPr>
+      </w:pPr>
+    </w:p>
+    <w:p>
+      <w:pPr>
+        <w:spacing w:line="360" w:lineRule="auto"/>
+        <w:rPr>
+          <w:rFonts w:ascii="Times New Roman" w:hAnsi="Times New Roman" w:cs="Times New Roman"/>
+        </w:rPr>
+      </w:pPr>
+    </w:p>
+    <w:p>
+      <w:pPr>
+        <w:spacing w:line="360" w:lineRule="auto"/>
+        <w:rPr>
+          <w:rFonts w:ascii="Times New Roman" w:hAnsi="Times New Roman" w:cs="Times New Roman"/>
+        </w:rPr>
+      </w:pPr>
+    </w:p>
+    <w:p>
+      <w:pPr>
+        <w:spacing w:line="360" w:lineRule="auto"/>
+        <w:rPr>
+          <w:rFonts w:ascii="Times New Roman" w:hAnsi="Times New Roman" w:cs="Times New Roman"/>
+        </w:rPr>
+      </w:pPr>
+    </w:p>
+    <w:p>
+      <w:pPr>
+        <w:spacing w:line="360" w:lineRule="auto"/>
+        <w:rPr>
+          <w:rFonts w:ascii="Times New Roman" w:hAnsi="Times New Roman" w:cs="Times New Roman"/>
+        </w:rPr>
+      </w:pPr>
+    </w:p>
+    <w:p>
+      <w:pPr>
+        <w:spacing w:line="360" w:lineRule="auto"/>
+        <w:rPr>
+          <w:rFonts w:ascii="Times New Roman" w:hAnsi="Times New Roman" w:cs="Times New Roman"/>
+        </w:rPr>
+      </w:pPr>
+    </w:p>
+    <w:p>
+      <w:pPr>
+        <w:spacing w:line="360" w:lineRule="auto"/>
+        <w:rPr>
+          <w:rFonts w:ascii="Times New Roman" w:hAnsi="Times New Roman" w:cs="Times New Roman"/>
+        </w:rPr>
+      </w:pPr>
+    </w:p>
+    <w:p>
+      <w:pPr>
+        <w:spacing w:line="360" w:lineRule="auto"/>
+        <w:rPr>
+          <w:rFonts w:ascii="Times New Roman" w:hAnsi="Times New Roman" w:cs="Times New Roman"/>
+        </w:rPr>
+      </w:pPr>
+    </w:p>
+    <w:p>
+      <w:pPr>
+        <w:spacing w:line="360" w:lineRule="auto"/>
+        <w:rPr>
+          <w:rFonts w:ascii="Times New Roman" w:hAnsi="Times New Roman" w:cs="Times New Roman"/>
+        </w:rPr>
+      </w:pPr>
+    </w:p>
+    <w:p>
+      <w:pPr>
+        <w:spacing w:line="360" w:lineRule="auto"/>
+        <w:rPr>
+          <w:rFonts w:ascii="Times New Roman" w:hAnsi="Times New Roman" w:cs="Times New Roman"/>
+        </w:rPr>
+      </w:pPr>
+    </w:p>
+    <w:p>
+      <w:pPr>
+        <w:spacing w:line="360" w:lineRule="auto"/>
+        <w:rPr>
+          <w:rFonts w:ascii="Times New Roman" w:hAnsi="Times New Roman" w:cs="Times New Roman"/>
+        </w:rPr>
+      </w:pPr>
+    </w:p>
+    <w:p>
+      <w:pPr>
+        <w:spacing w:line="360" w:lineRule="auto"/>
+        <w:rPr>
+          <w:rFonts w:ascii="Times New Roman" w:hAnsi="Times New Roman" w:cs="Times New Roman"/>
+        </w:rPr>
+      </w:pPr>
+      <w:r>
+        <w:rPr>
+          <w:rFonts w:ascii="Times New Roman" w:hAnsi="Times New Roman" w:cs="Times New Roman"/>
+        </w:rPr>
+        <w:lastRenderedPageBreak/>
+        <w:t xml:space="preserve">Ex. No: 10           </w:t>
+      </w:r>
+      <w:r>
+        <w:rPr>
+          <w:rFonts w:ascii="Times New Roman" w:hAnsi="Times New Roman" w:cs="Times New Roman"/>
+        </w:rPr>
+        <w:t xml:space="preserve">        </w:t>
+      </w:r>
+      <w:r>
+        <w:rPr>
+          <w:rFonts w:ascii="Times New Roman" w:hAnsi="Times New Roman" w:cs="Times New Roman"/>
+        </w:rPr>
+        <w:t xml:space="preserve">        </w:t>
+      </w:r>
+      <w:r>
+        <w:rPr>
+          <w:rFonts w:ascii="Times New Roman" w:hAnsi="Times New Roman" w:cs="Times New Roman"/>
+        </w:rPr>
+        <w:t>Database with VIEW and INDEX</w:t>
+      </w:r>
+    </w:p>
+    <w:p>
+      <w:pPr>
+        <w:spacing w:line="360" w:lineRule="auto"/>
+        <w:rPr>
+          <w:rFonts w:ascii="Times New Roman" w:hAnsi="Times New Roman" w:cs="Times New Roman"/>
+        </w:rPr>
+      </w:pPr>
+    </w:p>
+    <w:p>
+      <w:pPr>
+        <w:spacing w:line="360" w:lineRule="auto"/>
+        <w:rPr>
+          <w:rFonts w:ascii="Times New Roman" w:hAnsi="Times New Roman" w:cs="Times New Roman"/>
+        </w:rPr>
+      </w:pPr>
+      <w:r>
+        <w:rPr>
+          <w:rFonts w:ascii="Times New Roman" w:hAnsi="Times New Roman" w:cs="Times New Roman"/>
+        </w:rPr>
+        <w:t>Aim</w:t>
+      </w:r>
+      <w:r>
+        <w:rPr>
+          <w:rFonts w:ascii="Times New Roman" w:hAnsi="Times New Roman" w:cs="Times New Roman"/>
+        </w:rPr>
+        <w:t xml:space="preserve">: </w:t>
+      </w:r>
+      <w:r>
+        <w:rPr>
+          <w:rFonts w:ascii="Times New Roman" w:hAnsi="Times New Roman" w:cs="Times New Roman"/>
+        </w:rPr>
+        <w:t xml:space="preserve">To create and use a </w:t>
+      </w:r>
+      <w:r>
+        <w:rPr>
+          <w:rFonts w:ascii="Times New Roman" w:hAnsi="Times New Roman" w:cs="Times New Roman"/>
+          <w:b/>
+          <w:bCs/>
+        </w:rPr>
+        <w:t>VIEW</w:t>
+      </w:r>
+      <w:r>
+        <w:rPr>
+          <w:rFonts w:ascii="Times New Roman" w:hAnsi="Times New Roman" w:cs="Times New Roman"/>
+        </w:rPr>
+        <w:t xml:space="preserve"> and an </w:t>
+      </w:r>
+      <w:r>
+        <w:rPr>
+          <w:rFonts w:ascii="Times New Roman" w:hAnsi="Times New Roman" w:cs="Times New Roman"/>
+          <w:b/>
+          <w:bCs/>
+        </w:rPr>
+        <w:t>INDEX</w:t>
+      </w:r>
+      <w:r>
+        <w:rPr>
+          <w:rFonts w:ascii="Times New Roman" w:hAnsi="Times New Roman" w:cs="Times New Roman"/>
+        </w:rPr>
+        <w:t xml:space="preserve"> on the imports table to simplify data retrieval and improve query performance.</w:t>
+      </w:r>
+    </w:p>
+    <w:p>
+      <w:pPr>
+        <w:spacing w:line="360" w:lineRule="auto"/>
+        <w:rPr>
+          <w:rFonts w:ascii="Times New Roman" w:hAnsi="Times New Roman" w:cs="Times New Roman"/>
+        </w:rPr>
+      </w:pPr>
+      <w:r>
+        <w:rPr>
+          <w:rFonts w:ascii="Times New Roman" w:hAnsi="Times New Roman" w:cs="Times New Roman"/>
+        </w:rPr>
+        <w:t>Procedure</w:t>
+      </w:r>
+      <w:r>
+        <w:rPr>
+          <w:rFonts w:ascii="Times New Roman" w:hAnsi="Times New Roman" w:cs="Times New Roman"/>
+        </w:rPr>
+        <w:t xml:space="preserve">: </w:t>
+      </w:r>
+    </w:p>
+    <w:p>
+      <w:pPr>
+        <w:pStyle w:val="ListParagraph"/>
+        <w:numPr>
+          <w:ilvl w:val="0"/>
+          <w:numId w:val="3"/>
+        </w:numPr>
+        <w:spacing w:line="360" w:lineRule="auto"/>
+        <w:rPr>
+          <w:rFonts w:ascii="Times New Roman" w:hAnsi="Times New Roman" w:cs="Times New Roman"/>
+        </w:rPr>
+      </w:pPr>
+      <w:r>
+        <w:rPr>
+          <w:rFonts w:ascii="Times New Roman" w:hAnsi="Times New Roman" w:cs="Times New Roman"/>
+        </w:rPr>
+        <w:t xml:space="preserve">Create/use the database containing the imports table. </w:t>
+      </w:r>
+    </w:p>
+    <w:p>
+      <w:pPr>
+        <w:pStyle w:val="ListParagraph"/>
+        <w:numPr>
+          <w:ilvl w:val="0"/>
+          <w:numId w:val="3"/>
+        </w:numPr>
+        <w:spacing w:line="360" w:lineRule="auto"/>
+        <w:rPr>
+          <w:rFonts w:ascii="Times New Roman" w:hAnsi="Times New Roman" w:cs="Times New Roman"/>
+        </w:rPr>
+      </w:pPr>
+      <w:r>
+        <w:rPr>
+          <w:rFonts w:ascii="Times New Roman" w:hAnsi="Times New Roman" w:cs="Times New Roman"/>
+        </w:rPr>
+        <w:t xml:space="preserve">Create a </w:t>
+      </w:r>
+      <w:r>
+        <w:rPr>
+          <w:rFonts w:ascii="Times New Roman" w:hAnsi="Times New Roman" w:cs="Times New Roman"/>
+          <w:b/>
+          <w:bCs/>
+        </w:rPr>
+        <w:t>VIEW</w:t>
+      </w:r>
+      <w:r>
+        <w:rPr>
+          <w:rFonts w:ascii="Times New Roman" w:hAnsi="Times New Roman" w:cs="Times New Roman"/>
+        </w:rPr>
+        <w:t xml:space="preserve"> to display imported products whose price is greater than ₹100. </w:t>
+      </w:r>
+    </w:p>
+    <w:p>
+      <w:pPr>
+        <w:pStyle w:val="ListParagraph"/>
+        <w:numPr>
+          <w:ilvl w:val="0"/>
+          <w:numId w:val="3"/>
+        </w:numPr>
+        <w:spacing w:line="360" w:lineRule="auto"/>
+        <w:rPr>
+          <w:rFonts w:ascii="Times New Roman" w:hAnsi="Times New Roman" w:cs="Times New Roman"/>
+        </w:rPr>
+      </w:pPr>
+      <w:r>
+        <w:rPr>
+          <w:rFonts w:ascii="Times New Roman" w:hAnsi="Times New Roman" w:cs="Times New Roman"/>
+        </w:rPr>
+        <w:t xml:space="preserve">Retrieve records from the created view. </w:t>
+      </w:r>
+    </w:p>
+    <w:p>
+      <w:pPr>
+        <w:pStyle w:val="ListParagraph"/>
+        <w:numPr>
+          <w:ilvl w:val="0"/>
+          <w:numId w:val="3"/>
+        </w:numPr>
+        <w:spacing w:line="360" w:lineRule="auto"/>
+        <w:rPr>
+          <w:rFonts w:ascii="Times New Roman" w:hAnsi="Times New Roman" w:cs="Times New Roman"/>
+        </w:rPr>
+      </w:pPr>
+      <w:r>
+        <w:rPr>
+          <w:rFonts w:ascii="Times New Roman" w:hAnsi="Times New Roman" w:cs="Times New Roman"/>
+        </w:rPr>
+        <w:t xml:space="preserve">Create an </w:t>
+      </w:r>
+      <w:r>
+        <w:rPr>
+          <w:rFonts w:ascii="Times New Roman" w:hAnsi="Times New Roman" w:cs="Times New Roman"/>
+          <w:b/>
+          <w:bCs/>
+        </w:rPr>
+        <w:t>INDEX</w:t>
+      </w:r>
+      <w:r>
+        <w:rPr>
+          <w:rFonts w:ascii="Times New Roman" w:hAnsi="Times New Roman" w:cs="Times New Roman"/>
+        </w:rPr>
+        <w:t xml:space="preserve"> on the price column. </w:t>
+      </w:r>
+    </w:p>
+    <w:p>
+      <w:pPr>
+        <w:pStyle w:val="ListParagraph"/>
+        <w:numPr>
+          <w:ilvl w:val="0"/>
+          <w:numId w:val="3"/>
+        </w:numPr>
+        <w:spacing w:line="360" w:lineRule="auto"/>
+        <w:rPr>
+          <w:rFonts w:ascii="Times New Roman" w:hAnsi="Times New Roman" w:cs="Times New Roman"/>
+        </w:rPr>
+      </w:pPr>
+      <w:r>
+        <w:rPr>
+          <w:rFonts w:ascii="Times New Roman" w:hAnsi="Times New Roman" w:cs="Times New Roman"/>
+        </w:rPr>
+        <w:t xml:space="preserve">Display the index information using SHOW INDEX. </w:t>
+      </w:r>
+    </w:p>
+    <w:p>
+      <w:pPr>
+        <w:pStyle w:val="ListParagraph"/>
+        <w:numPr>
+          <w:ilvl w:val="0"/>
+          <w:numId w:val="3"/>
+        </w:numPr>
+        <w:spacing w:line="360" w:lineRule="auto"/>
+        <w:rPr>
+          <w:rFonts w:ascii="Times New Roman" w:hAnsi="Times New Roman" w:cs="Times New Roman"/>
+        </w:rPr>
+      </w:pPr>
+      <w:r>
+        <w:rPr>
+          <w:rFonts w:ascii="Times New Roman" w:hAnsi="Times New Roman" w:cs="Times New Roman"/>
+        </w:rPr>
+        <w:t>Use the indexed column in a query.</w:t>
+      </w:r>
+    </w:p>
+    <w:p>
+      <w:pPr>
+        <w:spacing w:line="360" w:lineRule="auto"/>
+        <w:rPr>
+          <w:rFonts w:ascii="Times New Roman" w:hAnsi="Times New Roman" w:cs="Times New Roman"/>
+        </w:rPr>
+      </w:pPr>
+    </w:p>
+    <w:p>
+      <w:pPr>
+        <w:spacing w:line="360" w:lineRule="auto"/>
+        <w:rPr>
+          <w:rFonts w:ascii="Times New Roman" w:hAnsi="Times New Roman" w:cs="Times New Roman"/>
+        </w:rPr>
+      </w:pPr>
+      <w:r>
+        <w:rPr>
+          <w:rFonts w:ascii="Times New Roman" w:hAnsi="Times New Roman" w:cs="Times New Roman"/>
+        </w:rPr>
+        <w:t>SQL Queries</w:t>
+      </w:r>
+      <w:r>
+        <w:rPr>
+          <w:rFonts w:ascii="Times New Roman" w:hAnsi="Times New Roman" w:cs="Times New Roman"/>
+        </w:rPr>
+        <w:t>:</w:t>
+      </w:r>
+    </w:p>
+    <w:p>
+      <w:pPr>
+        <w:spacing w:line="360" w:lineRule="auto"/>
+        <w:rPr>
+          <w:rFonts w:ascii="Times New Roman" w:hAnsi="Times New Roman" w:cs="Times New Roman"/>
+        </w:rPr>
+      </w:pPr>
+      <w:r>
+        <w:rPr>
+          <w:rFonts w:ascii="Times New Roman" w:hAnsi="Times New Roman" w:cs="Times New Roman"/>
+        </w:rPr>
+        <w:t>Create the VIEW</w:t>
+      </w:r>
+      <w:r>
+        <w:rPr>
+          <w:rFonts w:ascii="Times New Roman" w:hAnsi="Times New Roman" w:cs="Times New Roman"/>
+        </w:rPr>
+        <w:t>:</w:t>
+      </w:r>
+    </w:p>
+    <w:p>
+      <w:pPr>
+        <w:spacing w:line="360" w:lineRule="auto"/>
+        <w:rPr>
+          <w:rFonts w:ascii="Times New Roman" w:hAnsi="Times New Roman" w:cs="Times New Roman"/>
+        </w:rPr>
+      </w:pPr>
+      <w:r>
+        <w:rPr>
+          <w:rFonts w:ascii="Times New Roman" w:hAnsi="Times New Roman" w:cs="Times New Roman"/>
+        </w:rPr>
+        <w:t xml:space="preserve">CREATE VIEW </w:t>
+      </w:r>
+      <w:proofErr w:type="spellStart"/>
+      <w:r>
+        <w:rPr>
+          <w:rFonts w:ascii="Times New Roman" w:hAnsi="Times New Roman" w:cs="Times New Roman"/>
+        </w:rPr>
+        <w:t>expensive_imports</w:t>
+      </w:r>
+      <w:proofErr w:type="spellEnd"/>
+      <w:r>
+        <w:rPr>
+          <w:rFonts w:ascii="Times New Roman" w:hAnsi="Times New Roman" w:cs="Times New Roman"/>
+        </w:rPr>
+        <w:t xml:space="preserve"> AS</w:t>
+      </w:r>
+    </w:p>
+    <w:p>
+      <w:pPr>
+        <w:spacing w:line="360" w:lineRule="auto"/>
+        <w:rPr>
+          <w:rFonts w:ascii="Times New Roman" w:hAnsi="Times New Roman" w:cs="Times New Roman"/>
+        </w:rPr>
+      </w:pPr>
+      <w:r>
+        <w:rPr>
+          <w:rFonts w:ascii="Times New Roman" w:hAnsi="Times New Roman" w:cs="Times New Roman"/>
+        </w:rPr>
+        <w:t xml:space="preserve">SELECT </w:t>
+      </w:r>
+      <w:proofErr w:type="spellStart"/>
+      <w:r>
+        <w:rPr>
+          <w:rFonts w:ascii="Times New Roman" w:hAnsi="Times New Roman" w:cs="Times New Roman"/>
+        </w:rPr>
+        <w:t>import_id</w:t>
+      </w:r>
+      <w:proofErr w:type="spellEnd"/>
+      <w:r>
+        <w:rPr>
+          <w:rFonts w:ascii="Times New Roman" w:hAnsi="Times New Roman" w:cs="Times New Roman"/>
+        </w:rPr>
+        <w:t xml:space="preserve">, </w:t>
+      </w:r>
+      <w:proofErr w:type="spellStart"/>
+      <w:r>
+        <w:rPr>
+          <w:rFonts w:ascii="Times New Roman" w:hAnsi="Times New Roman" w:cs="Times New Roman"/>
+        </w:rPr>
+        <w:t>product_name</w:t>
+      </w:r>
+      <w:proofErr w:type="spellEnd"/>
+      <w:r>
+        <w:rPr>
+          <w:rFonts w:ascii="Times New Roman" w:hAnsi="Times New Roman" w:cs="Times New Roman"/>
+        </w:rPr>
+        <w:t xml:space="preserve">, country, price, </w:t>
+      </w:r>
+      <w:proofErr w:type="spellStart"/>
+      <w:r>
+        <w:rPr>
+          <w:rFonts w:ascii="Times New Roman" w:hAnsi="Times New Roman" w:cs="Times New Roman"/>
+        </w:rPr>
+        <w:t>import_date</w:t>
+      </w:r>
+      <w:proofErr w:type="spellEnd"/>
+      <w:r>
+        <w:rPr>
+          <w:rFonts w:ascii="Times New Roman" w:hAnsi="Times New Roman" w:cs="Times New Roman"/>
+        </w:rPr>
+        <w:t xml:space="preserve">, </w:t>
+      </w:r>
+      <w:proofErr w:type="spellStart"/>
+      <w:r>
+        <w:rPr>
+          <w:rFonts w:ascii="Times New Roman" w:hAnsi="Times New Roman" w:cs="Times New Roman"/>
+        </w:rPr>
+        <w:t>status_product</w:t>
+      </w:r>
+      <w:proofErr w:type="spellEnd"/>
+    </w:p>
+    <w:p>
+      <w:pPr>
+        <w:spacing w:line="360" w:lineRule="auto"/>
+        <w:rPr>
+          <w:rFonts w:ascii="Times New Roman" w:hAnsi="Times New Roman" w:cs="Times New Roman"/>
+        </w:rPr>
+      </w:pPr>
+      <w:r>
+        <w:rPr>
+          <w:rFonts w:ascii="Times New Roman" w:hAnsi="Times New Roman" w:cs="Times New Roman"/>
+        </w:rPr>
+        <w:t>FROM imports</w:t>
+      </w:r>
+    </w:p>
+    <w:p>
+      <w:pPr>
+        <w:spacing w:line="360" w:lineRule="auto"/>
+        <w:rPr>
+          <w:rFonts w:ascii="Times New Roman" w:hAnsi="Times New Roman" w:cs="Times New Roman"/>
+        </w:rPr>
+      </w:pPr>
+      <w:r>
+        <w:rPr>
+          <w:rFonts w:ascii="Times New Roman" w:hAnsi="Times New Roman" w:cs="Times New Roman"/>
+        </w:rPr>
+        <w:t>WHERE price &gt; 100;</w:t>
+      </w:r>
+    </w:p>
+    <w:p>
+      <w:pPr>
+        <w:spacing w:line="360" w:lineRule="auto"/>
+        <w:rPr>
+          <w:rFonts w:ascii="Times New Roman" w:hAnsi="Times New Roman" w:cs="Times New Roman"/>
+        </w:rPr>
+      </w:pPr>
+    </w:p>
+    <w:p>
+      <w:pPr>
+        <w:spacing w:line="360" w:lineRule="auto"/>
+        <w:rPr>
+          <w:rFonts w:ascii="Times New Roman" w:hAnsi="Times New Roman" w:cs="Times New Roman"/>
+        </w:rPr>
+      </w:pPr>
+      <w:r>
+        <w:rPr>
+          <w:rFonts w:ascii="Times New Roman" w:hAnsi="Times New Roman" w:cs="Times New Roman"/>
+        </w:rPr>
+        <w:t>Display the VIEW</w:t>
+      </w:r>
+      <w:r>
+        <w:rPr>
+          <w:rFonts w:ascii="Times New Roman" w:hAnsi="Times New Roman" w:cs="Times New Roman"/>
+        </w:rPr>
+        <w:t>:</w:t>
+      </w:r>
+    </w:p>
+    <w:p>
+      <w:pPr>
+        <w:spacing w:line="360" w:lineRule="auto"/>
+        <w:rPr>
+          <w:rFonts w:ascii="Times New Roman" w:hAnsi="Times New Roman" w:cs="Times New Roman"/>
+        </w:rPr>
+      </w:pPr>
+      <w:r>
+        <w:rPr>
+          <w:rFonts w:ascii="Times New Roman" w:hAnsi="Times New Roman" w:cs="Times New Roman"/>
+        </w:rPr>
+        <w:t xml:space="preserve">SELECT * FROM </w:t>
+      </w:r>
+      <w:proofErr w:type="spellStart"/>
+      <w:r>
+        <w:rPr>
+          <w:rFonts w:ascii="Times New Roman" w:hAnsi="Times New Roman" w:cs="Times New Roman"/>
+        </w:rPr>
+        <w:t>expensive_imports</w:t>
+      </w:r>
+      <w:proofErr w:type="spellEnd"/>
+      <w:r>
+        <w:rPr>
+          <w:rFonts w:ascii="Times New Roman" w:hAnsi="Times New Roman" w:cs="Times New Roman"/>
+        </w:rPr>
+        <w:t>;</w:t>
+      </w:r>
+    </w:p>
+    <w:p>
+      <w:pPr>
+        <w:spacing w:line="360" w:lineRule="auto"/>
+        <w:rPr>
+          <w:rFonts w:ascii="Times New Roman" w:hAnsi="Times New Roman" w:cs="Times New Roman"/>
+        </w:rPr>
+      </w:pPr>
+    </w:p>
+    <w:p>
+      <w:pPr>
+        <w:spacing w:line="360" w:lineRule="auto"/>
+        <w:rPr>
+          <w:rFonts w:ascii="Times New Roman" w:hAnsi="Times New Roman" w:cs="Times New Roman"/>
+        </w:rPr>
+      </w:pPr>
+      <w:r>
+        <w:rPr>
+          <w:rFonts w:ascii="Times New Roman" w:hAnsi="Times New Roman" w:cs="Times New Roman"/>
+        </w:rPr>
+        <w:lastRenderedPageBreak/>
+        <w:drawing>
+          <wp:inline distT="0" distB="0" distL="0" distR="0" wp14:anchorId="55046046" wp14:editId="6DE38783">
+            <wp:extent cx="5731510" cy="2524125"/>
+            <wp:effectExtent l="0" t="0" r="2540" b="9525"/>
+            <wp:docPr id="1242126268" name="Picture 1"/>
+            <wp:cNvGraphicFramePr>
+              <a:graphicFrameLocks xmlns:a="http://schemas.openxmlformats.org/drawingml/2006/main" noChangeAspect="1"/>
+            </wp:cNvGraphicFramePr>
+            <a:graphic xmlns:a="http://schemas.openxmlformats.org/drawingml/2006/main">
+              <a:graphicData uri="http://schemas.openxmlformats.org/drawingml/2006/picture">
+                <pic:pic xmlns:pic="http://schemas.openxmlformats.org/drawingml/2006/picture">
+                  <pic:nvPicPr>
+                    <pic:cNvPr id="1242126268" name=""/>
+                    <pic:cNvPicPr/>
+                  </pic:nvPicPr>
+                  <pic:blipFill>
+                    <a:blip r:embed="rId18"/>
+                    <a:stretch>
+                      <a:fillRect/>
+                    </a:stretch>
+                  </pic:blipFill>
+                  <pic:spPr>
+                    <a:xfrm>
+                      <a:off x="0" y="0"/>
+                      <a:ext cx="5731510" cy="2524125"/>
+                    </a:xfrm>
+                    <a:prstGeom prst="rect">
+                      <a:avLst/>
+                    </a:prstGeom>
+                  </pic:spPr>
+                </pic:pic>
+              </a:graphicData>
+            </a:graphic>
+          </wp:inline>
+        </w:drawing>
+      </w:r>
+    </w:p>
+    <w:p>
+      <w:pPr>
+        <w:spacing w:line="360" w:lineRule="auto"/>
+        <w:rPr>
+          <w:rFonts w:ascii="Times New Roman" w:hAnsi="Times New Roman" w:cs="Times New Roman"/>
+        </w:rPr>
+      </w:pPr>
+    </w:p>
+    <w:p>
+      <w:pPr>
+        <w:spacing w:line="360" w:lineRule="auto"/>
+        <w:rPr>
+          <w:rFonts w:ascii="Times New Roman" w:hAnsi="Times New Roman" w:cs="Times New Roman"/>
+        </w:rPr>
+      </w:pPr>
+      <w:r>
+        <w:rPr>
+          <w:rFonts w:ascii="Times New Roman" w:hAnsi="Times New Roman" w:cs="Times New Roman"/>
+        </w:rPr>
+        <w:t>Result</w:t>
+      </w:r>
+      <w:r>
+        <w:rPr>
+          <w:rFonts w:ascii="Times New Roman" w:hAnsi="Times New Roman" w:cs="Times New Roman"/>
+        </w:rPr>
+        <w:t>:</w:t>
+      </w:r>
+    </w:p>
+    <w:p>
+      <w:pPr>
+        <w:spacing w:line="360" w:lineRule="auto"/>
+        <w:rPr>
+          <w:rFonts w:ascii="Times New Roman" w:hAnsi="Times New Roman" w:cs="Times New Roman"/>
+        </w:rPr>
+      </w:pPr>
+      <w:r>
+        <w:rPr>
+          <w:rFonts w:ascii="Times New Roman" w:hAnsi="Times New Roman" w:cs="Times New Roman"/>
+        </w:rPr>
+        <w:t xml:space="preserve">The VIEW </w:t>
+      </w:r>
+      <w:proofErr w:type="spellStart"/>
+      <w:r>
+        <w:rPr>
+          <w:rFonts w:ascii="Times New Roman" w:hAnsi="Times New Roman" w:cs="Times New Roman"/>
+        </w:rPr>
+        <w:t>import_price_view</w:t>
+      </w:r>
+      <w:proofErr w:type="spellEnd"/>
+      <w:r>
+        <w:rPr>
+          <w:rFonts w:ascii="Times New Roman" w:hAnsi="Times New Roman" w:cs="Times New Roman"/>
+        </w:rPr>
+        <w:t xml:space="preserve"> and INDEX </w:t>
+      </w:r>
+      <w:proofErr w:type="spellStart"/>
+      <w:r>
+        <w:rPr>
+          <w:rFonts w:ascii="Times New Roman" w:hAnsi="Times New Roman" w:cs="Times New Roman"/>
+        </w:rPr>
+        <w:t>idx_import_price</w:t>
+      </w:r>
+      <w:proofErr w:type="spellEnd"/>
+      <w:r>
+        <w:rPr>
+          <w:rFonts w:ascii="Times New Roman" w:hAnsi="Times New Roman" w:cs="Times New Roman"/>
+        </w:rPr>
+        <w:t xml:space="preserve"> were successfully created and executed on the imports table.</w:t>
+      </w:r>
+      <w:r>
+        <w:rPr>
+          <w:rFonts w:ascii="Times New Roman" w:hAnsi="Times New Roman" w:cs="Times New Roman"/>
+        </w:rPr>
+        <w:br/>
+        <w:t xml:space="preserve">Thus, the experiment on creating and using </w:t>
+      </w:r>
+      <w:r>
+        <w:rPr>
+          <w:rFonts w:ascii="Times New Roman" w:hAnsi="Times New Roman" w:cs="Times New Roman"/>
+          <w:b/>
+          <w:bCs/>
+        </w:rPr>
+        <w:t>VIEW and INDEX</w:t>
+      </w:r>
+      <w:r>
+        <w:rPr>
+          <w:rFonts w:ascii="Times New Roman" w:hAnsi="Times New Roman" w:cs="Times New Roman"/>
+        </w:rPr>
+        <w:t xml:space="preserve"> was successfully completed.</w:t>
+      </w:r>
+    </w:p>
+    <w:p>
+      <w:pPr>
+        <w:spacing w:line="360" w:lineRule="auto"/>
+        <w:rPr>
+          <w:rFonts w:ascii="Times New Roman" w:hAnsi="Times New Roman" w:cs="Times New Roman"/>
+        </w:rPr>
+      </w:pPr>
+    </w:p>
+    <w:p>
+      <w:pPr>
+        <w:spacing w:line="360" w:lineRule="auto"/>
+        <w:rPr>
+          <w:rFonts w:ascii="Times New Roman" w:hAnsi="Times New Roman" w:cs="Times New Roman"/>
+        </w:rPr>
+      </w:pPr>
+    </w:p>
+    <w:p>
+      <w:pPr>
+        <w:spacing w:line="360" w:lineRule="auto"/>
+        <w:rPr>
+          <w:rFonts w:ascii="Times New Roman" w:hAnsi="Times New Roman" w:cs="Times New Roman"/>
+        </w:rPr>
+      </w:pPr>
+    </w:p>
+    <w:p>
+      <w:pPr>
+        <w:spacing w:line="360" w:lineRule="auto"/>
+        <w:rPr>
+          <w:rFonts w:ascii="Times New Roman" w:hAnsi="Times New Roman" w:cs="Times New Roman"/>
+        </w:rPr>
+      </w:pPr>
+    </w:p>
+    <w:p>
+      <w:pPr>
+        <w:spacing w:line="360" w:lineRule="auto"/>
+        <w:rPr>
+          <w:rFonts w:ascii="Times New Roman" w:hAnsi="Times New Roman" w:cs="Times New Roman"/>
+        </w:rPr>
+      </w:pPr>
+    </w:p>
+    <w:p>
+      <w:pPr>
+        <w:spacing w:line="360" w:lineRule="auto"/>
+        <w:rPr>
+          <w:rFonts w:ascii="Times New Roman" w:hAnsi="Times New Roman" w:cs="Times New Roman"/>
+        </w:rPr>
+      </w:pPr>
+    </w:p>
+    <w:p>
+      <w:pPr>
+        <w:spacing w:line="360" w:lineRule="auto"/>
+        <w:rPr>
+          <w:rFonts w:ascii="Times New Roman" w:hAnsi="Times New Roman" w:cs="Times New Roman"/>
+        </w:rPr>
+      </w:pPr>
+    </w:p>
+    <w:p>
+      <w:pPr>
+        <w:spacing w:line="360" w:lineRule="auto"/>
+        <w:rPr>
+          <w:rFonts w:ascii="Times New Roman" w:hAnsi="Times New Roman" w:cs="Times New Roman"/>
+        </w:rPr>
+      </w:pPr>
+    </w:p>
+    <w:p>
+      <w:pPr>
+        <w:spacing w:line="360" w:lineRule="auto"/>
+        <w:rPr>
+          <w:rFonts w:ascii="Times New Roman" w:hAnsi="Times New Roman" w:cs="Times New Roman"/>
+        </w:rPr>
+      </w:pPr>
+    </w:p>
+    <w:p>
+      <w:pPr>
+        <w:spacing w:line="360" w:lineRule="auto"/>
+        <w:rPr>
+          <w:rFonts w:ascii="Times New Roman" w:hAnsi="Times New Roman" w:cs="Times New Roman"/>
+        </w:rPr>
+      </w:pPr>
+    </w:p>
+    <w:p>
+      <w:pPr>
+        <w:spacing w:line="360" w:lineRule="auto"/>
+        <w:rPr>
+          <w:rFonts w:ascii="Times New Roman" w:hAnsi="Times New Roman" w:cs="Times New Roman"/>
+        </w:rPr>
+      </w:pPr>
+    </w:p>
+    <w:p>
+      <w:pPr>
+        <w:spacing w:line="360" w:lineRule="auto"/>
+        <w:rPr>
+          <w:rFonts w:ascii="Times New Roman" w:hAnsi="Times New Roman" w:cs="Times New Roman"/>
+        </w:rPr>
+      </w:pPr>
+    </w:p>
+    <w:p>
+      <w:pPr>
+        <w:spacing w:line="360" w:lineRule="auto"/>
+        <w:rPr>
+          <w:rFonts w:ascii="Times New Roman" w:hAnsi="Times New Roman" w:cs="Times New Roman"/>
+        </w:rPr>
+      </w:pPr>
+      <w:proofErr w:type="spellStart"/>
+      <w:r>
+        <w:rPr>
+          <w:rFonts w:ascii="Times New Roman" w:hAnsi="Times New Roman" w:cs="Times New Roman"/>
+        </w:rPr>
+        <w:lastRenderedPageBreak/>
+        <w:t>Ex.No</w:t>
+      </w:r>
+      <w:proofErr w:type="spellEnd"/>
+      <w:r>
+        <w:rPr>
+          <w:rFonts w:ascii="Times New Roman" w:hAnsi="Times New Roman" w:cs="Times New Roman"/>
+        </w:rPr>
+        <w:t>: 11</w:t>
+      </w:r>
+      <w:r>
+        <w:rPr>
+          <w:rFonts w:ascii="Times New Roman" w:hAnsi="Times New Roman" w:cs="Times New Roman"/>
+        </w:rPr>
+        <w:t xml:space="preserve">                   </w:t>
+      </w:r>
+      <w:r>
+        <w:rPr>
+          <w:rFonts w:ascii="Times New Roman" w:hAnsi="Times New Roman" w:cs="Times New Roman"/>
+        </w:rPr>
+        <w:t>DATABASE WITH AUTO_INCREMENT SEQUENCES</w:t>
+      </w:r>
+      <w:r>
+        <w:rPr>
+          <w:rFonts w:ascii="Times New Roman" w:hAnsi="Times New Roman" w:cs="Times New Roman"/>
+        </w:rPr>
+        <w:t xml:space="preserve">           </w:t>
+      </w:r>
+    </w:p>
+    <w:p>
+      <w:pPr>
+        <w:spacing w:line="360" w:lineRule="auto"/>
+        <w:rPr>
+          <w:rFonts w:ascii="Times New Roman" w:hAnsi="Times New Roman" w:cs="Times New Roman"/>
+        </w:rPr>
+      </w:pPr>
+    </w:p>
+    <w:p>
+      <w:pPr>
+        <w:spacing w:line="360" w:lineRule="auto"/>
+        <w:rPr>
+          <w:rFonts w:ascii="Times New Roman" w:hAnsi="Times New Roman" w:cs="Times New Roman"/>
+        </w:rPr>
+      </w:pPr>
+      <w:r>
+        <w:rPr>
+          <w:rFonts w:ascii="Times New Roman" w:hAnsi="Times New Roman" w:cs="Times New Roman"/>
+        </w:rPr>
+        <w:t>Aim</w:t>
+      </w:r>
+      <w:r>
+        <w:rPr>
+          <w:rFonts w:ascii="Times New Roman" w:hAnsi="Times New Roman" w:cs="Times New Roman"/>
+        </w:rPr>
+        <w:t xml:space="preserve">: </w:t>
+      </w:r>
+      <w:r>
+        <w:rPr>
+          <w:rFonts w:ascii="Times New Roman" w:hAnsi="Times New Roman" w:cs="Times New Roman"/>
+        </w:rPr>
+        <w:t xml:space="preserve">To create and use an </w:t>
+      </w:r>
+      <w:r>
+        <w:rPr>
+          <w:rFonts w:ascii="Times New Roman" w:hAnsi="Times New Roman" w:cs="Times New Roman"/>
+          <w:b/>
+          <w:bCs/>
+        </w:rPr>
+        <w:t>AUTO_INCREMENT</w:t>
+      </w:r>
+      <w:r>
+        <w:rPr>
+          <w:rFonts w:ascii="Times New Roman" w:hAnsi="Times New Roman" w:cs="Times New Roman"/>
+        </w:rPr>
+        <w:t xml:space="preserve"> column in the imports table to automatically generate unique </w:t>
+      </w:r>
+      <w:proofErr w:type="spellStart"/>
+      <w:r>
+        <w:rPr>
+          <w:rFonts w:ascii="Times New Roman" w:hAnsi="Times New Roman" w:cs="Times New Roman"/>
+        </w:rPr>
+        <w:t>import_id</w:t>
+      </w:r>
+      <w:proofErr w:type="spellEnd"/>
+      <w:r>
+        <w:rPr>
+          <w:rFonts w:ascii="Times New Roman" w:hAnsi="Times New Roman" w:cs="Times New Roman"/>
+        </w:rPr>
+        <w:t xml:space="preserve"> values for new records.</w:t>
+      </w:r>
+    </w:p>
+    <w:p>
+      <w:pPr>
+        <w:spacing w:line="360" w:lineRule="auto"/>
+        <w:rPr>
+          <w:rFonts w:ascii="Times New Roman" w:hAnsi="Times New Roman" w:cs="Times New Roman"/>
+        </w:rPr>
+      </w:pPr>
+      <w:r>
+        <w:rPr>
+          <w:rFonts w:ascii="Times New Roman" w:hAnsi="Times New Roman" w:cs="Times New Roman"/>
+        </w:rPr>
+        <w:t>Procedure</w:t>
+      </w:r>
+      <w:r>
+        <w:rPr>
+          <w:rFonts w:ascii="Times New Roman" w:hAnsi="Times New Roman" w:cs="Times New Roman"/>
+        </w:rPr>
+        <w:t>:</w:t>
+      </w:r>
+    </w:p>
+    <w:p>
+      <w:pPr>
+        <w:pStyle w:val="ListParagraph"/>
+        <w:numPr>
+          <w:ilvl w:val="0"/>
+          <w:numId w:val="3"/>
+        </w:numPr>
+        <w:spacing w:line="360" w:lineRule="auto"/>
+        <w:rPr>
+          <w:rFonts w:ascii="Times New Roman" w:hAnsi="Times New Roman" w:cs="Times New Roman"/>
+        </w:rPr>
+      </w:pPr>
+      <w:r>
+        <w:rPr>
+          <w:rFonts w:ascii="Times New Roman" w:hAnsi="Times New Roman" w:cs="Times New Roman"/>
+        </w:rPr>
+        <w:t xml:space="preserve">Create the imports table with </w:t>
+      </w:r>
+      <w:proofErr w:type="spellStart"/>
+      <w:r>
+        <w:rPr>
+          <w:rFonts w:ascii="Times New Roman" w:hAnsi="Times New Roman" w:cs="Times New Roman"/>
+        </w:rPr>
+        <w:t>import_id</w:t>
+      </w:r>
+      <w:proofErr w:type="spellEnd"/>
+      <w:r>
+        <w:rPr>
+          <w:rFonts w:ascii="Times New Roman" w:hAnsi="Times New Roman" w:cs="Times New Roman"/>
+        </w:rPr>
+        <w:t xml:space="preserve"> defined as INT AUTO_INCREMENT. </w:t>
+      </w:r>
+    </w:p>
+    <w:p>
+      <w:pPr>
+        <w:pStyle w:val="ListParagraph"/>
+        <w:numPr>
+          <w:ilvl w:val="0"/>
+          <w:numId w:val="3"/>
+        </w:numPr>
+        <w:spacing w:line="360" w:lineRule="auto"/>
+        <w:rPr>
+          <w:rFonts w:ascii="Times New Roman" w:hAnsi="Times New Roman" w:cs="Times New Roman"/>
+        </w:rPr>
+      </w:pPr>
+      <w:r>
+        <w:rPr>
+          <w:rFonts w:ascii="Times New Roman" w:hAnsi="Times New Roman" w:cs="Times New Roman"/>
+        </w:rPr>
+        <w:t xml:space="preserve">Make </w:t>
+      </w:r>
+      <w:proofErr w:type="spellStart"/>
+      <w:r>
+        <w:rPr>
+          <w:rFonts w:ascii="Times New Roman" w:hAnsi="Times New Roman" w:cs="Times New Roman"/>
+        </w:rPr>
+        <w:t>import_id</w:t>
+      </w:r>
+      <w:proofErr w:type="spellEnd"/>
+      <w:r>
+        <w:rPr>
+          <w:rFonts w:ascii="Times New Roman" w:hAnsi="Times New Roman" w:cs="Times New Roman"/>
+        </w:rPr>
+        <w:t xml:space="preserve"> the primary key. </w:t>
+      </w:r>
+    </w:p>
+    <w:p>
+      <w:pPr>
+        <w:pStyle w:val="ListParagraph"/>
+        <w:numPr>
+          <w:ilvl w:val="0"/>
+          <w:numId w:val="3"/>
+        </w:numPr>
+        <w:spacing w:line="360" w:lineRule="auto"/>
+        <w:rPr>
+          <w:rFonts w:ascii="Times New Roman" w:hAnsi="Times New Roman" w:cs="Times New Roman"/>
+        </w:rPr>
+      </w:pPr>
+      <w:r>
+        <w:rPr>
+          <w:rFonts w:ascii="Times New Roman" w:hAnsi="Times New Roman" w:cs="Times New Roman"/>
+        </w:rPr>
+        <w:t xml:space="preserve">Insert records without specifying the </w:t>
+      </w:r>
+      <w:proofErr w:type="spellStart"/>
+      <w:r>
+        <w:rPr>
+          <w:rFonts w:ascii="Times New Roman" w:hAnsi="Times New Roman" w:cs="Times New Roman"/>
+        </w:rPr>
+        <w:t>import_id</w:t>
+      </w:r>
+      <w:proofErr w:type="spellEnd"/>
+      <w:r>
+        <w:rPr>
+          <w:rFonts w:ascii="Times New Roman" w:hAnsi="Times New Roman" w:cs="Times New Roman"/>
+        </w:rPr>
+        <w:t xml:space="preserve">. </w:t>
+      </w:r>
+    </w:p>
+    <w:p>
+      <w:pPr>
+        <w:pStyle w:val="ListParagraph"/>
+        <w:numPr>
+          <w:ilvl w:val="0"/>
+          <w:numId w:val="3"/>
+        </w:numPr>
+        <w:spacing w:line="360" w:lineRule="auto"/>
+        <w:rPr>
+          <w:rFonts w:ascii="Times New Roman" w:hAnsi="Times New Roman" w:cs="Times New Roman"/>
+        </w:rPr>
+      </w:pPr>
+      <w:r>
+        <w:rPr>
+          <w:rFonts w:ascii="Times New Roman" w:hAnsi="Times New Roman" w:cs="Times New Roman"/>
+        </w:rPr>
+        <w:t xml:space="preserve">MySQL automatically generates the next available ID. </w:t>
+      </w:r>
+    </w:p>
+    <w:p>
+      <w:pPr>
+        <w:pStyle w:val="ListParagraph"/>
+        <w:numPr>
+          <w:ilvl w:val="0"/>
+          <w:numId w:val="3"/>
+        </w:numPr>
+        <w:spacing w:line="360" w:lineRule="auto"/>
+        <w:rPr>
+          <w:rFonts w:ascii="Times New Roman" w:hAnsi="Times New Roman" w:cs="Times New Roman"/>
+        </w:rPr>
+      </w:pPr>
+      <w:r>
+        <w:rPr>
+          <w:rFonts w:ascii="Times New Roman" w:hAnsi="Times New Roman" w:cs="Times New Roman"/>
+        </w:rPr>
+        <w:t>Display the table to verify the generated IDs.</w:t>
+      </w:r>
+      <w:r>
+        <w:rPr>
+          <w:rFonts w:ascii="Times New Roman" w:hAnsi="Times New Roman" w:cs="Times New Roman"/>
+        </w:rPr>
+        <w:t xml:space="preserve">              </w:t>
+      </w:r>
+    </w:p>
+    <w:p>
+      <w:pPr>
+        <w:spacing w:line="360" w:lineRule="auto"/>
+        <w:rPr>
+          <w:rFonts w:ascii="Times New Roman" w:hAnsi="Times New Roman" w:cs="Times New Roman"/>
+        </w:rPr>
+      </w:pPr>
+      <w:r>
+        <w:rPr>
+          <w:rFonts w:ascii="Times New Roman" w:hAnsi="Times New Roman" w:cs="Times New Roman"/>
+        </w:rPr>
+        <w:t>SQL Query</w:t>
+      </w:r>
+      <w:r>
+        <w:rPr>
+          <w:rFonts w:ascii="Times New Roman" w:hAnsi="Times New Roman" w:cs="Times New Roman"/>
+        </w:rPr>
+        <w:t>:</w:t>
+      </w:r>
+    </w:p>
+    <w:p>
+      <w:pPr>
+        <w:spacing w:line="360" w:lineRule="auto"/>
+        <w:rPr>
+          <w:rFonts w:ascii="Times New Roman" w:hAnsi="Times New Roman" w:cs="Times New Roman"/>
+        </w:rPr>
+      </w:pPr>
+      <w:r>
+        <w:rPr>
+          <w:rFonts w:ascii="Times New Roman" w:hAnsi="Times New Roman" w:cs="Times New Roman"/>
+        </w:rPr>
+        <w:t>Verify AUTO_INCREMENT</w:t>
+      </w:r>
+      <w:r>
+        <w:rPr>
+          <w:rFonts w:ascii="Times New Roman" w:hAnsi="Times New Roman" w:cs="Times New Roman"/>
+        </w:rPr>
+        <w:t>:</w:t>
+      </w:r>
+    </w:p>
+    <w:p>
+      <w:pPr>
+        <w:spacing w:line="360" w:lineRule="auto"/>
+        <w:rPr>
+          <w:rFonts w:ascii="Times New Roman" w:hAnsi="Times New Roman" w:cs="Times New Roman"/>
+        </w:rPr>
+      </w:pPr>
+      <w:r>
+        <w:rPr>
+          <w:rFonts w:ascii="Times New Roman" w:hAnsi="Times New Roman" w:cs="Times New Roman"/>
+        </w:rPr>
+        <w:t>INSERT INTO imports</w:t>
+      </w:r>
+    </w:p>
+    <w:p>
+      <w:pPr>
+        <w:spacing w:line="360" w:lineRule="auto"/>
+        <w:rPr>
+          <w:rFonts w:ascii="Times New Roman" w:hAnsi="Times New Roman" w:cs="Times New Roman"/>
+        </w:rPr>
+      </w:pPr>
+      <w:r>
+        <w:rPr>
+          <w:rFonts w:ascii="Times New Roman" w:hAnsi="Times New Roman" w:cs="Times New Roman"/>
+        </w:rPr>
+        <w:t>(</w:t>
+      </w:r>
+      <w:proofErr w:type="spellStart"/>
+      <w:r>
+        <w:rPr>
+          <w:rFonts w:ascii="Times New Roman" w:hAnsi="Times New Roman" w:cs="Times New Roman"/>
+        </w:rPr>
+        <w:t>product_name</w:t>
+      </w:r>
+      <w:proofErr w:type="spellEnd"/>
+      <w:r>
+        <w:rPr>
+          <w:rFonts w:ascii="Times New Roman" w:hAnsi="Times New Roman" w:cs="Times New Roman"/>
+        </w:rPr>
+        <w:t xml:space="preserve">, country, price, </w:t>
+      </w:r>
+      <w:proofErr w:type="spellStart"/>
+      <w:r>
+        <w:rPr>
+          <w:rFonts w:ascii="Times New Roman" w:hAnsi="Times New Roman" w:cs="Times New Roman"/>
+        </w:rPr>
+        <w:t>import_date</w:t>
+      </w:r>
+      <w:proofErr w:type="spellEnd"/>
+      <w:r>
+        <w:rPr>
+          <w:rFonts w:ascii="Times New Roman" w:hAnsi="Times New Roman" w:cs="Times New Roman"/>
+        </w:rPr>
+        <w:t xml:space="preserve">, </w:t>
+      </w:r>
+      <w:proofErr w:type="spellStart"/>
+      <w:r>
+        <w:rPr>
+          <w:rFonts w:ascii="Times New Roman" w:hAnsi="Times New Roman" w:cs="Times New Roman"/>
+        </w:rPr>
+        <w:t>status_product</w:t>
+      </w:r>
+      <w:proofErr w:type="spellEnd"/>
+      <w:r>
+        <w:rPr>
+          <w:rFonts w:ascii="Times New Roman" w:hAnsi="Times New Roman" w:cs="Times New Roman"/>
+        </w:rPr>
+        <w:t>)</w:t>
+      </w:r>
+    </w:p>
+    <w:p>
+      <w:pPr>
+        <w:spacing w:line="360" w:lineRule="auto"/>
+        <w:rPr>
+          <w:rFonts w:ascii="Times New Roman" w:hAnsi="Times New Roman" w:cs="Times New Roman"/>
+        </w:rPr>
+      </w:pPr>
+      <w:r>
+        <w:rPr>
+          <w:rFonts w:ascii="Times New Roman" w:hAnsi="Times New Roman" w:cs="Times New Roman"/>
+        </w:rPr>
+        <w:t>VALUES</w:t>
+      </w:r>
+    </w:p>
+    <w:p>
+      <w:pPr>
+        <w:spacing w:line="360" w:lineRule="auto"/>
+        <w:rPr>
+          <w:rFonts w:ascii="Times New Roman" w:hAnsi="Times New Roman" w:cs="Times New Roman"/>
+        </w:rPr>
+      </w:pPr>
+      <w:r>
+        <w:rPr>
+          <w:rFonts w:ascii="Times New Roman" w:hAnsi="Times New Roman" w:cs="Times New Roman"/>
+        </w:rPr>
+        <w:t>('Wireless Headphones', 'USA', 150.00, '2024-05-10', 'Cleared');</w:t>
+      </w:r>
+    </w:p>
+    <w:p>
+      <w:pPr>
+        <w:spacing w:line="360" w:lineRule="auto"/>
+        <w:rPr>
+          <w:rFonts w:ascii="Times New Roman" w:hAnsi="Times New Roman" w:cs="Times New Roman"/>
+        </w:rPr>
+      </w:pPr>
+    </w:p>
+    <w:p>
+      <w:pPr>
+        <w:spacing w:line="360" w:lineRule="auto"/>
+        <w:rPr>
+          <w:rFonts w:ascii="Times New Roman" w:hAnsi="Times New Roman" w:cs="Times New Roman"/>
+        </w:rPr>
+      </w:pPr>
+      <w:r>
+        <w:rPr>
+          <w:rFonts w:ascii="Times New Roman" w:hAnsi="Times New Roman" w:cs="Times New Roman"/>
+        </w:rPr>
+        <w:drawing>
+          <wp:inline distT="0" distB="0" distL="0" distR="0" wp14:anchorId="0F317943" wp14:editId="36CFEDD0">
+            <wp:extent cx="5731510" cy="2963545"/>
+            <wp:effectExtent l="0" t="0" r="2540" b="8255"/>
+            <wp:docPr id="630001965" name="Picture 1"/>
+            <wp:cNvGraphicFramePr>
+              <a:graphicFrameLocks xmlns:a="http://schemas.openxmlformats.org/drawingml/2006/main" noChangeAspect="1"/>
+            </wp:cNvGraphicFramePr>
+            <a:graphic xmlns:a="http://schemas.openxmlformats.org/drawingml/2006/main">
+              <a:graphicData uri="http://schemas.openxmlformats.org/drawingml/2006/picture">
+                <pic:pic xmlns:pic="http://schemas.openxmlformats.org/drawingml/2006/picture">
+                  <pic:nvPicPr>
+                    <pic:cNvPr id="630001965" name=""/>
+                    <pic:cNvPicPr/>
+                  </pic:nvPicPr>
+                  <pic:blipFill>
+                    <a:blip r:embed="rId19"/>
+                    <a:stretch>
+                      <a:fillRect/>
+                    </a:stretch>
+                  </pic:blipFill>
+                  <pic:spPr>
+                    <a:xfrm>
+                      <a:off x="0" y="0"/>
+                      <a:ext cx="5731510" cy="2963545"/>
+                    </a:xfrm>
+                    <a:prstGeom prst="rect">
+                      <a:avLst/>
+                    </a:prstGeom>
+                  </pic:spPr>
+                </pic:pic>
+              </a:graphicData>
+            </a:graphic>
+          </wp:inline>
+        </w:drawing>
+      </w:r>
+    </w:p>
+    <w:p>
+      <w:pPr>
+        <w:spacing w:line="360" w:lineRule="auto"/>
+        <w:rPr>
+          <w:rFonts w:ascii="Times New Roman" w:hAnsi="Times New Roman" w:cs="Times New Roman"/>
+        </w:rPr>
+      </w:pPr>
+      <w:r>
+        <w:rPr>
+          <w:rFonts w:ascii="Times New Roman" w:hAnsi="Times New Roman" w:cs="Times New Roman"/>
+        </w:rPr>
+        <w:lastRenderedPageBreak/>
+        <w:t>Result</w:t>
+      </w:r>
+      <w:r>
+        <w:rPr>
+          <w:rFonts w:ascii="Times New Roman" w:hAnsi="Times New Roman" w:cs="Times New Roman"/>
+        </w:rPr>
+        <w:t>:</w:t>
+      </w:r>
+    </w:p>
+    <w:p>
+      <w:pPr>
+        <w:spacing w:line="360" w:lineRule="auto"/>
+        <w:rPr>
+          <w:rFonts w:ascii="Times New Roman" w:hAnsi="Times New Roman" w:cs="Times New Roman"/>
+        </w:rPr>
+      </w:pPr>
+      <w:r>
+        <w:rPr>
+          <w:rFonts w:ascii="Times New Roman" w:hAnsi="Times New Roman" w:cs="Times New Roman"/>
+        </w:rPr>
+        <w:t xml:space="preserve">The AUTO_INCREMENT feature was successfully implemented in the imports table, and </w:t>
+      </w:r>
+      <w:proofErr w:type="spellStart"/>
+      <w:r>
+        <w:rPr>
+          <w:rFonts w:ascii="Times New Roman" w:hAnsi="Times New Roman" w:cs="Times New Roman"/>
+        </w:rPr>
+        <w:t>import_id</w:t>
+      </w:r>
+      <w:proofErr w:type="spellEnd"/>
+      <w:r>
+        <w:rPr>
+          <w:rFonts w:ascii="Times New Roman" w:hAnsi="Times New Roman" w:cs="Times New Roman"/>
+        </w:rPr>
+        <w:t xml:space="preserve"> values were automatically generated from </w:t>
+      </w:r>
+      <w:r>
+        <w:rPr>
+          <w:rFonts w:ascii="Times New Roman" w:hAnsi="Times New Roman" w:cs="Times New Roman"/>
+          <w:b/>
+          <w:bCs/>
+        </w:rPr>
+        <w:t>1 to 11</w:t>
+      </w:r>
+      <w:r>
+        <w:rPr>
+          <w:rFonts w:ascii="Times New Roman" w:hAnsi="Times New Roman" w:cs="Times New Roman"/>
+        </w:rPr>
+        <w:t>.</w:t>
+      </w:r>
+      <w:r>
+        <w:rPr>
+          <w:rFonts w:ascii="Times New Roman" w:hAnsi="Times New Roman" w:cs="Times New Roman"/>
+        </w:rPr>
+        <w:br/>
+        <w:t xml:space="preserve">Thus, the experiment on </w:t>
+      </w:r>
+      <w:r>
+        <w:rPr>
+          <w:rFonts w:ascii="Times New Roman" w:hAnsi="Times New Roman" w:cs="Times New Roman"/>
+          <w:b/>
+          <w:bCs/>
+        </w:rPr>
+        <w:t>Database with AUTO_INCREMENT Sequences</w:t>
+      </w:r>
+      <w:r>
+        <w:rPr>
+          <w:rFonts w:ascii="Times New Roman" w:hAnsi="Times New Roman" w:cs="Times New Roman"/>
+        </w:rPr>
+        <w:t xml:space="preserve"> was successfully completed.</w:t>
+      </w:r>
+    </w:p>
+    <w:p>
+      <w:pPr>
+        <w:spacing w:line="360" w:lineRule="auto"/>
+        <w:rPr>
+          <w:rFonts w:ascii="Times New Roman" w:hAnsi="Times New Roman" w:cs="Times New Roman"/>
+        </w:rPr>
+      </w:pPr>
+    </w:p>
+    <w:p>
+      <w:pPr>
+        <w:spacing w:line="360" w:lineRule="auto"/>
+        <w:rPr>
+          <w:rFonts w:ascii="Times New Roman" w:hAnsi="Times New Roman" w:cs="Times New Roman"/>
+        </w:rPr>
+      </w:pPr>
+    </w:p>
+    <w:p>
+      <w:pPr>
+        <w:spacing w:line="360" w:lineRule="auto"/>
+        <w:rPr>
+          <w:rFonts w:ascii="Times New Roman" w:hAnsi="Times New Roman" w:cs="Times New Roman"/>
+        </w:rPr>
+      </w:pPr>
+    </w:p>
+    <w:p>
+      <w:pPr>
+        <w:spacing w:line="360" w:lineRule="auto"/>
+        <w:rPr>
+          <w:rFonts w:ascii="Times New Roman" w:hAnsi="Times New Roman" w:cs="Times New Roman"/>
+        </w:rPr>
+      </w:pPr>
+    </w:p>
+    <w:p>
+      <w:pPr>
+        <w:spacing w:line="360" w:lineRule="auto"/>
+        <w:rPr>
+          <w:rFonts w:ascii="Times New Roman" w:hAnsi="Times New Roman" w:cs="Times New Roman"/>
+        </w:rPr>
+      </w:pPr>
+    </w:p>
+    <w:p>
+      <w:pPr>
+        <w:spacing w:line="360" w:lineRule="auto"/>
+        <w:rPr>
+          <w:rFonts w:ascii="Times New Roman" w:hAnsi="Times New Roman" w:cs="Times New Roman"/>
+        </w:rPr>
+      </w:pPr>
+    </w:p>
+    <w:p>
+      <w:pPr>
+        <w:spacing w:line="360" w:lineRule="auto"/>
+        <w:rPr>
+          <w:rFonts w:ascii="Times New Roman" w:hAnsi="Times New Roman" w:cs="Times New Roman"/>
+        </w:rPr>
+      </w:pPr>
+    </w:p>
+    <w:p>
+      <w:pPr>
+        <w:spacing w:line="360" w:lineRule="auto"/>
+        <w:rPr>
+          <w:rFonts w:ascii="Times New Roman" w:hAnsi="Times New Roman" w:cs="Times New Roman"/>
+        </w:rPr>
+      </w:pPr>
+    </w:p>
+    <w:p>
+      <w:pPr>
+        <w:spacing w:line="360" w:lineRule="auto"/>
+        <w:rPr>
+          <w:rFonts w:ascii="Times New Roman" w:hAnsi="Times New Roman" w:cs="Times New Roman"/>
+        </w:rPr>
+      </w:pPr>
+    </w:p>
+    <w:p>
+      <w:pPr>
+        <w:spacing w:line="360" w:lineRule="auto"/>
+        <w:rPr>
+          <w:rFonts w:ascii="Times New Roman" w:hAnsi="Times New Roman" w:cs="Times New Roman"/>
+        </w:rPr>
+      </w:pPr>
+    </w:p>
+    <w:p>
+      <w:pPr>
+        <w:spacing w:line="360" w:lineRule="auto"/>
+        <w:rPr>
+          <w:rFonts w:ascii="Times New Roman" w:hAnsi="Times New Roman" w:cs="Times New Roman"/>
+        </w:rPr>
+      </w:pPr>
+    </w:p>
+    <w:p>
+      <w:pPr>
+        <w:spacing w:line="360" w:lineRule="auto"/>
+        <w:rPr>
+          <w:rFonts w:ascii="Times New Roman" w:hAnsi="Times New Roman" w:cs="Times New Roman"/>
+        </w:rPr>
+      </w:pPr>
+    </w:p>
+    <w:p>
+      <w:pPr>
+        <w:spacing w:line="360" w:lineRule="auto"/>
+        <w:rPr>
+          <w:rFonts w:ascii="Times New Roman" w:hAnsi="Times New Roman" w:cs="Times New Roman"/>
+        </w:rPr>
+      </w:pPr>
+    </w:p>
+    <w:p>
+      <w:pPr>
+        <w:spacing w:line="360" w:lineRule="auto"/>
+        <w:rPr>
+          <w:rFonts w:ascii="Times New Roman" w:hAnsi="Times New Roman" w:cs="Times New Roman"/>
+        </w:rPr>
+      </w:pPr>
+    </w:p>
+    <w:p>
+      <w:pPr>
+        <w:spacing w:line="360" w:lineRule="auto"/>
+        <w:rPr>
+          <w:rFonts w:ascii="Times New Roman" w:hAnsi="Times New Roman" w:cs="Times New Roman"/>
+        </w:rPr>
+      </w:pPr>
+    </w:p>
+    <w:p>
+      <w:pPr>
+        <w:spacing w:line="360" w:lineRule="auto"/>
+        <w:rPr>
+          <w:rFonts w:ascii="Times New Roman" w:hAnsi="Times New Roman" w:cs="Times New Roman"/>
+        </w:rPr>
+      </w:pPr>
+    </w:p>
+    <w:p>
+      <w:pPr>
+        <w:spacing w:line="360" w:lineRule="auto"/>
+        <w:rPr>
+          <w:rFonts w:ascii="Times New Roman" w:hAnsi="Times New Roman" w:cs="Times New Roman"/>
+        </w:rPr>
+      </w:pPr>
+    </w:p>
+    <w:p>
+      <w:pPr>
+        <w:spacing w:line="360" w:lineRule="auto"/>
+        <w:rPr>
+          <w:rFonts w:ascii="Times New Roman" w:hAnsi="Times New Roman" w:cs="Times New Roman"/>
+        </w:rPr>
+      </w:pPr>
+    </w:p>
+    <w:p>
+      <w:pPr>
+        <w:spacing w:line="360" w:lineRule="auto"/>
+        <w:rPr>
+          <w:rFonts w:ascii="Times New Roman" w:hAnsi="Times New Roman" w:cs="Times New Roman"/>
+        </w:rPr>
+      </w:pPr>
+    </w:p>
+    <w:p>
+      <w:pPr>
+        <w:spacing w:line="360" w:lineRule="auto"/>
+        <w:rPr>
+          <w:rFonts w:ascii="Times New Roman" w:hAnsi="Times New Roman" w:cs="Times New Roman"/>
+        </w:rPr>
+      </w:pPr>
+    </w:p>
+    <w:p>
+      <w:pPr>
+        <w:spacing w:line="360" w:lineRule="auto"/>
+        <w:rPr>
+          <w:rFonts w:ascii="Times New Roman" w:hAnsi="Times New Roman" w:cs="Times New Roman"/>
+        </w:rPr>
+      </w:pPr>
+      <w:r>
+        <w:rPr>
+          <w:rFonts w:ascii="Times New Roman" w:hAnsi="Times New Roman" w:cs="Times New Roman"/>
+        </w:rPr>
+        <w:lastRenderedPageBreak/>
+        <w:t xml:space="preserve">Ex. No:12 </w:t>
+      </w:r>
+      <w:r>
+        <w:rPr>
+          <w:rFonts w:ascii="Times New Roman" w:hAnsi="Times New Roman" w:cs="Times New Roman"/>
+        </w:rPr>
+        <w:t xml:space="preserve">                  </w:t>
+      </w:r>
+      <w:r>
+        <w:rPr>
+          <w:rFonts w:ascii="Times New Roman" w:hAnsi="Times New Roman" w:cs="Times New Roman"/>
+        </w:rPr>
+        <w:t>Simple Programming using REPEAT, WHILE</w:t>
+      </w:r>
+    </w:p>
+    <w:p>
+      <w:pPr>
+        <w:spacing w:line="360" w:lineRule="auto"/>
+        <w:rPr>
+          <w:rFonts w:ascii="Times New Roman" w:hAnsi="Times New Roman" w:cs="Times New Roman"/>
+        </w:rPr>
+      </w:pPr>
+    </w:p>
+    <w:p>
+      <w:pPr>
+        <w:spacing w:line="360" w:lineRule="auto"/>
+        <w:rPr>
+          <w:rFonts w:ascii="Times New Roman" w:hAnsi="Times New Roman" w:cs="Times New Roman"/>
+        </w:rPr>
+      </w:pPr>
+      <w:r>
+        <w:rPr>
+          <w:rFonts w:ascii="Times New Roman" w:hAnsi="Times New Roman" w:cs="Times New Roman"/>
+        </w:rPr>
+        <w:t>Aim:</w:t>
+      </w:r>
+      <w:r>
+        <w:rPr>
+          <w:rFonts w:ascii="Times New Roman" w:hAnsi="Times New Roman" w:cs="Times New Roman"/>
+        </w:rPr>
+        <w:t xml:space="preserve"> </w:t>
+      </w:r>
+      <w:r>
+        <w:rPr>
+          <w:rFonts w:ascii="Times New Roman" w:hAnsi="Times New Roman" w:cs="Times New Roman"/>
+        </w:rPr>
+        <w:t xml:space="preserve">To write and execute MySQL stored procedures using </w:t>
+      </w:r>
+      <w:r>
+        <w:rPr>
+          <w:rFonts w:ascii="Times New Roman" w:hAnsi="Times New Roman" w:cs="Times New Roman"/>
+          <w:b/>
+          <w:bCs/>
+        </w:rPr>
+        <w:t>WHILE</w:t>
+      </w:r>
+      <w:r>
+        <w:rPr>
+          <w:rFonts w:ascii="Times New Roman" w:hAnsi="Times New Roman" w:cs="Times New Roman"/>
+        </w:rPr>
+        <w:t xml:space="preserve"> and </w:t>
+      </w:r>
+      <w:r>
+        <w:rPr>
+          <w:rFonts w:ascii="Times New Roman" w:hAnsi="Times New Roman" w:cs="Times New Roman"/>
+          <w:b/>
+          <w:bCs/>
+        </w:rPr>
+        <w:t>REPEAT</w:t>
+      </w:r>
+      <w:r>
+        <w:rPr>
+          <w:rFonts w:ascii="Times New Roman" w:hAnsi="Times New Roman" w:cs="Times New Roman"/>
+        </w:rPr>
+        <w:t xml:space="preserve"> loops to process data from the imports table.</w:t>
+      </w:r>
+    </w:p>
+    <w:p>
+      <w:pPr>
+        <w:spacing w:line="360" w:lineRule="auto"/>
+        <w:rPr>
+          <w:rFonts w:ascii="Times New Roman" w:hAnsi="Times New Roman" w:cs="Times New Roman"/>
+        </w:rPr>
+      </w:pPr>
+      <w:r>
+        <w:rPr>
+          <w:rFonts w:ascii="Times New Roman" w:hAnsi="Times New Roman" w:cs="Times New Roman"/>
+        </w:rPr>
+        <w:t>Procedure</w:t>
+      </w:r>
+      <w:r>
+        <w:rPr>
+          <w:rFonts w:ascii="Times New Roman" w:hAnsi="Times New Roman" w:cs="Times New Roman"/>
+        </w:rPr>
+        <w:t>:</w:t>
+      </w:r>
+    </w:p>
+    <w:p>
+      <w:pPr>
+        <w:pStyle w:val="ListParagraph"/>
+        <w:numPr>
+          <w:ilvl w:val="0"/>
+          <w:numId w:val="3"/>
+        </w:numPr>
+        <w:spacing w:line="360" w:lineRule="auto"/>
+        <w:rPr>
+          <w:rFonts w:ascii="Times New Roman" w:hAnsi="Times New Roman" w:cs="Times New Roman"/>
+        </w:rPr>
+      </w:pPr>
+      <w:r>
+        <w:rPr>
+          <w:rFonts w:ascii="Times New Roman" w:hAnsi="Times New Roman" w:cs="Times New Roman"/>
+        </w:rPr>
+        <w:t xml:space="preserve">Select the </w:t>
+      </w:r>
+      <w:proofErr w:type="spellStart"/>
+      <w:r>
+        <w:rPr>
+          <w:rFonts w:ascii="Times New Roman" w:hAnsi="Times New Roman" w:cs="Times New Roman"/>
+        </w:rPr>
+        <w:t>importdb</w:t>
+      </w:r>
+      <w:proofErr w:type="spellEnd"/>
+      <w:r>
+        <w:rPr>
+          <w:rFonts w:ascii="Times New Roman" w:hAnsi="Times New Roman" w:cs="Times New Roman"/>
+        </w:rPr>
+        <w:t xml:space="preserve"> database containing the imports table. </w:t>
+      </w:r>
+    </w:p>
+    <w:p>
+      <w:pPr>
+        <w:pStyle w:val="ListParagraph"/>
+        <w:numPr>
+          <w:ilvl w:val="0"/>
+          <w:numId w:val="3"/>
+        </w:numPr>
+        <w:spacing w:line="360" w:lineRule="auto"/>
+        <w:rPr>
+          <w:rFonts w:ascii="Times New Roman" w:hAnsi="Times New Roman" w:cs="Times New Roman"/>
+        </w:rPr>
+      </w:pPr>
+      <w:r>
+        <w:rPr>
+          <w:rFonts w:ascii="Times New Roman" w:hAnsi="Times New Roman" w:cs="Times New Roman"/>
+        </w:rPr>
+        <w:t xml:space="preserve">Create a stored procedure using a </w:t>
+      </w:r>
+      <w:r>
+        <w:rPr>
+          <w:rFonts w:ascii="Times New Roman" w:hAnsi="Times New Roman" w:cs="Times New Roman"/>
+          <w:b/>
+          <w:bCs/>
+        </w:rPr>
+        <w:t>WHILE loop</w:t>
+      </w:r>
+      <w:r>
+        <w:rPr>
+          <w:rFonts w:ascii="Times New Roman" w:hAnsi="Times New Roman" w:cs="Times New Roman"/>
+        </w:rPr>
+        <w:t xml:space="preserve"> to display import records. </w:t>
+      </w:r>
+    </w:p>
+    <w:p>
+      <w:pPr>
+        <w:pStyle w:val="ListParagraph"/>
+        <w:numPr>
+          <w:ilvl w:val="0"/>
+          <w:numId w:val="3"/>
+        </w:numPr>
+        <w:spacing w:line="360" w:lineRule="auto"/>
+        <w:rPr>
+          <w:rFonts w:ascii="Times New Roman" w:hAnsi="Times New Roman" w:cs="Times New Roman"/>
+        </w:rPr>
+      </w:pPr>
+      <w:r>
+        <w:rPr>
+          <w:rFonts w:ascii="Times New Roman" w:hAnsi="Times New Roman" w:cs="Times New Roman"/>
+        </w:rPr>
+        <w:t xml:space="preserve">Execute the procedure and observe the result. </w:t>
+      </w:r>
+    </w:p>
+    <w:p>
+      <w:pPr>
+        <w:pStyle w:val="ListParagraph"/>
+        <w:numPr>
+          <w:ilvl w:val="0"/>
+          <w:numId w:val="3"/>
+        </w:numPr>
+        <w:spacing w:line="360" w:lineRule="auto"/>
+        <w:rPr>
+          <w:rFonts w:ascii="Times New Roman" w:hAnsi="Times New Roman" w:cs="Times New Roman"/>
+        </w:rPr>
+      </w:pPr>
+      <w:r>
+        <w:rPr>
+          <w:rFonts w:ascii="Times New Roman" w:hAnsi="Times New Roman" w:cs="Times New Roman"/>
+        </w:rPr>
+        <w:t xml:space="preserve">Create another stored procedure using a </w:t>
+      </w:r>
+      <w:r>
+        <w:rPr>
+          <w:rFonts w:ascii="Times New Roman" w:hAnsi="Times New Roman" w:cs="Times New Roman"/>
+          <w:b/>
+          <w:bCs/>
+        </w:rPr>
+        <w:t>REPEAT loop</w:t>
+      </w:r>
+      <w:r>
+        <w:rPr>
+          <w:rFonts w:ascii="Times New Roman" w:hAnsi="Times New Roman" w:cs="Times New Roman"/>
+        </w:rPr>
+        <w:t xml:space="preserve"> to calculate the total price of imported products. </w:t>
+      </w:r>
+    </w:p>
+    <w:p>
+      <w:pPr>
+        <w:pStyle w:val="ListParagraph"/>
+        <w:numPr>
+          <w:ilvl w:val="0"/>
+          <w:numId w:val="3"/>
+        </w:numPr>
+        <w:spacing w:line="360" w:lineRule="auto"/>
+        <w:rPr>
+          <w:rFonts w:ascii="Times New Roman" w:hAnsi="Times New Roman" w:cs="Times New Roman"/>
+        </w:rPr>
+      </w:pPr>
+      <w:r>
+        <w:rPr>
+          <w:rFonts w:ascii="Times New Roman" w:hAnsi="Times New Roman" w:cs="Times New Roman"/>
+        </w:rPr>
+        <w:t>Execute the procedure and verify the result.</w:t>
+      </w:r>
+    </w:p>
+    <w:p>
+      <w:pPr>
+        <w:spacing w:line="360" w:lineRule="auto"/>
+        <w:rPr>
+          <w:rFonts w:ascii="Times New Roman" w:hAnsi="Times New Roman" w:cs="Times New Roman"/>
+        </w:rPr>
+      </w:pPr>
+      <w:r>
+        <w:rPr>
+          <w:rFonts w:ascii="Times New Roman" w:hAnsi="Times New Roman" w:cs="Times New Roman"/>
+        </w:rPr>
+        <w:t>SQL Query</w:t>
+      </w:r>
+      <w:r>
+        <w:rPr>
+          <w:rFonts w:ascii="Times New Roman" w:hAnsi="Times New Roman" w:cs="Times New Roman"/>
+        </w:rPr>
+        <w:t>:</w:t>
+      </w:r>
+    </w:p>
+    <w:p>
+      <w:pPr>
+        <w:pStyle w:val="ListParagraph"/>
+        <w:numPr>
+          <w:ilvl w:val="0"/>
+          <w:numId w:val="10"/>
+        </w:numPr>
+        <w:spacing w:line="360" w:lineRule="auto"/>
+        <w:rPr>
+          <w:rFonts w:ascii="Times New Roman" w:hAnsi="Times New Roman" w:cs="Times New Roman"/>
+        </w:rPr>
+      </w:pPr>
+      <w:r>
+        <w:rPr>
+          <w:rFonts w:ascii="Times New Roman" w:hAnsi="Times New Roman" w:cs="Times New Roman"/>
+        </w:rPr>
+        <w:t>Using WHILE Loop</w:t>
+      </w:r>
+      <w:r>
+        <w:rPr>
+          <w:rFonts w:ascii="Times New Roman" w:hAnsi="Times New Roman" w:cs="Times New Roman"/>
+        </w:rPr>
+        <w:t>:</w:t>
+      </w:r>
+    </w:p>
+    <w:p>
+      <w:pPr>
+        <w:pStyle w:val="ListParagraph"/>
+        <w:spacing w:line="360" w:lineRule="auto"/>
+        <w:rPr>
+          <w:rFonts w:ascii="Times New Roman" w:hAnsi="Times New Roman" w:cs="Times New Roman"/>
+        </w:rPr>
+      </w:pPr>
+      <w:r>
+        <w:rPr>
+          <w:rFonts w:ascii="Times New Roman" w:hAnsi="Times New Roman" w:cs="Times New Roman"/>
+        </w:rPr>
+        <w:t xml:space="preserve">USE </w:t>
+      </w:r>
+      <w:proofErr w:type="spellStart"/>
+      <w:r>
+        <w:rPr>
+          <w:rFonts w:ascii="Times New Roman" w:hAnsi="Times New Roman" w:cs="Times New Roman"/>
+        </w:rPr>
+        <w:t>importdb</w:t>
+      </w:r>
+      <w:proofErr w:type="spellEnd"/>
+      <w:r>
+        <w:rPr>
+          <w:rFonts w:ascii="Times New Roman" w:hAnsi="Times New Roman" w:cs="Times New Roman"/>
+        </w:rPr>
+        <w:t>;</w:t>
+      </w:r>
+    </w:p>
+    <w:p>
+      <w:pPr>
+        <w:pStyle w:val="ListParagraph"/>
+        <w:spacing w:line="360" w:lineRule="auto"/>
+        <w:rPr>
+          <w:rFonts w:ascii="Times New Roman" w:hAnsi="Times New Roman" w:cs="Times New Roman"/>
+        </w:rPr>
+      </w:pPr>
+    </w:p>
+    <w:p>
+      <w:pPr>
+        <w:pStyle w:val="ListParagraph"/>
+        <w:spacing w:line="360" w:lineRule="auto"/>
+        <w:rPr>
+          <w:rFonts w:ascii="Times New Roman" w:hAnsi="Times New Roman" w:cs="Times New Roman"/>
+        </w:rPr>
+      </w:pPr>
+      <w:r>
+        <w:rPr>
+          <w:rFonts w:ascii="Times New Roman" w:hAnsi="Times New Roman" w:cs="Times New Roman"/>
+        </w:rPr>
+        <w:t xml:space="preserve">DROP PROCEDURE IF EXISTS </w:t>
+      </w:r>
+      <w:proofErr w:type="spellStart"/>
+      <w:r>
+        <w:rPr>
+          <w:rFonts w:ascii="Times New Roman" w:hAnsi="Times New Roman" w:cs="Times New Roman"/>
+        </w:rPr>
+        <w:t>display_imports</w:t>
+      </w:r>
+      <w:proofErr w:type="spellEnd"/>
+      <w:r>
+        <w:rPr>
+          <w:rFonts w:ascii="Times New Roman" w:hAnsi="Times New Roman" w:cs="Times New Roman"/>
+        </w:rPr>
+        <w:t>;</w:t>
+      </w:r>
+    </w:p>
+    <w:p>
+      <w:pPr>
+        <w:pStyle w:val="ListParagraph"/>
+        <w:spacing w:line="360" w:lineRule="auto"/>
+        <w:rPr>
+          <w:rFonts w:ascii="Times New Roman" w:hAnsi="Times New Roman" w:cs="Times New Roman"/>
+        </w:rPr>
+      </w:pPr>
+    </w:p>
+    <w:p>
+      <w:pPr>
+        <w:pStyle w:val="ListParagraph"/>
+        <w:spacing w:line="360" w:lineRule="auto"/>
+        <w:rPr>
+          <w:rFonts w:ascii="Times New Roman" w:hAnsi="Times New Roman" w:cs="Times New Roman"/>
+        </w:rPr>
+      </w:pPr>
+      <w:r>
+        <w:rPr>
+          <w:rFonts w:ascii="Times New Roman" w:hAnsi="Times New Roman" w:cs="Times New Roman"/>
+        </w:rPr>
+        <w:t>DELIMITER //</w:t>
+      </w:r>
+    </w:p>
+    <w:p>
+      <w:pPr>
+        <w:pStyle w:val="ListParagraph"/>
+        <w:spacing w:line="360" w:lineRule="auto"/>
+        <w:rPr>
+          <w:rFonts w:ascii="Times New Roman" w:hAnsi="Times New Roman" w:cs="Times New Roman"/>
+        </w:rPr>
+      </w:pPr>
+    </w:p>
+    <w:p>
+      <w:pPr>
+        <w:pStyle w:val="ListParagraph"/>
+        <w:spacing w:line="360" w:lineRule="auto"/>
+        <w:rPr>
+          <w:rFonts w:ascii="Times New Roman" w:hAnsi="Times New Roman" w:cs="Times New Roman"/>
+        </w:rPr>
+      </w:pPr>
+      <w:r>
+        <w:rPr>
+          <w:rFonts w:ascii="Times New Roman" w:hAnsi="Times New Roman" w:cs="Times New Roman"/>
+        </w:rPr>
+        <w:t xml:space="preserve">CREATE PROCEDURE </w:t>
+      </w:r>
+      <w:proofErr w:type="spellStart"/>
+      <w:r>
+        <w:rPr>
+          <w:rFonts w:ascii="Times New Roman" w:hAnsi="Times New Roman" w:cs="Times New Roman"/>
+        </w:rPr>
+        <w:t>display_imports</w:t>
+      </w:r>
+      <w:proofErr w:type="spellEnd"/>
+      <w:r>
+        <w:rPr>
+          <w:rFonts w:ascii="Times New Roman" w:hAnsi="Times New Roman" w:cs="Times New Roman"/>
+        </w:rPr>
+        <w:t>()</w:t>
+      </w:r>
+    </w:p>
+    <w:p>
+      <w:pPr>
+        <w:pStyle w:val="ListParagraph"/>
+        <w:spacing w:line="360" w:lineRule="auto"/>
+        <w:rPr>
+          <w:rFonts w:ascii="Times New Roman" w:hAnsi="Times New Roman" w:cs="Times New Roman"/>
+        </w:rPr>
+      </w:pPr>
+      <w:r>
+        <w:rPr>
+          <w:rFonts w:ascii="Times New Roman" w:hAnsi="Times New Roman" w:cs="Times New Roman"/>
+        </w:rPr>
+        <w:t>BEGIN</w:t>
+      </w:r>
+    </w:p>
+    <w:p>
+      <w:pPr>
+        <w:pStyle w:val="ListParagraph"/>
+        <w:spacing w:line="360" w:lineRule="auto"/>
+        <w:rPr>
+          <w:rFonts w:ascii="Times New Roman" w:hAnsi="Times New Roman" w:cs="Times New Roman"/>
+        </w:rPr>
+      </w:pPr>
+      <w:r>
+        <w:rPr>
+          <w:rFonts w:ascii="Times New Roman" w:hAnsi="Times New Roman" w:cs="Times New Roman"/>
+        </w:rPr>
+        <w:t xml:space="preserve">    DECLARE </w:t>
+      </w:r>
+      <w:proofErr w:type="spellStart"/>
+      <w:r>
+        <w:rPr>
+          <w:rFonts w:ascii="Times New Roman" w:hAnsi="Times New Roman" w:cs="Times New Roman"/>
+        </w:rPr>
+        <w:t>i</w:t>
+      </w:r>
+      <w:proofErr w:type="spellEnd"/>
+      <w:r>
+        <w:rPr>
+          <w:rFonts w:ascii="Times New Roman" w:hAnsi="Times New Roman" w:cs="Times New Roman"/>
+        </w:rPr>
+        <w:t xml:space="preserve"> INT DEFAULT 1;</w:t>
+      </w:r>
+    </w:p>
+    <w:p>
+      <w:pPr>
+        <w:pStyle w:val="ListParagraph"/>
+        <w:spacing w:line="360" w:lineRule="auto"/>
+        <w:rPr>
+          <w:rFonts w:ascii="Times New Roman" w:hAnsi="Times New Roman" w:cs="Times New Roman"/>
+        </w:rPr>
+      </w:pPr>
+      <w:r>
+        <w:rPr>
+          <w:rFonts w:ascii="Times New Roman" w:hAnsi="Times New Roman" w:cs="Times New Roman"/>
+        </w:rPr>
+        <w:t xml:space="preserve">    DECLARE total INT;</w:t>
+      </w:r>
+    </w:p>
+    <w:p>
+      <w:pPr>
+        <w:pStyle w:val="ListParagraph"/>
+        <w:spacing w:line="360" w:lineRule="auto"/>
+        <w:rPr>
+          <w:rFonts w:ascii="Times New Roman" w:hAnsi="Times New Roman" w:cs="Times New Roman"/>
+        </w:rPr>
+      </w:pPr>
+    </w:p>
+    <w:p>
+      <w:pPr>
+        <w:pStyle w:val="ListParagraph"/>
+        <w:spacing w:line="360" w:lineRule="auto"/>
+        <w:rPr>
+          <w:rFonts w:ascii="Times New Roman" w:hAnsi="Times New Roman" w:cs="Times New Roman"/>
+        </w:rPr>
+      </w:pPr>
+      <w:r>
+        <w:rPr>
+          <w:rFonts w:ascii="Times New Roman" w:hAnsi="Times New Roman" w:cs="Times New Roman"/>
+        </w:rPr>
+        <w:t xml:space="preserve">    SELECT COUNT(*) INTO total</w:t>
+      </w:r>
+    </w:p>
+    <w:p>
+      <w:pPr>
+        <w:pStyle w:val="ListParagraph"/>
+        <w:spacing w:line="360" w:lineRule="auto"/>
+        <w:rPr>
+          <w:rFonts w:ascii="Times New Roman" w:hAnsi="Times New Roman" w:cs="Times New Roman"/>
+        </w:rPr>
+      </w:pPr>
+      <w:r>
+        <w:rPr>
+          <w:rFonts w:ascii="Times New Roman" w:hAnsi="Times New Roman" w:cs="Times New Roman"/>
+        </w:rPr>
+        <w:t xml:space="preserve">    FROM imports;</w:t>
+      </w:r>
+    </w:p>
+    <w:p>
+      <w:pPr>
+        <w:pStyle w:val="ListParagraph"/>
+        <w:spacing w:line="360" w:lineRule="auto"/>
+        <w:rPr>
+          <w:rFonts w:ascii="Times New Roman" w:hAnsi="Times New Roman" w:cs="Times New Roman"/>
+        </w:rPr>
+      </w:pPr>
+    </w:p>
+    <w:p>
+      <w:pPr>
+        <w:pStyle w:val="ListParagraph"/>
+        <w:spacing w:line="360" w:lineRule="auto"/>
+        <w:rPr>
+          <w:rFonts w:ascii="Times New Roman" w:hAnsi="Times New Roman" w:cs="Times New Roman"/>
+        </w:rPr>
+      </w:pPr>
+      <w:r>
+        <w:rPr>
+          <w:rFonts w:ascii="Times New Roman" w:hAnsi="Times New Roman" w:cs="Times New Roman"/>
+        </w:rPr>
+        <w:t xml:space="preserve">    WHILE </w:t>
+      </w:r>
+      <w:proofErr w:type="spellStart"/>
+      <w:r>
+        <w:rPr>
+          <w:rFonts w:ascii="Times New Roman" w:hAnsi="Times New Roman" w:cs="Times New Roman"/>
+        </w:rPr>
+        <w:t>i</w:t>
+      </w:r>
+      <w:proofErr w:type="spellEnd"/>
+      <w:r>
+        <w:rPr>
+          <w:rFonts w:ascii="Times New Roman" w:hAnsi="Times New Roman" w:cs="Times New Roman"/>
+        </w:rPr>
+        <w:t xml:space="preserve"> &lt;= total DO</w:t>
+      </w:r>
+    </w:p>
+    <w:p>
+      <w:pPr>
+        <w:pStyle w:val="ListParagraph"/>
+        <w:spacing w:line="360" w:lineRule="auto"/>
+        <w:rPr>
+          <w:rFonts w:ascii="Times New Roman" w:hAnsi="Times New Roman" w:cs="Times New Roman"/>
+        </w:rPr>
+      </w:pPr>
+    </w:p>
+    <w:p>
+      <w:pPr>
+        <w:pStyle w:val="ListParagraph"/>
+        <w:spacing w:line="360" w:lineRule="auto"/>
+        <w:rPr>
+          <w:rFonts w:ascii="Times New Roman" w:hAnsi="Times New Roman" w:cs="Times New Roman"/>
+        </w:rPr>
+      </w:pPr>
+      <w:r>
+        <w:rPr>
+          <w:rFonts w:ascii="Times New Roman" w:hAnsi="Times New Roman" w:cs="Times New Roman"/>
+        </w:rPr>
+        <w:t xml:space="preserve">        SELECT </w:t>
+      </w:r>
+      <w:proofErr w:type="spellStart"/>
+      <w:r>
+        <w:rPr>
+          <w:rFonts w:ascii="Times New Roman" w:hAnsi="Times New Roman" w:cs="Times New Roman"/>
+        </w:rPr>
+        <w:t>import_id</w:t>
+      </w:r>
+      <w:proofErr w:type="spellEnd"/>
+      <w:r>
+        <w:rPr>
+          <w:rFonts w:ascii="Times New Roman" w:hAnsi="Times New Roman" w:cs="Times New Roman"/>
+        </w:rPr>
+        <w:t xml:space="preserve">, </w:t>
+      </w:r>
+      <w:proofErr w:type="spellStart"/>
+      <w:r>
+        <w:rPr>
+          <w:rFonts w:ascii="Times New Roman" w:hAnsi="Times New Roman" w:cs="Times New Roman"/>
+        </w:rPr>
+        <w:t>product_name</w:t>
+      </w:r>
+      <w:proofErr w:type="spellEnd"/>
+      <w:r>
+        <w:rPr>
+          <w:rFonts w:ascii="Times New Roman" w:hAnsi="Times New Roman" w:cs="Times New Roman"/>
+        </w:rPr>
+        <w:t>, price</w:t>
+      </w:r>
+    </w:p>
+    <w:p>
+      <w:pPr>
+        <w:pStyle w:val="ListParagraph"/>
+        <w:spacing w:line="360" w:lineRule="auto"/>
+        <w:rPr>
+          <w:rFonts w:ascii="Times New Roman" w:hAnsi="Times New Roman" w:cs="Times New Roman"/>
+        </w:rPr>
+      </w:pPr>
+      <w:r>
+        <w:rPr>
+          <w:rFonts w:ascii="Times New Roman" w:hAnsi="Times New Roman" w:cs="Times New Roman"/>
+        </w:rPr>
+        <w:t xml:space="preserve">        FROM imports</w:t>
+      </w:r>
+    </w:p>
+    <w:p>
+      <w:pPr>
+        <w:pStyle w:val="ListParagraph"/>
+        <w:spacing w:line="360" w:lineRule="auto"/>
+        <w:rPr>
+          <w:rFonts w:ascii="Times New Roman" w:hAnsi="Times New Roman" w:cs="Times New Roman"/>
+        </w:rPr>
+      </w:pPr>
+      <w:r>
+        <w:rPr>
+          <w:rFonts w:ascii="Times New Roman" w:hAnsi="Times New Roman" w:cs="Times New Roman"/>
+        </w:rPr>
+        <w:lastRenderedPageBreak/>
+        <w:t xml:space="preserve">        WHERE </w:t>
+      </w:r>
+      <w:proofErr w:type="spellStart"/>
+      <w:r>
+        <w:rPr>
+          <w:rFonts w:ascii="Times New Roman" w:hAnsi="Times New Roman" w:cs="Times New Roman"/>
+        </w:rPr>
+        <w:t>import_id</w:t>
+      </w:r>
+      <w:proofErr w:type="spellEnd"/>
+      <w:r>
+        <w:rPr>
+          <w:rFonts w:ascii="Times New Roman" w:hAnsi="Times New Roman" w:cs="Times New Roman"/>
+        </w:rPr>
+        <w:t xml:space="preserve"> = </w:t>
+      </w:r>
+      <w:proofErr w:type="spellStart"/>
+      <w:r>
+        <w:rPr>
+          <w:rFonts w:ascii="Times New Roman" w:hAnsi="Times New Roman" w:cs="Times New Roman"/>
+        </w:rPr>
+        <w:t>i</w:t>
+      </w:r>
+      <w:proofErr w:type="spellEnd"/>
+      <w:r>
+        <w:rPr>
+          <w:rFonts w:ascii="Times New Roman" w:hAnsi="Times New Roman" w:cs="Times New Roman"/>
+        </w:rPr>
+        <w:t>;</w:t>
+      </w:r>
+    </w:p>
+    <w:p>
+      <w:pPr>
+        <w:pStyle w:val="ListParagraph"/>
+        <w:spacing w:line="360" w:lineRule="auto"/>
+        <w:rPr>
+          <w:rFonts w:ascii="Times New Roman" w:hAnsi="Times New Roman" w:cs="Times New Roman"/>
+        </w:rPr>
+      </w:pPr>
+    </w:p>
+    <w:p>
+      <w:pPr>
+        <w:pStyle w:val="ListParagraph"/>
+        <w:spacing w:line="360" w:lineRule="auto"/>
+        <w:rPr>
+          <w:rFonts w:ascii="Times New Roman" w:hAnsi="Times New Roman" w:cs="Times New Roman"/>
+        </w:rPr>
+      </w:pPr>
+      <w:r>
+        <w:rPr>
+          <w:rFonts w:ascii="Times New Roman" w:hAnsi="Times New Roman" w:cs="Times New Roman"/>
+        </w:rPr>
+        <w:t xml:space="preserve">        SET </w:t>
+      </w:r>
+      <w:proofErr w:type="spellStart"/>
+      <w:r>
+        <w:rPr>
+          <w:rFonts w:ascii="Times New Roman" w:hAnsi="Times New Roman" w:cs="Times New Roman"/>
+        </w:rPr>
+        <w:t>i</w:t>
+      </w:r>
+      <w:proofErr w:type="spellEnd"/>
+      <w:r>
+        <w:rPr>
+          <w:rFonts w:ascii="Times New Roman" w:hAnsi="Times New Roman" w:cs="Times New Roman"/>
+        </w:rPr>
+        <w:t xml:space="preserve"> = </w:t>
+      </w:r>
+      <w:proofErr w:type="spellStart"/>
+      <w:r>
+        <w:rPr>
+          <w:rFonts w:ascii="Times New Roman" w:hAnsi="Times New Roman" w:cs="Times New Roman"/>
+        </w:rPr>
+        <w:t>i</w:t>
+      </w:r>
+      <w:proofErr w:type="spellEnd"/>
+      <w:r>
+        <w:rPr>
+          <w:rFonts w:ascii="Times New Roman" w:hAnsi="Times New Roman" w:cs="Times New Roman"/>
+        </w:rPr>
+        <w:t xml:space="preserve"> + 1;</w:t>
+      </w:r>
+    </w:p>
+    <w:p>
+      <w:pPr>
+        <w:pStyle w:val="ListParagraph"/>
+        <w:spacing w:line="360" w:lineRule="auto"/>
+        <w:rPr>
+          <w:rFonts w:ascii="Times New Roman" w:hAnsi="Times New Roman" w:cs="Times New Roman"/>
+        </w:rPr>
+      </w:pPr>
+    </w:p>
+    <w:p>
+      <w:pPr>
+        <w:pStyle w:val="ListParagraph"/>
+        <w:spacing w:line="360" w:lineRule="auto"/>
+        <w:rPr>
+          <w:rFonts w:ascii="Times New Roman" w:hAnsi="Times New Roman" w:cs="Times New Roman"/>
+        </w:rPr>
+      </w:pPr>
+      <w:r>
+        <w:rPr>
+          <w:rFonts w:ascii="Times New Roman" w:hAnsi="Times New Roman" w:cs="Times New Roman"/>
+        </w:rPr>
+        <w:t xml:space="preserve">    END WHILE;</w:t>
+      </w:r>
+    </w:p>
+    <w:p>
+      <w:pPr>
+        <w:pStyle w:val="ListParagraph"/>
+        <w:spacing w:line="360" w:lineRule="auto"/>
+        <w:rPr>
+          <w:rFonts w:ascii="Times New Roman" w:hAnsi="Times New Roman" w:cs="Times New Roman"/>
+        </w:rPr>
+      </w:pPr>
+      <w:r>
+        <w:rPr>
+          <w:rFonts w:ascii="Times New Roman" w:hAnsi="Times New Roman" w:cs="Times New Roman"/>
+        </w:rPr>
+        <w:t>END //</w:t>
+      </w:r>
+    </w:p>
+    <w:p>
+      <w:pPr>
+        <w:pStyle w:val="ListParagraph"/>
+        <w:spacing w:line="360" w:lineRule="auto"/>
+        <w:rPr>
+          <w:rFonts w:ascii="Times New Roman" w:hAnsi="Times New Roman" w:cs="Times New Roman"/>
+        </w:rPr>
+      </w:pPr>
+    </w:p>
+    <w:p>
+      <w:pPr>
+        <w:pStyle w:val="ListParagraph"/>
+        <w:spacing w:line="360" w:lineRule="auto"/>
+        <w:rPr>
+          <w:rFonts w:ascii="Times New Roman" w:hAnsi="Times New Roman" w:cs="Times New Roman"/>
+        </w:rPr>
+      </w:pPr>
+      <w:r>
+        <w:rPr>
+          <w:rFonts w:ascii="Times New Roman" w:hAnsi="Times New Roman" w:cs="Times New Roman"/>
+        </w:rPr>
+        <w:t>DELIMITER ;</w:t>
+      </w:r>
+    </w:p>
+    <w:p>
+      <w:pPr>
+        <w:pStyle w:val="ListParagraph"/>
+        <w:spacing w:line="360" w:lineRule="auto"/>
+        <w:rPr>
+          <w:rFonts w:ascii="Times New Roman" w:hAnsi="Times New Roman" w:cs="Times New Roman"/>
+        </w:rPr>
+      </w:pPr>
+    </w:p>
+    <w:p>
+      <w:pPr>
+        <w:pStyle w:val="ListParagraph"/>
+        <w:spacing w:line="360" w:lineRule="auto"/>
+        <w:rPr>
+          <w:rFonts w:ascii="Times New Roman" w:hAnsi="Times New Roman" w:cs="Times New Roman"/>
+        </w:rPr>
+      </w:pPr>
+      <w:r>
+        <w:rPr>
+          <w:rFonts w:ascii="Times New Roman" w:hAnsi="Times New Roman" w:cs="Times New Roman"/>
+        </w:rPr>
+        <w:t xml:space="preserve">CALL </w:t>
+      </w:r>
+      <w:proofErr w:type="spellStart"/>
+      <w:r>
+        <w:rPr>
+          <w:rFonts w:ascii="Times New Roman" w:hAnsi="Times New Roman" w:cs="Times New Roman"/>
+        </w:rPr>
+        <w:t>display_imports</w:t>
+      </w:r>
+      <w:proofErr w:type="spellEnd"/>
+      <w:r>
+        <w:rPr>
+          <w:rFonts w:ascii="Times New Roman" w:hAnsi="Times New Roman" w:cs="Times New Roman"/>
+        </w:rPr>
+        <w:t>();</w:t>
+      </w:r>
+    </w:p>
+    <w:p>
+      <w:pPr>
+        <w:pStyle w:val="ListParagraph"/>
+        <w:spacing w:line="360" w:lineRule="auto"/>
+        <w:rPr>
+          <w:rFonts w:ascii="Times New Roman" w:hAnsi="Times New Roman" w:cs="Times New Roman"/>
+        </w:rPr>
+      </w:pPr>
+    </w:p>
+    <w:p>
+      <w:pPr>
+        <w:pStyle w:val="ListParagraph"/>
+        <w:spacing w:line="360" w:lineRule="auto"/>
+        <w:rPr>
+          <w:rFonts w:ascii="Times New Roman" w:hAnsi="Times New Roman" w:cs="Times New Roman"/>
+        </w:rPr>
+      </w:pPr>
+      <w:r>
+        <w:rPr>
+          <w:rFonts w:ascii="Times New Roman" w:hAnsi="Times New Roman" w:cs="Times New Roman"/>
+        </w:rPr>
+        <w:t>2.</w:t>
+      </w:r>
+      <w:r>
+        <w:rPr>
+          <w:rFonts w:ascii="Times New Roman" w:hAnsi="Times New Roman" w:cs="Times New Roman"/>
+        </w:rPr>
+        <w:t>Using REPEAT Loop</w:t>
+      </w:r>
+      <w:r>
+        <w:rPr>
+          <w:rFonts w:ascii="Times New Roman" w:hAnsi="Times New Roman" w:cs="Times New Roman"/>
+        </w:rPr>
+        <w:t>:</w:t>
+      </w:r>
+    </w:p>
+    <w:p>
+      <w:pPr>
+        <w:pStyle w:val="ListParagraph"/>
+        <w:spacing w:line="360" w:lineRule="auto"/>
+        <w:rPr>
+          <w:rFonts w:ascii="Times New Roman" w:hAnsi="Times New Roman" w:cs="Times New Roman"/>
+        </w:rPr>
+      </w:pPr>
+      <w:r>
+        <w:rPr>
+          <w:rFonts w:ascii="Times New Roman" w:hAnsi="Times New Roman" w:cs="Times New Roman"/>
+        </w:rPr>
+        <w:t xml:space="preserve">USE </w:t>
+      </w:r>
+      <w:proofErr w:type="spellStart"/>
+      <w:r>
+        <w:rPr>
+          <w:rFonts w:ascii="Times New Roman" w:hAnsi="Times New Roman" w:cs="Times New Roman"/>
+        </w:rPr>
+        <w:t>importdb</w:t>
+      </w:r>
+      <w:proofErr w:type="spellEnd"/>
+      <w:r>
+        <w:rPr>
+          <w:rFonts w:ascii="Times New Roman" w:hAnsi="Times New Roman" w:cs="Times New Roman"/>
+        </w:rPr>
+        <w:t>;</w:t>
+      </w:r>
+    </w:p>
+    <w:p>
+      <w:pPr>
+        <w:pStyle w:val="ListParagraph"/>
+        <w:spacing w:line="360" w:lineRule="auto"/>
+        <w:rPr>
+          <w:rFonts w:ascii="Times New Roman" w:hAnsi="Times New Roman" w:cs="Times New Roman"/>
+        </w:rPr>
+      </w:pPr>
+    </w:p>
+    <w:p>
+      <w:pPr>
+        <w:pStyle w:val="ListParagraph"/>
+        <w:spacing w:line="360" w:lineRule="auto"/>
+        <w:rPr>
+          <w:rFonts w:ascii="Times New Roman" w:hAnsi="Times New Roman" w:cs="Times New Roman"/>
+        </w:rPr>
+      </w:pPr>
+      <w:r>
+        <w:rPr>
+          <w:rFonts w:ascii="Times New Roman" w:hAnsi="Times New Roman" w:cs="Times New Roman"/>
+        </w:rPr>
+        <w:t xml:space="preserve">DROP PROCEDURE IF EXISTS </w:t>
+      </w:r>
+      <w:proofErr w:type="spellStart"/>
+      <w:r>
+        <w:rPr>
+          <w:rFonts w:ascii="Times New Roman" w:hAnsi="Times New Roman" w:cs="Times New Roman"/>
+        </w:rPr>
+        <w:t>total_import_price</w:t>
+      </w:r>
+      <w:proofErr w:type="spellEnd"/>
+      <w:r>
+        <w:rPr>
+          <w:rFonts w:ascii="Times New Roman" w:hAnsi="Times New Roman" w:cs="Times New Roman"/>
+        </w:rPr>
+        <w:t>;</w:t>
+      </w:r>
+    </w:p>
+    <w:p>
+      <w:pPr>
+        <w:pStyle w:val="ListParagraph"/>
+        <w:spacing w:line="360" w:lineRule="auto"/>
+        <w:rPr>
+          <w:rFonts w:ascii="Times New Roman" w:hAnsi="Times New Roman" w:cs="Times New Roman"/>
+        </w:rPr>
+      </w:pPr>
+    </w:p>
+    <w:p>
+      <w:pPr>
+        <w:pStyle w:val="ListParagraph"/>
+        <w:spacing w:line="360" w:lineRule="auto"/>
+        <w:rPr>
+          <w:rFonts w:ascii="Times New Roman" w:hAnsi="Times New Roman" w:cs="Times New Roman"/>
+        </w:rPr>
+      </w:pPr>
+      <w:r>
+        <w:rPr>
+          <w:rFonts w:ascii="Times New Roman" w:hAnsi="Times New Roman" w:cs="Times New Roman"/>
+        </w:rPr>
+        <w:t>DELIMITER //</w:t>
+      </w:r>
+    </w:p>
+    <w:p>
+      <w:pPr>
+        <w:pStyle w:val="ListParagraph"/>
+        <w:spacing w:line="360" w:lineRule="auto"/>
+        <w:rPr>
+          <w:rFonts w:ascii="Times New Roman" w:hAnsi="Times New Roman" w:cs="Times New Roman"/>
+        </w:rPr>
+      </w:pPr>
+    </w:p>
+    <w:p>
+      <w:pPr>
+        <w:pStyle w:val="ListParagraph"/>
+        <w:spacing w:line="360" w:lineRule="auto"/>
+        <w:rPr>
+          <w:rFonts w:ascii="Times New Roman" w:hAnsi="Times New Roman" w:cs="Times New Roman"/>
+        </w:rPr>
+      </w:pPr>
+      <w:r>
+        <w:rPr>
+          <w:rFonts w:ascii="Times New Roman" w:hAnsi="Times New Roman" w:cs="Times New Roman"/>
+        </w:rPr>
+        <w:t xml:space="preserve">CREATE PROCEDURE </w:t>
+      </w:r>
+      <w:proofErr w:type="spellStart"/>
+      <w:r>
+        <w:rPr>
+          <w:rFonts w:ascii="Times New Roman" w:hAnsi="Times New Roman" w:cs="Times New Roman"/>
+        </w:rPr>
+        <w:t>total_import_price</w:t>
+      </w:r>
+      <w:proofErr w:type="spellEnd"/>
+      <w:r>
+        <w:rPr>
+          <w:rFonts w:ascii="Times New Roman" w:hAnsi="Times New Roman" w:cs="Times New Roman"/>
+        </w:rPr>
+        <w:t>()</w:t>
+      </w:r>
+    </w:p>
+    <w:p>
+      <w:pPr>
+        <w:pStyle w:val="ListParagraph"/>
+        <w:spacing w:line="360" w:lineRule="auto"/>
+        <w:rPr>
+          <w:rFonts w:ascii="Times New Roman" w:hAnsi="Times New Roman" w:cs="Times New Roman"/>
+        </w:rPr>
+      </w:pPr>
+      <w:r>
+        <w:rPr>
+          <w:rFonts w:ascii="Times New Roman" w:hAnsi="Times New Roman" w:cs="Times New Roman"/>
+        </w:rPr>
+        <w:t>BEGIN</w:t>
+      </w:r>
+    </w:p>
+    <w:p>
+      <w:pPr>
+        <w:pStyle w:val="ListParagraph"/>
+        <w:spacing w:line="360" w:lineRule="auto"/>
+        <w:rPr>
+          <w:rFonts w:ascii="Times New Roman" w:hAnsi="Times New Roman" w:cs="Times New Roman"/>
+        </w:rPr>
+      </w:pPr>
+      <w:r>
+        <w:rPr>
+          <w:rFonts w:ascii="Times New Roman" w:hAnsi="Times New Roman" w:cs="Times New Roman"/>
+        </w:rPr>
+        <w:t xml:space="preserve">    DECLARE </w:t>
+      </w:r>
+      <w:proofErr w:type="spellStart"/>
+      <w:r>
+        <w:rPr>
+          <w:rFonts w:ascii="Times New Roman" w:hAnsi="Times New Roman" w:cs="Times New Roman"/>
+        </w:rPr>
+        <w:t>i</w:t>
+      </w:r>
+      <w:proofErr w:type="spellEnd"/>
+      <w:r>
+        <w:rPr>
+          <w:rFonts w:ascii="Times New Roman" w:hAnsi="Times New Roman" w:cs="Times New Roman"/>
+        </w:rPr>
+        <w:t xml:space="preserve"> INT DEFAULT 1;</w:t>
+      </w:r>
+    </w:p>
+    <w:p>
+      <w:pPr>
+        <w:pStyle w:val="ListParagraph"/>
+        <w:spacing w:line="360" w:lineRule="auto"/>
+        <w:rPr>
+          <w:rFonts w:ascii="Times New Roman" w:hAnsi="Times New Roman" w:cs="Times New Roman"/>
+        </w:rPr>
+      </w:pPr>
+      <w:r>
+        <w:rPr>
+          <w:rFonts w:ascii="Times New Roman" w:hAnsi="Times New Roman" w:cs="Times New Roman"/>
+        </w:rPr>
+        <w:t xml:space="preserve">    DECLARE total INT;</w:t>
+      </w:r>
+    </w:p>
+    <w:p>
+      <w:pPr>
+        <w:pStyle w:val="ListParagraph"/>
+        <w:spacing w:line="360" w:lineRule="auto"/>
+        <w:rPr>
+          <w:rFonts w:ascii="Times New Roman" w:hAnsi="Times New Roman" w:cs="Times New Roman"/>
+        </w:rPr>
+      </w:pPr>
+      <w:r>
+        <w:rPr>
+          <w:rFonts w:ascii="Times New Roman" w:hAnsi="Times New Roman" w:cs="Times New Roman"/>
+        </w:rPr>
+        <w:t xml:space="preserve">    DECLARE </w:t>
+      </w:r>
+      <w:proofErr w:type="spellStart"/>
+      <w:r>
+        <w:rPr>
+          <w:rFonts w:ascii="Times New Roman" w:hAnsi="Times New Roman" w:cs="Times New Roman"/>
+        </w:rPr>
+        <w:t>total_price</w:t>
+      </w:r>
+      <w:proofErr w:type="spellEnd"/>
+      <w:r>
+        <w:rPr>
+          <w:rFonts w:ascii="Times New Roman" w:hAnsi="Times New Roman" w:cs="Times New Roman"/>
+        </w:rPr>
+        <w:t xml:space="preserve"> DECIMAL(10,2) DEFAULT 0;</w:t>
+      </w:r>
+    </w:p>
+    <w:p>
+      <w:pPr>
+        <w:pStyle w:val="ListParagraph"/>
+        <w:spacing w:line="360" w:lineRule="auto"/>
+        <w:rPr>
+          <w:rFonts w:ascii="Times New Roman" w:hAnsi="Times New Roman" w:cs="Times New Roman"/>
+        </w:rPr>
+      </w:pPr>
+    </w:p>
+    <w:p>
+      <w:pPr>
+        <w:pStyle w:val="ListParagraph"/>
+        <w:spacing w:line="360" w:lineRule="auto"/>
+        <w:rPr>
+          <w:rFonts w:ascii="Times New Roman" w:hAnsi="Times New Roman" w:cs="Times New Roman"/>
+        </w:rPr>
+      </w:pPr>
+      <w:r>
+        <w:rPr>
+          <w:rFonts w:ascii="Times New Roman" w:hAnsi="Times New Roman" w:cs="Times New Roman"/>
+        </w:rPr>
+        <w:t xml:space="preserve">    SELECT COUNT(*) INTO total</w:t>
+      </w:r>
+    </w:p>
+    <w:p>
+      <w:pPr>
+        <w:pStyle w:val="ListParagraph"/>
+        <w:spacing w:line="360" w:lineRule="auto"/>
+        <w:rPr>
+          <w:rFonts w:ascii="Times New Roman" w:hAnsi="Times New Roman" w:cs="Times New Roman"/>
+        </w:rPr>
+      </w:pPr>
+      <w:r>
+        <w:rPr>
+          <w:rFonts w:ascii="Times New Roman" w:hAnsi="Times New Roman" w:cs="Times New Roman"/>
+        </w:rPr>
+        <w:t xml:space="preserve">    FROM imports;</w:t>
+      </w:r>
+    </w:p>
+    <w:p>
+      <w:pPr>
+        <w:pStyle w:val="ListParagraph"/>
+        <w:spacing w:line="360" w:lineRule="auto"/>
+        <w:rPr>
+          <w:rFonts w:ascii="Times New Roman" w:hAnsi="Times New Roman" w:cs="Times New Roman"/>
+        </w:rPr>
+      </w:pPr>
+    </w:p>
+    <w:p>
+      <w:pPr>
+        <w:pStyle w:val="ListParagraph"/>
+        <w:spacing w:line="360" w:lineRule="auto"/>
+        <w:rPr>
+          <w:rFonts w:ascii="Times New Roman" w:hAnsi="Times New Roman" w:cs="Times New Roman"/>
+        </w:rPr>
+      </w:pPr>
+      <w:r>
+        <w:rPr>
+          <w:rFonts w:ascii="Times New Roman" w:hAnsi="Times New Roman" w:cs="Times New Roman"/>
+        </w:rPr>
+        <w:t xml:space="preserve">    REPEAT</w:t>
+      </w:r>
+    </w:p>
+    <w:p>
+      <w:pPr>
+        <w:pStyle w:val="ListParagraph"/>
+        <w:spacing w:line="360" w:lineRule="auto"/>
+        <w:rPr>
+          <w:rFonts w:ascii="Times New Roman" w:hAnsi="Times New Roman" w:cs="Times New Roman"/>
+        </w:rPr>
+      </w:pPr>
+    </w:p>
+    <w:p>
+      <w:pPr>
+        <w:pStyle w:val="ListParagraph"/>
+        <w:spacing w:line="360" w:lineRule="auto"/>
+        <w:rPr>
+          <w:rFonts w:ascii="Times New Roman" w:hAnsi="Times New Roman" w:cs="Times New Roman"/>
+        </w:rPr>
+      </w:pPr>
+      <w:r>
+        <w:rPr>
+          <w:rFonts w:ascii="Times New Roman" w:hAnsi="Times New Roman" w:cs="Times New Roman"/>
+        </w:rPr>
+        <w:t xml:space="preserve">        SELECT price INTO @current_price</w:t>
+      </w:r>
+    </w:p>
+    <w:p>
+      <w:pPr>
+        <w:pStyle w:val="ListParagraph"/>
+        <w:spacing w:line="360" w:lineRule="auto"/>
+        <w:rPr>
+          <w:rFonts w:ascii="Times New Roman" w:hAnsi="Times New Roman" w:cs="Times New Roman"/>
+        </w:rPr>
+      </w:pPr>
+      <w:r>
+        <w:rPr>
+          <w:rFonts w:ascii="Times New Roman" w:hAnsi="Times New Roman" w:cs="Times New Roman"/>
+        </w:rPr>
+        <w:t xml:space="preserve">        FROM imports</w:t>
+      </w:r>
+    </w:p>
+    <w:p>
+      <w:pPr>
+        <w:pStyle w:val="ListParagraph"/>
+        <w:spacing w:line="360" w:lineRule="auto"/>
+        <w:rPr>
+          <w:rFonts w:ascii="Times New Roman" w:hAnsi="Times New Roman" w:cs="Times New Roman"/>
+        </w:rPr>
+      </w:pPr>
+      <w:r>
+        <w:rPr>
+          <w:rFonts w:ascii="Times New Roman" w:hAnsi="Times New Roman" w:cs="Times New Roman"/>
+        </w:rPr>
+        <w:t xml:space="preserve">        WHERE </w:t>
+      </w:r>
+      <w:proofErr w:type="spellStart"/>
+      <w:r>
+        <w:rPr>
+          <w:rFonts w:ascii="Times New Roman" w:hAnsi="Times New Roman" w:cs="Times New Roman"/>
+        </w:rPr>
+        <w:t>import_id</w:t>
+      </w:r>
+      <w:proofErr w:type="spellEnd"/>
+      <w:r>
+        <w:rPr>
+          <w:rFonts w:ascii="Times New Roman" w:hAnsi="Times New Roman" w:cs="Times New Roman"/>
+        </w:rPr>
+        <w:t xml:space="preserve"> = </w:t>
+      </w:r>
+      <w:proofErr w:type="spellStart"/>
+      <w:r>
+        <w:rPr>
+          <w:rFonts w:ascii="Times New Roman" w:hAnsi="Times New Roman" w:cs="Times New Roman"/>
+        </w:rPr>
+        <w:t>i</w:t>
+      </w:r>
+      <w:proofErr w:type="spellEnd"/>
+      <w:r>
+        <w:rPr>
+          <w:rFonts w:ascii="Times New Roman" w:hAnsi="Times New Roman" w:cs="Times New Roman"/>
+        </w:rPr>
+        <w:t>;</w:t>
+      </w:r>
+    </w:p>
+    <w:p>
+      <w:pPr>
+        <w:pStyle w:val="ListParagraph"/>
+        <w:spacing w:line="360" w:lineRule="auto"/>
+        <w:rPr>
+          <w:rFonts w:ascii="Times New Roman" w:hAnsi="Times New Roman" w:cs="Times New Roman"/>
+        </w:rPr>
+      </w:pPr>
+    </w:p>
+    <w:p>
+      <w:pPr>
+        <w:pStyle w:val="ListParagraph"/>
+        <w:spacing w:line="360" w:lineRule="auto"/>
+        <w:rPr>
+          <w:rFonts w:ascii="Times New Roman" w:hAnsi="Times New Roman" w:cs="Times New Roman"/>
+        </w:rPr>
+      </w:pPr>
+      <w:r>
+        <w:rPr>
+          <w:rFonts w:ascii="Times New Roman" w:hAnsi="Times New Roman" w:cs="Times New Roman"/>
+        </w:rPr>
+        <w:t xml:space="preserve">        SET </w:t>
+      </w:r>
+      <w:proofErr w:type="spellStart"/>
+      <w:r>
+        <w:rPr>
+          <w:rFonts w:ascii="Times New Roman" w:hAnsi="Times New Roman" w:cs="Times New Roman"/>
+        </w:rPr>
+        <w:t>total_price</w:t>
+      </w:r>
+      <w:proofErr w:type="spellEnd"/>
+      <w:r>
+        <w:rPr>
+          <w:rFonts w:ascii="Times New Roman" w:hAnsi="Times New Roman" w:cs="Times New Roman"/>
+        </w:rPr>
+        <w:t xml:space="preserve"> = </w:t>
+      </w:r>
+      <w:proofErr w:type="spellStart"/>
+      <w:r>
+        <w:rPr>
+          <w:rFonts w:ascii="Times New Roman" w:hAnsi="Times New Roman" w:cs="Times New Roman"/>
+        </w:rPr>
+        <w:t>total_price</w:t>
+      </w:r>
+      <w:proofErr w:type="spellEnd"/>
+      <w:r>
+        <w:rPr>
+          <w:rFonts w:ascii="Times New Roman" w:hAnsi="Times New Roman" w:cs="Times New Roman"/>
+        </w:rPr>
+        <w:t xml:space="preserve"> + @current_price;</w:t>
+      </w:r>
+    </w:p>
+    <w:p>
+      <w:pPr>
+        <w:pStyle w:val="ListParagraph"/>
+        <w:spacing w:line="360" w:lineRule="auto"/>
+        <w:rPr>
+          <w:rFonts w:ascii="Times New Roman" w:hAnsi="Times New Roman" w:cs="Times New Roman"/>
+        </w:rPr>
+      </w:pPr>
+      <w:r>
+        <w:rPr>
+          <w:rFonts w:ascii="Times New Roman" w:hAnsi="Times New Roman" w:cs="Times New Roman"/>
+        </w:rPr>
+        <w:lastRenderedPageBreak/>
+        <w:t xml:space="preserve">        SET </w:t>
+      </w:r>
+      <w:proofErr w:type="spellStart"/>
+      <w:r>
+        <w:rPr>
+          <w:rFonts w:ascii="Times New Roman" w:hAnsi="Times New Roman" w:cs="Times New Roman"/>
+        </w:rPr>
+        <w:t>i</w:t>
+      </w:r>
+      <w:proofErr w:type="spellEnd"/>
+      <w:r>
+        <w:rPr>
+          <w:rFonts w:ascii="Times New Roman" w:hAnsi="Times New Roman" w:cs="Times New Roman"/>
+        </w:rPr>
+        <w:t xml:space="preserve"> = </w:t>
+      </w:r>
+      <w:proofErr w:type="spellStart"/>
+      <w:r>
+        <w:rPr>
+          <w:rFonts w:ascii="Times New Roman" w:hAnsi="Times New Roman" w:cs="Times New Roman"/>
+        </w:rPr>
+        <w:t>i</w:t>
+      </w:r>
+      <w:proofErr w:type="spellEnd"/>
+      <w:r>
+        <w:rPr>
+          <w:rFonts w:ascii="Times New Roman" w:hAnsi="Times New Roman" w:cs="Times New Roman"/>
+        </w:rPr>
+        <w:t xml:space="preserve"> + 1;</w:t>
+      </w:r>
+    </w:p>
+    <w:p>
+      <w:pPr>
+        <w:pStyle w:val="ListParagraph"/>
+        <w:spacing w:line="360" w:lineRule="auto"/>
+        <w:rPr>
+          <w:rFonts w:ascii="Times New Roman" w:hAnsi="Times New Roman" w:cs="Times New Roman"/>
+        </w:rPr>
+      </w:pPr>
+    </w:p>
+    <w:p>
+      <w:pPr>
+        <w:pStyle w:val="ListParagraph"/>
+        <w:spacing w:line="360" w:lineRule="auto"/>
+        <w:rPr>
+          <w:rFonts w:ascii="Times New Roman" w:hAnsi="Times New Roman" w:cs="Times New Roman"/>
+        </w:rPr>
+      </w:pPr>
+      <w:r>
+        <w:rPr>
+          <w:rFonts w:ascii="Times New Roman" w:hAnsi="Times New Roman" w:cs="Times New Roman"/>
+        </w:rPr>
+        <w:t xml:space="preserve">    UNTIL </w:t>
+      </w:r>
+      <w:proofErr w:type="spellStart"/>
+      <w:r>
+        <w:rPr>
+          <w:rFonts w:ascii="Times New Roman" w:hAnsi="Times New Roman" w:cs="Times New Roman"/>
+        </w:rPr>
+        <w:t>i</w:t>
+      </w:r>
+      <w:proofErr w:type="spellEnd"/>
+      <w:r>
+        <w:rPr>
+          <w:rFonts w:ascii="Times New Roman" w:hAnsi="Times New Roman" w:cs="Times New Roman"/>
+        </w:rPr>
+        <w:t xml:space="preserve"> &gt; total</w:t>
+      </w:r>
+    </w:p>
+    <w:p>
+      <w:pPr>
+        <w:pStyle w:val="ListParagraph"/>
+        <w:spacing w:line="360" w:lineRule="auto"/>
+        <w:rPr>
+          <w:rFonts w:ascii="Times New Roman" w:hAnsi="Times New Roman" w:cs="Times New Roman"/>
+        </w:rPr>
+      </w:pPr>
+      <w:r>
+        <w:rPr>
+          <w:rFonts w:ascii="Times New Roman" w:hAnsi="Times New Roman" w:cs="Times New Roman"/>
+        </w:rPr>
+        <w:t xml:space="preserve">    END REPEAT;</w:t>
+      </w:r>
+    </w:p>
+    <w:p>
+      <w:pPr>
+        <w:pStyle w:val="ListParagraph"/>
+        <w:spacing w:line="360" w:lineRule="auto"/>
+        <w:rPr>
+          <w:rFonts w:ascii="Times New Roman" w:hAnsi="Times New Roman" w:cs="Times New Roman"/>
+        </w:rPr>
+      </w:pPr>
+    </w:p>
+    <w:p>
+      <w:pPr>
+        <w:pStyle w:val="ListParagraph"/>
+        <w:spacing w:line="360" w:lineRule="auto"/>
+        <w:rPr>
+          <w:rFonts w:ascii="Times New Roman" w:hAnsi="Times New Roman" w:cs="Times New Roman"/>
+        </w:rPr>
+      </w:pPr>
+      <w:r>
+        <w:rPr>
+          <w:rFonts w:ascii="Times New Roman" w:hAnsi="Times New Roman" w:cs="Times New Roman"/>
+        </w:rPr>
+        <w:t xml:space="preserve">    SELECT </w:t>
+      </w:r>
+      <w:proofErr w:type="spellStart"/>
+      <w:r>
+        <w:rPr>
+          <w:rFonts w:ascii="Times New Roman" w:hAnsi="Times New Roman" w:cs="Times New Roman"/>
+        </w:rPr>
+        <w:t>total_price</w:t>
+      </w:r>
+      <w:proofErr w:type="spellEnd"/>
+      <w:r>
+        <w:rPr>
+          <w:rFonts w:ascii="Times New Roman" w:hAnsi="Times New Roman" w:cs="Times New Roman"/>
+        </w:rPr>
+        <w:t xml:space="preserve"> AS </w:t>
+      </w:r>
+      <w:proofErr w:type="spellStart"/>
+      <w:r>
+        <w:rPr>
+          <w:rFonts w:ascii="Times New Roman" w:hAnsi="Times New Roman" w:cs="Times New Roman"/>
+        </w:rPr>
+        <w:t>Total_Import_Price</w:t>
+      </w:r>
+      <w:proofErr w:type="spellEnd"/>
+      <w:r>
+        <w:rPr>
+          <w:rFonts w:ascii="Times New Roman" w:hAnsi="Times New Roman" w:cs="Times New Roman"/>
+        </w:rPr>
+        <w:t>;</w:t>
+      </w:r>
+    </w:p>
+    <w:p>
+      <w:pPr>
+        <w:pStyle w:val="ListParagraph"/>
+        <w:spacing w:line="360" w:lineRule="auto"/>
+        <w:rPr>
+          <w:rFonts w:ascii="Times New Roman" w:hAnsi="Times New Roman" w:cs="Times New Roman"/>
+        </w:rPr>
+      </w:pPr>
+      <w:r>
+        <w:rPr>
+          <w:rFonts w:ascii="Times New Roman" w:hAnsi="Times New Roman" w:cs="Times New Roman"/>
+        </w:rPr>
+        <w:t>END //</w:t>
+      </w:r>
+    </w:p>
+    <w:p>
+      <w:pPr>
+        <w:pStyle w:val="ListParagraph"/>
+        <w:spacing w:line="360" w:lineRule="auto"/>
+        <w:rPr>
+          <w:rFonts w:ascii="Times New Roman" w:hAnsi="Times New Roman" w:cs="Times New Roman"/>
+        </w:rPr>
+      </w:pPr>
+    </w:p>
+    <w:p>
+      <w:pPr>
+        <w:pStyle w:val="ListParagraph"/>
+        <w:spacing w:line="360" w:lineRule="auto"/>
+        <w:rPr>
+          <w:rFonts w:ascii="Times New Roman" w:hAnsi="Times New Roman" w:cs="Times New Roman"/>
+        </w:rPr>
+      </w:pPr>
+      <w:r>
+        <w:rPr>
+          <w:rFonts w:ascii="Times New Roman" w:hAnsi="Times New Roman" w:cs="Times New Roman"/>
+        </w:rPr>
+        <w:t>DELIMITER ;</w:t>
+      </w:r>
+    </w:p>
+    <w:p>
+      <w:pPr>
+        <w:pStyle w:val="ListParagraph"/>
+        <w:spacing w:line="360" w:lineRule="auto"/>
+        <w:rPr>
+          <w:rFonts w:ascii="Times New Roman" w:hAnsi="Times New Roman" w:cs="Times New Roman"/>
+        </w:rPr>
+      </w:pPr>
+    </w:p>
+    <w:p>
+      <w:pPr>
+        <w:pStyle w:val="ListParagraph"/>
+        <w:spacing w:line="360" w:lineRule="auto"/>
+        <w:rPr>
+          <w:rFonts w:ascii="Times New Roman" w:hAnsi="Times New Roman" w:cs="Times New Roman"/>
+        </w:rPr>
+      </w:pPr>
+      <w:r>
+        <w:rPr>
+          <w:rFonts w:ascii="Times New Roman" w:hAnsi="Times New Roman" w:cs="Times New Roman"/>
+        </w:rPr>
+        <w:t xml:space="preserve">CALL </w:t>
+      </w:r>
+      <w:proofErr w:type="spellStart"/>
+      <w:r>
+        <w:rPr>
+          <w:rFonts w:ascii="Times New Roman" w:hAnsi="Times New Roman" w:cs="Times New Roman"/>
+        </w:rPr>
+        <w:t>total_import_price</w:t>
+      </w:r>
+      <w:proofErr w:type="spellEnd"/>
+      <w:r>
+        <w:rPr>
+          <w:rFonts w:ascii="Times New Roman" w:hAnsi="Times New Roman" w:cs="Times New Roman"/>
+        </w:rPr>
+        <w:t>()</w:t>
+      </w:r>
+    </w:p>
+    <w:p>
+      <w:pPr>
+        <w:pStyle w:val="ListParagraph"/>
+        <w:spacing w:line="360" w:lineRule="auto"/>
+        <w:rPr>
+          <w:rFonts w:ascii="Times New Roman" w:hAnsi="Times New Roman" w:cs="Times New Roman"/>
+        </w:rPr>
+      </w:pPr>
+    </w:p>
+    <w:p>
+      <w:pPr>
+        <w:pStyle w:val="ListParagraph"/>
+        <w:spacing w:line="360" w:lineRule="auto"/>
+        <w:rPr>
+          <w:rFonts w:ascii="Times New Roman" w:hAnsi="Times New Roman" w:cs="Times New Roman"/>
+        </w:rPr>
+      </w:pPr>
+      <w:r>
+        <w:rPr>
+          <w:rFonts w:ascii="Times New Roman" w:hAnsi="Times New Roman" w:cs="Times New Roman"/>
+        </w:rPr>
+        <w:t>OUTPUT</w:t>
+      </w:r>
+      <w:r>
+        <w:rPr>
+          <w:rFonts w:ascii="Times New Roman" w:hAnsi="Times New Roman" w:cs="Times New Roman"/>
+        </w:rPr>
+        <w:t>:</w:t>
+      </w:r>
+    </w:p>
+    <w:p>
+      <w:pPr>
+        <w:pStyle w:val="ListParagraph"/>
+        <w:spacing w:line="360" w:lineRule="auto"/>
+        <w:rPr>
+          <w:rFonts w:ascii="Times New Roman" w:hAnsi="Times New Roman" w:cs="Times New Roman"/>
+        </w:rPr>
+      </w:pPr>
+    </w:p>
+    <w:p>
+      <w:pPr>
+        <w:pStyle w:val="ListParagraph"/>
+        <w:spacing w:line="360" w:lineRule="auto"/>
+        <w:rPr>
+          <w:rFonts w:ascii="Times New Roman" w:hAnsi="Times New Roman" w:cs="Times New Roman"/>
+        </w:rPr>
+      </w:pPr>
+      <w:r>
+        <w:rPr>
+          <w:rFonts w:ascii="Times New Roman" w:hAnsi="Times New Roman" w:cs="Times New Roman"/>
+        </w:rPr>
+        <w:drawing>
+          <wp:inline distT="0" distB="0" distL="0" distR="0" wp14:anchorId="750A779E" wp14:editId="243EA82E">
+            <wp:extent cx="5492749" cy="2170706"/>
+            <wp:effectExtent l="0" t="0" r="0" b="1270"/>
+            <wp:docPr id="1695828058" name="Picture 1"/>
+            <wp:cNvGraphicFramePr>
+              <a:graphicFrameLocks xmlns:a="http://schemas.openxmlformats.org/drawingml/2006/main" noChangeAspect="1"/>
+            </wp:cNvGraphicFramePr>
+            <a:graphic xmlns:a="http://schemas.openxmlformats.org/drawingml/2006/main">
+              <a:graphicData uri="http://schemas.openxmlformats.org/drawingml/2006/picture">
+                <pic:pic xmlns:pic="http://schemas.openxmlformats.org/drawingml/2006/picture">
+                  <pic:nvPicPr>
+                    <pic:cNvPr id="1695828058" name=""/>
+                    <pic:cNvPicPr/>
+                  </pic:nvPicPr>
+                  <pic:blipFill>
+                    <a:blip r:embed="rId20"/>
+                    <a:stretch>
+                      <a:fillRect/>
+                    </a:stretch>
+                  </pic:blipFill>
+                  <pic:spPr>
+                    <a:xfrm>
+                      <a:off x="0" y="0"/>
+                      <a:ext cx="5495323" cy="2171723"/>
+                    </a:xfrm>
+                    <a:prstGeom prst="rect">
+                      <a:avLst/>
+                    </a:prstGeom>
+                  </pic:spPr>
+                </pic:pic>
+              </a:graphicData>
+            </a:graphic>
+          </wp:inline>
+        </w:drawing>
+      </w:r>
+    </w:p>
+    <w:p>
+      <w:pPr>
+        <w:pStyle w:val="ListParagraph"/>
+        <w:spacing w:line="360" w:lineRule="auto"/>
+        <w:rPr>
+          <w:rFonts w:ascii="Times New Roman" w:hAnsi="Times New Roman" w:cs="Times New Roman"/>
+        </w:rPr>
+      </w:pPr>
+    </w:p>
+    <w:p>
+      <w:pPr>
+        <w:pStyle w:val="ListParagraph"/>
+        <w:spacing w:line="360" w:lineRule="auto"/>
+        <w:rPr>
+          <w:rFonts w:ascii="Times New Roman" w:hAnsi="Times New Roman" w:cs="Times New Roman"/>
+        </w:rPr>
+      </w:pPr>
+    </w:p>
+    <w:p>
+      <w:pPr>
+        <w:pStyle w:val="ListParagraph"/>
+        <w:spacing w:line="360" w:lineRule="auto"/>
+        <w:rPr>
+          <w:rFonts w:ascii="Times New Roman" w:hAnsi="Times New Roman" w:cs="Times New Roman"/>
+        </w:rPr>
+      </w:pPr>
+      <w:r>
+        <w:rPr>
+          <w:rFonts w:ascii="Times New Roman" w:hAnsi="Times New Roman" w:cs="Times New Roman"/>
+        </w:rPr>
+        <w:drawing>
+          <wp:inline distT="0" distB="0" distL="0" distR="0" wp14:anchorId="462E721E" wp14:editId="11DDCF6F">
+            <wp:extent cx="5478448" cy="2082800"/>
+            <wp:effectExtent l="0" t="0" r="8255" b="0"/>
+            <wp:docPr id="1407478444" name="Picture 1"/>
+            <wp:cNvGraphicFramePr>
+              <a:graphicFrameLocks xmlns:a="http://schemas.openxmlformats.org/drawingml/2006/main" noChangeAspect="1"/>
+            </wp:cNvGraphicFramePr>
+            <a:graphic xmlns:a="http://schemas.openxmlformats.org/drawingml/2006/main">
+              <a:graphicData uri="http://schemas.openxmlformats.org/drawingml/2006/picture">
+                <pic:pic xmlns:pic="http://schemas.openxmlformats.org/drawingml/2006/picture">
+                  <pic:nvPicPr>
+                    <pic:cNvPr id="1407478444" name=""/>
+                    <pic:cNvPicPr/>
+                  </pic:nvPicPr>
+                  <pic:blipFill>
+                    <a:blip r:embed="rId21"/>
+                    <a:stretch>
+                      <a:fillRect/>
+                    </a:stretch>
+                  </pic:blipFill>
+                  <pic:spPr>
+                    <a:xfrm>
+                      <a:off x="0" y="0"/>
+                      <a:ext cx="5488160" cy="2086492"/>
+                    </a:xfrm>
+                    <a:prstGeom prst="rect">
+                      <a:avLst/>
+                    </a:prstGeom>
+                  </pic:spPr>
+                </pic:pic>
+              </a:graphicData>
+            </a:graphic>
+          </wp:inline>
+        </w:drawing>
+      </w:r>
+    </w:p>
+    <w:p>
+      <w:pPr>
+        <w:pStyle w:val="ListParagraph"/>
+        <w:spacing w:line="360" w:lineRule="auto"/>
+        <w:rPr>
+          <w:rFonts w:ascii="Times New Roman" w:hAnsi="Times New Roman" w:cs="Times New Roman"/>
+        </w:rPr>
+      </w:pPr>
+    </w:p>
+    <w:p>
+      <w:pPr>
+        <w:pStyle w:val="ListParagraph"/>
+        <w:spacing w:line="360" w:lineRule="auto"/>
+        <w:rPr>
+          <w:rFonts w:ascii="Times New Roman" w:hAnsi="Times New Roman" w:cs="Times New Roman"/>
+        </w:rPr>
+      </w:pPr>
+      <w:r>
+        <w:rPr>
+          <w:rFonts w:ascii="Times New Roman" w:hAnsi="Times New Roman" w:cs="Times New Roman"/>
+        </w:rPr>
+        <w:lastRenderedPageBreak/>
+        <w:t>Result</w:t>
+      </w:r>
+      <w:r>
+        <w:rPr>
+          <w:rFonts w:ascii="Times New Roman" w:hAnsi="Times New Roman" w:cs="Times New Roman"/>
+        </w:rPr>
+        <w:t>:</w:t>
+      </w:r>
+    </w:p>
+    <w:p>
+      <w:pPr>
+        <w:pStyle w:val="ListParagraph"/>
+        <w:spacing w:line="360" w:lineRule="auto"/>
+        <w:rPr>
+          <w:rFonts w:ascii="Times New Roman" w:hAnsi="Times New Roman" w:cs="Times New Roman"/>
+        </w:rPr>
+      </w:pPr>
+      <w:r>
+        <w:rPr>
+          <w:rFonts w:ascii="Times New Roman" w:hAnsi="Times New Roman" w:cs="Times New Roman"/>
+        </w:rPr>
+        <w:t xml:space="preserve">The </w:t>
+      </w:r>
+      <w:r>
+        <w:rPr>
+          <w:rFonts w:ascii="Times New Roman" w:hAnsi="Times New Roman" w:cs="Times New Roman"/>
+          <w:b/>
+          <w:bCs/>
+        </w:rPr>
+        <w:t>WHILE loop</w:t>
+      </w:r>
+      <w:r>
+        <w:rPr>
+          <w:rFonts w:ascii="Times New Roman" w:hAnsi="Times New Roman" w:cs="Times New Roman"/>
+        </w:rPr>
+        <w:t xml:space="preserve"> successfully displayed the import records from the imports table, while the </w:t>
+      </w:r>
+      <w:r>
+        <w:rPr>
+          <w:rFonts w:ascii="Times New Roman" w:hAnsi="Times New Roman" w:cs="Times New Roman"/>
+          <w:b/>
+          <w:bCs/>
+        </w:rPr>
+        <w:t>REPEAT loop</w:t>
+      </w:r>
+      <w:r>
+        <w:rPr>
+          <w:rFonts w:ascii="Times New Roman" w:hAnsi="Times New Roman" w:cs="Times New Roman"/>
+        </w:rPr>
+        <w:t xml:space="preserve"> successfully calculated the total price of all imported products.</w:t>
+      </w:r>
+    </w:p>
     <w:sectPr>
       <w:pgSz w:w="11906" w:h="16838"/>
       <w:pgMar w:top="1440" w:right="1440" w:bottom="1440" w:left="1440" w:header="708" w:footer="708" w:gutter="0"/>
@@ -4570,6 +7564,321 @@
     </w:lvl>
   </w:abstractNum>
   <w:abstractNum w:abstractNumId="4" w15:restartNumberingAfterBreak="0">
+    <w:nsid w:val="376E36A2"/>
+    <w:multiLevelType w:val="hybridMultilevel"/>
+    <w:tmpl w:val="4B5A3B3C"/>
+    <w:lvl w:ilvl="0" w:tplc="40090001">
+      <w:start w:val="1"/>
+      <w:numFmt w:val="bullet"/>
+      <w:lvlText w:val=""/>
+      <w:lvlJc w:val="left"/>
+      <w:pPr>
+        <w:ind w:left="720" w:hanging="360"/>
+      </w:pPr>
+      <w:rPr>
+        <w:rFonts w:ascii="Symbol" w:hAnsi="Symbol" w:hint="default"/>
+      </w:rPr>
+    </w:lvl>
+    <w:lvl w:ilvl="1" w:tplc="40090003" w:tentative="1">
+      <w:start w:val="1"/>
+      <w:numFmt w:val="bullet"/>
+      <w:lvlText w:val="o"/>
+      <w:lvlJc w:val="left"/>
+      <w:pPr>
+        <w:ind w:left="1440" w:hanging="360"/>
+      </w:pPr>
+      <w:rPr>
+        <w:rFonts w:ascii="Courier New" w:hAnsi="Courier New" w:cs="Courier New" w:hint="default"/>
+      </w:rPr>
+    </w:lvl>
+    <w:lvl w:ilvl="2" w:tplc="40090005" w:tentative="1">
+      <w:start w:val="1"/>
+      <w:numFmt w:val="bullet"/>
+      <w:lvlText w:val=""/>
+      <w:lvlJc w:val="left"/>
+      <w:pPr>
+        <w:ind w:left="2160" w:hanging="360"/>
+      </w:pPr>
+      <w:rPr>
+        <w:rFonts w:ascii="Wingdings" w:hAnsi="Wingdings" w:hint="default"/>
+      </w:rPr>
+    </w:lvl>
+    <w:lvl w:ilvl="3" w:tplc="40090001" w:tentative="1">
+      <w:start w:val="1"/>
+      <w:numFmt w:val="bullet"/>
+      <w:lvlText w:val=""/>
+      <w:lvlJc w:val="left"/>
+      <w:pPr>
+        <w:ind w:left="2880" w:hanging="360"/>
+      </w:pPr>
+      <w:rPr>
+        <w:rFonts w:ascii="Symbol" w:hAnsi="Symbol" w:hint="default"/>
+      </w:rPr>
+    </w:lvl>
+    <w:lvl w:ilvl="4" w:tplc="40090003" w:tentative="1">
+      <w:start w:val="1"/>
+      <w:numFmt w:val="bullet"/>
+      <w:lvlText w:val="o"/>
+      <w:lvlJc w:val="left"/>
+      <w:pPr>
+        <w:ind w:left="3600" w:hanging="360"/>
+      </w:pPr>
+      <w:rPr>
+        <w:rFonts w:ascii="Courier New" w:hAnsi="Courier New" w:cs="Courier New" w:hint="default"/>
+      </w:rPr>
+    </w:lvl>
+    <w:lvl w:ilvl="5" w:tplc="40090005" w:tentative="1">
+      <w:start w:val="1"/>
+      <w:numFmt w:val="bullet"/>
+      <w:lvlText w:val=""/>
+      <w:lvlJc w:val="left"/>
+      <w:pPr>
+        <w:ind w:left="4320" w:hanging="360"/>
+      </w:pPr>
+      <w:rPr>
+        <w:rFonts w:ascii="Wingdings" w:hAnsi="Wingdings" w:hint="default"/>
+      </w:rPr>
+    </w:lvl>
+    <w:lvl w:ilvl="6" w:tplc="40090001" w:tentative="1">
+      <w:start w:val="1"/>
+      <w:numFmt w:val="bullet"/>
+      <w:lvlText w:val=""/>
+      <w:lvlJc w:val="left"/>
+      <w:pPr>
+        <w:ind w:left="5040" w:hanging="360"/>
+      </w:pPr>
+      <w:rPr>
+        <w:rFonts w:ascii="Symbol" w:hAnsi="Symbol" w:hint="default"/>
+      </w:rPr>
+    </w:lvl>
+    <w:lvl w:ilvl="7" w:tplc="40090003" w:tentative="1">
+      <w:start w:val="1"/>
+      <w:numFmt w:val="bullet"/>
+      <w:lvlText w:val="o"/>
+      <w:lvlJc w:val="left"/>
+      <w:pPr>
+        <w:ind w:left="5760" w:hanging="360"/>
+      </w:pPr>
+      <w:rPr>
+        <w:rFonts w:ascii="Courier New" w:hAnsi="Courier New" w:cs="Courier New" w:hint="default"/>
+      </w:rPr>
+    </w:lvl>
+    <w:lvl w:ilvl="8" w:tplc="40090005" w:tentative="1">
+      <w:start w:val="1"/>
+      <w:numFmt w:val="bullet"/>
+      <w:lvlText w:val=""/>
+      <w:lvlJc w:val="left"/>
+      <w:pPr>
+        <w:ind w:left="6480" w:hanging="360"/>
+      </w:pPr>
+      <w:rPr>
+        <w:rFonts w:ascii="Wingdings" w:hAnsi="Wingdings" w:hint="default"/>
+      </w:rPr>
+    </w:lvl>
+  </w:abstractNum>
+  <w:abstractNum w:abstractNumId="5" w15:restartNumberingAfterBreak="0">
+    <w:nsid w:val="3D745E4B"/>
+    <w:multiLevelType w:val="hybridMultilevel"/>
+    <w:tmpl w:val="A920C404"/>
+    <w:lvl w:ilvl="0" w:tplc="4009000F">
+      <w:start w:val="1"/>
+      <w:numFmt w:val="decimal"/>
+      <w:lvlText w:val="%1."/>
+      <w:lvlJc w:val="left"/>
+      <w:pPr>
+        <w:ind w:left="720" w:hanging="360"/>
+      </w:pPr>
+      <w:rPr>
+        <w:rFonts w:hint="default"/>
+      </w:rPr>
+    </w:lvl>
+    <w:lvl w:ilvl="1" w:tplc="40090019" w:tentative="1">
+      <w:start w:val="1"/>
+      <w:numFmt w:val="lowerLetter"/>
+      <w:lvlText w:val="%2."/>
+      <w:lvlJc w:val="left"/>
+      <w:pPr>
+        <w:ind w:left="1440" w:hanging="360"/>
+      </w:pPr>
+    </w:lvl>
+    <w:lvl w:ilvl="2" w:tplc="4009001B" w:tentative="1">
+      <w:start w:val="1"/>
+      <w:numFmt w:val="lowerRoman"/>
+      <w:lvlText w:val="%3."/>
+      <w:lvlJc w:val="right"/>
+      <w:pPr>
+        <w:ind w:left="2160" w:hanging="180"/>
+      </w:pPr>
+    </w:lvl>
+    <w:lvl w:ilvl="3" w:tplc="4009000F" w:tentative="1">
+      <w:start w:val="1"/>
+      <w:numFmt w:val="decimal"/>
+      <w:lvlText w:val="%4."/>
+      <w:lvlJc w:val="left"/>
+      <w:pPr>
+        <w:ind w:left="2880" w:hanging="360"/>
+      </w:pPr>
+    </w:lvl>
+    <w:lvl w:ilvl="4" w:tplc="40090019" w:tentative="1">
+      <w:start w:val="1"/>
+      <w:numFmt w:val="lowerLetter"/>
+      <w:lvlText w:val="%5."/>
+      <w:lvlJc w:val="left"/>
+      <w:pPr>
+        <w:ind w:left="3600" w:hanging="360"/>
+      </w:pPr>
+    </w:lvl>
+    <w:lvl w:ilvl="5" w:tplc="4009001B" w:tentative="1">
+      <w:start w:val="1"/>
+      <w:numFmt w:val="lowerRoman"/>
+      <w:lvlText w:val="%6."/>
+      <w:lvlJc w:val="right"/>
+      <w:pPr>
+        <w:ind w:left="4320" w:hanging="180"/>
+      </w:pPr>
+    </w:lvl>
+    <w:lvl w:ilvl="6" w:tplc="4009000F" w:tentative="1">
+      <w:start w:val="1"/>
+      <w:numFmt w:val="decimal"/>
+      <w:lvlText w:val="%7."/>
+      <w:lvlJc w:val="left"/>
+      <w:pPr>
+        <w:ind w:left="5040" w:hanging="360"/>
+      </w:pPr>
+    </w:lvl>
+    <w:lvl w:ilvl="7" w:tplc="40090019" w:tentative="1">
+      <w:start w:val="1"/>
+      <w:numFmt w:val="lowerLetter"/>
+      <w:lvlText w:val="%8."/>
+      <w:lvlJc w:val="left"/>
+      <w:pPr>
+        <w:ind w:left="5760" w:hanging="360"/>
+      </w:pPr>
+    </w:lvl>
+    <w:lvl w:ilvl="8" w:tplc="4009001B" w:tentative="1">
+      <w:start w:val="1"/>
+      <w:numFmt w:val="lowerRoman"/>
+      <w:lvlText w:val="%9."/>
+      <w:lvlJc w:val="right"/>
+      <w:pPr>
+        <w:ind w:left="6480" w:hanging="180"/>
+      </w:pPr>
+    </w:lvl>
+  </w:abstractNum>
+  <w:abstractNum w:abstractNumId="6" w15:restartNumberingAfterBreak="0">
+    <w:nsid w:val="43B06F38"/>
+    <w:multiLevelType w:val="hybridMultilevel"/>
+    <w:tmpl w:val="22E2BD16"/>
+    <w:lvl w:ilvl="0" w:tplc="40090001">
+      <w:start w:val="1"/>
+      <w:numFmt w:val="bullet"/>
+      <w:lvlText w:val=""/>
+      <w:lvlJc w:val="left"/>
+      <w:pPr>
+        <w:ind w:left="720" w:hanging="360"/>
+      </w:pPr>
+      <w:rPr>
+        <w:rFonts w:ascii="Symbol" w:hAnsi="Symbol" w:hint="default"/>
+      </w:rPr>
+    </w:lvl>
+    <w:lvl w:ilvl="1" w:tplc="40090003" w:tentative="1">
+      <w:start w:val="1"/>
+      <w:numFmt w:val="bullet"/>
+      <w:lvlText w:val="o"/>
+      <w:lvlJc w:val="left"/>
+      <w:pPr>
+        <w:ind w:left="1440" w:hanging="360"/>
+      </w:pPr>
+      <w:rPr>
+        <w:rFonts w:ascii="Courier New" w:hAnsi="Courier New" w:cs="Courier New" w:hint="default"/>
+      </w:rPr>
+    </w:lvl>
+    <w:lvl w:ilvl="2" w:tplc="40090005" w:tentative="1">
+      <w:start w:val="1"/>
+      <w:numFmt w:val="bullet"/>
+      <w:lvlText w:val=""/>
+      <w:lvlJc w:val="left"/>
+      <w:pPr>
+        <w:ind w:left="2160" w:hanging="360"/>
+      </w:pPr>
+      <w:rPr>
+        <w:rFonts w:ascii="Wingdings" w:hAnsi="Wingdings" w:hint="default"/>
+      </w:rPr>
+    </w:lvl>
+    <w:lvl w:ilvl="3" w:tplc="40090001" w:tentative="1">
+      <w:start w:val="1"/>
+      <w:numFmt w:val="bullet"/>
+      <w:lvlText w:val=""/>
+      <w:lvlJc w:val="left"/>
+      <w:pPr>
+        <w:ind w:left="2880" w:hanging="360"/>
+      </w:pPr>
+      <w:rPr>
+        <w:rFonts w:ascii="Symbol" w:hAnsi="Symbol" w:hint="default"/>
+      </w:rPr>
+    </w:lvl>
+    <w:lvl w:ilvl="4" w:tplc="40090003" w:tentative="1">
+      <w:start w:val="1"/>
+      <w:numFmt w:val="bullet"/>
+      <w:lvlText w:val="o"/>
+      <w:lvlJc w:val="left"/>
+      <w:pPr>
+        <w:ind w:left="3600" w:hanging="360"/>
+      </w:pPr>
+      <w:rPr>
+        <w:rFonts w:ascii="Courier New" w:hAnsi="Courier New" w:cs="Courier New" w:hint="default"/>
+      </w:rPr>
+    </w:lvl>
+    <w:lvl w:ilvl="5" w:tplc="40090005" w:tentative="1">
+      <w:start w:val="1"/>
+      <w:numFmt w:val="bullet"/>
+      <w:lvlText w:val=""/>
+      <w:lvlJc w:val="left"/>
+      <w:pPr>
+        <w:ind w:left="4320" w:hanging="360"/>
+      </w:pPr>
+      <w:rPr>
+        <w:rFonts w:ascii="Wingdings" w:hAnsi="Wingdings" w:hint="default"/>
+      </w:rPr>
+    </w:lvl>
+    <w:lvl w:ilvl="6" w:tplc="40090001" w:tentative="1">
+      <w:start w:val="1"/>
+      <w:numFmt w:val="bullet"/>
+      <w:lvlText w:val=""/>
+      <w:lvlJc w:val="left"/>
+      <w:pPr>
+        <w:ind w:left="5040" w:hanging="360"/>
+      </w:pPr>
+      <w:rPr>
+        <w:rFonts w:ascii="Symbol" w:hAnsi="Symbol" w:hint="default"/>
+      </w:rPr>
+    </w:lvl>
+    <w:lvl w:ilvl="7" w:tplc="40090003" w:tentative="1">
+      <w:start w:val="1"/>
+      <w:numFmt w:val="bullet"/>
+      <w:lvlText w:val="o"/>
+      <w:lvlJc w:val="left"/>
+      <w:pPr>
+        <w:ind w:left="5760" w:hanging="360"/>
+      </w:pPr>
+      <w:rPr>
+        <w:rFonts w:ascii="Courier New" w:hAnsi="Courier New" w:cs="Courier New" w:hint="default"/>
+      </w:rPr>
+    </w:lvl>
+    <w:lvl w:ilvl="8" w:tplc="40090005" w:tentative="1">
+      <w:start w:val="1"/>
+      <w:numFmt w:val="bullet"/>
+      <w:lvlText w:val=""/>
+      <w:lvlJc w:val="left"/>
+      <w:pPr>
+        <w:ind w:left="6480" w:hanging="360"/>
+      </w:pPr>
+      <w:rPr>
+        <w:rFonts w:ascii="Wingdings" w:hAnsi="Wingdings" w:hint="default"/>
+      </w:rPr>
+    </w:lvl>
+  </w:abstractNum>
+  <w:abstractNum w:abstractNumId="7" w15:restartNumberingAfterBreak="0">
     <w:nsid w:val="70A40887"/>
     <w:multiLevelType w:val="hybridMultilevel"/>
     <w:tmpl w:val="BB28A37E"/>
@@ -4681,10 +7990,10 @@
       </w:rPr>
     </w:lvl>
   </w:abstractNum>
-  <w:abstractNum w:abstractNumId="5" w15:restartNumberingAfterBreak="0">
-    <w:nsid w:val="78E123C0"/>
+  <w:abstractNum w:abstractNumId="8" w15:restartNumberingAfterBreak="0">
+    <w:nsid w:val="75D82B26"/>
     <w:multiLevelType w:val="hybridMultilevel"/>
-    <w:tmpl w:val="89CA9672"/>
+    <w:tmpl w:val="32182BC6"/>
     <w:lvl w:ilvl="0" w:tplc="40090001">
       <w:start w:val="1"/>
       <w:numFmt w:val="bullet"/>
@@ -4794,11 +8103,124 @@
       </w:rPr>
     </w:lvl>
   </w:abstractNum>
+  <w:abstractNum w:abstractNumId="9" w15:restartNumberingAfterBreak="0">
+    <w:nsid w:val="78E123C0"/>
+    <w:multiLevelType w:val="hybridMultilevel"/>
+    <w:tmpl w:val="89CA9672"/>
+    <w:lvl w:ilvl="0" w:tplc="40090001">
+      <w:start w:val="1"/>
+      <w:numFmt w:val="bullet"/>
+      <w:lvlText w:val=""/>
+      <w:lvlJc w:val="left"/>
+      <w:pPr>
+        <w:ind w:left="720" w:hanging="360"/>
+      </w:pPr>
+      <w:rPr>
+        <w:rFonts w:ascii="Symbol" w:hAnsi="Symbol" w:hint="default"/>
+      </w:rPr>
+    </w:lvl>
+    <w:lvl w:ilvl="1" w:tplc="40090003" w:tentative="1">
+      <w:start w:val="1"/>
+      <w:numFmt w:val="bullet"/>
+      <w:lvlText w:val="o"/>
+      <w:lvlJc w:val="left"/>
+      <w:pPr>
+        <w:ind w:left="1440" w:hanging="360"/>
+      </w:pPr>
+      <w:rPr>
+        <w:rFonts w:ascii="Courier New" w:hAnsi="Courier New" w:cs="Courier New" w:hint="default"/>
+      </w:rPr>
+    </w:lvl>
+    <w:lvl w:ilvl="2" w:tplc="40090005" w:tentative="1">
+      <w:start w:val="1"/>
+      <w:numFmt w:val="bullet"/>
+      <w:lvlText w:val=""/>
+      <w:lvlJc w:val="left"/>
+      <w:pPr>
+        <w:ind w:left="2160" w:hanging="360"/>
+      </w:pPr>
+      <w:rPr>
+        <w:rFonts w:ascii="Wingdings" w:hAnsi="Wingdings" w:hint="default"/>
+      </w:rPr>
+    </w:lvl>
+    <w:lvl w:ilvl="3" w:tplc="40090001" w:tentative="1">
+      <w:start w:val="1"/>
+      <w:numFmt w:val="bullet"/>
+      <w:lvlText w:val=""/>
+      <w:lvlJc w:val="left"/>
+      <w:pPr>
+        <w:ind w:left="2880" w:hanging="360"/>
+      </w:pPr>
+      <w:rPr>
+        <w:rFonts w:ascii="Symbol" w:hAnsi="Symbol" w:hint="default"/>
+      </w:rPr>
+    </w:lvl>
+    <w:lvl w:ilvl="4" w:tplc="40090003" w:tentative="1">
+      <w:start w:val="1"/>
+      <w:numFmt w:val="bullet"/>
+      <w:lvlText w:val="o"/>
+      <w:lvlJc w:val="left"/>
+      <w:pPr>
+        <w:ind w:left="3600" w:hanging="360"/>
+      </w:pPr>
+      <w:rPr>
+        <w:rFonts w:ascii="Courier New" w:hAnsi="Courier New" w:cs="Courier New" w:hint="default"/>
+      </w:rPr>
+    </w:lvl>
+    <w:lvl w:ilvl="5" w:tplc="40090005" w:tentative="1">
+      <w:start w:val="1"/>
+      <w:numFmt w:val="bullet"/>
+      <w:lvlText w:val=""/>
+      <w:lvlJc w:val="left"/>
+      <w:pPr>
+        <w:ind w:left="4320" w:hanging="360"/>
+      </w:pPr>
+      <w:rPr>
+        <w:rFonts w:ascii="Wingdings" w:hAnsi="Wingdings" w:hint="default"/>
+      </w:rPr>
+    </w:lvl>
+    <w:lvl w:ilvl="6" w:tplc="40090001" w:tentative="1">
+      <w:start w:val="1"/>
+      <w:numFmt w:val="bullet"/>
+      <w:lvlText w:val=""/>
+      <w:lvlJc w:val="left"/>
+      <w:pPr>
+        <w:ind w:left="5040" w:hanging="360"/>
+      </w:pPr>
+      <w:rPr>
+        <w:rFonts w:ascii="Symbol" w:hAnsi="Symbol" w:hint="default"/>
+      </w:rPr>
+    </w:lvl>
+    <w:lvl w:ilvl="7" w:tplc="40090003" w:tentative="1">
+      <w:start w:val="1"/>
+      <w:numFmt w:val="bullet"/>
+      <w:lvlText w:val="o"/>
+      <w:lvlJc w:val="left"/>
+      <w:pPr>
+        <w:ind w:left="5760" w:hanging="360"/>
+      </w:pPr>
+      <w:rPr>
+        <w:rFonts w:ascii="Courier New" w:hAnsi="Courier New" w:cs="Courier New" w:hint="default"/>
+      </w:rPr>
+    </w:lvl>
+    <w:lvl w:ilvl="8" w:tplc="40090005" w:tentative="1">
+      <w:start w:val="1"/>
+      <w:numFmt w:val="bullet"/>
+      <w:lvlText w:val=""/>
+      <w:lvlJc w:val="left"/>
+      <w:pPr>
+        <w:ind w:left="6480" w:hanging="360"/>
+      </w:pPr>
+      <w:rPr>
+        <w:rFonts w:ascii="Wingdings" w:hAnsi="Wingdings" w:hint="default"/>
+      </w:rPr>
+    </w:lvl>
+  </w:abstractNum>
   <w:num w:numId="1" w16cid:durableId="1551914726">
     <w:abstractNumId w:val="1"/>
   </w:num>
   <w:num w:numId="2" w16cid:durableId="1790272919">
-    <w:abstractNumId w:val="4"/>
+    <w:abstractNumId w:val="7"/>
   </w:num>
   <w:num w:numId="3" w16cid:durableId="1903366194">
     <w:abstractNumId w:val="2"/>
@@ -4807,10 +8229,22 @@
     <w:abstractNumId w:val="3"/>
   </w:num>
   <w:num w:numId="5" w16cid:durableId="276717200">
-    <w:abstractNumId w:val="5"/>
+    <w:abstractNumId w:val="9"/>
   </w:num>
   <w:num w:numId="6" w16cid:durableId="362679643">
     <w:abstractNumId w:val="0"/>
+  </w:num>
+  <w:num w:numId="7" w16cid:durableId="1114326903">
+    <w:abstractNumId w:val="8"/>
+  </w:num>
+  <w:num w:numId="8" w16cid:durableId="776674714">
+    <w:abstractNumId w:val="6"/>
+  </w:num>
+  <w:num w:numId="9" w16cid:durableId="258412205">
+    <w:abstractNumId w:val="4"/>
+  </w:num>
+  <w:num w:numId="10" w16cid:durableId="29915105">
+    <w:abstractNumId w:val="5"/>
   </w:num>
 </w:numbering>
 </file>

--- a/CSA0501 lab experiments from 5.docx
+++ b/CSA0501 lab experiments from 5.docx
@@ -106,7 +106,21 @@
         <w:rPr>
           <w:rFonts w:ascii="Times New Roman" w:hAnsi="Times New Roman" w:cs="Times New Roman"/>
         </w:rPr>
-        <w:t>To perform SQL SELECT operations using the WHERE clause and pattern matching on the imports table.</w:t>
+        <w:t xml:space="preserve">To perform </w:t>
+      </w:r>
+      <w:proofErr w:type="gramStart"/>
+      <w:r>
+        <w:rPr>
+          <w:rFonts w:ascii="Times New Roman" w:hAnsi="Times New Roman" w:cs="Times New Roman"/>
+        </w:rPr>
+        <w:t>SQL</w:t>
+      </w:r>
+      <w:proofErr w:type="gramEnd"/>
+      <w:r>
+        <w:rPr>
+          <w:rFonts w:ascii="Times New Roman" w:hAnsi="Times New Roman" w:cs="Times New Roman"/>
+        </w:rPr>
+        <w:t xml:space="preserve"> SELECT operations using the WHERE clause and pattern matching on the imports table.</w:t>
       </w:r>
     </w:p>
     <w:p>
@@ -851,12 +865,20 @@
           <w:rFonts w:ascii="Times New Roman" w:hAnsi="Times New Roman" w:cs="Times New Roman"/>
         </w:rPr>
       </w:pPr>
+      <w:proofErr w:type="gramStart"/>
       <w:r>
         <w:rPr>
           <w:rFonts w:ascii="Times New Roman" w:hAnsi="Times New Roman" w:cs="Times New Roman"/>
         </w:rPr>
         <w:lastRenderedPageBreak/>
-        <w:t xml:space="preserve">Ex.No:6         </w:t>
+        <w:t>Ex.No</w:t>
+      </w:r>
+      <w:proofErr w:type="gramEnd"/>
+      <w:r>
+        <w:rPr>
+          <w:rFonts w:ascii="Times New Roman" w:hAnsi="Times New Roman" w:cs="Times New Roman"/>
+        </w:rPr>
+        <w:t xml:space="preserve">:6         </w:t>
       </w:r>
       <w:r>
         <w:rPr>
@@ -896,7 +918,21 @@
         <w:rPr>
           <w:rFonts w:ascii="Times New Roman" w:hAnsi="Times New Roman" w:cs="Times New Roman"/>
         </w:rPr>
-        <w:t>To perform SQL SELECT operations using BETWEEN, IN, and Aggregate Functions (COUNT, SUM, AVG, MAX, MIN) on the imports table and retrieve summarized information from the database.</w:t>
+        <w:t xml:space="preserve">To perform </w:t>
+      </w:r>
+      <w:proofErr w:type="gramStart"/>
+      <w:r>
+        <w:rPr>
+          <w:rFonts w:ascii="Times New Roman" w:hAnsi="Times New Roman" w:cs="Times New Roman"/>
+        </w:rPr>
+        <w:t>SQL</w:t>
+      </w:r>
+      <w:proofErr w:type="gramEnd"/>
+      <w:r>
+        <w:rPr>
+          <w:rFonts w:ascii="Times New Roman" w:hAnsi="Times New Roman" w:cs="Times New Roman"/>
+        </w:rPr>
+        <w:t xml:space="preserve"> SELECT operations using BETWEEN, IN, and Aggregate Functions (COUNT, SUM, AVG, MAX, MIN) on the imports table and retrieve summarized information from the database.</w:t>
       </w:r>
     </w:p>
     <w:p>
@@ -1088,13 +1124,95 @@
         </w:rPr>
         <w:t xml:space="preserve">Use aggregate functions such as </w:t>
       </w:r>
+      <w:proofErr w:type="gramStart"/>
       <w:r>
         <w:rPr>
           <w:rFonts w:ascii="Times New Roman" w:hAnsi="Times New Roman" w:cs="Times New Roman"/>
           <w:b/>
           <w:bCs/>
         </w:rPr>
-        <w:t>COUNT(), SUM(), AVG(), MAX(), and MIN()</w:t>
+        <w:t>COUNT(</w:t>
+      </w:r>
+      <w:proofErr w:type="gramEnd"/>
+      <w:r>
+        <w:rPr>
+          <w:rFonts w:ascii="Times New Roman" w:hAnsi="Times New Roman" w:cs="Times New Roman"/>
+          <w:b/>
+          <w:bCs/>
+        </w:rPr>
+        <w:t xml:space="preserve">), </w:t>
+      </w:r>
+      <w:proofErr w:type="gramStart"/>
+      <w:r>
+        <w:rPr>
+          <w:rFonts w:ascii="Times New Roman" w:hAnsi="Times New Roman" w:cs="Times New Roman"/>
+          <w:b/>
+          <w:bCs/>
+        </w:rPr>
+        <w:t>SUM(</w:t>
+      </w:r>
+      <w:proofErr w:type="gramEnd"/>
+      <w:r>
+        <w:rPr>
+          <w:rFonts w:ascii="Times New Roman" w:hAnsi="Times New Roman" w:cs="Times New Roman"/>
+          <w:b/>
+          <w:bCs/>
+        </w:rPr>
+        <w:t xml:space="preserve">), </w:t>
+      </w:r>
+      <w:proofErr w:type="gramStart"/>
+      <w:r>
+        <w:rPr>
+          <w:rFonts w:ascii="Times New Roman" w:hAnsi="Times New Roman" w:cs="Times New Roman"/>
+          <w:b/>
+          <w:bCs/>
+        </w:rPr>
+        <w:t>AVG(</w:t>
+      </w:r>
+      <w:proofErr w:type="gramEnd"/>
+      <w:r>
+        <w:rPr>
+          <w:rFonts w:ascii="Times New Roman" w:hAnsi="Times New Roman" w:cs="Times New Roman"/>
+          <w:b/>
+          <w:bCs/>
+        </w:rPr>
+        <w:t xml:space="preserve">), </w:t>
+      </w:r>
+      <w:proofErr w:type="gramStart"/>
+      <w:r>
+        <w:rPr>
+          <w:rFonts w:ascii="Times New Roman" w:hAnsi="Times New Roman" w:cs="Times New Roman"/>
+          <w:b/>
+          <w:bCs/>
+        </w:rPr>
+        <w:t>MAX(</w:t>
+      </w:r>
+      <w:proofErr w:type="gramEnd"/>
+      <w:r>
+        <w:rPr>
+          <w:rFonts w:ascii="Times New Roman" w:hAnsi="Times New Roman" w:cs="Times New Roman"/>
+          <w:b/>
+          <w:bCs/>
+        </w:rPr>
+        <w:t xml:space="preserve">), and </w:t>
+      </w:r>
+      <w:proofErr w:type="gramStart"/>
+      <w:r>
+        <w:rPr>
+          <w:rFonts w:ascii="Times New Roman" w:hAnsi="Times New Roman" w:cs="Times New Roman"/>
+          <w:b/>
+          <w:bCs/>
+        </w:rPr>
+        <w:t>MIN(</w:t>
+      </w:r>
+      <w:proofErr w:type="gramEnd"/>
+      <w:r>
+        <w:rPr>
+          <w:rFonts w:ascii="Times New Roman" w:hAnsi="Times New Roman" w:cs="Times New Roman"/>
+          <w:b/>
+          <w:bCs/>
+        </w:rPr>
+        <w:t>)</w:t>
       </w:r>
       <w:r>
         <w:rPr>
@@ -1432,7 +1550,21 @@
         <w:rPr>
           <w:rFonts w:ascii="Times New Roman" w:hAnsi="Times New Roman" w:cs="Times New Roman"/>
         </w:rPr>
-        <w:t xml:space="preserve">SELECT COUNT(*) AS </w:t>
+        <w:t xml:space="preserve">SELECT </w:t>
+      </w:r>
+      <w:proofErr w:type="gramStart"/>
+      <w:r>
+        <w:rPr>
+          <w:rFonts w:ascii="Times New Roman" w:hAnsi="Times New Roman" w:cs="Times New Roman"/>
+        </w:rPr>
+        <w:t>COUNT(</w:t>
+      </w:r>
+      <w:proofErr w:type="gramEnd"/>
+      <w:r>
+        <w:rPr>
+          <w:rFonts w:ascii="Times New Roman" w:hAnsi="Times New Roman" w:cs="Times New Roman"/>
+        </w:rPr>
+        <w:t xml:space="preserve">*) AS </w:t>
       </w:r>
       <w:proofErr w:type="spellStart"/>
       <w:r>
@@ -1468,7 +1600,21 @@
         <w:rPr>
           <w:rFonts w:ascii="Times New Roman" w:hAnsi="Times New Roman" w:cs="Times New Roman"/>
         </w:rPr>
-        <w:t xml:space="preserve">SELECT SUM(price) AS </w:t>
+        <w:t xml:space="preserve">SELECT </w:t>
+      </w:r>
+      <w:proofErr w:type="gramStart"/>
+      <w:r>
+        <w:rPr>
+          <w:rFonts w:ascii="Times New Roman" w:hAnsi="Times New Roman" w:cs="Times New Roman"/>
+        </w:rPr>
+        <w:t>SUM(</w:t>
+      </w:r>
+      <w:proofErr w:type="gramEnd"/>
+      <w:r>
+        <w:rPr>
+          <w:rFonts w:ascii="Times New Roman" w:hAnsi="Times New Roman" w:cs="Times New Roman"/>
+        </w:rPr>
+        <w:t xml:space="preserve">price) AS </w:t>
       </w:r>
       <w:proofErr w:type="spellStart"/>
       <w:r>
@@ -1504,7 +1650,21 @@
         <w:rPr>
           <w:rFonts w:ascii="Times New Roman" w:hAnsi="Times New Roman" w:cs="Times New Roman"/>
         </w:rPr>
-        <w:t>SELECT AVG(price) AS Average_Price</w:t>
+        <w:t xml:space="preserve">SELECT </w:t>
+      </w:r>
+      <w:proofErr w:type="gramStart"/>
+      <w:r>
+        <w:rPr>
+          <w:rFonts w:ascii="Times New Roman" w:hAnsi="Times New Roman" w:cs="Times New Roman"/>
+        </w:rPr>
+        <w:t>AVG(</w:t>
+      </w:r>
+      <w:proofErr w:type="gramEnd"/>
+      <w:r>
+        <w:rPr>
+          <w:rFonts w:ascii="Times New Roman" w:hAnsi="Times New Roman" w:cs="Times New Roman"/>
+        </w:rPr>
+        <w:t>price) AS Average_Price</w:t>
       </w:r>
     </w:p>
     <w:p>
@@ -1532,7 +1692,21 @@
         <w:rPr>
           <w:rFonts w:ascii="Times New Roman" w:hAnsi="Times New Roman" w:cs="Times New Roman"/>
         </w:rPr>
-        <w:t xml:space="preserve">SELECT MAX(price) AS </w:t>
+        <w:t xml:space="preserve">SELECT </w:t>
+      </w:r>
+      <w:proofErr w:type="gramStart"/>
+      <w:r>
+        <w:rPr>
+          <w:rFonts w:ascii="Times New Roman" w:hAnsi="Times New Roman" w:cs="Times New Roman"/>
+        </w:rPr>
+        <w:t>MAX(</w:t>
+      </w:r>
+      <w:proofErr w:type="gramEnd"/>
+      <w:r>
+        <w:rPr>
+          <w:rFonts w:ascii="Times New Roman" w:hAnsi="Times New Roman" w:cs="Times New Roman"/>
+        </w:rPr>
+        <w:t xml:space="preserve">price) AS </w:t>
       </w:r>
       <w:proofErr w:type="spellStart"/>
       <w:r>
@@ -1568,7 +1742,21 @@
         <w:rPr>
           <w:rFonts w:ascii="Times New Roman" w:hAnsi="Times New Roman" w:cs="Times New Roman"/>
         </w:rPr>
-        <w:t xml:space="preserve">SELECT MIN(price) AS </w:t>
+        <w:t xml:space="preserve">SELECT </w:t>
+      </w:r>
+      <w:proofErr w:type="gramStart"/>
+      <w:r>
+        <w:rPr>
+          <w:rFonts w:ascii="Times New Roman" w:hAnsi="Times New Roman" w:cs="Times New Roman"/>
+        </w:rPr>
+        <w:t>MIN(</w:t>
+      </w:r>
+      <w:proofErr w:type="gramEnd"/>
+      <w:r>
+        <w:rPr>
+          <w:rFonts w:ascii="Times New Roman" w:hAnsi="Times New Roman" w:cs="Times New Roman"/>
+        </w:rPr>
+        <w:t xml:space="preserve">price) AS </w:t>
       </w:r>
       <w:proofErr w:type="spellStart"/>
       <w:r>
@@ -1977,7 +2165,35 @@
         <w:rPr>
           <w:rFonts w:ascii="Times New Roman" w:hAnsi="Times New Roman" w:cs="Times New Roman"/>
         </w:rPr>
-        <w:t xml:space="preserve">Apply aggregate functions such as COUNT() and SUM(). </w:t>
+        <w:t xml:space="preserve">Apply aggregate functions such as </w:t>
+      </w:r>
+      <w:proofErr w:type="gramStart"/>
+      <w:r>
+        <w:rPr>
+          <w:rFonts w:ascii="Times New Roman" w:hAnsi="Times New Roman" w:cs="Times New Roman"/>
+        </w:rPr>
+        <w:t>COUNT(</w:t>
+      </w:r>
+      <w:proofErr w:type="gramEnd"/>
+      <w:r>
+        <w:rPr>
+          <w:rFonts w:ascii="Times New Roman" w:hAnsi="Times New Roman" w:cs="Times New Roman"/>
+        </w:rPr>
+        <w:t xml:space="preserve">) and </w:t>
+      </w:r>
+      <w:proofErr w:type="gramStart"/>
+      <w:r>
+        <w:rPr>
+          <w:rFonts w:ascii="Times New Roman" w:hAnsi="Times New Roman" w:cs="Times New Roman"/>
+        </w:rPr>
+        <w:t>SUM(</w:t>
+      </w:r>
+      <w:proofErr w:type="gramEnd"/>
+      <w:r>
+        <w:rPr>
+          <w:rFonts w:ascii="Times New Roman" w:hAnsi="Times New Roman" w:cs="Times New Roman"/>
+        </w:rPr>
+        <w:t xml:space="preserve">). </w:t>
       </w:r>
     </w:p>
     <w:p>
@@ -2088,7 +2304,21 @@
         <w:rPr>
           <w:rFonts w:ascii="Times New Roman" w:hAnsi="Times New Roman" w:cs="Times New Roman"/>
         </w:rPr>
-        <w:t xml:space="preserve">SELECT country, COUNT(*) AS </w:t>
+        <w:t xml:space="preserve">SELECT country, </w:t>
+      </w:r>
+      <w:proofErr w:type="gramStart"/>
+      <w:r>
+        <w:rPr>
+          <w:rFonts w:ascii="Times New Roman" w:hAnsi="Times New Roman" w:cs="Times New Roman"/>
+        </w:rPr>
+        <w:t>COUNT(</w:t>
+      </w:r>
+      <w:proofErr w:type="gramEnd"/>
+      <w:r>
+        <w:rPr>
+          <w:rFonts w:ascii="Times New Roman" w:hAnsi="Times New Roman" w:cs="Times New Roman"/>
+        </w:rPr>
+        <w:t xml:space="preserve">*) AS </w:t>
       </w:r>
       <w:proofErr w:type="spellStart"/>
       <w:r>
@@ -2172,7 +2402,21 @@
         <w:rPr>
           <w:rFonts w:ascii="Times New Roman" w:hAnsi="Times New Roman" w:cs="Times New Roman"/>
         </w:rPr>
-        <w:t xml:space="preserve">, SUM(price) AS </w:t>
+        <w:t xml:space="preserve">, </w:t>
+      </w:r>
+      <w:proofErr w:type="gramStart"/>
+      <w:r>
+        <w:rPr>
+          <w:rFonts w:ascii="Times New Roman" w:hAnsi="Times New Roman" w:cs="Times New Roman"/>
+        </w:rPr>
+        <w:t>SUM(</w:t>
+      </w:r>
+      <w:proofErr w:type="gramEnd"/>
+      <w:r>
+        <w:rPr>
+          <w:rFonts w:ascii="Times New Roman" w:hAnsi="Times New Roman" w:cs="Times New Roman"/>
+        </w:rPr>
+        <w:t xml:space="preserve">price) AS </w:t>
       </w:r>
       <w:proofErr w:type="spellStart"/>
       <w:r>
@@ -2230,7 +2474,21 @@
         <w:rPr>
           <w:rFonts w:ascii="Times New Roman" w:hAnsi="Times New Roman" w:cs="Times New Roman"/>
         </w:rPr>
-        <w:t>HAVING SUM(price) &gt; 500;</w:t>
+        <w:t xml:space="preserve">HAVING </w:t>
+      </w:r>
+      <w:proofErr w:type="gramStart"/>
+      <w:r>
+        <w:rPr>
+          <w:rFonts w:ascii="Times New Roman" w:hAnsi="Times New Roman" w:cs="Times New Roman"/>
+        </w:rPr>
+        <w:t>SUM(</w:t>
+      </w:r>
+      <w:proofErr w:type="gramEnd"/>
+      <w:r>
+        <w:rPr>
+          <w:rFonts w:ascii="Times New Roman" w:hAnsi="Times New Roman" w:cs="Times New Roman"/>
+        </w:rPr>
+        <w:t>price) &gt; 500;</w:t>
       </w:r>
     </w:p>
     <w:p>
@@ -4438,6 +4696,7 @@
       <w:r>
         <w:rPr>
           <w:rFonts w:ascii="Times New Roman" w:hAnsi="Times New Roman" w:cs="Times New Roman"/>
+          <w:noProof/>
         </w:rPr>
         <w:lastRenderedPageBreak/>
         <w:drawing>
@@ -4672,6 +4931,7 @@
         </w:rPr>
       </w:pPr>
       <w:proofErr w:type="spellStart"/>
+      <w:proofErr w:type="gramStart"/>
       <w:r>
         <w:rPr>
           <w:rFonts w:ascii="Times New Roman" w:hAnsi="Times New Roman" w:cs="Times New Roman"/>
@@ -4680,6 +4940,7 @@
         <w:t>Ex.No</w:t>
       </w:r>
       <w:proofErr w:type="spellEnd"/>
+      <w:proofErr w:type="gramEnd"/>
       <w:r>
         <w:rPr>
           <w:rFonts w:ascii="Times New Roman" w:hAnsi="Times New Roman" w:cs="Times New Roman"/>
@@ -5086,6 +5347,7 @@
       <w:r>
         <w:rPr>
           <w:rFonts w:ascii="Times New Roman" w:hAnsi="Times New Roman" w:cs="Times New Roman"/>
+          <w:noProof/>
         </w:rPr>
         <w:drawing>
           <wp:inline distT="0" distB="0" distL="0" distR="0" wp14:anchorId="0F317943" wp14:editId="36CFEDD0">
@@ -5650,13 +5912,7 @@
         <w:rPr>
           <w:rFonts w:ascii="Times New Roman" w:hAnsi="Times New Roman" w:cs="Times New Roman"/>
         </w:rPr>
-        <w:t>Using WHILE Loop</w:t>
-      </w:r>
-      <w:r>
-        <w:rPr>
-          <w:rFonts w:ascii="Times New Roman" w:hAnsi="Times New Roman" w:cs="Times New Roman"/>
-        </w:rPr>
-        <w:t>:</w:t>
+        <w:t>Using WHILE Loop:</w:t>
       </w:r>
     </w:p>
     <w:p>
@@ -5778,14 +6034,28 @@
         <w:rPr>
           <w:rFonts w:ascii="Times New Roman" w:hAnsi="Times New Roman" w:cs="Times New Roman"/>
         </w:rPr>
-        <w:t>display_imports</w:t>
+        <w:t>display_</w:t>
+      </w:r>
+      <w:proofErr w:type="gramStart"/>
+      <w:r>
+        <w:rPr>
+          <w:rFonts w:ascii="Times New Roman" w:hAnsi="Times New Roman" w:cs="Times New Roman"/>
+        </w:rPr>
+        <w:t>imports</w:t>
       </w:r>
       <w:proofErr w:type="spellEnd"/>
       <w:r>
         <w:rPr>
           <w:rFonts w:ascii="Times New Roman" w:hAnsi="Times New Roman" w:cs="Times New Roman"/>
         </w:rPr>
-        <w:t>()</w:t>
+        <w:t>(</w:t>
+      </w:r>
+      <w:proofErr w:type="gramEnd"/>
+      <w:r>
+        <w:rPr>
+          <w:rFonts w:ascii="Times New Roman" w:hAnsi="Times New Roman" w:cs="Times New Roman"/>
+        </w:rPr>
+        <w:t>)</w:t>
       </w:r>
     </w:p>
     <w:p>
@@ -5868,7 +6138,21 @@
         <w:rPr>
           <w:rFonts w:ascii="Times New Roman" w:hAnsi="Times New Roman" w:cs="Times New Roman"/>
         </w:rPr>
-        <w:t xml:space="preserve">    SELECT COUNT(*) INTO total</w:t>
+        <w:t xml:space="preserve">    SELECT </w:t>
+      </w:r>
+      <w:proofErr w:type="gramStart"/>
+      <w:r>
+        <w:rPr>
+          <w:rFonts w:ascii="Times New Roman" w:hAnsi="Times New Roman" w:cs="Times New Roman"/>
+        </w:rPr>
+        <w:t>COUNT(</w:t>
+      </w:r>
+      <w:proofErr w:type="gramEnd"/>
+      <w:r>
+        <w:rPr>
+          <w:rFonts w:ascii="Times New Roman" w:hAnsi="Times New Roman" w:cs="Times New Roman"/>
+        </w:rPr>
+        <w:t>*) INTO total</w:t>
       </w:r>
     </w:p>
     <w:p>
@@ -6143,12 +6427,14 @@
           <w:rFonts w:ascii="Times New Roman" w:hAnsi="Times New Roman" w:cs="Times New Roman"/>
         </w:rPr>
       </w:pPr>
+      <w:proofErr w:type="gramStart"/>
       <w:r>
         <w:rPr>
           <w:rFonts w:ascii="Times New Roman" w:hAnsi="Times New Roman" w:cs="Times New Roman"/>
         </w:rPr>
         <w:t>DELIMITER ;</w:t>
       </w:r>
+      <w:proofErr w:type="gramEnd"/>
     </w:p>
     <w:p>
       <w:pPr>
@@ -6178,14 +6464,28 @@
         <w:rPr>
           <w:rFonts w:ascii="Times New Roman" w:hAnsi="Times New Roman" w:cs="Times New Roman"/>
         </w:rPr>
-        <w:t>display_imports</w:t>
+        <w:t>display_</w:t>
+      </w:r>
+      <w:proofErr w:type="gramStart"/>
+      <w:r>
+        <w:rPr>
+          <w:rFonts w:ascii="Times New Roman" w:hAnsi="Times New Roman" w:cs="Times New Roman"/>
+        </w:rPr>
+        <w:t>imports</w:t>
       </w:r>
       <w:proofErr w:type="spellEnd"/>
       <w:r>
         <w:rPr>
           <w:rFonts w:ascii="Times New Roman" w:hAnsi="Times New Roman" w:cs="Times New Roman"/>
         </w:rPr>
-        <w:t>();</w:t>
+        <w:t>(</w:t>
+      </w:r>
+      <w:proofErr w:type="gramEnd"/>
+      <w:r>
+        <w:rPr>
+          <w:rFonts w:ascii="Times New Roman" w:hAnsi="Times New Roman" w:cs="Times New Roman"/>
+        </w:rPr>
+        <w:t>);</w:t>
       </w:r>
     </w:p>
     <w:p>
@@ -6343,14 +6643,28 @@
         <w:rPr>
           <w:rFonts w:ascii="Times New Roman" w:hAnsi="Times New Roman" w:cs="Times New Roman"/>
         </w:rPr>
-        <w:t>total_import_price</w:t>
+        <w:t>total_import_</w:t>
+      </w:r>
+      <w:proofErr w:type="gramStart"/>
+      <w:r>
+        <w:rPr>
+          <w:rFonts w:ascii="Times New Roman" w:hAnsi="Times New Roman" w:cs="Times New Roman"/>
+        </w:rPr>
+        <w:t>price</w:t>
       </w:r>
       <w:proofErr w:type="spellEnd"/>
       <w:r>
         <w:rPr>
           <w:rFonts w:ascii="Times New Roman" w:hAnsi="Times New Roman" w:cs="Times New Roman"/>
         </w:rPr>
-        <w:t>()</w:t>
+        <w:t>(</w:t>
+      </w:r>
+      <w:proofErr w:type="gramEnd"/>
+      <w:r>
+        <w:rPr>
+          <w:rFonts w:ascii="Times New Roman" w:hAnsi="Times New Roman" w:cs="Times New Roman"/>
+        </w:rPr>
+        <w:t>)</w:t>
       </w:r>
     </w:p>
     <w:p>
@@ -6438,31 +6752,59 @@
         <w:rPr>
           <w:rFonts w:ascii="Times New Roman" w:hAnsi="Times New Roman" w:cs="Times New Roman"/>
         </w:rPr>
-        <w:t xml:space="preserve"> DECIMAL(10,2) DEFAULT 0;</w:t>
-      </w:r>
-    </w:p>
-    <w:p>
-      <w:pPr>
-        <w:pStyle w:val="ListParagraph"/>
-        <w:spacing w:line="360" w:lineRule="auto"/>
-        <w:rPr>
-          <w:rFonts w:ascii="Times New Roman" w:hAnsi="Times New Roman" w:cs="Times New Roman"/>
-        </w:rPr>
-      </w:pPr>
-    </w:p>
-    <w:p>
-      <w:pPr>
-        <w:pStyle w:val="ListParagraph"/>
-        <w:spacing w:line="360" w:lineRule="auto"/>
-        <w:rPr>
-          <w:rFonts w:ascii="Times New Roman" w:hAnsi="Times New Roman" w:cs="Times New Roman"/>
-        </w:rPr>
-      </w:pPr>
-      <w:r>
-        <w:rPr>
-          <w:rFonts w:ascii="Times New Roman" w:hAnsi="Times New Roman" w:cs="Times New Roman"/>
-        </w:rPr>
-        <w:t xml:space="preserve">    SELECT COUNT(*) INTO total</w:t>
+        <w:t xml:space="preserve"> </w:t>
+      </w:r>
+      <w:proofErr w:type="gramStart"/>
+      <w:r>
+        <w:rPr>
+          <w:rFonts w:ascii="Times New Roman" w:hAnsi="Times New Roman" w:cs="Times New Roman"/>
+        </w:rPr>
+        <w:t>DECIMAL(</w:t>
+      </w:r>
+      <w:proofErr w:type="gramEnd"/>
+      <w:r>
+        <w:rPr>
+          <w:rFonts w:ascii="Times New Roman" w:hAnsi="Times New Roman" w:cs="Times New Roman"/>
+        </w:rPr>
+        <w:t>10,2) DEFAULT 0;</w:t>
+      </w:r>
+    </w:p>
+    <w:p>
+      <w:pPr>
+        <w:pStyle w:val="ListParagraph"/>
+        <w:spacing w:line="360" w:lineRule="auto"/>
+        <w:rPr>
+          <w:rFonts w:ascii="Times New Roman" w:hAnsi="Times New Roman" w:cs="Times New Roman"/>
+        </w:rPr>
+      </w:pPr>
+    </w:p>
+    <w:p>
+      <w:pPr>
+        <w:pStyle w:val="ListParagraph"/>
+        <w:spacing w:line="360" w:lineRule="auto"/>
+        <w:rPr>
+          <w:rFonts w:ascii="Times New Roman" w:hAnsi="Times New Roman" w:cs="Times New Roman"/>
+        </w:rPr>
+      </w:pPr>
+      <w:r>
+        <w:rPr>
+          <w:rFonts w:ascii="Times New Roman" w:hAnsi="Times New Roman" w:cs="Times New Roman"/>
+        </w:rPr>
+        <w:t xml:space="preserve">    SELECT </w:t>
+      </w:r>
+      <w:proofErr w:type="gramStart"/>
+      <w:r>
+        <w:rPr>
+          <w:rFonts w:ascii="Times New Roman" w:hAnsi="Times New Roman" w:cs="Times New Roman"/>
+        </w:rPr>
+        <w:t>COUNT(</w:t>
+      </w:r>
+      <w:proofErr w:type="gramEnd"/>
+      <w:r>
+        <w:rPr>
+          <w:rFonts w:ascii="Times New Roman" w:hAnsi="Times New Roman" w:cs="Times New Roman"/>
+        </w:rPr>
+        <w:t>*) INTO total</w:t>
       </w:r>
     </w:p>
     <w:p>
@@ -6819,12 +7161,14 @@
           <w:rFonts w:ascii="Times New Roman" w:hAnsi="Times New Roman" w:cs="Times New Roman"/>
         </w:rPr>
       </w:pPr>
+      <w:proofErr w:type="gramStart"/>
       <w:r>
         <w:rPr>
           <w:rFonts w:ascii="Times New Roman" w:hAnsi="Times New Roman" w:cs="Times New Roman"/>
         </w:rPr>
         <w:t>DELIMITER ;</w:t>
       </w:r>
+      <w:proofErr w:type="gramEnd"/>
     </w:p>
     <w:p>
       <w:pPr>
@@ -6854,14 +7198,28 @@
         <w:rPr>
           <w:rFonts w:ascii="Times New Roman" w:hAnsi="Times New Roman" w:cs="Times New Roman"/>
         </w:rPr>
-        <w:t>total_import_price</w:t>
+        <w:t>total_import_</w:t>
+      </w:r>
+      <w:proofErr w:type="gramStart"/>
+      <w:r>
+        <w:rPr>
+          <w:rFonts w:ascii="Times New Roman" w:hAnsi="Times New Roman" w:cs="Times New Roman"/>
+        </w:rPr>
+        <w:t>price</w:t>
       </w:r>
       <w:proofErr w:type="spellEnd"/>
       <w:r>
         <w:rPr>
           <w:rFonts w:ascii="Times New Roman" w:hAnsi="Times New Roman" w:cs="Times New Roman"/>
         </w:rPr>
-        <w:t>()</w:t>
+        <w:t>(</w:t>
+      </w:r>
+      <w:proofErr w:type="gramEnd"/>
+      <w:r>
+        <w:rPr>
+          <w:rFonts w:ascii="Times New Roman" w:hAnsi="Times New Roman" w:cs="Times New Roman"/>
+        </w:rPr>
+        <w:t>)</w:t>
       </w:r>
     </w:p>
     <w:p>
@@ -6914,6 +7272,7 @@
       <w:r>
         <w:rPr>
           <w:rFonts w:ascii="Times New Roman" w:hAnsi="Times New Roman" w:cs="Times New Roman"/>
+          <w:noProof/>
         </w:rPr>
         <w:drawing>
           <wp:inline distT="0" distB="0" distL="0" distR="0" wp14:anchorId="750A779E" wp14:editId="243EA82E">
@@ -6981,6 +7340,7 @@
       <w:r>
         <w:rPr>
           <w:rFonts w:ascii="Times New Roman" w:hAnsi="Times New Roman" w:cs="Times New Roman"/>
+          <w:noProof/>
         </w:rPr>
         <w:drawing>
           <wp:inline distT="0" distB="0" distL="0" distR="0" wp14:anchorId="462E721E" wp14:editId="11DDCF6F">
@@ -7070,20 +7430,30 @@
           <w:b/>
           <w:bCs/>
         </w:rPr>
-        <w:t>WHILE loop</w:t>
-      </w:r>
-      <w:r>
-        <w:rPr>
-          <w:rFonts w:ascii="Times New Roman" w:hAnsi="Times New Roman" w:cs="Times New Roman"/>
-        </w:rPr>
-        <w:t xml:space="preserve"> successfully displayed the import records from the imports table, while the </w:t>
-      </w:r>
+        <w:t xml:space="preserve">WHILE </w:t>
+      </w:r>
+      <w:proofErr w:type="gramStart"/>
       <w:r>
         <w:rPr>
           <w:rFonts w:ascii="Times New Roman" w:hAnsi="Times New Roman" w:cs="Times New Roman"/>
           <w:b/>
           <w:bCs/>
         </w:rPr>
+        <w:t>loop</w:t>
+      </w:r>
+      <w:proofErr w:type="gramEnd"/>
+      <w:r>
+        <w:rPr>
+          <w:rFonts w:ascii="Times New Roman" w:hAnsi="Times New Roman" w:cs="Times New Roman"/>
+        </w:rPr>
+        <w:t xml:space="preserve"> successfully displayed the import records from the imports table, while the </w:t>
+      </w:r>
+      <w:r>
+        <w:rPr>
+          <w:rFonts w:ascii="Times New Roman" w:hAnsi="Times New Roman" w:cs="Times New Roman"/>
+          <w:b/>
+          <w:bCs/>
+        </w:rPr>
         <w:t>REPEAT loop</w:t>
       </w:r>
       <w:r>
@@ -7092,6 +7462,3257 @@
         </w:rPr>
         <w:t xml:space="preserve"> successfully calculated the total price of all imported products.</w:t>
       </w:r>
+    </w:p>
+    <w:p>
+      <w:pPr>
+        <w:pStyle w:val="ListParagraph"/>
+        <w:spacing w:line="360" w:lineRule="auto"/>
+        <w:rPr>
+          <w:rFonts w:ascii="Times New Roman" w:hAnsi="Times New Roman" w:cs="Times New Roman"/>
+        </w:rPr>
+      </w:pPr>
+    </w:p>
+    <w:p>
+      <w:pPr>
+        <w:pStyle w:val="ListParagraph"/>
+        <w:spacing w:line="360" w:lineRule="auto"/>
+        <w:rPr>
+          <w:rFonts w:ascii="Times New Roman" w:hAnsi="Times New Roman" w:cs="Times New Roman"/>
+        </w:rPr>
+      </w:pPr>
+    </w:p>
+    <w:p>
+      <w:pPr>
+        <w:pStyle w:val="ListParagraph"/>
+        <w:spacing w:line="360" w:lineRule="auto"/>
+        <w:rPr>
+          <w:rFonts w:ascii="Times New Roman" w:hAnsi="Times New Roman" w:cs="Times New Roman"/>
+        </w:rPr>
+      </w:pPr>
+    </w:p>
+    <w:p>
+      <w:pPr>
+        <w:pStyle w:val="ListParagraph"/>
+        <w:spacing w:line="360" w:lineRule="auto"/>
+        <w:rPr>
+          <w:rFonts w:ascii="Times New Roman" w:hAnsi="Times New Roman" w:cs="Times New Roman"/>
+        </w:rPr>
+      </w:pPr>
+    </w:p>
+    <w:p>
+      <w:pPr>
+        <w:pStyle w:val="ListParagraph"/>
+        <w:spacing w:line="360" w:lineRule="auto"/>
+        <w:rPr>
+          <w:rFonts w:ascii="Times New Roman" w:hAnsi="Times New Roman" w:cs="Times New Roman"/>
+        </w:rPr>
+      </w:pPr>
+    </w:p>
+    <w:p>
+      <w:pPr>
+        <w:pStyle w:val="ListParagraph"/>
+        <w:spacing w:line="360" w:lineRule="auto"/>
+        <w:rPr>
+          <w:rFonts w:ascii="Times New Roman" w:hAnsi="Times New Roman" w:cs="Times New Roman"/>
+        </w:rPr>
+      </w:pPr>
+    </w:p>
+    <w:p>
+      <w:pPr>
+        <w:pStyle w:val="ListParagraph"/>
+        <w:spacing w:line="360" w:lineRule="auto"/>
+        <w:rPr>
+          <w:rFonts w:ascii="Times New Roman" w:hAnsi="Times New Roman" w:cs="Times New Roman"/>
+        </w:rPr>
+      </w:pPr>
+    </w:p>
+    <w:p>
+      <w:pPr>
+        <w:pStyle w:val="ListParagraph"/>
+        <w:spacing w:line="360" w:lineRule="auto"/>
+        <w:rPr>
+          <w:rFonts w:ascii="Times New Roman" w:hAnsi="Times New Roman" w:cs="Times New Roman"/>
+        </w:rPr>
+      </w:pPr>
+    </w:p>
+    <w:p>
+      <w:pPr>
+        <w:pStyle w:val="ListParagraph"/>
+        <w:spacing w:line="360" w:lineRule="auto"/>
+        <w:rPr>
+          <w:rFonts w:ascii="Times New Roman" w:hAnsi="Times New Roman" w:cs="Times New Roman"/>
+        </w:rPr>
+      </w:pPr>
+    </w:p>
+    <w:p>
+      <w:pPr>
+        <w:pStyle w:val="ListParagraph"/>
+        <w:spacing w:line="360" w:lineRule="auto"/>
+        <w:rPr>
+          <w:rFonts w:ascii="Times New Roman" w:hAnsi="Times New Roman" w:cs="Times New Roman"/>
+        </w:rPr>
+      </w:pPr>
+    </w:p>
+    <w:p>
+      <w:pPr>
+        <w:pStyle w:val="ListParagraph"/>
+        <w:spacing w:line="360" w:lineRule="auto"/>
+        <w:rPr>
+          <w:rFonts w:ascii="Times New Roman" w:hAnsi="Times New Roman" w:cs="Times New Roman"/>
+        </w:rPr>
+      </w:pPr>
+    </w:p>
+    <w:p>
+      <w:pPr>
+        <w:pStyle w:val="ListParagraph"/>
+        <w:spacing w:line="360" w:lineRule="auto"/>
+        <w:rPr>
+          <w:rFonts w:ascii="Times New Roman" w:hAnsi="Times New Roman" w:cs="Times New Roman"/>
+        </w:rPr>
+      </w:pPr>
+    </w:p>
+    <w:p>
+      <w:pPr>
+        <w:pStyle w:val="ListParagraph"/>
+        <w:spacing w:line="360" w:lineRule="auto"/>
+        <w:rPr>
+          <w:rFonts w:ascii="Times New Roman" w:hAnsi="Times New Roman" w:cs="Times New Roman"/>
+        </w:rPr>
+      </w:pPr>
+    </w:p>
+    <w:p>
+      <w:pPr>
+        <w:pStyle w:val="ListParagraph"/>
+        <w:spacing w:line="360" w:lineRule="auto"/>
+        <w:rPr>
+          <w:rFonts w:ascii="Times New Roman" w:hAnsi="Times New Roman" w:cs="Times New Roman"/>
+        </w:rPr>
+      </w:pPr>
+    </w:p>
+    <w:p>
+      <w:pPr>
+        <w:pStyle w:val="ListParagraph"/>
+        <w:spacing w:line="360" w:lineRule="auto"/>
+        <w:rPr>
+          <w:rFonts w:ascii="Times New Roman" w:hAnsi="Times New Roman" w:cs="Times New Roman"/>
+        </w:rPr>
+      </w:pPr>
+    </w:p>
+    <w:p>
+      <w:pPr>
+        <w:pStyle w:val="ListParagraph"/>
+        <w:spacing w:line="360" w:lineRule="auto"/>
+        <w:rPr>
+          <w:rFonts w:ascii="Times New Roman" w:hAnsi="Times New Roman" w:cs="Times New Roman"/>
+        </w:rPr>
+      </w:pPr>
+    </w:p>
+    <w:p>
+      <w:pPr>
+        <w:pStyle w:val="ListParagraph"/>
+        <w:spacing w:line="360" w:lineRule="auto"/>
+        <w:rPr>
+          <w:rFonts w:ascii="Times New Roman" w:hAnsi="Times New Roman" w:cs="Times New Roman"/>
+        </w:rPr>
+      </w:pPr>
+    </w:p>
+    <w:p>
+      <w:pPr>
+        <w:pStyle w:val="ListParagraph"/>
+        <w:spacing w:line="360" w:lineRule="auto"/>
+        <w:rPr>
+          <w:rFonts w:ascii="Times New Roman" w:hAnsi="Times New Roman" w:cs="Times New Roman"/>
+        </w:rPr>
+      </w:pPr>
+    </w:p>
+    <w:p>
+      <w:pPr>
+        <w:pStyle w:val="ListParagraph"/>
+        <w:spacing w:line="360" w:lineRule="auto"/>
+        <w:rPr>
+          <w:rFonts w:ascii="Times New Roman" w:hAnsi="Times New Roman" w:cs="Times New Roman"/>
+        </w:rPr>
+      </w:pPr>
+    </w:p>
+    <w:p>
+      <w:pPr>
+        <w:pStyle w:val="ListParagraph"/>
+        <w:spacing w:line="360" w:lineRule="auto"/>
+        <w:rPr>
+          <w:rFonts w:ascii="Times New Roman" w:hAnsi="Times New Roman" w:cs="Times New Roman"/>
+        </w:rPr>
+      </w:pPr>
+    </w:p>
+    <w:p>
+      <w:pPr>
+        <w:pStyle w:val="ListParagraph"/>
+        <w:spacing w:line="360" w:lineRule="auto"/>
+        <w:rPr>
+          <w:rFonts w:ascii="Times New Roman" w:hAnsi="Times New Roman" w:cs="Times New Roman"/>
+        </w:rPr>
+      </w:pPr>
+    </w:p>
+    <w:p>
+      <w:pPr>
+        <w:pStyle w:val="ListParagraph"/>
+        <w:spacing w:line="360" w:lineRule="auto"/>
+        <w:rPr>
+          <w:rFonts w:ascii="Times New Roman" w:hAnsi="Times New Roman" w:cs="Times New Roman"/>
+        </w:rPr>
+      </w:pPr>
+    </w:p>
+    <w:p>
+      <w:pPr>
+        <w:pStyle w:val="ListParagraph"/>
+        <w:spacing w:line="360" w:lineRule="auto"/>
+        <w:rPr>
+          <w:rFonts w:ascii="Times New Roman" w:hAnsi="Times New Roman" w:cs="Times New Roman"/>
+        </w:rPr>
+      </w:pPr>
+    </w:p>
+    <w:p>
+      <w:pPr>
+        <w:pStyle w:val="ListParagraph"/>
+        <w:spacing w:line="360" w:lineRule="auto"/>
+        <w:rPr>
+          <w:rFonts w:ascii="Times New Roman" w:hAnsi="Times New Roman" w:cs="Times New Roman"/>
+        </w:rPr>
+      </w:pPr>
+    </w:p>
+    <w:p>
+      <w:pPr>
+        <w:pStyle w:val="ListParagraph"/>
+        <w:spacing w:line="360" w:lineRule="auto"/>
+        <w:rPr>
+          <w:rFonts w:ascii="Times New Roman" w:hAnsi="Times New Roman" w:cs="Times New Roman"/>
+        </w:rPr>
+      </w:pPr>
+    </w:p>
+    <w:p>
+      <w:pPr>
+        <w:pStyle w:val="ListParagraph"/>
+        <w:spacing w:line="360" w:lineRule="auto"/>
+        <w:rPr>
+          <w:rFonts w:ascii="Times New Roman" w:hAnsi="Times New Roman" w:cs="Times New Roman"/>
+        </w:rPr>
+      </w:pPr>
+    </w:p>
+    <w:p>
+      <w:pPr>
+        <w:pStyle w:val="ListParagraph"/>
+        <w:spacing w:line="360" w:lineRule="auto"/>
+        <w:rPr>
+          <w:rFonts w:ascii="Times New Roman" w:hAnsi="Times New Roman" w:cs="Times New Roman"/>
+        </w:rPr>
+      </w:pPr>
+    </w:p>
+    <w:p>
+      <w:pPr>
+        <w:pStyle w:val="ListParagraph"/>
+        <w:spacing w:line="360" w:lineRule="auto"/>
+        <w:rPr>
+          <w:rFonts w:ascii="Times New Roman" w:hAnsi="Times New Roman" w:cs="Times New Roman"/>
+        </w:rPr>
+      </w:pPr>
+    </w:p>
+    <w:p>
+      <w:pPr>
+        <w:pStyle w:val="ListParagraph"/>
+        <w:spacing w:line="360" w:lineRule="auto"/>
+        <w:rPr>
+          <w:rFonts w:ascii="Times New Roman" w:hAnsi="Times New Roman" w:cs="Times New Roman"/>
+        </w:rPr>
+      </w:pPr>
+    </w:p>
+    <w:p>
+      <w:pPr>
+        <w:pStyle w:val="ListParagraph"/>
+        <w:spacing w:line="360" w:lineRule="auto"/>
+        <w:rPr>
+          <w:rFonts w:ascii="Times New Roman" w:hAnsi="Times New Roman" w:cs="Times New Roman"/>
+        </w:rPr>
+      </w:pPr>
+    </w:p>
+    <w:p>
+      <w:pPr>
+        <w:spacing w:line="360" w:lineRule="auto"/>
+        <w:rPr>
+          <w:rFonts w:ascii="Times New Roman" w:hAnsi="Times New Roman" w:cs="Times New Roman"/>
+        </w:rPr>
+      </w:pPr>
+      <w:r>
+        <w:rPr>
+          <w:rFonts w:ascii="Times New Roman" w:hAnsi="Times New Roman" w:cs="Times New Roman"/>
+        </w:rPr>
+        <w:lastRenderedPageBreak/>
+        <w:t>Ex. No: 13</w:t>
+      </w:r>
+      <w:r>
+        <w:rPr>
+          <w:rFonts w:ascii="Times New Roman" w:hAnsi="Times New Roman" w:cs="Times New Roman"/>
+        </w:rPr>
+        <w:t xml:space="preserve">        </w:t>
+      </w:r>
+      <w:r>
+        <w:rPr>
+          <w:rFonts w:ascii="Times New Roman" w:hAnsi="Times New Roman" w:cs="Times New Roman"/>
+        </w:rPr>
+        <w:t xml:space="preserve">                 </w:t>
+      </w:r>
+      <w:r>
+        <w:rPr>
+          <w:rFonts w:ascii="Times New Roman" w:hAnsi="Times New Roman" w:cs="Times New Roman"/>
+        </w:rPr>
+        <w:t xml:space="preserve">  </w:t>
+      </w:r>
+      <w:r>
+        <w:rPr>
+          <w:rFonts w:ascii="Times New Roman" w:hAnsi="Times New Roman" w:cs="Times New Roman"/>
+        </w:rPr>
+        <w:t>Simple programming using</w:t>
+      </w:r>
+      <w:r>
+        <w:rPr>
+          <w:rFonts w:ascii="Times New Roman" w:hAnsi="Times New Roman" w:cs="Times New Roman"/>
+        </w:rPr>
+        <w:t xml:space="preserve"> </w:t>
+      </w:r>
+      <w:r>
+        <w:rPr>
+          <w:rFonts w:ascii="Times New Roman" w:hAnsi="Times New Roman" w:cs="Times New Roman"/>
+        </w:rPr>
+        <w:t>CASE and LOOP</w:t>
+      </w:r>
+    </w:p>
+    <w:p>
+      <w:pPr>
+        <w:spacing w:line="360" w:lineRule="auto"/>
+        <w:rPr>
+          <w:rFonts w:ascii="Times New Roman" w:hAnsi="Times New Roman" w:cs="Times New Roman"/>
+        </w:rPr>
+      </w:pPr>
+    </w:p>
+    <w:p>
+      <w:pPr>
+        <w:spacing w:line="360" w:lineRule="auto"/>
+        <w:rPr>
+          <w:rFonts w:ascii="Times New Roman" w:hAnsi="Times New Roman" w:cs="Times New Roman"/>
+        </w:rPr>
+      </w:pPr>
+      <w:r>
+        <w:rPr>
+          <w:rFonts w:ascii="Times New Roman" w:hAnsi="Times New Roman" w:cs="Times New Roman"/>
+        </w:rPr>
+        <w:t>Aim</w:t>
+      </w:r>
+      <w:r>
+        <w:rPr>
+          <w:rFonts w:ascii="Times New Roman" w:hAnsi="Times New Roman" w:cs="Times New Roman"/>
+        </w:rPr>
+        <w:t xml:space="preserve">: </w:t>
+      </w:r>
+      <w:r>
+        <w:rPr>
+          <w:rFonts w:ascii="Times New Roman" w:hAnsi="Times New Roman" w:cs="Times New Roman"/>
+        </w:rPr>
+        <w:t>To learn how to use various MySQL loop statements including CASE and LOOP to run a block of code repeatedly based on a condition.</w:t>
+      </w:r>
+    </w:p>
+    <w:p>
+      <w:pPr>
+        <w:spacing w:line="360" w:lineRule="auto"/>
+        <w:rPr>
+          <w:rFonts w:ascii="Times New Roman" w:hAnsi="Times New Roman" w:cs="Times New Roman"/>
+        </w:rPr>
+      </w:pPr>
+      <w:r>
+        <w:rPr>
+          <w:rFonts w:ascii="Times New Roman" w:hAnsi="Times New Roman" w:cs="Times New Roman"/>
+        </w:rPr>
+        <w:t>Procedure:</w:t>
+      </w:r>
+    </w:p>
+    <w:p>
+      <w:pPr>
+        <w:pStyle w:val="ListParagraph"/>
+        <w:numPr>
+          <w:ilvl w:val="0"/>
+          <w:numId w:val="3"/>
+        </w:numPr>
+        <w:spacing w:line="360" w:lineRule="auto"/>
+        <w:rPr>
+          <w:rFonts w:ascii="Times New Roman" w:hAnsi="Times New Roman" w:cs="Times New Roman"/>
+        </w:rPr>
+      </w:pPr>
+      <w:r>
+        <w:rPr>
+          <w:rFonts w:ascii="Times New Roman" w:hAnsi="Times New Roman" w:cs="Times New Roman"/>
+        </w:rPr>
+        <w:t xml:space="preserve">Select the database containing the imports table. </w:t>
+      </w:r>
+    </w:p>
+    <w:p>
+      <w:pPr>
+        <w:pStyle w:val="ListParagraph"/>
+        <w:numPr>
+          <w:ilvl w:val="0"/>
+          <w:numId w:val="3"/>
+        </w:numPr>
+        <w:spacing w:line="360" w:lineRule="auto"/>
+        <w:rPr>
+          <w:rFonts w:ascii="Times New Roman" w:hAnsi="Times New Roman" w:cs="Times New Roman"/>
+        </w:rPr>
+      </w:pPr>
+      <w:r>
+        <w:rPr>
+          <w:rFonts w:ascii="Times New Roman" w:hAnsi="Times New Roman" w:cs="Times New Roman"/>
+        </w:rPr>
+        <w:t xml:space="preserve">Create the imports table with the given fields. </w:t>
+      </w:r>
+    </w:p>
+    <w:p>
+      <w:pPr>
+        <w:pStyle w:val="ListParagraph"/>
+        <w:numPr>
+          <w:ilvl w:val="0"/>
+          <w:numId w:val="3"/>
+        </w:numPr>
+        <w:spacing w:line="360" w:lineRule="auto"/>
+        <w:rPr>
+          <w:rFonts w:ascii="Times New Roman" w:hAnsi="Times New Roman" w:cs="Times New Roman"/>
+        </w:rPr>
+      </w:pPr>
+      <w:r>
+        <w:rPr>
+          <w:rFonts w:ascii="Times New Roman" w:hAnsi="Times New Roman" w:cs="Times New Roman"/>
+        </w:rPr>
+        <w:t xml:space="preserve">Insert the given import records into the table. </w:t>
+      </w:r>
+    </w:p>
+    <w:p>
+      <w:pPr>
+        <w:pStyle w:val="ListParagraph"/>
+        <w:numPr>
+          <w:ilvl w:val="0"/>
+          <w:numId w:val="3"/>
+        </w:numPr>
+        <w:spacing w:line="360" w:lineRule="auto"/>
+        <w:rPr>
+          <w:rFonts w:ascii="Times New Roman" w:hAnsi="Times New Roman" w:cs="Times New Roman"/>
+        </w:rPr>
+      </w:pPr>
+      <w:r>
+        <w:rPr>
+          <w:rFonts w:ascii="Times New Roman" w:hAnsi="Times New Roman" w:cs="Times New Roman"/>
+        </w:rPr>
+        <w:t xml:space="preserve">Create a stored procedure using a LOOP statement. </w:t>
+      </w:r>
+    </w:p>
+    <w:p>
+      <w:pPr>
+        <w:pStyle w:val="ListParagraph"/>
+        <w:numPr>
+          <w:ilvl w:val="0"/>
+          <w:numId w:val="3"/>
+        </w:numPr>
+        <w:spacing w:line="360" w:lineRule="auto"/>
+        <w:rPr>
+          <w:rFonts w:ascii="Times New Roman" w:hAnsi="Times New Roman" w:cs="Times New Roman"/>
+        </w:rPr>
+      </w:pPr>
+      <w:r>
+        <w:rPr>
+          <w:rFonts w:ascii="Times New Roman" w:hAnsi="Times New Roman" w:cs="Times New Roman"/>
+        </w:rPr>
+        <w:t xml:space="preserve">Use CASE inside the loop to check the price of each product. </w:t>
+      </w:r>
+    </w:p>
+    <w:p>
+      <w:pPr>
+        <w:pStyle w:val="ListParagraph"/>
+        <w:numPr>
+          <w:ilvl w:val="0"/>
+          <w:numId w:val="3"/>
+        </w:numPr>
+        <w:spacing w:line="360" w:lineRule="auto"/>
+        <w:rPr>
+          <w:rFonts w:ascii="Times New Roman" w:hAnsi="Times New Roman" w:cs="Times New Roman"/>
+        </w:rPr>
+      </w:pPr>
+      <w:r>
+        <w:rPr>
+          <w:rFonts w:ascii="Times New Roman" w:hAnsi="Times New Roman" w:cs="Times New Roman"/>
+        </w:rPr>
+        <w:t xml:space="preserve">Repeat the block of code for each record until all records are processed. </w:t>
+      </w:r>
+    </w:p>
+    <w:p>
+      <w:pPr>
+        <w:pStyle w:val="ListParagraph"/>
+        <w:numPr>
+          <w:ilvl w:val="0"/>
+          <w:numId w:val="3"/>
+        </w:numPr>
+        <w:spacing w:line="360" w:lineRule="auto"/>
+        <w:rPr>
+          <w:rFonts w:ascii="Times New Roman" w:hAnsi="Times New Roman" w:cs="Times New Roman"/>
+        </w:rPr>
+      </w:pPr>
+      <w:r>
+        <w:rPr>
+          <w:rFonts w:ascii="Times New Roman" w:hAnsi="Times New Roman" w:cs="Times New Roman"/>
+        </w:rPr>
+        <w:t xml:space="preserve">Execute the stored procedure using the CALL statement. </w:t>
+      </w:r>
+    </w:p>
+    <w:p>
+      <w:pPr>
+        <w:pStyle w:val="ListParagraph"/>
+        <w:numPr>
+          <w:ilvl w:val="0"/>
+          <w:numId w:val="3"/>
+        </w:numPr>
+        <w:spacing w:line="360" w:lineRule="auto"/>
+        <w:rPr>
+          <w:rFonts w:ascii="Times New Roman" w:hAnsi="Times New Roman" w:cs="Times New Roman"/>
+        </w:rPr>
+      </w:pPr>
+      <w:r>
+        <w:rPr>
+          <w:rFonts w:ascii="Times New Roman" w:hAnsi="Times New Roman" w:cs="Times New Roman"/>
+        </w:rPr>
+        <w:t>Display the result.</w:t>
+      </w:r>
+    </w:p>
+    <w:p>
+      <w:pPr>
+        <w:spacing w:line="360" w:lineRule="auto"/>
+        <w:rPr>
+          <w:rFonts w:ascii="Times New Roman" w:hAnsi="Times New Roman" w:cs="Times New Roman"/>
+        </w:rPr>
+      </w:pPr>
+      <w:r>
+        <w:rPr>
+          <w:rFonts w:ascii="Times New Roman" w:hAnsi="Times New Roman" w:cs="Times New Roman"/>
+        </w:rPr>
+        <w:t>SQL Query</w:t>
+      </w:r>
+      <w:r>
+        <w:rPr>
+          <w:rFonts w:ascii="Times New Roman" w:hAnsi="Times New Roman" w:cs="Times New Roman"/>
+        </w:rPr>
+        <w:t>:</w:t>
+      </w:r>
+    </w:p>
+    <w:p>
+      <w:pPr>
+        <w:spacing w:line="360" w:lineRule="auto"/>
+        <w:rPr>
+          <w:rFonts w:ascii="Times New Roman" w:hAnsi="Times New Roman" w:cs="Times New Roman"/>
+        </w:rPr>
+      </w:pPr>
+      <w:r>
+        <w:rPr>
+          <w:rFonts w:ascii="Times New Roman" w:hAnsi="Times New Roman" w:cs="Times New Roman"/>
+        </w:rPr>
+        <w:t xml:space="preserve">CREATE PROCEDURE </w:t>
+      </w:r>
+      <w:proofErr w:type="spellStart"/>
+      <w:r>
+        <w:rPr>
+          <w:rFonts w:ascii="Times New Roman" w:hAnsi="Times New Roman" w:cs="Times New Roman"/>
+        </w:rPr>
+        <w:t>price_</w:t>
+      </w:r>
+      <w:proofErr w:type="gramStart"/>
+      <w:r>
+        <w:rPr>
+          <w:rFonts w:ascii="Times New Roman" w:hAnsi="Times New Roman" w:cs="Times New Roman"/>
+        </w:rPr>
+        <w:t>category</w:t>
+      </w:r>
+      <w:proofErr w:type="spellEnd"/>
+      <w:r>
+        <w:rPr>
+          <w:rFonts w:ascii="Times New Roman" w:hAnsi="Times New Roman" w:cs="Times New Roman"/>
+        </w:rPr>
+        <w:t>(</w:t>
+      </w:r>
+      <w:proofErr w:type="gramEnd"/>
+      <w:r>
+        <w:rPr>
+          <w:rFonts w:ascii="Times New Roman" w:hAnsi="Times New Roman" w:cs="Times New Roman"/>
+        </w:rPr>
+        <w:t>)</w:t>
+      </w:r>
+    </w:p>
+    <w:p>
+      <w:pPr>
+        <w:spacing w:line="360" w:lineRule="auto"/>
+        <w:rPr>
+          <w:rFonts w:ascii="Times New Roman" w:hAnsi="Times New Roman" w:cs="Times New Roman"/>
+        </w:rPr>
+      </w:pPr>
+      <w:r>
+        <w:rPr>
+          <w:rFonts w:ascii="Times New Roman" w:hAnsi="Times New Roman" w:cs="Times New Roman"/>
+        </w:rPr>
+        <w:t>BEGIN</w:t>
+      </w:r>
+    </w:p>
+    <w:p>
+      <w:pPr>
+        <w:spacing w:line="360" w:lineRule="auto"/>
+        <w:rPr>
+          <w:rFonts w:ascii="Times New Roman" w:hAnsi="Times New Roman" w:cs="Times New Roman"/>
+        </w:rPr>
+      </w:pPr>
+      <w:r>
+        <w:rPr>
+          <w:rFonts w:ascii="Times New Roman" w:hAnsi="Times New Roman" w:cs="Times New Roman"/>
+        </w:rPr>
+        <w:t xml:space="preserve">    DECLARE done INT DEFAULT 0;</w:t>
+      </w:r>
+    </w:p>
+    <w:p>
+      <w:pPr>
+        <w:spacing w:line="360" w:lineRule="auto"/>
+        <w:rPr>
+          <w:rFonts w:ascii="Times New Roman" w:hAnsi="Times New Roman" w:cs="Times New Roman"/>
+        </w:rPr>
+      </w:pPr>
+      <w:r>
+        <w:rPr>
+          <w:rFonts w:ascii="Times New Roman" w:hAnsi="Times New Roman" w:cs="Times New Roman"/>
+        </w:rPr>
+        <w:t xml:space="preserve">    DECLARE id INT;</w:t>
+      </w:r>
+    </w:p>
+    <w:p>
+      <w:pPr>
+        <w:spacing w:line="360" w:lineRule="auto"/>
+        <w:rPr>
+          <w:rFonts w:ascii="Times New Roman" w:hAnsi="Times New Roman" w:cs="Times New Roman"/>
+        </w:rPr>
+      </w:pPr>
+      <w:r>
+        <w:rPr>
+          <w:rFonts w:ascii="Times New Roman" w:hAnsi="Times New Roman" w:cs="Times New Roman"/>
+        </w:rPr>
+        <w:t xml:space="preserve">    DECLARE </w:t>
+      </w:r>
+      <w:proofErr w:type="spellStart"/>
+      <w:r>
+        <w:rPr>
+          <w:rFonts w:ascii="Times New Roman" w:hAnsi="Times New Roman" w:cs="Times New Roman"/>
+        </w:rPr>
+        <w:t>pname</w:t>
+      </w:r>
+      <w:proofErr w:type="spellEnd"/>
+      <w:r>
+        <w:rPr>
+          <w:rFonts w:ascii="Times New Roman" w:hAnsi="Times New Roman" w:cs="Times New Roman"/>
+        </w:rPr>
+        <w:t xml:space="preserve"> </w:t>
+      </w:r>
+      <w:proofErr w:type="gramStart"/>
+      <w:r>
+        <w:rPr>
+          <w:rFonts w:ascii="Times New Roman" w:hAnsi="Times New Roman" w:cs="Times New Roman"/>
+        </w:rPr>
+        <w:t>VARCHAR(</w:t>
+      </w:r>
+      <w:proofErr w:type="gramEnd"/>
+      <w:r>
+        <w:rPr>
+          <w:rFonts w:ascii="Times New Roman" w:hAnsi="Times New Roman" w:cs="Times New Roman"/>
+        </w:rPr>
+        <w:t>100);</w:t>
+      </w:r>
+    </w:p>
+    <w:p>
+      <w:pPr>
+        <w:spacing w:line="360" w:lineRule="auto"/>
+        <w:rPr>
+          <w:rFonts w:ascii="Times New Roman" w:hAnsi="Times New Roman" w:cs="Times New Roman"/>
+        </w:rPr>
+      </w:pPr>
+      <w:r>
+        <w:rPr>
+          <w:rFonts w:ascii="Times New Roman" w:hAnsi="Times New Roman" w:cs="Times New Roman"/>
+        </w:rPr>
+        <w:t xml:space="preserve">    DECLARE </w:t>
+      </w:r>
+      <w:proofErr w:type="spellStart"/>
+      <w:r>
+        <w:rPr>
+          <w:rFonts w:ascii="Times New Roman" w:hAnsi="Times New Roman" w:cs="Times New Roman"/>
+        </w:rPr>
+        <w:t>pprice</w:t>
+      </w:r>
+      <w:proofErr w:type="spellEnd"/>
+      <w:r>
+        <w:rPr>
+          <w:rFonts w:ascii="Times New Roman" w:hAnsi="Times New Roman" w:cs="Times New Roman"/>
+        </w:rPr>
+        <w:t xml:space="preserve"> </w:t>
+      </w:r>
+      <w:proofErr w:type="gramStart"/>
+      <w:r>
+        <w:rPr>
+          <w:rFonts w:ascii="Times New Roman" w:hAnsi="Times New Roman" w:cs="Times New Roman"/>
+        </w:rPr>
+        <w:t>DECIMAL(</w:t>
+      </w:r>
+      <w:proofErr w:type="gramEnd"/>
+      <w:r>
+        <w:rPr>
+          <w:rFonts w:ascii="Times New Roman" w:hAnsi="Times New Roman" w:cs="Times New Roman"/>
+        </w:rPr>
+        <w:t>10,2);</w:t>
+      </w:r>
+    </w:p>
+    <w:p>
+      <w:pPr>
+        <w:spacing w:line="360" w:lineRule="auto"/>
+        <w:rPr>
+          <w:rFonts w:ascii="Times New Roman" w:hAnsi="Times New Roman" w:cs="Times New Roman"/>
+        </w:rPr>
+      </w:pPr>
+      <w:r>
+        <w:rPr>
+          <w:rFonts w:ascii="Times New Roman" w:hAnsi="Times New Roman" w:cs="Times New Roman"/>
+        </w:rPr>
+        <w:t xml:space="preserve">    DECLARE category </w:t>
+      </w:r>
+      <w:proofErr w:type="gramStart"/>
+      <w:r>
+        <w:rPr>
+          <w:rFonts w:ascii="Times New Roman" w:hAnsi="Times New Roman" w:cs="Times New Roman"/>
+        </w:rPr>
+        <w:t>VARCHAR(</w:t>
+      </w:r>
+      <w:proofErr w:type="gramEnd"/>
+      <w:r>
+        <w:rPr>
+          <w:rFonts w:ascii="Times New Roman" w:hAnsi="Times New Roman" w:cs="Times New Roman"/>
+        </w:rPr>
+        <w:t>30);</w:t>
+      </w:r>
+    </w:p>
+    <w:p>
+      <w:pPr>
+        <w:spacing w:line="360" w:lineRule="auto"/>
+        <w:rPr>
+          <w:rFonts w:ascii="Times New Roman" w:hAnsi="Times New Roman" w:cs="Times New Roman"/>
+        </w:rPr>
+      </w:pPr>
+      <w:r>
+        <w:rPr>
+          <w:rFonts w:ascii="Times New Roman" w:hAnsi="Times New Roman" w:cs="Times New Roman"/>
+        </w:rPr>
+        <w:t xml:space="preserve">    DECLARE cur CURSOR FOR</w:t>
+      </w:r>
+    </w:p>
+    <w:p>
+      <w:pPr>
+        <w:spacing w:line="360" w:lineRule="auto"/>
+        <w:rPr>
+          <w:rFonts w:ascii="Times New Roman" w:hAnsi="Times New Roman" w:cs="Times New Roman"/>
+        </w:rPr>
+      </w:pPr>
+      <w:r>
+        <w:rPr>
+          <w:rFonts w:ascii="Times New Roman" w:hAnsi="Times New Roman" w:cs="Times New Roman"/>
+        </w:rPr>
+        <w:t xml:space="preserve">        SELECT </w:t>
+      </w:r>
+      <w:proofErr w:type="spellStart"/>
+      <w:r>
+        <w:rPr>
+          <w:rFonts w:ascii="Times New Roman" w:hAnsi="Times New Roman" w:cs="Times New Roman"/>
+        </w:rPr>
+        <w:t>import_id</w:t>
+      </w:r>
+      <w:proofErr w:type="spellEnd"/>
+      <w:r>
+        <w:rPr>
+          <w:rFonts w:ascii="Times New Roman" w:hAnsi="Times New Roman" w:cs="Times New Roman"/>
+        </w:rPr>
+        <w:t xml:space="preserve">, </w:t>
+      </w:r>
+      <w:proofErr w:type="spellStart"/>
+      <w:r>
+        <w:rPr>
+          <w:rFonts w:ascii="Times New Roman" w:hAnsi="Times New Roman" w:cs="Times New Roman"/>
+        </w:rPr>
+        <w:t>product_name</w:t>
+      </w:r>
+      <w:proofErr w:type="spellEnd"/>
+      <w:r>
+        <w:rPr>
+          <w:rFonts w:ascii="Times New Roman" w:hAnsi="Times New Roman" w:cs="Times New Roman"/>
+        </w:rPr>
+        <w:t>, price</w:t>
+      </w:r>
+    </w:p>
+    <w:p>
+      <w:pPr>
+        <w:spacing w:line="360" w:lineRule="auto"/>
+        <w:rPr>
+          <w:rFonts w:ascii="Times New Roman" w:hAnsi="Times New Roman" w:cs="Times New Roman"/>
+        </w:rPr>
+      </w:pPr>
+      <w:r>
+        <w:rPr>
+          <w:rFonts w:ascii="Times New Roman" w:hAnsi="Times New Roman" w:cs="Times New Roman"/>
+        </w:rPr>
+        <w:t xml:space="preserve">        FROM imports;</w:t>
+      </w:r>
+    </w:p>
+    <w:p>
+      <w:pPr>
+        <w:spacing w:line="360" w:lineRule="auto"/>
+        <w:rPr>
+          <w:rFonts w:ascii="Times New Roman" w:hAnsi="Times New Roman" w:cs="Times New Roman"/>
+        </w:rPr>
+      </w:pPr>
+      <w:r>
+        <w:rPr>
+          <w:rFonts w:ascii="Times New Roman" w:hAnsi="Times New Roman" w:cs="Times New Roman"/>
+        </w:rPr>
+        <w:t xml:space="preserve">    DECLARE CONTINUE HANDLER FOR NOT FOUND SET done = 1;</w:t>
+      </w:r>
+    </w:p>
+    <w:p>
+      <w:pPr>
+        <w:spacing w:line="360" w:lineRule="auto"/>
+        <w:rPr>
+          <w:rFonts w:ascii="Times New Roman" w:hAnsi="Times New Roman" w:cs="Times New Roman"/>
+        </w:rPr>
+      </w:pPr>
+    </w:p>
+    <w:p>
+      <w:pPr>
+        <w:spacing w:line="360" w:lineRule="auto"/>
+        <w:rPr>
+          <w:rFonts w:ascii="Times New Roman" w:hAnsi="Times New Roman" w:cs="Times New Roman"/>
+        </w:rPr>
+      </w:pPr>
+      <w:r>
+        <w:rPr>
+          <w:rFonts w:ascii="Times New Roman" w:hAnsi="Times New Roman" w:cs="Times New Roman"/>
+        </w:rPr>
+        <w:lastRenderedPageBreak/>
+        <w:t xml:space="preserve">    OPEN cur;</w:t>
+      </w:r>
+    </w:p>
+    <w:p>
+      <w:pPr>
+        <w:spacing w:line="360" w:lineRule="auto"/>
+        <w:rPr>
+          <w:rFonts w:ascii="Times New Roman" w:hAnsi="Times New Roman" w:cs="Times New Roman"/>
+        </w:rPr>
+      </w:pPr>
+      <w:r>
+        <w:rPr>
+          <w:rFonts w:ascii="Times New Roman" w:hAnsi="Times New Roman" w:cs="Times New Roman"/>
+        </w:rPr>
+        <w:t xml:space="preserve">    </w:t>
+      </w:r>
+      <w:proofErr w:type="spellStart"/>
+      <w:r>
+        <w:rPr>
+          <w:rFonts w:ascii="Times New Roman" w:hAnsi="Times New Roman" w:cs="Times New Roman"/>
+        </w:rPr>
+        <w:t>read_loop</w:t>
+      </w:r>
+      <w:proofErr w:type="spellEnd"/>
+      <w:r>
+        <w:rPr>
+          <w:rFonts w:ascii="Times New Roman" w:hAnsi="Times New Roman" w:cs="Times New Roman"/>
+        </w:rPr>
+        <w:t>: LOOP</w:t>
+      </w:r>
+    </w:p>
+    <w:p>
+      <w:pPr>
+        <w:spacing w:line="360" w:lineRule="auto"/>
+        <w:rPr>
+          <w:rFonts w:ascii="Times New Roman" w:hAnsi="Times New Roman" w:cs="Times New Roman"/>
+        </w:rPr>
+      </w:pPr>
+      <w:r>
+        <w:rPr>
+          <w:rFonts w:ascii="Times New Roman" w:hAnsi="Times New Roman" w:cs="Times New Roman"/>
+        </w:rPr>
+        <w:t xml:space="preserve">        FETCH cur INTO id, </w:t>
+      </w:r>
+      <w:proofErr w:type="spellStart"/>
+      <w:r>
+        <w:rPr>
+          <w:rFonts w:ascii="Times New Roman" w:hAnsi="Times New Roman" w:cs="Times New Roman"/>
+        </w:rPr>
+        <w:t>pname</w:t>
+      </w:r>
+      <w:proofErr w:type="spellEnd"/>
+      <w:r>
+        <w:rPr>
+          <w:rFonts w:ascii="Times New Roman" w:hAnsi="Times New Roman" w:cs="Times New Roman"/>
+        </w:rPr>
+        <w:t xml:space="preserve">, </w:t>
+      </w:r>
+      <w:proofErr w:type="spellStart"/>
+      <w:r>
+        <w:rPr>
+          <w:rFonts w:ascii="Times New Roman" w:hAnsi="Times New Roman" w:cs="Times New Roman"/>
+        </w:rPr>
+        <w:t>pprice</w:t>
+      </w:r>
+      <w:proofErr w:type="spellEnd"/>
+      <w:r>
+        <w:rPr>
+          <w:rFonts w:ascii="Times New Roman" w:hAnsi="Times New Roman" w:cs="Times New Roman"/>
+        </w:rPr>
+        <w:t>;</w:t>
+      </w:r>
+    </w:p>
+    <w:p>
+      <w:pPr>
+        <w:spacing w:line="360" w:lineRule="auto"/>
+        <w:rPr>
+          <w:rFonts w:ascii="Times New Roman" w:hAnsi="Times New Roman" w:cs="Times New Roman"/>
+        </w:rPr>
+      </w:pPr>
+      <w:r>
+        <w:rPr>
+          <w:rFonts w:ascii="Times New Roman" w:hAnsi="Times New Roman" w:cs="Times New Roman"/>
+        </w:rPr>
+        <w:t xml:space="preserve">        IF done = 1 THEN</w:t>
+      </w:r>
+    </w:p>
+    <w:p>
+      <w:pPr>
+        <w:spacing w:line="360" w:lineRule="auto"/>
+        <w:rPr>
+          <w:rFonts w:ascii="Times New Roman" w:hAnsi="Times New Roman" w:cs="Times New Roman"/>
+        </w:rPr>
+      </w:pPr>
+      <w:r>
+        <w:rPr>
+          <w:rFonts w:ascii="Times New Roman" w:hAnsi="Times New Roman" w:cs="Times New Roman"/>
+        </w:rPr>
+        <w:t xml:space="preserve">            LEAVE </w:t>
+      </w:r>
+      <w:proofErr w:type="spellStart"/>
+      <w:r>
+        <w:rPr>
+          <w:rFonts w:ascii="Times New Roman" w:hAnsi="Times New Roman" w:cs="Times New Roman"/>
+        </w:rPr>
+        <w:t>read_loop</w:t>
+      </w:r>
+      <w:proofErr w:type="spellEnd"/>
+      <w:r>
+        <w:rPr>
+          <w:rFonts w:ascii="Times New Roman" w:hAnsi="Times New Roman" w:cs="Times New Roman"/>
+        </w:rPr>
+        <w:t>;</w:t>
+      </w:r>
+    </w:p>
+    <w:p>
+      <w:pPr>
+        <w:spacing w:line="360" w:lineRule="auto"/>
+        <w:rPr>
+          <w:rFonts w:ascii="Times New Roman" w:hAnsi="Times New Roman" w:cs="Times New Roman"/>
+        </w:rPr>
+      </w:pPr>
+      <w:r>
+        <w:rPr>
+          <w:rFonts w:ascii="Times New Roman" w:hAnsi="Times New Roman" w:cs="Times New Roman"/>
+        </w:rPr>
+        <w:t xml:space="preserve">        END IF;</w:t>
+      </w:r>
+    </w:p>
+    <w:p>
+      <w:pPr>
+        <w:spacing w:line="360" w:lineRule="auto"/>
+        <w:rPr>
+          <w:rFonts w:ascii="Times New Roman" w:hAnsi="Times New Roman" w:cs="Times New Roman"/>
+        </w:rPr>
+      </w:pPr>
+      <w:r>
+        <w:rPr>
+          <w:rFonts w:ascii="Times New Roman" w:hAnsi="Times New Roman" w:cs="Times New Roman"/>
+        </w:rPr>
+        <w:t xml:space="preserve">        CASE</w:t>
+      </w:r>
+    </w:p>
+    <w:p>
+      <w:pPr>
+        <w:spacing w:line="360" w:lineRule="auto"/>
+        <w:rPr>
+          <w:rFonts w:ascii="Times New Roman" w:hAnsi="Times New Roman" w:cs="Times New Roman"/>
+        </w:rPr>
+      </w:pPr>
+      <w:r>
+        <w:rPr>
+          <w:rFonts w:ascii="Times New Roman" w:hAnsi="Times New Roman" w:cs="Times New Roman"/>
+        </w:rPr>
+        <w:t xml:space="preserve">            WHEN </w:t>
+      </w:r>
+      <w:proofErr w:type="spellStart"/>
+      <w:r>
+        <w:rPr>
+          <w:rFonts w:ascii="Times New Roman" w:hAnsi="Times New Roman" w:cs="Times New Roman"/>
+        </w:rPr>
+        <w:t>pprice</w:t>
+      </w:r>
+      <w:proofErr w:type="spellEnd"/>
+      <w:r>
+        <w:rPr>
+          <w:rFonts w:ascii="Times New Roman" w:hAnsi="Times New Roman" w:cs="Times New Roman"/>
+        </w:rPr>
+        <w:t xml:space="preserve"> &gt;= 500 THEN</w:t>
+      </w:r>
+    </w:p>
+    <w:p>
+      <w:pPr>
+        <w:spacing w:line="360" w:lineRule="auto"/>
+        <w:rPr>
+          <w:rFonts w:ascii="Times New Roman" w:hAnsi="Times New Roman" w:cs="Times New Roman"/>
+        </w:rPr>
+      </w:pPr>
+      <w:r>
+        <w:rPr>
+          <w:rFonts w:ascii="Times New Roman" w:hAnsi="Times New Roman" w:cs="Times New Roman"/>
+        </w:rPr>
+        <w:t xml:space="preserve">                SET category = 'High Price';</w:t>
+      </w:r>
+    </w:p>
+    <w:p>
+      <w:pPr>
+        <w:spacing w:line="360" w:lineRule="auto"/>
+        <w:rPr>
+          <w:rFonts w:ascii="Times New Roman" w:hAnsi="Times New Roman" w:cs="Times New Roman"/>
+        </w:rPr>
+      </w:pPr>
+      <w:r>
+        <w:rPr>
+          <w:rFonts w:ascii="Times New Roman" w:hAnsi="Times New Roman" w:cs="Times New Roman"/>
+        </w:rPr>
+        <w:t xml:space="preserve">            WHEN </w:t>
+      </w:r>
+      <w:proofErr w:type="spellStart"/>
+      <w:r>
+        <w:rPr>
+          <w:rFonts w:ascii="Times New Roman" w:hAnsi="Times New Roman" w:cs="Times New Roman"/>
+        </w:rPr>
+        <w:t>pprice</w:t>
+      </w:r>
+      <w:proofErr w:type="spellEnd"/>
+      <w:r>
+        <w:rPr>
+          <w:rFonts w:ascii="Times New Roman" w:hAnsi="Times New Roman" w:cs="Times New Roman"/>
+        </w:rPr>
+        <w:t xml:space="preserve"> &gt;= 200 THEN</w:t>
+      </w:r>
+    </w:p>
+    <w:p>
+      <w:pPr>
+        <w:spacing w:line="360" w:lineRule="auto"/>
+        <w:rPr>
+          <w:rFonts w:ascii="Times New Roman" w:hAnsi="Times New Roman" w:cs="Times New Roman"/>
+        </w:rPr>
+      </w:pPr>
+      <w:r>
+        <w:rPr>
+          <w:rFonts w:ascii="Times New Roman" w:hAnsi="Times New Roman" w:cs="Times New Roman"/>
+        </w:rPr>
+        <w:t xml:space="preserve">                SET category = 'Medium Price';</w:t>
+      </w:r>
+    </w:p>
+    <w:p>
+      <w:pPr>
+        <w:spacing w:line="360" w:lineRule="auto"/>
+        <w:rPr>
+          <w:rFonts w:ascii="Times New Roman" w:hAnsi="Times New Roman" w:cs="Times New Roman"/>
+        </w:rPr>
+      </w:pPr>
+      <w:r>
+        <w:rPr>
+          <w:rFonts w:ascii="Times New Roman" w:hAnsi="Times New Roman" w:cs="Times New Roman"/>
+        </w:rPr>
+        <w:t xml:space="preserve">            ELSE</w:t>
+      </w:r>
+    </w:p>
+    <w:p>
+      <w:pPr>
+        <w:spacing w:line="360" w:lineRule="auto"/>
+        <w:rPr>
+          <w:rFonts w:ascii="Times New Roman" w:hAnsi="Times New Roman" w:cs="Times New Roman"/>
+        </w:rPr>
+      </w:pPr>
+      <w:r>
+        <w:rPr>
+          <w:rFonts w:ascii="Times New Roman" w:hAnsi="Times New Roman" w:cs="Times New Roman"/>
+        </w:rPr>
+        <w:t xml:space="preserve">                SET category = 'Low Price';</w:t>
+      </w:r>
+    </w:p>
+    <w:p>
+      <w:pPr>
+        <w:spacing w:line="360" w:lineRule="auto"/>
+        <w:rPr>
+          <w:rFonts w:ascii="Times New Roman" w:hAnsi="Times New Roman" w:cs="Times New Roman"/>
+        </w:rPr>
+      </w:pPr>
+      <w:r>
+        <w:rPr>
+          <w:rFonts w:ascii="Times New Roman" w:hAnsi="Times New Roman" w:cs="Times New Roman"/>
+        </w:rPr>
+        <w:t xml:space="preserve">        END CASE;</w:t>
+      </w:r>
+    </w:p>
+    <w:p>
+      <w:pPr>
+        <w:spacing w:line="360" w:lineRule="auto"/>
+        <w:rPr>
+          <w:rFonts w:ascii="Times New Roman" w:hAnsi="Times New Roman" w:cs="Times New Roman"/>
+        </w:rPr>
+      </w:pPr>
+      <w:r>
+        <w:rPr>
+          <w:rFonts w:ascii="Times New Roman" w:hAnsi="Times New Roman" w:cs="Times New Roman"/>
+        </w:rPr>
+        <w:t xml:space="preserve">        SELECT id AS </w:t>
+      </w:r>
+      <w:proofErr w:type="spellStart"/>
+      <w:r>
+        <w:rPr>
+          <w:rFonts w:ascii="Times New Roman" w:hAnsi="Times New Roman" w:cs="Times New Roman"/>
+        </w:rPr>
+        <w:t>import_id</w:t>
+      </w:r>
+      <w:proofErr w:type="spellEnd"/>
+      <w:r>
+        <w:rPr>
+          <w:rFonts w:ascii="Times New Roman" w:hAnsi="Times New Roman" w:cs="Times New Roman"/>
+        </w:rPr>
+        <w:t>,</w:t>
+      </w:r>
+    </w:p>
+    <w:p>
+      <w:pPr>
+        <w:spacing w:line="360" w:lineRule="auto"/>
+        <w:rPr>
+          <w:rFonts w:ascii="Times New Roman" w:hAnsi="Times New Roman" w:cs="Times New Roman"/>
+        </w:rPr>
+      </w:pPr>
+      <w:r>
+        <w:rPr>
+          <w:rFonts w:ascii="Times New Roman" w:hAnsi="Times New Roman" w:cs="Times New Roman"/>
+        </w:rPr>
+        <w:t xml:space="preserve">               </w:t>
+      </w:r>
+      <w:proofErr w:type="spellStart"/>
+      <w:r>
+        <w:rPr>
+          <w:rFonts w:ascii="Times New Roman" w:hAnsi="Times New Roman" w:cs="Times New Roman"/>
+        </w:rPr>
+        <w:t>pname</w:t>
+      </w:r>
+      <w:proofErr w:type="spellEnd"/>
+      <w:r>
+        <w:rPr>
+          <w:rFonts w:ascii="Times New Roman" w:hAnsi="Times New Roman" w:cs="Times New Roman"/>
+        </w:rPr>
+        <w:t xml:space="preserve"> AS </w:t>
+      </w:r>
+      <w:proofErr w:type="spellStart"/>
+      <w:r>
+        <w:rPr>
+          <w:rFonts w:ascii="Times New Roman" w:hAnsi="Times New Roman" w:cs="Times New Roman"/>
+        </w:rPr>
+        <w:t>product_name</w:t>
+      </w:r>
+      <w:proofErr w:type="spellEnd"/>
+      <w:r>
+        <w:rPr>
+          <w:rFonts w:ascii="Times New Roman" w:hAnsi="Times New Roman" w:cs="Times New Roman"/>
+        </w:rPr>
+        <w:t>,</w:t>
+      </w:r>
+    </w:p>
+    <w:p>
+      <w:pPr>
+        <w:spacing w:line="360" w:lineRule="auto"/>
+        <w:rPr>
+          <w:rFonts w:ascii="Times New Roman" w:hAnsi="Times New Roman" w:cs="Times New Roman"/>
+        </w:rPr>
+      </w:pPr>
+      <w:r>
+        <w:rPr>
+          <w:rFonts w:ascii="Times New Roman" w:hAnsi="Times New Roman" w:cs="Times New Roman"/>
+        </w:rPr>
+        <w:t xml:space="preserve">               </w:t>
+      </w:r>
+      <w:proofErr w:type="spellStart"/>
+      <w:r>
+        <w:rPr>
+          <w:rFonts w:ascii="Times New Roman" w:hAnsi="Times New Roman" w:cs="Times New Roman"/>
+        </w:rPr>
+        <w:t>pprice</w:t>
+      </w:r>
+      <w:proofErr w:type="spellEnd"/>
+      <w:r>
+        <w:rPr>
+          <w:rFonts w:ascii="Times New Roman" w:hAnsi="Times New Roman" w:cs="Times New Roman"/>
+        </w:rPr>
+        <w:t xml:space="preserve"> AS price,</w:t>
+      </w:r>
+    </w:p>
+    <w:p>
+      <w:pPr>
+        <w:spacing w:line="360" w:lineRule="auto"/>
+        <w:rPr>
+          <w:rFonts w:ascii="Times New Roman" w:hAnsi="Times New Roman" w:cs="Times New Roman"/>
+        </w:rPr>
+      </w:pPr>
+      <w:r>
+        <w:rPr>
+          <w:rFonts w:ascii="Times New Roman" w:hAnsi="Times New Roman" w:cs="Times New Roman"/>
+        </w:rPr>
+        <w:t xml:space="preserve">               category AS </w:t>
+      </w:r>
+      <w:proofErr w:type="spellStart"/>
+      <w:r>
+        <w:rPr>
+          <w:rFonts w:ascii="Times New Roman" w:hAnsi="Times New Roman" w:cs="Times New Roman"/>
+        </w:rPr>
+        <w:t>price_category</w:t>
+      </w:r>
+      <w:proofErr w:type="spellEnd"/>
+      <w:r>
+        <w:rPr>
+          <w:rFonts w:ascii="Times New Roman" w:hAnsi="Times New Roman" w:cs="Times New Roman"/>
+        </w:rPr>
+        <w:t>;</w:t>
+      </w:r>
+    </w:p>
+    <w:p>
+      <w:pPr>
+        <w:spacing w:line="360" w:lineRule="auto"/>
+        <w:rPr>
+          <w:rFonts w:ascii="Times New Roman" w:hAnsi="Times New Roman" w:cs="Times New Roman"/>
+        </w:rPr>
+      </w:pPr>
+      <w:r>
+        <w:rPr>
+          <w:rFonts w:ascii="Times New Roman" w:hAnsi="Times New Roman" w:cs="Times New Roman"/>
+        </w:rPr>
+        <w:t xml:space="preserve">    END LOOP;</w:t>
+      </w:r>
+    </w:p>
+    <w:p>
+      <w:pPr>
+        <w:spacing w:line="360" w:lineRule="auto"/>
+        <w:rPr>
+          <w:rFonts w:ascii="Times New Roman" w:hAnsi="Times New Roman" w:cs="Times New Roman"/>
+        </w:rPr>
+      </w:pPr>
+    </w:p>
+    <w:p>
+      <w:pPr>
+        <w:spacing w:line="360" w:lineRule="auto"/>
+        <w:rPr>
+          <w:rFonts w:ascii="Times New Roman" w:hAnsi="Times New Roman" w:cs="Times New Roman"/>
+        </w:rPr>
+      </w:pPr>
+      <w:r>
+        <w:rPr>
+          <w:rFonts w:ascii="Times New Roman" w:hAnsi="Times New Roman" w:cs="Times New Roman"/>
+        </w:rPr>
+        <w:t xml:space="preserve">    CLOSE cur;</w:t>
+      </w:r>
+    </w:p>
+    <w:p>
+      <w:pPr>
+        <w:spacing w:line="360" w:lineRule="auto"/>
+        <w:rPr>
+          <w:rFonts w:ascii="Times New Roman" w:hAnsi="Times New Roman" w:cs="Times New Roman"/>
+        </w:rPr>
+      </w:pPr>
+      <w:proofErr w:type="gramStart"/>
+      <w:r>
+        <w:rPr>
+          <w:rFonts w:ascii="Times New Roman" w:hAnsi="Times New Roman" w:cs="Times New Roman"/>
+        </w:rPr>
+        <w:t>DELIMITER ;</w:t>
+      </w:r>
+      <w:proofErr w:type="gramEnd"/>
+    </w:p>
+    <w:p>
+      <w:pPr>
+        <w:spacing w:line="360" w:lineRule="auto"/>
+        <w:rPr>
+          <w:rFonts w:ascii="Times New Roman" w:hAnsi="Times New Roman" w:cs="Times New Roman"/>
+        </w:rPr>
+      </w:pPr>
+    </w:p>
+    <w:p>
+      <w:pPr>
+        <w:spacing w:line="360" w:lineRule="auto"/>
+        <w:rPr>
+          <w:rFonts w:ascii="Times New Roman" w:hAnsi="Times New Roman" w:cs="Times New Roman"/>
+        </w:rPr>
+      </w:pPr>
+    </w:p>
+    <w:p>
+      <w:pPr>
+        <w:spacing w:line="360" w:lineRule="auto"/>
+        <w:rPr>
+          <w:rFonts w:ascii="Times New Roman" w:hAnsi="Times New Roman" w:cs="Times New Roman"/>
+        </w:rPr>
+      </w:pPr>
+      <w:r>
+        <w:rPr>
+          <w:rFonts w:ascii="Times New Roman" w:hAnsi="Times New Roman" w:cs="Times New Roman"/>
+        </w:rPr>
+        <w:lastRenderedPageBreak/>
+        <w:t>Output:</w:t>
+      </w:r>
+    </w:p>
+    <w:p>
+      <w:pPr>
+        <w:spacing w:line="360" w:lineRule="auto"/>
+        <w:rPr>
+          <w:rFonts w:ascii="Times New Roman" w:hAnsi="Times New Roman" w:cs="Times New Roman"/>
+        </w:rPr>
+      </w:pPr>
+      <w:r>
+        <w:rPr>
+          <w:rFonts w:ascii="Times New Roman" w:hAnsi="Times New Roman" w:cs="Times New Roman"/>
+          <w:noProof/>
+        </w:rPr>
+        <w:drawing>
+          <wp:inline distT="0" distB="0" distL="0" distR="0" wp14:anchorId="18351244" wp14:editId="71A26E78">
+            <wp:extent cx="5731510" cy="2647950"/>
+            <wp:effectExtent l="0" t="0" r="2540" b="0"/>
+            <wp:docPr id="1076158695" name="Picture 1"/>
+            <wp:cNvGraphicFramePr>
+              <a:graphicFrameLocks xmlns:a="http://schemas.openxmlformats.org/drawingml/2006/main" noChangeAspect="1"/>
+            </wp:cNvGraphicFramePr>
+            <a:graphic xmlns:a="http://schemas.openxmlformats.org/drawingml/2006/main">
+              <a:graphicData uri="http://schemas.openxmlformats.org/drawingml/2006/picture">
+                <pic:pic xmlns:pic="http://schemas.openxmlformats.org/drawingml/2006/picture">
+                  <pic:nvPicPr>
+                    <pic:cNvPr id="1076158695" name="Picture 1076158695"/>
+                    <pic:cNvPicPr/>
+                  </pic:nvPicPr>
+                  <pic:blipFill>
+                    <a:blip r:embed="rId22">
+                      <a:extLst>
+                        <a:ext uri="{28A0092B-C50C-407E-A947-70E740481C1C}">
+                          <a14:useLocalDpi xmlns:a14="http://schemas.microsoft.com/office/drawing/2010/main" val="0"/>
+                        </a:ext>
+                      </a:extLst>
+                    </a:blip>
+                    <a:stretch>
+                      <a:fillRect/>
+                    </a:stretch>
+                  </pic:blipFill>
+                  <pic:spPr>
+                    <a:xfrm>
+                      <a:off x="0" y="0"/>
+                      <a:ext cx="5731510" cy="2647950"/>
+                    </a:xfrm>
+                    <a:prstGeom prst="rect">
+                      <a:avLst/>
+                    </a:prstGeom>
+                  </pic:spPr>
+                </pic:pic>
+              </a:graphicData>
+            </a:graphic>
+          </wp:inline>
+        </w:drawing>
+      </w:r>
+    </w:p>
+    <w:p>
+      <w:pPr>
+        <w:spacing w:line="360" w:lineRule="auto"/>
+        <w:rPr>
+          <w:rFonts w:ascii="Times New Roman" w:hAnsi="Times New Roman" w:cs="Times New Roman"/>
+        </w:rPr>
+      </w:pPr>
+    </w:p>
+    <w:p>
+      <w:pPr>
+        <w:spacing w:line="360" w:lineRule="auto"/>
+        <w:rPr>
+          <w:rFonts w:ascii="Times New Roman" w:hAnsi="Times New Roman" w:cs="Times New Roman"/>
+        </w:rPr>
+      </w:pPr>
+      <w:r>
+        <w:rPr>
+          <w:rFonts w:ascii="Times New Roman" w:hAnsi="Times New Roman" w:cs="Times New Roman"/>
+        </w:rPr>
+        <w:drawing>
+          <wp:inline distT="0" distB="0" distL="0" distR="0" wp14:anchorId="2D91FBB3" wp14:editId="23580BCD">
+            <wp:extent cx="5731510" cy="3155950"/>
+            <wp:effectExtent l="0" t="0" r="2540" b="6350"/>
+            <wp:docPr id="569494781" name="Picture 1"/>
+            <wp:cNvGraphicFramePr>
+              <a:graphicFrameLocks xmlns:a="http://schemas.openxmlformats.org/drawingml/2006/main" noChangeAspect="1"/>
+            </wp:cNvGraphicFramePr>
+            <a:graphic xmlns:a="http://schemas.openxmlformats.org/drawingml/2006/main">
+              <a:graphicData uri="http://schemas.openxmlformats.org/drawingml/2006/picture">
+                <pic:pic xmlns:pic="http://schemas.openxmlformats.org/drawingml/2006/picture">
+                  <pic:nvPicPr>
+                    <pic:cNvPr id="569494781" name=""/>
+                    <pic:cNvPicPr/>
+                  </pic:nvPicPr>
+                  <pic:blipFill>
+                    <a:blip r:embed="rId23"/>
+                    <a:stretch>
+                      <a:fillRect/>
+                    </a:stretch>
+                  </pic:blipFill>
+                  <pic:spPr>
+                    <a:xfrm>
+                      <a:off x="0" y="0"/>
+                      <a:ext cx="5731510" cy="3155950"/>
+                    </a:xfrm>
+                    <a:prstGeom prst="rect">
+                      <a:avLst/>
+                    </a:prstGeom>
+                  </pic:spPr>
+                </pic:pic>
+              </a:graphicData>
+            </a:graphic>
+          </wp:inline>
+        </w:drawing>
+      </w:r>
+    </w:p>
+    <w:p>
+      <w:pPr>
+        <w:spacing w:line="360" w:lineRule="auto"/>
+        <w:rPr>
+          <w:rFonts w:ascii="Times New Roman" w:hAnsi="Times New Roman" w:cs="Times New Roman"/>
+        </w:rPr>
+      </w:pPr>
+    </w:p>
+    <w:p>
+      <w:pPr>
+        <w:spacing w:line="360" w:lineRule="auto"/>
+        <w:rPr>
+          <w:rFonts w:ascii="Times New Roman" w:hAnsi="Times New Roman" w:cs="Times New Roman"/>
+        </w:rPr>
+      </w:pPr>
+      <w:proofErr w:type="gramStart"/>
+      <w:r>
+        <w:rPr>
+          <w:rFonts w:ascii="Times New Roman" w:hAnsi="Times New Roman" w:cs="Times New Roman"/>
+        </w:rPr>
+        <w:t>Result :</w:t>
+      </w:r>
+      <w:proofErr w:type="gramEnd"/>
+    </w:p>
+    <w:p>
+      <w:pPr>
+        <w:spacing w:line="360" w:lineRule="auto"/>
+        <w:rPr>
+          <w:rFonts w:ascii="Times New Roman" w:hAnsi="Times New Roman" w:cs="Times New Roman"/>
+        </w:rPr>
+      </w:pPr>
+      <w:r>
+        <w:rPr>
+          <w:rFonts w:ascii="Times New Roman" w:hAnsi="Times New Roman" w:cs="Times New Roman"/>
+        </w:rPr>
+        <w:t xml:space="preserve">Thus, the </w:t>
+      </w:r>
+      <w:r>
+        <w:rPr>
+          <w:rFonts w:ascii="Times New Roman" w:hAnsi="Times New Roman" w:cs="Times New Roman"/>
+          <w:b/>
+          <w:bCs/>
+        </w:rPr>
+        <w:t>MySQL LOOP statement</w:t>
+      </w:r>
+      <w:r>
+        <w:rPr>
+          <w:rFonts w:ascii="Times New Roman" w:hAnsi="Times New Roman" w:cs="Times New Roman"/>
+        </w:rPr>
+        <w:t xml:space="preserve"> was used to repeatedly execute a block of code, and the </w:t>
+      </w:r>
+      <w:r>
+        <w:rPr>
+          <w:rFonts w:ascii="Times New Roman" w:hAnsi="Times New Roman" w:cs="Times New Roman"/>
+          <w:b/>
+          <w:bCs/>
+        </w:rPr>
+        <w:t>CASE statement</w:t>
+      </w:r>
+      <w:r>
+        <w:rPr>
+          <w:rFonts w:ascii="Times New Roman" w:hAnsi="Times New Roman" w:cs="Times New Roman"/>
+        </w:rPr>
+        <w:t xml:space="preserve"> was used to perform conditional classification of the products based on their price.</w:t>
+      </w:r>
+    </w:p>
+    <w:p>
+      <w:pPr>
+        <w:spacing w:line="360" w:lineRule="auto"/>
+        <w:rPr>
+          <w:rFonts w:ascii="Times New Roman" w:hAnsi="Times New Roman" w:cs="Times New Roman"/>
+        </w:rPr>
+      </w:pPr>
+    </w:p>
+    <w:p>
+      <w:pPr>
+        <w:spacing w:line="360" w:lineRule="auto"/>
+        <w:rPr>
+          <w:rFonts w:ascii="Times New Roman" w:hAnsi="Times New Roman" w:cs="Times New Roman"/>
+        </w:rPr>
+      </w:pPr>
+      <w:r>
+        <w:rPr>
+          <w:rFonts w:ascii="Times New Roman" w:hAnsi="Times New Roman" w:cs="Times New Roman"/>
+        </w:rPr>
+        <w:lastRenderedPageBreak/>
+        <w:t xml:space="preserve">Ex. No: 14 </w:t>
+      </w:r>
+      <w:r>
+        <w:rPr>
+          <w:rFonts w:ascii="Times New Roman" w:hAnsi="Times New Roman" w:cs="Times New Roman"/>
+        </w:rPr>
+        <w:t xml:space="preserve">               </w:t>
+      </w:r>
+      <w:r>
+        <w:rPr>
+          <w:rFonts w:ascii="Times New Roman" w:hAnsi="Times New Roman" w:cs="Times New Roman"/>
+        </w:rPr>
+        <w:t>TCL COMMANDS – COMMIT, SAVEPOINT, ROLLBACK</w:t>
+      </w:r>
+    </w:p>
+    <w:p>
+      <w:pPr>
+        <w:spacing w:line="360" w:lineRule="auto"/>
+        <w:rPr>
+          <w:rFonts w:ascii="Times New Roman" w:hAnsi="Times New Roman" w:cs="Times New Roman"/>
+        </w:rPr>
+      </w:pPr>
+    </w:p>
+    <w:p>
+      <w:pPr>
+        <w:spacing w:line="360" w:lineRule="auto"/>
+        <w:rPr>
+          <w:rFonts w:ascii="Times New Roman" w:hAnsi="Times New Roman" w:cs="Times New Roman"/>
+          <w:b/>
+          <w:bCs/>
+        </w:rPr>
+      </w:pPr>
+      <w:r>
+        <w:rPr>
+          <w:rFonts w:ascii="Times New Roman" w:hAnsi="Times New Roman" w:cs="Times New Roman"/>
+          <w:b/>
+          <w:bCs/>
+        </w:rPr>
+        <w:t>Aim</w:t>
+      </w:r>
+      <w:r>
+        <w:rPr>
+          <w:rFonts w:ascii="Times New Roman" w:hAnsi="Times New Roman" w:cs="Times New Roman"/>
+          <w:b/>
+          <w:bCs/>
+        </w:rPr>
+        <w:t xml:space="preserve">: </w:t>
+      </w:r>
+      <w:r>
+        <w:rPr>
+          <w:rFonts w:ascii="Times New Roman" w:hAnsi="Times New Roman" w:cs="Times New Roman"/>
+        </w:rPr>
+        <w:t>To learn how to use various TCL commands: COMMIT, SAVEPOINT and ROLLBACK SQL commands.</w:t>
+      </w:r>
+    </w:p>
+    <w:p>
+      <w:pPr>
+        <w:spacing w:line="360" w:lineRule="auto"/>
+        <w:rPr>
+          <w:rFonts w:ascii="Times New Roman" w:hAnsi="Times New Roman" w:cs="Times New Roman"/>
+          <w:b/>
+          <w:bCs/>
+        </w:rPr>
+      </w:pPr>
+      <w:r>
+        <w:rPr>
+          <w:rFonts w:ascii="Times New Roman" w:hAnsi="Times New Roman" w:cs="Times New Roman"/>
+          <w:b/>
+          <w:bCs/>
+        </w:rPr>
+        <w:t>Procedure</w:t>
+      </w:r>
+    </w:p>
+    <w:p>
+      <w:pPr>
+        <w:numPr>
+          <w:ilvl w:val="0"/>
+          <w:numId w:val="13"/>
+        </w:numPr>
+        <w:spacing w:line="360" w:lineRule="auto"/>
+        <w:rPr>
+          <w:rFonts w:ascii="Times New Roman" w:hAnsi="Times New Roman" w:cs="Times New Roman"/>
+        </w:rPr>
+      </w:pPr>
+      <w:r>
+        <w:rPr>
+          <w:rFonts w:ascii="Times New Roman" w:hAnsi="Times New Roman" w:cs="Times New Roman"/>
+        </w:rPr>
+        <w:t xml:space="preserve">Create a table named class. </w:t>
+      </w:r>
+    </w:p>
+    <w:p>
+      <w:pPr>
+        <w:numPr>
+          <w:ilvl w:val="0"/>
+          <w:numId w:val="13"/>
+        </w:numPr>
+        <w:spacing w:line="360" w:lineRule="auto"/>
+        <w:rPr>
+          <w:rFonts w:ascii="Times New Roman" w:hAnsi="Times New Roman" w:cs="Times New Roman"/>
+        </w:rPr>
+      </w:pPr>
+      <w:r>
+        <w:rPr>
+          <w:rFonts w:ascii="Times New Roman" w:hAnsi="Times New Roman" w:cs="Times New Roman"/>
+        </w:rPr>
+        <w:t xml:space="preserve">Insert some records into the table. </w:t>
+      </w:r>
+    </w:p>
+    <w:p>
+      <w:pPr>
+        <w:numPr>
+          <w:ilvl w:val="0"/>
+          <w:numId w:val="13"/>
+        </w:numPr>
+        <w:spacing w:line="360" w:lineRule="auto"/>
+        <w:rPr>
+          <w:rFonts w:ascii="Times New Roman" w:hAnsi="Times New Roman" w:cs="Times New Roman"/>
+        </w:rPr>
+      </w:pPr>
+      <w:r>
+        <w:rPr>
+          <w:rFonts w:ascii="Times New Roman" w:hAnsi="Times New Roman" w:cs="Times New Roman"/>
+        </w:rPr>
+        <w:t xml:space="preserve">Update a record and create a SAVEPOINT. </w:t>
+      </w:r>
+    </w:p>
+    <w:p>
+      <w:pPr>
+        <w:numPr>
+          <w:ilvl w:val="0"/>
+          <w:numId w:val="13"/>
+        </w:numPr>
+        <w:spacing w:line="360" w:lineRule="auto"/>
+        <w:rPr>
+          <w:rFonts w:ascii="Times New Roman" w:hAnsi="Times New Roman" w:cs="Times New Roman"/>
+        </w:rPr>
+      </w:pPr>
+      <w:r>
+        <w:rPr>
+          <w:rFonts w:ascii="Times New Roman" w:hAnsi="Times New Roman" w:cs="Times New Roman"/>
+        </w:rPr>
+        <w:t xml:space="preserve">Insert another record and create another SAVEPOINT. </w:t>
+      </w:r>
+    </w:p>
+    <w:p>
+      <w:pPr>
+        <w:numPr>
+          <w:ilvl w:val="0"/>
+          <w:numId w:val="13"/>
+        </w:numPr>
+        <w:spacing w:line="360" w:lineRule="auto"/>
+        <w:rPr>
+          <w:rFonts w:ascii="Times New Roman" w:hAnsi="Times New Roman" w:cs="Times New Roman"/>
+        </w:rPr>
+      </w:pPr>
+      <w:r>
+        <w:rPr>
+          <w:rFonts w:ascii="Times New Roman" w:hAnsi="Times New Roman" w:cs="Times New Roman"/>
+        </w:rPr>
+        <w:t xml:space="preserve">Insert one more record and create another SAVEPOINT. </w:t>
+      </w:r>
+    </w:p>
+    <w:p>
+      <w:pPr>
+        <w:numPr>
+          <w:ilvl w:val="0"/>
+          <w:numId w:val="13"/>
+        </w:numPr>
+        <w:spacing w:line="360" w:lineRule="auto"/>
+        <w:rPr>
+          <w:rFonts w:ascii="Times New Roman" w:hAnsi="Times New Roman" w:cs="Times New Roman"/>
+        </w:rPr>
+      </w:pPr>
+      <w:r>
+        <w:rPr>
+          <w:rFonts w:ascii="Times New Roman" w:hAnsi="Times New Roman" w:cs="Times New Roman"/>
+        </w:rPr>
+        <w:t xml:space="preserve">Use ROLLBACK TO </w:t>
+      </w:r>
+      <w:proofErr w:type="spellStart"/>
+      <w:r>
+        <w:rPr>
+          <w:rFonts w:ascii="Times New Roman" w:hAnsi="Times New Roman" w:cs="Times New Roman"/>
+        </w:rPr>
+        <w:t>to</w:t>
+      </w:r>
+      <w:proofErr w:type="spellEnd"/>
+      <w:r>
+        <w:rPr>
+          <w:rFonts w:ascii="Times New Roman" w:hAnsi="Times New Roman" w:cs="Times New Roman"/>
+        </w:rPr>
+        <w:t xml:space="preserve"> return to a previous </w:t>
+      </w:r>
+      <w:proofErr w:type="spellStart"/>
+      <w:r>
+        <w:rPr>
+          <w:rFonts w:ascii="Times New Roman" w:hAnsi="Times New Roman" w:cs="Times New Roman"/>
+        </w:rPr>
+        <w:t>savepoint</w:t>
+      </w:r>
+      <w:proofErr w:type="spellEnd"/>
+      <w:r>
+        <w:rPr>
+          <w:rFonts w:ascii="Times New Roman" w:hAnsi="Times New Roman" w:cs="Times New Roman"/>
+        </w:rPr>
+        <w:t xml:space="preserve">. </w:t>
+      </w:r>
+    </w:p>
+    <w:p>
+      <w:pPr>
+        <w:numPr>
+          <w:ilvl w:val="0"/>
+          <w:numId w:val="13"/>
+        </w:numPr>
+        <w:spacing w:line="360" w:lineRule="auto"/>
+        <w:rPr>
+          <w:rFonts w:ascii="Times New Roman" w:hAnsi="Times New Roman" w:cs="Times New Roman"/>
+        </w:rPr>
+      </w:pPr>
+      <w:r>
+        <w:rPr>
+          <w:rFonts w:ascii="Times New Roman" w:hAnsi="Times New Roman" w:cs="Times New Roman"/>
+        </w:rPr>
+        <w:t xml:space="preserve">Use COMMIT to permanently save the changes. </w:t>
+      </w:r>
+    </w:p>
+    <w:p>
+      <w:pPr>
+        <w:numPr>
+          <w:ilvl w:val="0"/>
+          <w:numId w:val="13"/>
+        </w:numPr>
+        <w:spacing w:line="360" w:lineRule="auto"/>
+        <w:rPr>
+          <w:rFonts w:ascii="Times New Roman" w:hAnsi="Times New Roman" w:cs="Times New Roman"/>
+        </w:rPr>
+      </w:pPr>
+      <w:r>
+        <w:rPr>
+          <w:rFonts w:ascii="Times New Roman" w:hAnsi="Times New Roman" w:cs="Times New Roman"/>
+        </w:rPr>
+        <w:t>Use SELECT to verify the result.</w:t>
+      </w:r>
+    </w:p>
+    <w:p>
+      <w:pPr>
+        <w:spacing w:line="360" w:lineRule="auto"/>
+        <w:rPr>
+          <w:rFonts w:ascii="Times New Roman" w:hAnsi="Times New Roman" w:cs="Times New Roman"/>
+        </w:rPr>
+      </w:pPr>
+    </w:p>
+    <w:p>
+      <w:pPr>
+        <w:spacing w:line="360" w:lineRule="auto"/>
+        <w:rPr>
+          <w:rFonts w:ascii="Times New Roman" w:hAnsi="Times New Roman" w:cs="Times New Roman"/>
+        </w:rPr>
+      </w:pPr>
+      <w:r>
+        <w:rPr>
+          <w:rFonts w:ascii="Times New Roman" w:hAnsi="Times New Roman" w:cs="Times New Roman"/>
+        </w:rPr>
+        <w:t>SQL Query:</w:t>
+      </w:r>
+    </w:p>
+    <w:p>
+      <w:pPr>
+        <w:spacing w:line="360" w:lineRule="auto"/>
+        <w:rPr>
+          <w:rFonts w:ascii="Times New Roman" w:hAnsi="Times New Roman" w:cs="Times New Roman"/>
+          <w:b/>
+          <w:bCs/>
+        </w:rPr>
+      </w:pPr>
+      <w:r>
+        <w:rPr>
+          <w:rFonts w:ascii="Times New Roman" w:hAnsi="Times New Roman" w:cs="Times New Roman"/>
+          <w:b/>
+          <w:bCs/>
+        </w:rPr>
+        <w:t>1. COMMIT</w:t>
+      </w:r>
+    </w:p>
+    <w:p>
+      <w:pPr>
+        <w:spacing w:line="360" w:lineRule="auto"/>
+        <w:rPr>
+          <w:rFonts w:ascii="Times New Roman" w:hAnsi="Times New Roman" w:cs="Times New Roman"/>
+        </w:rPr>
+      </w:pPr>
+      <w:r>
+        <w:rPr>
+          <w:rFonts w:ascii="Times New Roman" w:hAnsi="Times New Roman" w:cs="Times New Roman"/>
+          <w:b/>
+          <w:bCs/>
+        </w:rPr>
+        <w:t>Purpose:</w:t>
+      </w:r>
+      <w:r>
+        <w:rPr>
+          <w:rFonts w:ascii="Times New Roman" w:hAnsi="Times New Roman" w:cs="Times New Roman"/>
+        </w:rPr>
+        <w:t xml:space="preserve"> Permanently saves the changes.</w:t>
+      </w:r>
+    </w:p>
+    <w:p>
+      <w:pPr>
+        <w:spacing w:line="360" w:lineRule="auto"/>
+        <w:rPr>
+          <w:rFonts w:ascii="Times New Roman" w:hAnsi="Times New Roman" w:cs="Times New Roman"/>
+        </w:rPr>
+      </w:pPr>
+      <w:r>
+        <w:rPr>
+          <w:rFonts w:ascii="Times New Roman" w:hAnsi="Times New Roman" w:cs="Times New Roman"/>
+        </w:rPr>
+        <w:t>START TRANSACTION;</w:t>
+      </w:r>
+    </w:p>
+    <w:p>
+      <w:pPr>
+        <w:spacing w:line="360" w:lineRule="auto"/>
+        <w:rPr>
+          <w:rFonts w:ascii="Times New Roman" w:hAnsi="Times New Roman" w:cs="Times New Roman"/>
+        </w:rPr>
+      </w:pPr>
+      <w:r>
+        <w:rPr>
+          <w:rFonts w:ascii="Times New Roman" w:hAnsi="Times New Roman" w:cs="Times New Roman"/>
+        </w:rPr>
+        <w:t>UPDATE imports</w:t>
+      </w:r>
+    </w:p>
+    <w:p>
+      <w:pPr>
+        <w:spacing w:line="360" w:lineRule="auto"/>
+        <w:rPr>
+          <w:rFonts w:ascii="Times New Roman" w:hAnsi="Times New Roman" w:cs="Times New Roman"/>
+        </w:rPr>
+      </w:pPr>
+      <w:r>
+        <w:rPr>
+          <w:rFonts w:ascii="Times New Roman" w:hAnsi="Times New Roman" w:cs="Times New Roman"/>
+        </w:rPr>
+        <w:t>SET price = 460.00</w:t>
+      </w:r>
+    </w:p>
+    <w:p>
+      <w:pPr>
+        <w:spacing w:line="360" w:lineRule="auto"/>
+        <w:rPr>
+          <w:rFonts w:ascii="Times New Roman" w:hAnsi="Times New Roman" w:cs="Times New Roman"/>
+        </w:rPr>
+      </w:pPr>
+      <w:r>
+        <w:rPr>
+          <w:rFonts w:ascii="Times New Roman" w:hAnsi="Times New Roman" w:cs="Times New Roman"/>
+        </w:rPr>
+        <w:t xml:space="preserve">WHERE </w:t>
+      </w:r>
+      <w:proofErr w:type="spellStart"/>
+      <w:r>
+        <w:rPr>
+          <w:rFonts w:ascii="Times New Roman" w:hAnsi="Times New Roman" w:cs="Times New Roman"/>
+        </w:rPr>
+        <w:t>import_id</w:t>
+      </w:r>
+      <w:proofErr w:type="spellEnd"/>
+      <w:r>
+        <w:rPr>
+          <w:rFonts w:ascii="Times New Roman" w:hAnsi="Times New Roman" w:cs="Times New Roman"/>
+        </w:rPr>
+        <w:t xml:space="preserve"> = 501;</w:t>
+      </w:r>
+    </w:p>
+    <w:p>
+      <w:pPr>
+        <w:spacing w:line="360" w:lineRule="auto"/>
+        <w:rPr>
+          <w:rFonts w:ascii="Times New Roman" w:hAnsi="Times New Roman" w:cs="Times New Roman"/>
+        </w:rPr>
+      </w:pPr>
+      <w:r>
+        <w:rPr>
+          <w:rFonts w:ascii="Times New Roman" w:hAnsi="Times New Roman" w:cs="Times New Roman"/>
+        </w:rPr>
+        <w:t>COMMIT;</w:t>
+      </w:r>
+    </w:p>
+    <w:p>
+      <w:pPr>
+        <w:spacing w:line="360" w:lineRule="auto"/>
+        <w:rPr>
+          <w:rFonts w:ascii="Times New Roman" w:hAnsi="Times New Roman" w:cs="Times New Roman"/>
+        </w:rPr>
+      </w:pPr>
+      <w:r>
+        <w:rPr>
+          <w:rFonts w:ascii="Times New Roman" w:hAnsi="Times New Roman" w:cs="Times New Roman"/>
+        </w:rPr>
+        <w:t>SELECT * FROM imports</w:t>
+      </w:r>
+    </w:p>
+    <w:p>
+      <w:pPr>
+        <w:spacing w:line="360" w:lineRule="auto"/>
+        <w:rPr>
+          <w:rFonts w:ascii="Times New Roman" w:hAnsi="Times New Roman" w:cs="Times New Roman"/>
+        </w:rPr>
+      </w:pPr>
+      <w:r>
+        <w:rPr>
+          <w:rFonts w:ascii="Times New Roman" w:hAnsi="Times New Roman" w:cs="Times New Roman"/>
+        </w:rPr>
+        <w:t xml:space="preserve">WHERE </w:t>
+      </w:r>
+      <w:proofErr w:type="spellStart"/>
+      <w:r>
+        <w:rPr>
+          <w:rFonts w:ascii="Times New Roman" w:hAnsi="Times New Roman" w:cs="Times New Roman"/>
+        </w:rPr>
+        <w:t>import_id</w:t>
+      </w:r>
+      <w:proofErr w:type="spellEnd"/>
+      <w:r>
+        <w:rPr>
+          <w:rFonts w:ascii="Times New Roman" w:hAnsi="Times New Roman" w:cs="Times New Roman"/>
+        </w:rPr>
+        <w:t xml:space="preserve"> = 501;</w:t>
+      </w:r>
+    </w:p>
+    <w:p>
+      <w:pPr>
+        <w:spacing w:line="360" w:lineRule="auto"/>
+        <w:rPr>
+          <w:rFonts w:ascii="Times New Roman" w:hAnsi="Times New Roman" w:cs="Times New Roman"/>
+        </w:rPr>
+      </w:pPr>
+      <w:r>
+        <w:rPr>
+          <w:rFonts w:ascii="Times New Roman" w:hAnsi="Times New Roman" w:cs="Times New Roman"/>
+        </w:rPr>
+        <w:lastRenderedPageBreak/>
+        <w:drawing>
+          <wp:inline distT="0" distB="0" distL="0" distR="0" wp14:anchorId="42A4537B" wp14:editId="6EB049D3">
+            <wp:extent cx="5731510" cy="1249045"/>
+            <wp:effectExtent l="0" t="0" r="2540" b="8255"/>
+            <wp:docPr id="848146998" name="Picture 1"/>
+            <wp:cNvGraphicFramePr>
+              <a:graphicFrameLocks xmlns:a="http://schemas.openxmlformats.org/drawingml/2006/main" noChangeAspect="1"/>
+            </wp:cNvGraphicFramePr>
+            <a:graphic xmlns:a="http://schemas.openxmlformats.org/drawingml/2006/main">
+              <a:graphicData uri="http://schemas.openxmlformats.org/drawingml/2006/picture">
+                <pic:pic xmlns:pic="http://schemas.openxmlformats.org/drawingml/2006/picture">
+                  <pic:nvPicPr>
+                    <pic:cNvPr id="848146998" name=""/>
+                    <pic:cNvPicPr/>
+                  </pic:nvPicPr>
+                  <pic:blipFill>
+                    <a:blip r:embed="rId24"/>
+                    <a:stretch>
+                      <a:fillRect/>
+                    </a:stretch>
+                  </pic:blipFill>
+                  <pic:spPr>
+                    <a:xfrm>
+                      <a:off x="0" y="0"/>
+                      <a:ext cx="5731510" cy="1249045"/>
+                    </a:xfrm>
+                    <a:prstGeom prst="rect">
+                      <a:avLst/>
+                    </a:prstGeom>
+                  </pic:spPr>
+                </pic:pic>
+              </a:graphicData>
+            </a:graphic>
+          </wp:inline>
+        </w:drawing>
+      </w:r>
+    </w:p>
+    <w:p>
+      <w:pPr>
+        <w:spacing w:line="360" w:lineRule="auto"/>
+        <w:rPr>
+          <w:rFonts w:ascii="Times New Roman" w:hAnsi="Times New Roman" w:cs="Times New Roman"/>
+          <w:b/>
+          <w:bCs/>
+        </w:rPr>
+      </w:pPr>
+      <w:r>
+        <w:rPr>
+          <w:rFonts w:ascii="Times New Roman" w:hAnsi="Times New Roman" w:cs="Times New Roman"/>
+          <w:b/>
+          <w:bCs/>
+        </w:rPr>
+        <w:t>2. ROLLBACK</w:t>
+      </w:r>
+    </w:p>
+    <w:p>
+      <w:pPr>
+        <w:spacing w:line="360" w:lineRule="auto"/>
+        <w:rPr>
+          <w:rFonts w:ascii="Times New Roman" w:hAnsi="Times New Roman" w:cs="Times New Roman"/>
+        </w:rPr>
+      </w:pPr>
+      <w:r>
+        <w:rPr>
+          <w:rFonts w:ascii="Times New Roman" w:hAnsi="Times New Roman" w:cs="Times New Roman"/>
+        </w:rPr>
+        <w:t>START TRANSACTION;</w:t>
+      </w:r>
+    </w:p>
+    <w:p>
+      <w:pPr>
+        <w:spacing w:line="360" w:lineRule="auto"/>
+        <w:rPr>
+          <w:rFonts w:ascii="Times New Roman" w:hAnsi="Times New Roman" w:cs="Times New Roman"/>
+        </w:rPr>
+      </w:pPr>
+      <w:r>
+        <w:rPr>
+          <w:rFonts w:ascii="Times New Roman" w:hAnsi="Times New Roman" w:cs="Times New Roman"/>
+        </w:rPr>
+        <w:t>UPDATE imports</w:t>
+      </w:r>
+    </w:p>
+    <w:p>
+      <w:pPr>
+        <w:spacing w:line="360" w:lineRule="auto"/>
+        <w:rPr>
+          <w:rFonts w:ascii="Times New Roman" w:hAnsi="Times New Roman" w:cs="Times New Roman"/>
+        </w:rPr>
+      </w:pPr>
+      <w:r>
+        <w:rPr>
+          <w:rFonts w:ascii="Times New Roman" w:hAnsi="Times New Roman" w:cs="Times New Roman"/>
+        </w:rPr>
+        <w:t>SET price = 500.00</w:t>
+      </w:r>
+    </w:p>
+    <w:p>
+      <w:pPr>
+        <w:spacing w:line="360" w:lineRule="auto"/>
+        <w:rPr>
+          <w:rFonts w:ascii="Times New Roman" w:hAnsi="Times New Roman" w:cs="Times New Roman"/>
+        </w:rPr>
+      </w:pPr>
+      <w:r>
+        <w:rPr>
+          <w:rFonts w:ascii="Times New Roman" w:hAnsi="Times New Roman" w:cs="Times New Roman"/>
+        </w:rPr>
+        <w:t xml:space="preserve">WHERE </w:t>
+      </w:r>
+      <w:proofErr w:type="spellStart"/>
+      <w:r>
+        <w:rPr>
+          <w:rFonts w:ascii="Times New Roman" w:hAnsi="Times New Roman" w:cs="Times New Roman"/>
+        </w:rPr>
+        <w:t>import_id</w:t>
+      </w:r>
+      <w:proofErr w:type="spellEnd"/>
+      <w:r>
+        <w:rPr>
+          <w:rFonts w:ascii="Times New Roman" w:hAnsi="Times New Roman" w:cs="Times New Roman"/>
+        </w:rPr>
+        <w:t xml:space="preserve"> = 501;</w:t>
+      </w:r>
+    </w:p>
+    <w:p>
+      <w:pPr>
+        <w:spacing w:line="360" w:lineRule="auto"/>
+        <w:rPr>
+          <w:rFonts w:ascii="Times New Roman" w:hAnsi="Times New Roman" w:cs="Times New Roman"/>
+        </w:rPr>
+      </w:pPr>
+      <w:r>
+        <w:rPr>
+          <w:rFonts w:ascii="Times New Roman" w:hAnsi="Times New Roman" w:cs="Times New Roman"/>
+        </w:rPr>
+        <w:t>ROLLBACK;</w:t>
+      </w:r>
+    </w:p>
+    <w:p>
+      <w:pPr>
+        <w:spacing w:line="360" w:lineRule="auto"/>
+        <w:rPr>
+          <w:rFonts w:ascii="Times New Roman" w:hAnsi="Times New Roman" w:cs="Times New Roman"/>
+        </w:rPr>
+      </w:pPr>
+      <w:r>
+        <w:rPr>
+          <w:rFonts w:ascii="Times New Roman" w:hAnsi="Times New Roman" w:cs="Times New Roman"/>
+        </w:rPr>
+        <w:t>SELECT * FROM imports</w:t>
+      </w:r>
+    </w:p>
+    <w:p>
+      <w:pPr>
+        <w:spacing w:line="360" w:lineRule="auto"/>
+        <w:rPr>
+          <w:rFonts w:ascii="Times New Roman" w:hAnsi="Times New Roman" w:cs="Times New Roman"/>
+        </w:rPr>
+      </w:pPr>
+      <w:r>
+        <w:rPr>
+          <w:rFonts w:ascii="Times New Roman" w:hAnsi="Times New Roman" w:cs="Times New Roman"/>
+        </w:rPr>
+        <w:t xml:space="preserve">WHERE </w:t>
+      </w:r>
+      <w:proofErr w:type="spellStart"/>
+      <w:r>
+        <w:rPr>
+          <w:rFonts w:ascii="Times New Roman" w:hAnsi="Times New Roman" w:cs="Times New Roman"/>
+        </w:rPr>
+        <w:t>import_id</w:t>
+      </w:r>
+      <w:proofErr w:type="spellEnd"/>
+      <w:r>
+        <w:rPr>
+          <w:rFonts w:ascii="Times New Roman" w:hAnsi="Times New Roman" w:cs="Times New Roman"/>
+        </w:rPr>
+        <w:t xml:space="preserve"> = 501;</w:t>
+      </w:r>
+    </w:p>
+    <w:p>
+      <w:pPr>
+        <w:spacing w:line="360" w:lineRule="auto"/>
+        <w:rPr>
+          <w:rFonts w:ascii="Times New Roman" w:hAnsi="Times New Roman" w:cs="Times New Roman"/>
+        </w:rPr>
+      </w:pPr>
+      <w:r>
+        <w:rPr>
+          <w:rFonts w:ascii="Times New Roman" w:hAnsi="Times New Roman" w:cs="Times New Roman"/>
+        </w:rPr>
+        <w:drawing>
+          <wp:inline distT="0" distB="0" distL="0" distR="0" wp14:anchorId="422CC657" wp14:editId="03FE6BD5">
+            <wp:extent cx="5731510" cy="1231265"/>
+            <wp:effectExtent l="0" t="0" r="2540" b="6985"/>
+            <wp:docPr id="502666609" name="Picture 1"/>
+            <wp:cNvGraphicFramePr>
+              <a:graphicFrameLocks xmlns:a="http://schemas.openxmlformats.org/drawingml/2006/main" noChangeAspect="1"/>
+            </wp:cNvGraphicFramePr>
+            <a:graphic xmlns:a="http://schemas.openxmlformats.org/drawingml/2006/main">
+              <a:graphicData uri="http://schemas.openxmlformats.org/drawingml/2006/picture">
+                <pic:pic xmlns:pic="http://schemas.openxmlformats.org/drawingml/2006/picture">
+                  <pic:nvPicPr>
+                    <pic:cNvPr id="502666609" name=""/>
+                    <pic:cNvPicPr/>
+                  </pic:nvPicPr>
+                  <pic:blipFill>
+                    <a:blip r:embed="rId25"/>
+                    <a:stretch>
+                      <a:fillRect/>
+                    </a:stretch>
+                  </pic:blipFill>
+                  <pic:spPr>
+                    <a:xfrm>
+                      <a:off x="0" y="0"/>
+                      <a:ext cx="5731510" cy="1231265"/>
+                    </a:xfrm>
+                    <a:prstGeom prst="rect">
+                      <a:avLst/>
+                    </a:prstGeom>
+                  </pic:spPr>
+                </pic:pic>
+              </a:graphicData>
+            </a:graphic>
+          </wp:inline>
+        </w:drawing>
+      </w:r>
+    </w:p>
+    <w:p>
+      <w:pPr>
+        <w:spacing w:line="360" w:lineRule="auto"/>
+        <w:rPr>
+          <w:rFonts w:ascii="Times New Roman" w:hAnsi="Times New Roman" w:cs="Times New Roman"/>
+          <w:b/>
+          <w:bCs/>
+        </w:rPr>
+      </w:pPr>
+      <w:r>
+        <w:rPr>
+          <w:rFonts w:ascii="Times New Roman" w:hAnsi="Times New Roman" w:cs="Times New Roman"/>
+          <w:b/>
+          <w:bCs/>
+        </w:rPr>
+        <w:t>3. SAVEPOINT</w:t>
+      </w:r>
+    </w:p>
+    <w:p>
+      <w:pPr>
+        <w:spacing w:line="360" w:lineRule="auto"/>
+        <w:rPr>
+          <w:rFonts w:ascii="Times New Roman" w:hAnsi="Times New Roman" w:cs="Times New Roman"/>
+        </w:rPr>
+      </w:pPr>
+      <w:r>
+        <w:rPr>
+          <w:rFonts w:ascii="Times New Roman" w:hAnsi="Times New Roman" w:cs="Times New Roman"/>
+        </w:rPr>
+        <w:t>START TRANSACTION;</w:t>
+      </w:r>
+    </w:p>
+    <w:p>
+      <w:pPr>
+        <w:spacing w:line="360" w:lineRule="auto"/>
+        <w:rPr>
+          <w:rFonts w:ascii="Times New Roman" w:hAnsi="Times New Roman" w:cs="Times New Roman"/>
+        </w:rPr>
+      </w:pPr>
+      <w:r>
+        <w:rPr>
+          <w:rFonts w:ascii="Times New Roman" w:hAnsi="Times New Roman" w:cs="Times New Roman"/>
+        </w:rPr>
+        <w:t>UPDATE imports</w:t>
+      </w:r>
+    </w:p>
+    <w:p>
+      <w:pPr>
+        <w:spacing w:line="360" w:lineRule="auto"/>
+        <w:rPr>
+          <w:rFonts w:ascii="Times New Roman" w:hAnsi="Times New Roman" w:cs="Times New Roman"/>
+        </w:rPr>
+      </w:pPr>
+      <w:r>
+        <w:rPr>
+          <w:rFonts w:ascii="Times New Roman" w:hAnsi="Times New Roman" w:cs="Times New Roman"/>
+        </w:rPr>
+        <w:t>SET price = 460.00</w:t>
+      </w:r>
+    </w:p>
+    <w:p>
+      <w:pPr>
+        <w:spacing w:line="360" w:lineRule="auto"/>
+        <w:rPr>
+          <w:rFonts w:ascii="Times New Roman" w:hAnsi="Times New Roman" w:cs="Times New Roman"/>
+        </w:rPr>
+      </w:pPr>
+      <w:r>
+        <w:rPr>
+          <w:rFonts w:ascii="Times New Roman" w:hAnsi="Times New Roman" w:cs="Times New Roman"/>
+        </w:rPr>
+        <w:t xml:space="preserve">WHERE </w:t>
+      </w:r>
+      <w:proofErr w:type="spellStart"/>
+      <w:r>
+        <w:rPr>
+          <w:rFonts w:ascii="Times New Roman" w:hAnsi="Times New Roman" w:cs="Times New Roman"/>
+        </w:rPr>
+        <w:t>import_id</w:t>
+      </w:r>
+      <w:proofErr w:type="spellEnd"/>
+      <w:r>
+        <w:rPr>
+          <w:rFonts w:ascii="Times New Roman" w:hAnsi="Times New Roman" w:cs="Times New Roman"/>
+        </w:rPr>
+        <w:t xml:space="preserve"> = 501;</w:t>
+      </w:r>
+    </w:p>
+    <w:p>
+      <w:pPr>
+        <w:spacing w:line="360" w:lineRule="auto"/>
+        <w:rPr>
+          <w:rFonts w:ascii="Times New Roman" w:hAnsi="Times New Roman" w:cs="Times New Roman"/>
+        </w:rPr>
+      </w:pPr>
+      <w:r>
+        <w:rPr>
+          <w:rFonts w:ascii="Times New Roman" w:hAnsi="Times New Roman" w:cs="Times New Roman"/>
+        </w:rPr>
+        <w:t>SAVEPOINT A;</w:t>
+      </w:r>
+    </w:p>
+    <w:p>
+      <w:pPr>
+        <w:spacing w:line="360" w:lineRule="auto"/>
+        <w:rPr>
+          <w:rFonts w:ascii="Times New Roman" w:hAnsi="Times New Roman" w:cs="Times New Roman"/>
+        </w:rPr>
+      </w:pPr>
+      <w:r>
+        <w:rPr>
+          <w:rFonts w:ascii="Times New Roman" w:hAnsi="Times New Roman" w:cs="Times New Roman"/>
+        </w:rPr>
+        <w:t>UPDATE imports</w:t>
+      </w:r>
+    </w:p>
+    <w:p>
+      <w:pPr>
+        <w:spacing w:line="360" w:lineRule="auto"/>
+        <w:rPr>
+          <w:rFonts w:ascii="Times New Roman" w:hAnsi="Times New Roman" w:cs="Times New Roman"/>
+        </w:rPr>
+      </w:pPr>
+      <w:r>
+        <w:rPr>
+          <w:rFonts w:ascii="Times New Roman" w:hAnsi="Times New Roman" w:cs="Times New Roman"/>
+        </w:rPr>
+        <w:t>SET price = 480.00</w:t>
+      </w:r>
+    </w:p>
+    <w:p>
+      <w:pPr>
+        <w:spacing w:line="360" w:lineRule="auto"/>
+        <w:rPr>
+          <w:rFonts w:ascii="Times New Roman" w:hAnsi="Times New Roman" w:cs="Times New Roman"/>
+        </w:rPr>
+      </w:pPr>
+      <w:r>
+        <w:rPr>
+          <w:rFonts w:ascii="Times New Roman" w:hAnsi="Times New Roman" w:cs="Times New Roman"/>
+        </w:rPr>
+        <w:lastRenderedPageBreak/>
+        <w:t xml:space="preserve">WHERE </w:t>
+      </w:r>
+      <w:proofErr w:type="spellStart"/>
+      <w:r>
+        <w:rPr>
+          <w:rFonts w:ascii="Times New Roman" w:hAnsi="Times New Roman" w:cs="Times New Roman"/>
+        </w:rPr>
+        <w:t>import_id</w:t>
+      </w:r>
+      <w:proofErr w:type="spellEnd"/>
+      <w:r>
+        <w:rPr>
+          <w:rFonts w:ascii="Times New Roman" w:hAnsi="Times New Roman" w:cs="Times New Roman"/>
+        </w:rPr>
+        <w:t xml:space="preserve"> = 501;</w:t>
+      </w:r>
+    </w:p>
+    <w:p>
+      <w:pPr>
+        <w:spacing w:line="360" w:lineRule="auto"/>
+        <w:rPr>
+          <w:rFonts w:ascii="Times New Roman" w:hAnsi="Times New Roman" w:cs="Times New Roman"/>
+        </w:rPr>
+      </w:pPr>
+      <w:r>
+        <w:rPr>
+          <w:rFonts w:ascii="Times New Roman" w:hAnsi="Times New Roman" w:cs="Times New Roman"/>
+        </w:rPr>
+        <w:t>ROLLBACK TO A;</w:t>
+      </w:r>
+    </w:p>
+    <w:p>
+      <w:pPr>
+        <w:spacing w:line="360" w:lineRule="auto"/>
+        <w:rPr>
+          <w:rFonts w:ascii="Times New Roman" w:hAnsi="Times New Roman" w:cs="Times New Roman"/>
+        </w:rPr>
+      </w:pPr>
+      <w:r>
+        <w:rPr>
+          <w:rFonts w:ascii="Times New Roman" w:hAnsi="Times New Roman" w:cs="Times New Roman"/>
+        </w:rPr>
+        <w:t>Check:</w:t>
+      </w:r>
+    </w:p>
+    <w:p>
+      <w:pPr>
+        <w:spacing w:line="360" w:lineRule="auto"/>
+        <w:rPr>
+          <w:rFonts w:ascii="Times New Roman" w:hAnsi="Times New Roman" w:cs="Times New Roman"/>
+        </w:rPr>
+      </w:pPr>
+      <w:r>
+        <w:rPr>
+          <w:rFonts w:ascii="Times New Roman" w:hAnsi="Times New Roman" w:cs="Times New Roman"/>
+        </w:rPr>
+        <w:t>SELECT * FROM imports</w:t>
+      </w:r>
+    </w:p>
+    <w:p>
+      <w:pPr>
+        <w:spacing w:line="360" w:lineRule="auto"/>
+        <w:rPr>
+          <w:rFonts w:ascii="Times New Roman" w:hAnsi="Times New Roman" w:cs="Times New Roman"/>
+        </w:rPr>
+      </w:pPr>
+      <w:r>
+        <w:rPr>
+          <w:rFonts w:ascii="Times New Roman" w:hAnsi="Times New Roman" w:cs="Times New Roman"/>
+        </w:rPr>
+        <w:t xml:space="preserve">WHERE </w:t>
+      </w:r>
+      <w:proofErr w:type="spellStart"/>
+      <w:r>
+        <w:rPr>
+          <w:rFonts w:ascii="Times New Roman" w:hAnsi="Times New Roman" w:cs="Times New Roman"/>
+        </w:rPr>
+        <w:t>import_id</w:t>
+      </w:r>
+      <w:proofErr w:type="spellEnd"/>
+      <w:r>
+        <w:rPr>
+          <w:rFonts w:ascii="Times New Roman" w:hAnsi="Times New Roman" w:cs="Times New Roman"/>
+        </w:rPr>
+        <w:t xml:space="preserve"> = 501;</w:t>
+      </w:r>
+    </w:p>
+    <w:p>
+      <w:pPr>
+        <w:spacing w:line="360" w:lineRule="auto"/>
+        <w:rPr>
+          <w:rFonts w:ascii="Times New Roman" w:hAnsi="Times New Roman" w:cs="Times New Roman"/>
+        </w:rPr>
+      </w:pPr>
+    </w:p>
+    <w:p>
+      <w:pPr>
+        <w:spacing w:line="360" w:lineRule="auto"/>
+        <w:rPr>
+          <w:rFonts w:ascii="Times New Roman" w:hAnsi="Times New Roman" w:cs="Times New Roman"/>
+        </w:rPr>
+      </w:pPr>
+      <w:r>
+        <w:rPr>
+          <w:rFonts w:ascii="Times New Roman" w:hAnsi="Times New Roman" w:cs="Times New Roman"/>
+        </w:rPr>
+        <w:drawing>
+          <wp:inline distT="0" distB="0" distL="0" distR="0" wp14:anchorId="59517B56" wp14:editId="6C7FA9AA">
+            <wp:extent cx="5731510" cy="1076960"/>
+            <wp:effectExtent l="0" t="0" r="2540" b="8890"/>
+            <wp:docPr id="469714833" name="Picture 1"/>
+            <wp:cNvGraphicFramePr>
+              <a:graphicFrameLocks xmlns:a="http://schemas.openxmlformats.org/drawingml/2006/main" noChangeAspect="1"/>
+            </wp:cNvGraphicFramePr>
+            <a:graphic xmlns:a="http://schemas.openxmlformats.org/drawingml/2006/main">
+              <a:graphicData uri="http://schemas.openxmlformats.org/drawingml/2006/picture">
+                <pic:pic xmlns:pic="http://schemas.openxmlformats.org/drawingml/2006/picture">
+                  <pic:nvPicPr>
+                    <pic:cNvPr id="469714833" name=""/>
+                    <pic:cNvPicPr/>
+                  </pic:nvPicPr>
+                  <pic:blipFill>
+                    <a:blip r:embed="rId26"/>
+                    <a:stretch>
+                      <a:fillRect/>
+                    </a:stretch>
+                  </pic:blipFill>
+                  <pic:spPr>
+                    <a:xfrm>
+                      <a:off x="0" y="0"/>
+                      <a:ext cx="5731510" cy="1076960"/>
+                    </a:xfrm>
+                    <a:prstGeom prst="rect">
+                      <a:avLst/>
+                    </a:prstGeom>
+                  </pic:spPr>
+                </pic:pic>
+              </a:graphicData>
+            </a:graphic>
+          </wp:inline>
+        </w:drawing>
+      </w:r>
+    </w:p>
+    <w:p>
+      <w:pPr>
+        <w:spacing w:line="360" w:lineRule="auto"/>
+        <w:rPr>
+          <w:rFonts w:ascii="Times New Roman" w:hAnsi="Times New Roman" w:cs="Times New Roman"/>
+        </w:rPr>
+      </w:pPr>
+    </w:p>
+    <w:p>
+      <w:pPr>
+        <w:spacing w:line="360" w:lineRule="auto"/>
+        <w:rPr>
+          <w:rFonts w:ascii="Times New Roman" w:hAnsi="Times New Roman" w:cs="Times New Roman"/>
+        </w:rPr>
+      </w:pPr>
+      <w:r>
+        <w:rPr>
+          <w:rFonts w:ascii="Times New Roman" w:hAnsi="Times New Roman" w:cs="Times New Roman"/>
+        </w:rPr>
+        <w:t>Result</w:t>
+      </w:r>
+      <w:r>
+        <w:rPr>
+          <w:rFonts w:ascii="Times New Roman" w:hAnsi="Times New Roman" w:cs="Times New Roman"/>
+        </w:rPr>
+        <w:t>:</w:t>
+      </w:r>
+    </w:p>
+    <w:p>
+      <w:pPr>
+        <w:spacing w:line="360" w:lineRule="auto"/>
+        <w:rPr>
+          <w:rFonts w:ascii="Times New Roman" w:hAnsi="Times New Roman" w:cs="Times New Roman"/>
+        </w:rPr>
+      </w:pPr>
+      <w:r>
+        <w:rPr>
+          <w:rFonts w:ascii="Times New Roman" w:hAnsi="Times New Roman" w:cs="Times New Roman"/>
+        </w:rPr>
+        <w:t>Thus, the TCL commands COMMIT, ROLLBACK, SAVEPOINT, and ROLLBACK TO were successfully implemented using the imports table, and the results were verified.</w:t>
+      </w:r>
+    </w:p>
+    <w:p>
+      <w:pPr>
+        <w:spacing w:line="360" w:lineRule="auto"/>
+        <w:rPr>
+          <w:rFonts w:ascii="Times New Roman" w:hAnsi="Times New Roman" w:cs="Times New Roman"/>
+        </w:rPr>
+      </w:pPr>
+    </w:p>
+    <w:p>
+      <w:pPr>
+        <w:spacing w:line="360" w:lineRule="auto"/>
+        <w:rPr>
+          <w:rFonts w:ascii="Times New Roman" w:hAnsi="Times New Roman" w:cs="Times New Roman"/>
+        </w:rPr>
+      </w:pPr>
+    </w:p>
+    <w:p>
+      <w:pPr>
+        <w:spacing w:line="360" w:lineRule="auto"/>
+        <w:rPr>
+          <w:rFonts w:ascii="Times New Roman" w:hAnsi="Times New Roman" w:cs="Times New Roman"/>
+        </w:rPr>
+      </w:pPr>
+    </w:p>
+    <w:p>
+      <w:pPr>
+        <w:spacing w:line="360" w:lineRule="auto"/>
+        <w:rPr>
+          <w:rFonts w:ascii="Times New Roman" w:hAnsi="Times New Roman" w:cs="Times New Roman"/>
+        </w:rPr>
+      </w:pPr>
+    </w:p>
+    <w:p>
+      <w:pPr>
+        <w:spacing w:line="360" w:lineRule="auto"/>
+        <w:rPr>
+          <w:rFonts w:ascii="Times New Roman" w:hAnsi="Times New Roman" w:cs="Times New Roman"/>
+        </w:rPr>
+      </w:pPr>
+    </w:p>
+    <w:p>
+      <w:pPr>
+        <w:spacing w:line="360" w:lineRule="auto"/>
+        <w:rPr>
+          <w:rFonts w:ascii="Times New Roman" w:hAnsi="Times New Roman" w:cs="Times New Roman"/>
+        </w:rPr>
+      </w:pPr>
+    </w:p>
+    <w:p>
+      <w:pPr>
+        <w:spacing w:line="360" w:lineRule="auto"/>
+        <w:rPr>
+          <w:rFonts w:ascii="Times New Roman" w:hAnsi="Times New Roman" w:cs="Times New Roman"/>
+        </w:rPr>
+      </w:pPr>
+    </w:p>
+    <w:p>
+      <w:pPr>
+        <w:spacing w:line="360" w:lineRule="auto"/>
+        <w:rPr>
+          <w:rFonts w:ascii="Times New Roman" w:hAnsi="Times New Roman" w:cs="Times New Roman"/>
+        </w:rPr>
+      </w:pPr>
+    </w:p>
+    <w:p>
+      <w:pPr>
+        <w:spacing w:line="360" w:lineRule="auto"/>
+        <w:rPr>
+          <w:rFonts w:ascii="Times New Roman" w:hAnsi="Times New Roman" w:cs="Times New Roman"/>
+        </w:rPr>
+      </w:pPr>
+    </w:p>
+    <w:p>
+      <w:pPr>
+        <w:spacing w:line="360" w:lineRule="auto"/>
+        <w:rPr>
+          <w:rFonts w:ascii="Times New Roman" w:hAnsi="Times New Roman" w:cs="Times New Roman"/>
+        </w:rPr>
+      </w:pPr>
+    </w:p>
+    <w:p>
+      <w:pPr>
+        <w:spacing w:line="360" w:lineRule="auto"/>
+        <w:rPr>
+          <w:rFonts w:ascii="Times New Roman" w:hAnsi="Times New Roman" w:cs="Times New Roman"/>
+        </w:rPr>
+      </w:pPr>
+    </w:p>
+    <w:p>
+      <w:pPr>
+        <w:spacing w:line="360" w:lineRule="auto"/>
+        <w:rPr>
+          <w:rFonts w:ascii="Times New Roman" w:hAnsi="Times New Roman" w:cs="Times New Roman"/>
+        </w:rPr>
+      </w:pPr>
+      <w:r>
+        <w:rPr>
+          <w:rFonts w:ascii="Times New Roman" w:hAnsi="Times New Roman" w:cs="Times New Roman"/>
+        </w:rPr>
+        <w:lastRenderedPageBreak/>
+        <w:t xml:space="preserve">Ex. No: 15 </w:t>
+      </w:r>
+      <w:r>
+        <w:rPr>
+          <w:rFonts w:ascii="Times New Roman" w:hAnsi="Times New Roman" w:cs="Times New Roman"/>
+        </w:rPr>
+        <w:t xml:space="preserve">                             </w:t>
+      </w:r>
+      <w:r>
+        <w:rPr>
+          <w:rFonts w:ascii="Times New Roman" w:hAnsi="Times New Roman" w:cs="Times New Roman"/>
+        </w:rPr>
+        <w:t>DCL COMMANADS– GRANT, REVOKE</w:t>
+      </w:r>
+    </w:p>
+    <w:p>
+      <w:pPr>
+        <w:spacing w:line="360" w:lineRule="auto"/>
+        <w:rPr>
+          <w:rFonts w:ascii="Times New Roman" w:hAnsi="Times New Roman" w:cs="Times New Roman"/>
+        </w:rPr>
+      </w:pPr>
+    </w:p>
+    <w:p>
+      <w:pPr>
+        <w:spacing w:line="360" w:lineRule="auto"/>
+        <w:rPr>
+          <w:rFonts w:ascii="Times New Roman" w:hAnsi="Times New Roman" w:cs="Times New Roman"/>
+        </w:rPr>
+      </w:pPr>
+      <w:r>
+        <w:rPr>
+          <w:rFonts w:ascii="Times New Roman" w:hAnsi="Times New Roman" w:cs="Times New Roman"/>
+          <w:b/>
+          <w:bCs/>
+        </w:rPr>
+        <w:t>Aim</w:t>
+      </w:r>
+      <w:r>
+        <w:rPr>
+          <w:rFonts w:ascii="Times New Roman" w:hAnsi="Times New Roman" w:cs="Times New Roman"/>
+          <w:b/>
+          <w:bCs/>
+        </w:rPr>
+        <w:t xml:space="preserve">: </w:t>
+      </w:r>
+      <w:r>
+        <w:rPr>
+          <w:rFonts w:ascii="Times New Roman" w:hAnsi="Times New Roman" w:cs="Times New Roman"/>
+        </w:rPr>
+        <w:t>To learn how to use DCL commands GRANT and REVOKE to control access and permissions on the database.</w:t>
+      </w:r>
+    </w:p>
+    <w:p>
+      <w:pPr>
+        <w:spacing w:line="360" w:lineRule="auto"/>
+        <w:rPr>
+          <w:rFonts w:ascii="Times New Roman" w:hAnsi="Times New Roman" w:cs="Times New Roman"/>
+          <w:b/>
+          <w:bCs/>
+        </w:rPr>
+      </w:pPr>
+      <w:r>
+        <w:rPr>
+          <w:rFonts w:ascii="Times New Roman" w:hAnsi="Times New Roman" w:cs="Times New Roman"/>
+          <w:b/>
+          <w:bCs/>
+        </w:rPr>
+        <w:t>Procedure</w:t>
+      </w:r>
+      <w:r>
+        <w:rPr>
+          <w:rFonts w:ascii="Times New Roman" w:hAnsi="Times New Roman" w:cs="Times New Roman"/>
+          <w:b/>
+          <w:bCs/>
+        </w:rPr>
+        <w:t>:</w:t>
+      </w:r>
+    </w:p>
+    <w:p>
+      <w:pPr>
+        <w:numPr>
+          <w:ilvl w:val="0"/>
+          <w:numId w:val="14"/>
+        </w:numPr>
+        <w:spacing w:line="360" w:lineRule="auto"/>
+        <w:rPr>
+          <w:rFonts w:ascii="Times New Roman" w:hAnsi="Times New Roman" w:cs="Times New Roman"/>
+        </w:rPr>
+      </w:pPr>
+      <w:r>
+        <w:rPr>
+          <w:rFonts w:ascii="Times New Roman" w:hAnsi="Times New Roman" w:cs="Times New Roman"/>
+        </w:rPr>
+        <w:t xml:space="preserve">Select the database containing the imports table. </w:t>
+      </w:r>
+    </w:p>
+    <w:p>
+      <w:pPr>
+        <w:numPr>
+          <w:ilvl w:val="0"/>
+          <w:numId w:val="14"/>
+        </w:numPr>
+        <w:spacing w:line="360" w:lineRule="auto"/>
+        <w:rPr>
+          <w:rFonts w:ascii="Times New Roman" w:hAnsi="Times New Roman" w:cs="Times New Roman"/>
+        </w:rPr>
+      </w:pPr>
+      <w:r>
+        <w:rPr>
+          <w:rFonts w:ascii="Times New Roman" w:hAnsi="Times New Roman" w:cs="Times New Roman"/>
+        </w:rPr>
+        <w:t xml:space="preserve">Create a MySQL user. </w:t>
+      </w:r>
+    </w:p>
+    <w:p>
+      <w:pPr>
+        <w:numPr>
+          <w:ilvl w:val="0"/>
+          <w:numId w:val="14"/>
+        </w:numPr>
+        <w:spacing w:line="360" w:lineRule="auto"/>
+        <w:rPr>
+          <w:rFonts w:ascii="Times New Roman" w:hAnsi="Times New Roman" w:cs="Times New Roman"/>
+        </w:rPr>
+      </w:pPr>
+      <w:r>
+        <w:rPr>
+          <w:rFonts w:ascii="Times New Roman" w:hAnsi="Times New Roman" w:cs="Times New Roman"/>
+        </w:rPr>
+        <w:t xml:space="preserve">Use GRANT to give permission to the user. </w:t>
+      </w:r>
+    </w:p>
+    <w:p>
+      <w:pPr>
+        <w:numPr>
+          <w:ilvl w:val="0"/>
+          <w:numId w:val="14"/>
+        </w:numPr>
+        <w:spacing w:line="360" w:lineRule="auto"/>
+        <w:rPr>
+          <w:rFonts w:ascii="Times New Roman" w:hAnsi="Times New Roman" w:cs="Times New Roman"/>
+        </w:rPr>
+      </w:pPr>
+      <w:r>
+        <w:rPr>
+          <w:rFonts w:ascii="Times New Roman" w:hAnsi="Times New Roman" w:cs="Times New Roman"/>
+        </w:rPr>
+        <w:t xml:space="preserve">Check the granted permissions. </w:t>
+      </w:r>
+    </w:p>
+    <w:p>
+      <w:pPr>
+        <w:numPr>
+          <w:ilvl w:val="0"/>
+          <w:numId w:val="14"/>
+        </w:numPr>
+        <w:spacing w:line="360" w:lineRule="auto"/>
+        <w:rPr>
+          <w:rFonts w:ascii="Times New Roman" w:hAnsi="Times New Roman" w:cs="Times New Roman"/>
+        </w:rPr>
+      </w:pPr>
+      <w:r>
+        <w:rPr>
+          <w:rFonts w:ascii="Times New Roman" w:hAnsi="Times New Roman" w:cs="Times New Roman"/>
+        </w:rPr>
+        <w:t xml:space="preserve">Use REVOKE to remove the permission. </w:t>
+      </w:r>
+    </w:p>
+    <w:p>
+      <w:pPr>
+        <w:numPr>
+          <w:ilvl w:val="0"/>
+          <w:numId w:val="14"/>
+        </w:numPr>
+        <w:spacing w:line="360" w:lineRule="auto"/>
+        <w:rPr>
+          <w:rFonts w:ascii="Times New Roman" w:hAnsi="Times New Roman" w:cs="Times New Roman"/>
+        </w:rPr>
+      </w:pPr>
+      <w:r>
+        <w:rPr>
+          <w:rFonts w:ascii="Times New Roman" w:hAnsi="Times New Roman" w:cs="Times New Roman"/>
+        </w:rPr>
+        <w:t>Check the permissions again.</w:t>
+      </w:r>
+    </w:p>
+    <w:p>
+      <w:pPr>
+        <w:spacing w:line="360" w:lineRule="auto"/>
+        <w:rPr>
+          <w:rFonts w:ascii="Times New Roman" w:hAnsi="Times New Roman" w:cs="Times New Roman"/>
+        </w:rPr>
+      </w:pPr>
+      <w:r>
+        <w:rPr>
+          <w:rFonts w:ascii="Times New Roman" w:hAnsi="Times New Roman" w:cs="Times New Roman"/>
+        </w:rPr>
+        <w:t>SQL Query:</w:t>
+      </w:r>
+    </w:p>
+    <w:p>
+      <w:pPr>
+        <w:spacing w:line="360" w:lineRule="auto"/>
+        <w:rPr>
+          <w:rFonts w:ascii="Times New Roman" w:hAnsi="Times New Roman" w:cs="Times New Roman"/>
+          <w:b/>
+          <w:bCs/>
+        </w:rPr>
+      </w:pPr>
+      <w:r>
+        <w:rPr>
+          <w:rFonts w:ascii="Times New Roman" w:hAnsi="Times New Roman" w:cs="Times New Roman"/>
+          <w:b/>
+          <w:bCs/>
+        </w:rPr>
+        <w:t>GRANT</w:t>
+      </w:r>
+    </w:p>
+    <w:p>
+      <w:pPr>
+        <w:spacing w:line="360" w:lineRule="auto"/>
+        <w:rPr>
+          <w:rFonts w:ascii="Times New Roman" w:hAnsi="Times New Roman" w:cs="Times New Roman"/>
+        </w:rPr>
+      </w:pPr>
+      <w:r>
+        <w:rPr>
+          <w:rFonts w:ascii="Times New Roman" w:hAnsi="Times New Roman" w:cs="Times New Roman"/>
+        </w:rPr>
+        <w:t xml:space="preserve">USE </w:t>
+      </w:r>
+      <w:proofErr w:type="spellStart"/>
+      <w:r>
+        <w:rPr>
+          <w:rFonts w:ascii="Times New Roman" w:hAnsi="Times New Roman" w:cs="Times New Roman"/>
+        </w:rPr>
+        <w:t>import_products</w:t>
+      </w:r>
+      <w:proofErr w:type="spellEnd"/>
+      <w:r>
+        <w:rPr>
+          <w:rFonts w:ascii="Times New Roman" w:hAnsi="Times New Roman" w:cs="Times New Roman"/>
+        </w:rPr>
+        <w:t>;</w:t>
+      </w:r>
+    </w:p>
+    <w:p>
+      <w:pPr>
+        <w:spacing w:line="360" w:lineRule="auto"/>
+        <w:rPr>
+          <w:rFonts w:ascii="Times New Roman" w:hAnsi="Times New Roman" w:cs="Times New Roman"/>
+        </w:rPr>
+      </w:pPr>
+      <w:r>
+        <w:rPr>
+          <w:rFonts w:ascii="Times New Roman" w:hAnsi="Times New Roman" w:cs="Times New Roman"/>
+        </w:rPr>
+        <w:t xml:space="preserve">GRANT SELECT ON </w:t>
+      </w:r>
+      <w:proofErr w:type="spellStart"/>
+      <w:r>
+        <w:rPr>
+          <w:rFonts w:ascii="Times New Roman" w:hAnsi="Times New Roman" w:cs="Times New Roman"/>
+        </w:rPr>
+        <w:t>import_</w:t>
+      </w:r>
+      <w:proofErr w:type="gramStart"/>
+      <w:r>
+        <w:rPr>
+          <w:rFonts w:ascii="Times New Roman" w:hAnsi="Times New Roman" w:cs="Times New Roman"/>
+        </w:rPr>
+        <w:t>products.imports</w:t>
+      </w:r>
+      <w:proofErr w:type="spellEnd"/>
+      <w:proofErr w:type="gramEnd"/>
+    </w:p>
+    <w:p>
+      <w:pPr>
+        <w:spacing w:line="360" w:lineRule="auto"/>
+        <w:rPr>
+          <w:rFonts w:ascii="Times New Roman" w:hAnsi="Times New Roman" w:cs="Times New Roman"/>
+        </w:rPr>
+      </w:pPr>
+      <w:r>
+        <w:rPr>
+          <w:rFonts w:ascii="Times New Roman" w:hAnsi="Times New Roman" w:cs="Times New Roman"/>
+        </w:rPr>
+        <w:t>TO '</w:t>
+      </w:r>
+      <w:proofErr w:type="spellStart"/>
+      <w:r>
+        <w:rPr>
+          <w:rFonts w:ascii="Times New Roman" w:hAnsi="Times New Roman" w:cs="Times New Roman"/>
+        </w:rPr>
+        <w:t>dcluser</w:t>
+      </w:r>
+      <w:proofErr w:type="spellEnd"/>
+      <w:r>
+        <w:rPr>
+          <w:rFonts w:ascii="Times New Roman" w:hAnsi="Times New Roman" w:cs="Times New Roman"/>
+        </w:rPr>
+        <w:t>'@'localhost';</w:t>
+      </w:r>
+    </w:p>
+    <w:p>
+      <w:pPr>
+        <w:spacing w:line="360" w:lineRule="auto"/>
+        <w:rPr>
+          <w:rFonts w:ascii="Times New Roman" w:hAnsi="Times New Roman" w:cs="Times New Roman"/>
+        </w:rPr>
+      </w:pPr>
+      <w:r>
+        <w:rPr>
+          <w:rFonts w:ascii="Times New Roman" w:hAnsi="Times New Roman" w:cs="Times New Roman"/>
+        </w:rPr>
+        <w:t>SHOW GRANTS FOR '</w:t>
+      </w:r>
+      <w:proofErr w:type="spellStart"/>
+      <w:r>
+        <w:rPr>
+          <w:rFonts w:ascii="Times New Roman" w:hAnsi="Times New Roman" w:cs="Times New Roman"/>
+        </w:rPr>
+        <w:t>dcluser</w:t>
+      </w:r>
+      <w:proofErr w:type="spellEnd"/>
+      <w:r>
+        <w:rPr>
+          <w:rFonts w:ascii="Times New Roman" w:hAnsi="Times New Roman" w:cs="Times New Roman"/>
+        </w:rPr>
+        <w:t>'@'localhost';</w:t>
+      </w:r>
+    </w:p>
+    <w:p>
+      <w:pPr>
+        <w:spacing w:line="360" w:lineRule="auto"/>
+        <w:rPr>
+          <w:rFonts w:ascii="Times New Roman" w:hAnsi="Times New Roman" w:cs="Times New Roman"/>
+        </w:rPr>
+      </w:pPr>
+    </w:p>
+    <w:p>
+      <w:pPr>
+        <w:spacing w:line="360" w:lineRule="auto"/>
+        <w:rPr>
+          <w:rFonts w:ascii="Times New Roman" w:hAnsi="Times New Roman" w:cs="Times New Roman"/>
+        </w:rPr>
+      </w:pPr>
+      <w:r>
+        <w:rPr>
+          <w:rFonts w:ascii="Times New Roman" w:hAnsi="Times New Roman" w:cs="Times New Roman"/>
+        </w:rPr>
+        <w:drawing>
+          <wp:inline distT="0" distB="0" distL="0" distR="0" wp14:anchorId="554CFD16" wp14:editId="6293D161">
+            <wp:extent cx="5731510" cy="1311275"/>
+            <wp:effectExtent l="0" t="0" r="2540" b="3175"/>
+            <wp:docPr id="509130370" name="Picture 1"/>
+            <wp:cNvGraphicFramePr>
+              <a:graphicFrameLocks xmlns:a="http://schemas.openxmlformats.org/drawingml/2006/main" noChangeAspect="1"/>
+            </wp:cNvGraphicFramePr>
+            <a:graphic xmlns:a="http://schemas.openxmlformats.org/drawingml/2006/main">
+              <a:graphicData uri="http://schemas.openxmlformats.org/drawingml/2006/picture">
+                <pic:pic xmlns:pic="http://schemas.openxmlformats.org/drawingml/2006/picture">
+                  <pic:nvPicPr>
+                    <pic:cNvPr id="509130370" name=""/>
+                    <pic:cNvPicPr/>
+                  </pic:nvPicPr>
+                  <pic:blipFill>
+                    <a:blip r:embed="rId27"/>
+                    <a:stretch>
+                      <a:fillRect/>
+                    </a:stretch>
+                  </pic:blipFill>
+                  <pic:spPr>
+                    <a:xfrm>
+                      <a:off x="0" y="0"/>
+                      <a:ext cx="5731510" cy="1311275"/>
+                    </a:xfrm>
+                    <a:prstGeom prst="rect">
+                      <a:avLst/>
+                    </a:prstGeom>
+                  </pic:spPr>
+                </pic:pic>
+              </a:graphicData>
+            </a:graphic>
+          </wp:inline>
+        </w:drawing>
+      </w:r>
+    </w:p>
+    <w:p>
+      <w:pPr>
+        <w:spacing w:line="360" w:lineRule="auto"/>
+        <w:rPr>
+          <w:rFonts w:ascii="Times New Roman" w:hAnsi="Times New Roman" w:cs="Times New Roman"/>
+        </w:rPr>
+      </w:pPr>
+    </w:p>
+    <w:p>
+      <w:pPr>
+        <w:spacing w:line="360" w:lineRule="auto"/>
+        <w:rPr>
+          <w:rFonts w:ascii="Times New Roman" w:hAnsi="Times New Roman" w:cs="Times New Roman"/>
+        </w:rPr>
+      </w:pPr>
+    </w:p>
+    <w:p>
+      <w:pPr>
+        <w:spacing w:line="360" w:lineRule="auto"/>
+        <w:rPr>
+          <w:rFonts w:ascii="Times New Roman" w:hAnsi="Times New Roman" w:cs="Times New Roman"/>
+          <w:b/>
+          <w:bCs/>
+        </w:rPr>
+      </w:pPr>
+      <w:r>
+        <w:rPr>
+          <w:rFonts w:ascii="Times New Roman" w:hAnsi="Times New Roman" w:cs="Times New Roman"/>
+          <w:b/>
+          <w:bCs/>
+        </w:rPr>
+        <w:lastRenderedPageBreak/>
+        <w:t>REVOKE</w:t>
+      </w:r>
+    </w:p>
+    <w:p>
+      <w:pPr>
+        <w:spacing w:line="360" w:lineRule="auto"/>
+        <w:rPr>
+          <w:rFonts w:ascii="Times New Roman" w:hAnsi="Times New Roman" w:cs="Times New Roman"/>
+        </w:rPr>
+      </w:pPr>
+      <w:r>
+        <w:rPr>
+          <w:rFonts w:ascii="Times New Roman" w:hAnsi="Times New Roman" w:cs="Times New Roman"/>
+        </w:rPr>
+        <w:t xml:space="preserve">REVOKE SELECT ON </w:t>
+      </w:r>
+      <w:proofErr w:type="spellStart"/>
+      <w:r>
+        <w:rPr>
+          <w:rFonts w:ascii="Times New Roman" w:hAnsi="Times New Roman" w:cs="Times New Roman"/>
+        </w:rPr>
+        <w:t>import_</w:t>
+      </w:r>
+      <w:proofErr w:type="gramStart"/>
+      <w:r>
+        <w:rPr>
+          <w:rFonts w:ascii="Times New Roman" w:hAnsi="Times New Roman" w:cs="Times New Roman"/>
+        </w:rPr>
+        <w:t>products.imports</w:t>
+      </w:r>
+      <w:proofErr w:type="spellEnd"/>
+      <w:proofErr w:type="gramEnd"/>
+    </w:p>
+    <w:p>
+      <w:pPr>
+        <w:spacing w:line="360" w:lineRule="auto"/>
+        <w:rPr>
+          <w:rFonts w:ascii="Times New Roman" w:hAnsi="Times New Roman" w:cs="Times New Roman"/>
+        </w:rPr>
+      </w:pPr>
+      <w:r>
+        <w:rPr>
+          <w:rFonts w:ascii="Times New Roman" w:hAnsi="Times New Roman" w:cs="Times New Roman"/>
+        </w:rPr>
+        <w:t>FROM '</w:t>
+      </w:r>
+      <w:proofErr w:type="spellStart"/>
+      <w:r>
+        <w:rPr>
+          <w:rFonts w:ascii="Times New Roman" w:hAnsi="Times New Roman" w:cs="Times New Roman"/>
+        </w:rPr>
+        <w:t>dcluser</w:t>
+      </w:r>
+      <w:proofErr w:type="spellEnd"/>
+      <w:r>
+        <w:rPr>
+          <w:rFonts w:ascii="Times New Roman" w:hAnsi="Times New Roman" w:cs="Times New Roman"/>
+        </w:rPr>
+        <w:t>'@'localhost';</w:t>
+      </w:r>
+    </w:p>
+    <w:p>
+      <w:pPr>
+        <w:spacing w:line="360" w:lineRule="auto"/>
+        <w:rPr>
+          <w:rFonts w:ascii="Times New Roman" w:hAnsi="Times New Roman" w:cs="Times New Roman"/>
+        </w:rPr>
+      </w:pPr>
+      <w:r>
+        <w:rPr>
+          <w:rFonts w:ascii="Times New Roman" w:hAnsi="Times New Roman" w:cs="Times New Roman"/>
+        </w:rPr>
+        <w:t>SHOW GRANTS FOR '</w:t>
+      </w:r>
+      <w:proofErr w:type="spellStart"/>
+      <w:r>
+        <w:rPr>
+          <w:rFonts w:ascii="Times New Roman" w:hAnsi="Times New Roman" w:cs="Times New Roman"/>
+        </w:rPr>
+        <w:t>dcluser</w:t>
+      </w:r>
+      <w:proofErr w:type="spellEnd"/>
+      <w:r>
+        <w:rPr>
+          <w:rFonts w:ascii="Times New Roman" w:hAnsi="Times New Roman" w:cs="Times New Roman"/>
+        </w:rPr>
+        <w:t>'@'localhost';</w:t>
+      </w:r>
+    </w:p>
+    <w:p>
+      <w:pPr>
+        <w:spacing w:line="360" w:lineRule="auto"/>
+        <w:rPr>
+          <w:rFonts w:ascii="Times New Roman" w:hAnsi="Times New Roman" w:cs="Times New Roman"/>
+        </w:rPr>
+      </w:pPr>
+      <w:r>
+        <w:rPr>
+          <w:rFonts w:ascii="Times New Roman" w:hAnsi="Times New Roman" w:cs="Times New Roman"/>
+        </w:rPr>
+        <w:drawing>
+          <wp:inline distT="0" distB="0" distL="0" distR="0" wp14:anchorId="340331B7" wp14:editId="09AE238B">
+            <wp:extent cx="5731510" cy="1718310"/>
+            <wp:effectExtent l="0" t="0" r="2540" b="0"/>
+            <wp:docPr id="2074617464" name="Picture 1"/>
+            <wp:cNvGraphicFramePr>
+              <a:graphicFrameLocks xmlns:a="http://schemas.openxmlformats.org/drawingml/2006/main" noChangeAspect="1"/>
+            </wp:cNvGraphicFramePr>
+            <a:graphic xmlns:a="http://schemas.openxmlformats.org/drawingml/2006/main">
+              <a:graphicData uri="http://schemas.openxmlformats.org/drawingml/2006/picture">
+                <pic:pic xmlns:pic="http://schemas.openxmlformats.org/drawingml/2006/picture">
+                  <pic:nvPicPr>
+                    <pic:cNvPr id="2074617464" name=""/>
+                    <pic:cNvPicPr/>
+                  </pic:nvPicPr>
+                  <pic:blipFill>
+                    <a:blip r:embed="rId28"/>
+                    <a:stretch>
+                      <a:fillRect/>
+                    </a:stretch>
+                  </pic:blipFill>
+                  <pic:spPr>
+                    <a:xfrm>
+                      <a:off x="0" y="0"/>
+                      <a:ext cx="5731510" cy="1718310"/>
+                    </a:xfrm>
+                    <a:prstGeom prst="rect">
+                      <a:avLst/>
+                    </a:prstGeom>
+                  </pic:spPr>
+                </pic:pic>
+              </a:graphicData>
+            </a:graphic>
+          </wp:inline>
+        </w:drawing>
+      </w:r>
+    </w:p>
+    <w:p>
+      <w:pPr>
+        <w:spacing w:line="360" w:lineRule="auto"/>
+        <w:rPr>
+          <w:rFonts w:ascii="Times New Roman" w:hAnsi="Times New Roman" w:cs="Times New Roman"/>
+          <w:b/>
+          <w:bCs/>
+        </w:rPr>
+      </w:pPr>
+      <w:r>
+        <w:rPr>
+          <w:rFonts w:ascii="Times New Roman" w:hAnsi="Times New Roman" w:cs="Times New Roman"/>
+          <w:b/>
+          <w:bCs/>
+        </w:rPr>
+        <w:t>Result</w:t>
+      </w:r>
+    </w:p>
+    <w:p>
+      <w:pPr>
+        <w:spacing w:line="360" w:lineRule="auto"/>
+        <w:rPr>
+          <w:rFonts w:ascii="Times New Roman" w:hAnsi="Times New Roman" w:cs="Times New Roman"/>
+        </w:rPr>
+      </w:pPr>
+      <w:r>
+        <w:rPr>
+          <w:rFonts w:ascii="Times New Roman" w:hAnsi="Times New Roman" w:cs="Times New Roman"/>
+        </w:rPr>
+        <w:t xml:space="preserve">The DCL commands GRANT and REVOKE were successfully implemented on the </w:t>
+      </w:r>
+      <w:proofErr w:type="spellStart"/>
+      <w:r>
+        <w:rPr>
+          <w:rFonts w:ascii="Times New Roman" w:hAnsi="Times New Roman" w:cs="Times New Roman"/>
+        </w:rPr>
+        <w:t>import_products</w:t>
+      </w:r>
+      <w:proofErr w:type="spellEnd"/>
+      <w:r>
+        <w:rPr>
+          <w:rFonts w:ascii="Times New Roman" w:hAnsi="Times New Roman" w:cs="Times New Roman"/>
+        </w:rPr>
+        <w:t xml:space="preserve"> database using the imports table. GRANT provided SELECT permission to </w:t>
+      </w:r>
+      <w:proofErr w:type="spellStart"/>
+      <w:r>
+        <w:rPr>
+          <w:rFonts w:ascii="Times New Roman" w:hAnsi="Times New Roman" w:cs="Times New Roman"/>
+        </w:rPr>
+        <w:t>dcluser</w:t>
+      </w:r>
+      <w:proofErr w:type="spellEnd"/>
+      <w:r>
+        <w:rPr>
+          <w:rFonts w:ascii="Times New Roman" w:hAnsi="Times New Roman" w:cs="Times New Roman"/>
+        </w:rPr>
+        <w:t>, and REVOKE removed the permission.</w:t>
+      </w:r>
+    </w:p>
+    <w:p>
+      <w:pPr>
+        <w:spacing w:line="360" w:lineRule="auto"/>
+        <w:rPr>
+          <w:rFonts w:ascii="Times New Roman" w:hAnsi="Times New Roman" w:cs="Times New Roman"/>
+        </w:rPr>
+      </w:pPr>
+    </w:p>
+    <w:p>
+      <w:pPr>
+        <w:spacing w:line="360" w:lineRule="auto"/>
+        <w:rPr>
+          <w:rFonts w:ascii="Times New Roman" w:hAnsi="Times New Roman" w:cs="Times New Roman"/>
+        </w:rPr>
+      </w:pPr>
     </w:p>
     <w:sectPr>
       <w:pgSz w:w="11906" w:h="16838"/>
@@ -7766,6 +11387,235 @@
     </w:lvl>
   </w:abstractNum>
   <w:abstractNum w:abstractNumId="6" w15:restartNumberingAfterBreak="0">
+    <w:nsid w:val="3E76704C"/>
+    <w:multiLevelType w:val="multilevel"/>
+    <w:tmpl w:val="B56C8160"/>
+    <w:lvl w:ilvl="0">
+      <w:start w:val="1"/>
+      <w:numFmt w:val="bullet"/>
+      <w:lvlText w:val=""/>
+      <w:lvlJc w:val="left"/>
+      <w:pPr>
+        <w:tabs>
+          <w:tab w:val="num" w:pos="720"/>
+        </w:tabs>
+        <w:ind w:left="720" w:hanging="360"/>
+      </w:pPr>
+      <w:rPr>
+        <w:rFonts w:ascii="Symbol" w:hAnsi="Symbol" w:hint="default"/>
+      </w:rPr>
+    </w:lvl>
+    <w:lvl w:ilvl="1" w:tentative="1">
+      <w:start w:val="1"/>
+      <w:numFmt w:val="decimal"/>
+      <w:lvlText w:val="%2."/>
+      <w:lvlJc w:val="left"/>
+      <w:pPr>
+        <w:tabs>
+          <w:tab w:val="num" w:pos="1440"/>
+        </w:tabs>
+        <w:ind w:left="1440" w:hanging="360"/>
+      </w:pPr>
+    </w:lvl>
+    <w:lvl w:ilvl="2" w:tentative="1">
+      <w:start w:val="1"/>
+      <w:numFmt w:val="decimal"/>
+      <w:lvlText w:val="%3."/>
+      <w:lvlJc w:val="left"/>
+      <w:pPr>
+        <w:tabs>
+          <w:tab w:val="num" w:pos="2160"/>
+        </w:tabs>
+        <w:ind w:left="2160" w:hanging="360"/>
+      </w:pPr>
+    </w:lvl>
+    <w:lvl w:ilvl="3" w:tentative="1">
+      <w:start w:val="1"/>
+      <w:numFmt w:val="decimal"/>
+      <w:lvlText w:val="%4."/>
+      <w:lvlJc w:val="left"/>
+      <w:pPr>
+        <w:tabs>
+          <w:tab w:val="num" w:pos="2880"/>
+        </w:tabs>
+        <w:ind w:left="2880" w:hanging="360"/>
+      </w:pPr>
+    </w:lvl>
+    <w:lvl w:ilvl="4" w:tentative="1">
+      <w:start w:val="1"/>
+      <w:numFmt w:val="decimal"/>
+      <w:lvlText w:val="%5."/>
+      <w:lvlJc w:val="left"/>
+      <w:pPr>
+        <w:tabs>
+          <w:tab w:val="num" w:pos="3600"/>
+        </w:tabs>
+        <w:ind w:left="3600" w:hanging="360"/>
+      </w:pPr>
+    </w:lvl>
+    <w:lvl w:ilvl="5" w:tentative="1">
+      <w:start w:val="1"/>
+      <w:numFmt w:val="decimal"/>
+      <w:lvlText w:val="%6."/>
+      <w:lvlJc w:val="left"/>
+      <w:pPr>
+        <w:tabs>
+          <w:tab w:val="num" w:pos="4320"/>
+        </w:tabs>
+        <w:ind w:left="4320" w:hanging="360"/>
+      </w:pPr>
+    </w:lvl>
+    <w:lvl w:ilvl="6" w:tentative="1">
+      <w:start w:val="1"/>
+      <w:numFmt w:val="decimal"/>
+      <w:lvlText w:val="%7."/>
+      <w:lvlJc w:val="left"/>
+      <w:pPr>
+        <w:tabs>
+          <w:tab w:val="num" w:pos="5040"/>
+        </w:tabs>
+        <w:ind w:left="5040" w:hanging="360"/>
+      </w:pPr>
+    </w:lvl>
+    <w:lvl w:ilvl="7" w:tentative="1">
+      <w:start w:val="1"/>
+      <w:numFmt w:val="decimal"/>
+      <w:lvlText w:val="%8."/>
+      <w:lvlJc w:val="left"/>
+      <w:pPr>
+        <w:tabs>
+          <w:tab w:val="num" w:pos="5760"/>
+        </w:tabs>
+        <w:ind w:left="5760" w:hanging="360"/>
+      </w:pPr>
+    </w:lvl>
+    <w:lvl w:ilvl="8" w:tentative="1">
+      <w:start w:val="1"/>
+      <w:numFmt w:val="decimal"/>
+      <w:lvlText w:val="%9."/>
+      <w:lvlJc w:val="left"/>
+      <w:pPr>
+        <w:tabs>
+          <w:tab w:val="num" w:pos="6480"/>
+        </w:tabs>
+        <w:ind w:left="6480" w:hanging="360"/>
+      </w:pPr>
+    </w:lvl>
+  </w:abstractNum>
+  <w:abstractNum w:abstractNumId="7" w15:restartNumberingAfterBreak="0">
+    <w:nsid w:val="3F8F1107"/>
+    <w:multiLevelType w:val="multilevel"/>
+    <w:tmpl w:val="D04C8B66"/>
+    <w:lvl w:ilvl="0">
+      <w:start w:val="1"/>
+      <w:numFmt w:val="decimal"/>
+      <w:lvlText w:val="%1."/>
+      <w:lvlJc w:val="left"/>
+      <w:pPr>
+        <w:tabs>
+          <w:tab w:val="num" w:pos="720"/>
+        </w:tabs>
+        <w:ind w:left="720" w:hanging="360"/>
+      </w:pPr>
+    </w:lvl>
+    <w:lvl w:ilvl="1" w:tentative="1">
+      <w:start w:val="1"/>
+      <w:numFmt w:val="decimal"/>
+      <w:lvlText w:val="%2."/>
+      <w:lvlJc w:val="left"/>
+      <w:pPr>
+        <w:tabs>
+          <w:tab w:val="num" w:pos="1440"/>
+        </w:tabs>
+        <w:ind w:left="1440" w:hanging="360"/>
+      </w:pPr>
+    </w:lvl>
+    <w:lvl w:ilvl="2" w:tentative="1">
+      <w:start w:val="1"/>
+      <w:numFmt w:val="decimal"/>
+      <w:lvlText w:val="%3."/>
+      <w:lvlJc w:val="left"/>
+      <w:pPr>
+        <w:tabs>
+          <w:tab w:val="num" w:pos="2160"/>
+        </w:tabs>
+        <w:ind w:left="2160" w:hanging="360"/>
+      </w:pPr>
+    </w:lvl>
+    <w:lvl w:ilvl="3" w:tentative="1">
+      <w:start w:val="1"/>
+      <w:numFmt w:val="decimal"/>
+      <w:lvlText w:val="%4."/>
+      <w:lvlJc w:val="left"/>
+      <w:pPr>
+        <w:tabs>
+          <w:tab w:val="num" w:pos="2880"/>
+        </w:tabs>
+        <w:ind w:left="2880" w:hanging="360"/>
+      </w:pPr>
+    </w:lvl>
+    <w:lvl w:ilvl="4" w:tentative="1">
+      <w:start w:val="1"/>
+      <w:numFmt w:val="decimal"/>
+      <w:lvlText w:val="%5."/>
+      <w:lvlJc w:val="left"/>
+      <w:pPr>
+        <w:tabs>
+          <w:tab w:val="num" w:pos="3600"/>
+        </w:tabs>
+        <w:ind w:left="3600" w:hanging="360"/>
+      </w:pPr>
+    </w:lvl>
+    <w:lvl w:ilvl="5" w:tentative="1">
+      <w:start w:val="1"/>
+      <w:numFmt w:val="decimal"/>
+      <w:lvlText w:val="%6."/>
+      <w:lvlJc w:val="left"/>
+      <w:pPr>
+        <w:tabs>
+          <w:tab w:val="num" w:pos="4320"/>
+        </w:tabs>
+        <w:ind w:left="4320" w:hanging="360"/>
+      </w:pPr>
+    </w:lvl>
+    <w:lvl w:ilvl="6" w:tentative="1">
+      <w:start w:val="1"/>
+      <w:numFmt w:val="decimal"/>
+      <w:lvlText w:val="%7."/>
+      <w:lvlJc w:val="left"/>
+      <w:pPr>
+        <w:tabs>
+          <w:tab w:val="num" w:pos="5040"/>
+        </w:tabs>
+        <w:ind w:left="5040" w:hanging="360"/>
+      </w:pPr>
+    </w:lvl>
+    <w:lvl w:ilvl="7" w:tentative="1">
+      <w:start w:val="1"/>
+      <w:numFmt w:val="decimal"/>
+      <w:lvlText w:val="%8."/>
+      <w:lvlJc w:val="left"/>
+      <w:pPr>
+        <w:tabs>
+          <w:tab w:val="num" w:pos="5760"/>
+        </w:tabs>
+        <w:ind w:left="5760" w:hanging="360"/>
+      </w:pPr>
+    </w:lvl>
+    <w:lvl w:ilvl="8" w:tentative="1">
+      <w:start w:val="1"/>
+      <w:numFmt w:val="decimal"/>
+      <w:lvlText w:val="%9."/>
+      <w:lvlJc w:val="left"/>
+      <w:pPr>
+        <w:tabs>
+          <w:tab w:val="num" w:pos="6480"/>
+        </w:tabs>
+        <w:ind w:left="6480" w:hanging="360"/>
+      </w:pPr>
+    </w:lvl>
+  </w:abstractNum>
+  <w:abstractNum w:abstractNumId="8" w15:restartNumberingAfterBreak="0">
     <w:nsid w:val="43B06F38"/>
     <w:multiLevelType w:val="hybridMultilevel"/>
     <w:tmpl w:val="22E2BD16"/>
@@ -7878,7 +11728,236 @@
       </w:rPr>
     </w:lvl>
   </w:abstractNum>
-  <w:abstractNum w:abstractNumId="7" w15:restartNumberingAfterBreak="0">
+  <w:abstractNum w:abstractNumId="9" w15:restartNumberingAfterBreak="0">
+    <w:nsid w:val="5FD96149"/>
+    <w:multiLevelType w:val="hybridMultilevel"/>
+    <w:tmpl w:val="DAD6E786"/>
+    <w:lvl w:ilvl="0" w:tplc="40090001">
+      <w:start w:val="1"/>
+      <w:numFmt w:val="bullet"/>
+      <w:lvlText w:val=""/>
+      <w:lvlJc w:val="left"/>
+      <w:pPr>
+        <w:ind w:left="720" w:hanging="360"/>
+      </w:pPr>
+      <w:rPr>
+        <w:rFonts w:ascii="Symbol" w:hAnsi="Symbol" w:hint="default"/>
+      </w:rPr>
+    </w:lvl>
+    <w:lvl w:ilvl="1" w:tplc="40090003" w:tentative="1">
+      <w:start w:val="1"/>
+      <w:numFmt w:val="bullet"/>
+      <w:lvlText w:val="o"/>
+      <w:lvlJc w:val="left"/>
+      <w:pPr>
+        <w:ind w:left="1440" w:hanging="360"/>
+      </w:pPr>
+      <w:rPr>
+        <w:rFonts w:ascii="Courier New" w:hAnsi="Courier New" w:cs="Courier New" w:hint="default"/>
+      </w:rPr>
+    </w:lvl>
+    <w:lvl w:ilvl="2" w:tplc="40090005" w:tentative="1">
+      <w:start w:val="1"/>
+      <w:numFmt w:val="bullet"/>
+      <w:lvlText w:val=""/>
+      <w:lvlJc w:val="left"/>
+      <w:pPr>
+        <w:ind w:left="2160" w:hanging="360"/>
+      </w:pPr>
+      <w:rPr>
+        <w:rFonts w:ascii="Wingdings" w:hAnsi="Wingdings" w:hint="default"/>
+      </w:rPr>
+    </w:lvl>
+    <w:lvl w:ilvl="3" w:tplc="40090001" w:tentative="1">
+      <w:start w:val="1"/>
+      <w:numFmt w:val="bullet"/>
+      <w:lvlText w:val=""/>
+      <w:lvlJc w:val="left"/>
+      <w:pPr>
+        <w:ind w:left="2880" w:hanging="360"/>
+      </w:pPr>
+      <w:rPr>
+        <w:rFonts w:ascii="Symbol" w:hAnsi="Symbol" w:hint="default"/>
+      </w:rPr>
+    </w:lvl>
+    <w:lvl w:ilvl="4" w:tplc="40090003" w:tentative="1">
+      <w:start w:val="1"/>
+      <w:numFmt w:val="bullet"/>
+      <w:lvlText w:val="o"/>
+      <w:lvlJc w:val="left"/>
+      <w:pPr>
+        <w:ind w:left="3600" w:hanging="360"/>
+      </w:pPr>
+      <w:rPr>
+        <w:rFonts w:ascii="Courier New" w:hAnsi="Courier New" w:cs="Courier New" w:hint="default"/>
+      </w:rPr>
+    </w:lvl>
+    <w:lvl w:ilvl="5" w:tplc="40090005" w:tentative="1">
+      <w:start w:val="1"/>
+      <w:numFmt w:val="bullet"/>
+      <w:lvlText w:val=""/>
+      <w:lvlJc w:val="left"/>
+      <w:pPr>
+        <w:ind w:left="4320" w:hanging="360"/>
+      </w:pPr>
+      <w:rPr>
+        <w:rFonts w:ascii="Wingdings" w:hAnsi="Wingdings" w:hint="default"/>
+      </w:rPr>
+    </w:lvl>
+    <w:lvl w:ilvl="6" w:tplc="40090001" w:tentative="1">
+      <w:start w:val="1"/>
+      <w:numFmt w:val="bullet"/>
+      <w:lvlText w:val=""/>
+      <w:lvlJc w:val="left"/>
+      <w:pPr>
+        <w:ind w:left="5040" w:hanging="360"/>
+      </w:pPr>
+      <w:rPr>
+        <w:rFonts w:ascii="Symbol" w:hAnsi="Symbol" w:hint="default"/>
+      </w:rPr>
+    </w:lvl>
+    <w:lvl w:ilvl="7" w:tplc="40090003" w:tentative="1">
+      <w:start w:val="1"/>
+      <w:numFmt w:val="bullet"/>
+      <w:lvlText w:val="o"/>
+      <w:lvlJc w:val="left"/>
+      <w:pPr>
+        <w:ind w:left="5760" w:hanging="360"/>
+      </w:pPr>
+      <w:rPr>
+        <w:rFonts w:ascii="Courier New" w:hAnsi="Courier New" w:cs="Courier New" w:hint="default"/>
+      </w:rPr>
+    </w:lvl>
+    <w:lvl w:ilvl="8" w:tplc="40090005" w:tentative="1">
+      <w:start w:val="1"/>
+      <w:numFmt w:val="bullet"/>
+      <w:lvlText w:val=""/>
+      <w:lvlJc w:val="left"/>
+      <w:pPr>
+        <w:ind w:left="6480" w:hanging="360"/>
+      </w:pPr>
+      <w:rPr>
+        <w:rFonts w:ascii="Wingdings" w:hAnsi="Wingdings" w:hint="default"/>
+      </w:rPr>
+    </w:lvl>
+  </w:abstractNum>
+  <w:abstractNum w:abstractNumId="10" w15:restartNumberingAfterBreak="0">
+    <w:nsid w:val="6EBB4433"/>
+    <w:multiLevelType w:val="multilevel"/>
+    <w:tmpl w:val="B56C8160"/>
+    <w:lvl w:ilvl="0">
+      <w:start w:val="1"/>
+      <w:numFmt w:val="bullet"/>
+      <w:lvlText w:val=""/>
+      <w:lvlJc w:val="left"/>
+      <w:pPr>
+        <w:tabs>
+          <w:tab w:val="num" w:pos="720"/>
+        </w:tabs>
+        <w:ind w:left="720" w:hanging="360"/>
+      </w:pPr>
+      <w:rPr>
+        <w:rFonts w:ascii="Symbol" w:hAnsi="Symbol" w:hint="default"/>
+      </w:rPr>
+    </w:lvl>
+    <w:lvl w:ilvl="1" w:tentative="1">
+      <w:start w:val="1"/>
+      <w:numFmt w:val="decimal"/>
+      <w:lvlText w:val="%2."/>
+      <w:lvlJc w:val="left"/>
+      <w:pPr>
+        <w:tabs>
+          <w:tab w:val="num" w:pos="1440"/>
+        </w:tabs>
+        <w:ind w:left="1440" w:hanging="360"/>
+      </w:pPr>
+    </w:lvl>
+    <w:lvl w:ilvl="2" w:tentative="1">
+      <w:start w:val="1"/>
+      <w:numFmt w:val="decimal"/>
+      <w:lvlText w:val="%3."/>
+      <w:lvlJc w:val="left"/>
+      <w:pPr>
+        <w:tabs>
+          <w:tab w:val="num" w:pos="2160"/>
+        </w:tabs>
+        <w:ind w:left="2160" w:hanging="360"/>
+      </w:pPr>
+    </w:lvl>
+    <w:lvl w:ilvl="3" w:tentative="1">
+      <w:start w:val="1"/>
+      <w:numFmt w:val="decimal"/>
+      <w:lvlText w:val="%4."/>
+      <w:lvlJc w:val="left"/>
+      <w:pPr>
+        <w:tabs>
+          <w:tab w:val="num" w:pos="2880"/>
+        </w:tabs>
+        <w:ind w:left="2880" w:hanging="360"/>
+      </w:pPr>
+    </w:lvl>
+    <w:lvl w:ilvl="4" w:tentative="1">
+      <w:start w:val="1"/>
+      <w:numFmt w:val="decimal"/>
+      <w:lvlText w:val="%5."/>
+      <w:lvlJc w:val="left"/>
+      <w:pPr>
+        <w:tabs>
+          <w:tab w:val="num" w:pos="3600"/>
+        </w:tabs>
+        <w:ind w:left="3600" w:hanging="360"/>
+      </w:pPr>
+    </w:lvl>
+    <w:lvl w:ilvl="5" w:tentative="1">
+      <w:start w:val="1"/>
+      <w:numFmt w:val="decimal"/>
+      <w:lvlText w:val="%6."/>
+      <w:lvlJc w:val="left"/>
+      <w:pPr>
+        <w:tabs>
+          <w:tab w:val="num" w:pos="4320"/>
+        </w:tabs>
+        <w:ind w:left="4320" w:hanging="360"/>
+      </w:pPr>
+    </w:lvl>
+    <w:lvl w:ilvl="6" w:tentative="1">
+      <w:start w:val="1"/>
+      <w:numFmt w:val="decimal"/>
+      <w:lvlText w:val="%7."/>
+      <w:lvlJc w:val="left"/>
+      <w:pPr>
+        <w:tabs>
+          <w:tab w:val="num" w:pos="5040"/>
+        </w:tabs>
+        <w:ind w:left="5040" w:hanging="360"/>
+      </w:pPr>
+    </w:lvl>
+    <w:lvl w:ilvl="7" w:tentative="1">
+      <w:start w:val="1"/>
+      <w:numFmt w:val="decimal"/>
+      <w:lvlText w:val="%8."/>
+      <w:lvlJc w:val="left"/>
+      <w:pPr>
+        <w:tabs>
+          <w:tab w:val="num" w:pos="5760"/>
+        </w:tabs>
+        <w:ind w:left="5760" w:hanging="360"/>
+      </w:pPr>
+    </w:lvl>
+    <w:lvl w:ilvl="8" w:tentative="1">
+      <w:start w:val="1"/>
+      <w:numFmt w:val="decimal"/>
+      <w:lvlText w:val="%9."/>
+      <w:lvlJc w:val="left"/>
+      <w:pPr>
+        <w:tabs>
+          <w:tab w:val="num" w:pos="6480"/>
+        </w:tabs>
+        <w:ind w:left="6480" w:hanging="360"/>
+      </w:pPr>
+    </w:lvl>
+  </w:abstractNum>
+  <w:abstractNum w:abstractNumId="11" w15:restartNumberingAfterBreak="0">
     <w:nsid w:val="70A40887"/>
     <w:multiLevelType w:val="hybridMultilevel"/>
     <w:tmpl w:val="BB28A37E"/>
@@ -7990,7 +12069,7 @@
       </w:rPr>
     </w:lvl>
   </w:abstractNum>
-  <w:abstractNum w:abstractNumId="8" w15:restartNumberingAfterBreak="0">
+  <w:abstractNum w:abstractNumId="12" w15:restartNumberingAfterBreak="0">
     <w:nsid w:val="75D82B26"/>
     <w:multiLevelType w:val="hybridMultilevel"/>
     <w:tmpl w:val="32182BC6"/>
@@ -8103,7 +12182,7 @@
       </w:rPr>
     </w:lvl>
   </w:abstractNum>
-  <w:abstractNum w:abstractNumId="9" w15:restartNumberingAfterBreak="0">
+  <w:abstractNum w:abstractNumId="13" w15:restartNumberingAfterBreak="0">
     <w:nsid w:val="78E123C0"/>
     <w:multiLevelType w:val="hybridMultilevel"/>
     <w:tmpl w:val="89CA9672"/>
@@ -8220,7 +12299,7 @@
     <w:abstractNumId w:val="1"/>
   </w:num>
   <w:num w:numId="2" w16cid:durableId="1790272919">
-    <w:abstractNumId w:val="7"/>
+    <w:abstractNumId w:val="11"/>
   </w:num>
   <w:num w:numId="3" w16cid:durableId="1903366194">
     <w:abstractNumId w:val="2"/>
@@ -8229,22 +12308,34 @@
     <w:abstractNumId w:val="3"/>
   </w:num>
   <w:num w:numId="5" w16cid:durableId="276717200">
-    <w:abstractNumId w:val="9"/>
+    <w:abstractNumId w:val="13"/>
   </w:num>
   <w:num w:numId="6" w16cid:durableId="362679643">
     <w:abstractNumId w:val="0"/>
   </w:num>
   <w:num w:numId="7" w16cid:durableId="1114326903">
-    <w:abstractNumId w:val="8"/>
+    <w:abstractNumId w:val="12"/>
   </w:num>
   <w:num w:numId="8" w16cid:durableId="776674714">
-    <w:abstractNumId w:val="6"/>
+    <w:abstractNumId w:val="8"/>
   </w:num>
   <w:num w:numId="9" w16cid:durableId="258412205">
     <w:abstractNumId w:val="4"/>
   </w:num>
   <w:num w:numId="10" w16cid:durableId="29915105">
     <w:abstractNumId w:val="5"/>
+  </w:num>
+  <w:num w:numId="11" w16cid:durableId="1653757976">
+    <w:abstractNumId w:val="9"/>
+  </w:num>
+  <w:num w:numId="12" w16cid:durableId="600844382">
+    <w:abstractNumId w:val="7"/>
+  </w:num>
+  <w:num w:numId="13" w16cid:durableId="616572145">
+    <w:abstractNumId w:val="10"/>
+  </w:num>
+  <w:num w:numId="14" w16cid:durableId="1952082103">
+    <w:abstractNumId w:val="6"/>
   </w:num>
 </w:numbering>
 </file>

--- a/CSA0501 lab experiments from 5.docx
+++ b/CSA0501 lab experiments from 5.docx
@@ -1,6 +1,6 @@
 
 <file path=word/document.xml><?xml version="1.0" encoding="utf-8"?>
-<w:document xmlns:wpc="http://schemas.microsoft.com/office/word/2010/wordprocessingCanvas" xmlns:cx="http://schemas.microsoft.com/office/drawing/2014/chartex" xmlns:cx1="http://schemas.microsoft.com/office/drawing/2015/9/8/chartex" xmlns:cx2="http://schemas.microsoft.com/office/drawing/2015/10/21/chartex" xmlns:cx3="http://schemas.microsoft.com/office/drawing/2016/5/9/chartex" xmlns:cx4="http://schemas.microsoft.com/office/drawing/2016/5/10/chartex" xmlns:cx5="http://schemas.microsoft.com/office/drawing/2016/5/11/chartex" xmlns:cx6="http://schemas.microsoft.com/office/drawing/2016/5/12/chartex" xmlns:cx7="http://schemas.microsoft.com/office/drawing/2016/5/13/chartex" xmlns:cx8="http://schemas.microsoft.com/office/drawing/2016/5/14/chartex" xmlns:mc="http://schemas.openxmlformats.org/markup-compatibility/2006" xmlns:aink="http://schemas.microsoft.com/office/drawing/2016/ink" xmlns:am3d="http://schemas.microsoft.com/office/drawing/2017/model3d" xmlns:o="urn:schemas-microsoft-com:office:office" xmlns:oel="http://schemas.microsoft.com/office/2019/extlst" xmlns:r="http://schemas.openxmlformats.org/officeDocument/2006/relationships" xmlns:m="http://schemas.openxmlformats.org/officeDocument/2006/math" xmlns:v="urn:schemas-microsoft-com:vml" xmlns:wp14="http://schemas.microsoft.com/office/word/2010/wordprocessingDrawing" xmlns:wp="http://schemas.openxmlformats.org/drawingml/2006/wordprocessingDrawing" xmlns:w10="urn:schemas-microsoft-com:office:word" xmlns:w="http://schemas.openxmlformats.org/wordprocessingml/2006/main" xmlns:w14="http://schemas.microsoft.com/office/word/2010/wordml" xmlns:w15="http://schemas.microsoft.com/office/word/2012/wordml" xmlns:w16cei="http://schemas.microsoft.com/office/word/2026/wordml/cei" xmlns:w16cex="http://schemas.microsoft.com/office/word/2018/wordml/cex" xmlns:w16cid="http://schemas.microsoft.com/office/word/2016/wordml/cid" xmlns:w16="http://schemas.microsoft.com/office/word/2018/wordml" xmlns:w16du="http://schemas.microsoft.com/office/word/2023/wordml/word16du" xmlns:w16sdtdh="http://schemas.microsoft.com/office/word/2020/wordml/sdtdatahash" xmlns:w16sdtfl="http://schemas.microsoft.com/office/word/2024/wordml/sdtformatlock" xmlns:w16se="http://schemas.microsoft.com/office/word/2015/wordml/symex" xmlns:wpg="http://schemas.microsoft.com/office/word/2010/wordprocessingGroup" xmlns:wpi="http://schemas.microsoft.com/office/word/2010/wordprocessingInk" xmlns:wne="http://schemas.microsoft.com/office/word/2006/wordml" xmlns:wps="http://schemas.microsoft.com/office/word/2010/wordprocessingShape" mc:Ignorable="w14 w15 w16se w16cid w16 w16cex w16sdtdh w16sdtfl w16du wp14">
+<w:document xmlns:wpc="http://schemas.microsoft.com/office/word/2010/wordprocessingCanvas" xmlns:cx="http://schemas.microsoft.com/office/drawing/2014/chartex" xmlns:cx1="http://schemas.microsoft.com/office/drawing/2015/9/8/chartex" xmlns:cx2="http://schemas.microsoft.com/office/drawing/2015/10/21/chartex" xmlns:cx3="http://schemas.microsoft.com/office/drawing/2016/5/9/chartex" xmlns:cx4="http://schemas.microsoft.com/office/drawing/2016/5/10/chartex" xmlns:cx5="http://schemas.microsoft.com/office/drawing/2016/5/11/chartex" xmlns:cx6="http://schemas.microsoft.com/office/drawing/2016/5/12/chartex" xmlns:cx7="http://schemas.microsoft.com/office/drawing/2016/5/13/chartex" xmlns:cx8="http://schemas.microsoft.com/office/drawing/2016/5/14/chartex" xmlns:mc="http://schemas.openxmlformats.org/markup-compatibility/2006" xmlns:aink="http://schemas.microsoft.com/office/drawing/2016/ink" xmlns:am3d="http://schemas.microsoft.com/office/drawing/2017/model3d" xmlns:o="urn:schemas-microsoft-com:office:office" xmlns:oel="http://schemas.microsoft.com/office/2019/extlst" xmlns:r="http://schemas.openxmlformats.org/officeDocument/2006/relationships" xmlns:m="http://schemas.openxmlformats.org/officeDocument/2006/math" xmlns:v="urn:schemas-microsoft-com:vml" xmlns:wp14="http://schemas.microsoft.com/office/word/2010/wordprocessingDrawing" xmlns:wp="http://schemas.openxmlformats.org/drawingml/2006/wordprocessingDrawing" xmlns:w10="urn:schemas-microsoft-com:office:word" xmlns:w="http://schemas.openxmlformats.org/wordprocessingml/2006/main" xmlns:w14="http://schemas.microsoft.com/office/word/2010/wordml" xmlns:w15="http://schemas.microsoft.com/office/word/2012/wordml" xmlns:w16cex="http://schemas.microsoft.com/office/word/2018/wordml/cex" xmlns:w16cid="http://schemas.microsoft.com/office/word/2016/wordml/cid" xmlns:w16="http://schemas.microsoft.com/office/word/2018/wordml" xmlns:w16du="http://schemas.microsoft.com/office/word/2023/wordml/word16du" xmlns:w16sdtdh="http://schemas.microsoft.com/office/word/2020/wordml/sdtdatahash" xmlns:w16sdtfl="http://schemas.microsoft.com/office/word/2024/wordml/sdtformatlock" xmlns:w16se="http://schemas.microsoft.com/office/word/2015/wordml/symex" xmlns:wpg="http://schemas.microsoft.com/office/word/2010/wordprocessingGroup" xmlns:wpi="http://schemas.microsoft.com/office/word/2010/wordprocessingInk" xmlns:wne="http://schemas.microsoft.com/office/word/2006/wordml" xmlns:wps="http://schemas.microsoft.com/office/word/2010/wordprocessingShape" mc:Ignorable="w14 w15 w16se w16cid w16 w16cex w16sdtdh w16sdtfl w16du wp14">
   <w:body>
     <w:p>
       <w:pPr>
@@ -7763,13 +7763,7 @@
         <w:rPr>
           <w:rFonts w:ascii="Times New Roman" w:hAnsi="Times New Roman" w:cs="Times New Roman"/>
         </w:rPr>
-        <w:t xml:space="preserve">  </w:t>
-      </w:r>
-      <w:r>
-        <w:rPr>
-          <w:rFonts w:ascii="Times New Roman" w:hAnsi="Times New Roman" w:cs="Times New Roman"/>
-        </w:rPr>
-        <w:t>Simple programming using</w:t>
+        <w:t xml:space="preserve">  Simple programming using</w:t>
       </w:r>
       <w:r>
         <w:rPr>
@@ -8855,6 +8849,7 @@
       <w:r>
         <w:rPr>
           <w:rFonts w:ascii="Times New Roman" w:hAnsi="Times New Roman" w:cs="Times New Roman"/>
+          <w:noProof/>
         </w:rPr>
         <w:drawing>
           <wp:inline distT="0" distB="0" distL="0" distR="0" wp14:anchorId="2D91FBB3" wp14:editId="23580BCD">
@@ -9422,6 +9417,7 @@
       <w:r>
         <w:rPr>
           <w:rFonts w:ascii="Times New Roman" w:hAnsi="Times New Roman" w:cs="Times New Roman"/>
+          <w:noProof/>
         </w:rPr>
         <w:lastRenderedPageBreak/>
         <w:drawing>
@@ -9615,6 +9611,7 @@
       <w:r>
         <w:rPr>
           <w:rFonts w:ascii="Times New Roman" w:hAnsi="Times New Roman" w:cs="Times New Roman"/>
+          <w:noProof/>
         </w:rPr>
         <w:drawing>
           <wp:inline distT="0" distB="0" distL="0" distR="0" wp14:anchorId="422CC657" wp14:editId="03FE6BD5">
@@ -9900,6 +9897,7 @@
       <w:r>
         <w:rPr>
           <w:rFonts w:ascii="Times New Roman" w:hAnsi="Times New Roman" w:cs="Times New Roman"/>
+          <w:noProof/>
         </w:rPr>
         <w:drawing>
           <wp:inline distT="0" distB="0" distL="0" distR="0" wp14:anchorId="59517B56" wp14:editId="6C7FA9AA">
@@ -10431,6 +10429,7 @@
       <w:r>
         <w:rPr>
           <w:rFonts w:ascii="Times New Roman" w:hAnsi="Times New Roman" w:cs="Times New Roman"/>
+          <w:noProof/>
         </w:rPr>
         <w:drawing>
           <wp:inline distT="0" distB="0" distL="0" distR="0" wp14:anchorId="554CFD16" wp14:editId="6293D161">
@@ -10600,6 +10599,7 @@
       <w:r>
         <w:rPr>
           <w:rFonts w:ascii="Times New Roman" w:hAnsi="Times New Roman" w:cs="Times New Roman"/>
+          <w:noProof/>
         </w:rPr>
         <w:drawing>
           <wp:inline distT="0" distB="0" distL="0" distR="0" wp14:anchorId="340331B7" wp14:editId="09AE238B">
@@ -10714,6 +10714,940 @@
         </w:rPr>
       </w:pPr>
     </w:p>
+    <w:p>
+      <w:pPr>
+        <w:spacing w:line="360" w:lineRule="auto"/>
+        <w:rPr>
+          <w:rFonts w:ascii="Times New Roman" w:hAnsi="Times New Roman" w:cs="Times New Roman"/>
+        </w:rPr>
+      </w:pPr>
+    </w:p>
+    <w:p>
+      <w:pPr>
+        <w:spacing w:line="360" w:lineRule="auto"/>
+        <w:rPr>
+          <w:rFonts w:ascii="Times New Roman" w:hAnsi="Times New Roman" w:cs="Times New Roman"/>
+        </w:rPr>
+      </w:pPr>
+    </w:p>
+    <w:p>
+      <w:pPr>
+        <w:spacing w:line="360" w:lineRule="auto"/>
+        <w:rPr>
+          <w:rFonts w:ascii="Times New Roman" w:hAnsi="Times New Roman" w:cs="Times New Roman"/>
+        </w:rPr>
+      </w:pPr>
+    </w:p>
+    <w:p>
+      <w:pPr>
+        <w:spacing w:line="360" w:lineRule="auto"/>
+        <w:rPr>
+          <w:rFonts w:ascii="Times New Roman" w:hAnsi="Times New Roman" w:cs="Times New Roman"/>
+        </w:rPr>
+      </w:pPr>
+    </w:p>
+    <w:p>
+      <w:pPr>
+        <w:spacing w:line="360" w:lineRule="auto"/>
+        <w:rPr>
+          <w:rFonts w:ascii="Times New Roman" w:hAnsi="Times New Roman" w:cs="Times New Roman"/>
+        </w:rPr>
+      </w:pPr>
+    </w:p>
+    <w:p>
+      <w:pPr>
+        <w:spacing w:line="360" w:lineRule="auto"/>
+        <w:rPr>
+          <w:rFonts w:ascii="Times New Roman" w:hAnsi="Times New Roman" w:cs="Times New Roman"/>
+        </w:rPr>
+      </w:pPr>
+    </w:p>
+    <w:p>
+      <w:pPr>
+        <w:spacing w:line="360" w:lineRule="auto"/>
+        <w:rPr>
+          <w:rFonts w:ascii="Times New Roman" w:hAnsi="Times New Roman" w:cs="Times New Roman"/>
+        </w:rPr>
+      </w:pPr>
+    </w:p>
+    <w:p>
+      <w:pPr>
+        <w:spacing w:line="360" w:lineRule="auto"/>
+        <w:rPr>
+          <w:rFonts w:ascii="Times New Roman" w:hAnsi="Times New Roman" w:cs="Times New Roman"/>
+        </w:rPr>
+      </w:pPr>
+    </w:p>
+    <w:p>
+      <w:pPr>
+        <w:spacing w:line="360" w:lineRule="auto"/>
+        <w:rPr>
+          <w:rFonts w:ascii="Times New Roman" w:hAnsi="Times New Roman" w:cs="Times New Roman"/>
+        </w:rPr>
+      </w:pPr>
+    </w:p>
+    <w:p>
+      <w:pPr>
+        <w:spacing w:line="360" w:lineRule="auto"/>
+        <w:rPr>
+          <w:rFonts w:ascii="Times New Roman" w:hAnsi="Times New Roman" w:cs="Times New Roman"/>
+        </w:rPr>
+      </w:pPr>
+    </w:p>
+    <w:p>
+      <w:pPr>
+        <w:spacing w:line="360" w:lineRule="auto"/>
+        <w:rPr>
+          <w:rFonts w:ascii="Times New Roman" w:hAnsi="Times New Roman" w:cs="Times New Roman"/>
+        </w:rPr>
+      </w:pPr>
+      <w:r>
+        <w:rPr>
+          <w:rFonts w:ascii="Times New Roman" w:hAnsi="Times New Roman" w:cs="Times New Roman"/>
+        </w:rPr>
+        <w:lastRenderedPageBreak/>
+        <w:t>Ex. No</w:t>
+      </w:r>
+      <w:r>
+        <w:rPr>
+          <w:rFonts w:ascii="Times New Roman" w:hAnsi="Times New Roman" w:cs="Times New Roman"/>
+        </w:rPr>
+        <w:t xml:space="preserve">: 22               </w:t>
+      </w:r>
+      <w:r>
+        <w:rPr>
+          <w:rFonts w:ascii="Times New Roman" w:hAnsi="Times New Roman" w:cs="Times New Roman"/>
+        </w:rPr>
+        <w:t>DATABASE CONNECTIVITY USING PHP AND MYSQL</w:t>
+      </w:r>
+    </w:p>
+    <w:p>
+      <w:pPr>
+        <w:spacing w:line="360" w:lineRule="auto"/>
+        <w:rPr>
+          <w:rFonts w:ascii="Times New Roman" w:hAnsi="Times New Roman" w:cs="Times New Roman"/>
+        </w:rPr>
+      </w:pPr>
+    </w:p>
+    <w:p>
+      <w:pPr>
+        <w:spacing w:line="360" w:lineRule="auto"/>
+        <w:rPr>
+          <w:rFonts w:ascii="Times New Roman" w:hAnsi="Times New Roman" w:cs="Times New Roman"/>
+          <w:b/>
+          <w:bCs/>
+        </w:rPr>
+      </w:pPr>
+      <w:r>
+        <w:rPr>
+          <w:rFonts w:ascii="Times New Roman" w:hAnsi="Times New Roman" w:cs="Times New Roman"/>
+          <w:b/>
+          <w:bCs/>
+        </w:rPr>
+        <w:t>1. Aim</w:t>
+      </w:r>
+    </w:p>
+    <w:p>
+      <w:pPr>
+        <w:spacing w:line="360" w:lineRule="auto"/>
+        <w:rPr>
+          <w:rFonts w:ascii="Times New Roman" w:hAnsi="Times New Roman" w:cs="Times New Roman"/>
+        </w:rPr>
+      </w:pPr>
+      <w:r>
+        <w:rPr>
+          <w:rFonts w:ascii="Times New Roman" w:hAnsi="Times New Roman" w:cs="Times New Roman"/>
+        </w:rPr>
+        <w:t>To develop a PHP program to establish a connection with a MySQL database and retrieve records from a table using PHP.</w:t>
+      </w:r>
+    </w:p>
+    <w:p>
+      <w:pPr>
+        <w:spacing w:line="360" w:lineRule="auto"/>
+        <w:rPr>
+          <w:rFonts w:ascii="Times New Roman" w:hAnsi="Times New Roman" w:cs="Times New Roman"/>
+          <w:b/>
+          <w:bCs/>
+        </w:rPr>
+      </w:pPr>
+      <w:r>
+        <w:rPr>
+          <w:rFonts w:ascii="Times New Roman" w:hAnsi="Times New Roman" w:cs="Times New Roman"/>
+          <w:b/>
+          <w:bCs/>
+        </w:rPr>
+        <w:t>3. Procedure</w:t>
+      </w:r>
+    </w:p>
+    <w:p>
+      <w:pPr>
+        <w:numPr>
+          <w:ilvl w:val="0"/>
+          <w:numId w:val="15"/>
+        </w:numPr>
+        <w:spacing w:line="360" w:lineRule="auto"/>
+        <w:rPr>
+          <w:rFonts w:ascii="Times New Roman" w:hAnsi="Times New Roman" w:cs="Times New Roman"/>
+        </w:rPr>
+      </w:pPr>
+      <w:r>
+        <w:rPr>
+          <w:rFonts w:ascii="Times New Roman" w:hAnsi="Times New Roman" w:cs="Times New Roman"/>
+        </w:rPr>
+        <w:t xml:space="preserve">Install and open </w:t>
+      </w:r>
+      <w:r>
+        <w:rPr>
+          <w:rFonts w:ascii="Times New Roman" w:hAnsi="Times New Roman" w:cs="Times New Roman"/>
+          <w:b/>
+          <w:bCs/>
+        </w:rPr>
+        <w:t>XAMPP Control Panel</w:t>
+      </w:r>
+      <w:r>
+        <w:rPr>
+          <w:rFonts w:ascii="Times New Roman" w:hAnsi="Times New Roman" w:cs="Times New Roman"/>
+        </w:rPr>
+        <w:t xml:space="preserve">. </w:t>
+      </w:r>
+    </w:p>
+    <w:p>
+      <w:pPr>
+        <w:numPr>
+          <w:ilvl w:val="0"/>
+          <w:numId w:val="15"/>
+        </w:numPr>
+        <w:spacing w:line="360" w:lineRule="auto"/>
+        <w:rPr>
+          <w:rFonts w:ascii="Times New Roman" w:hAnsi="Times New Roman" w:cs="Times New Roman"/>
+        </w:rPr>
+      </w:pPr>
+      <w:r>
+        <w:rPr>
+          <w:rFonts w:ascii="Times New Roman" w:hAnsi="Times New Roman" w:cs="Times New Roman"/>
+        </w:rPr>
+        <w:t xml:space="preserve">Start the </w:t>
+      </w:r>
+      <w:r>
+        <w:rPr>
+          <w:rFonts w:ascii="Times New Roman" w:hAnsi="Times New Roman" w:cs="Times New Roman"/>
+          <w:b/>
+          <w:bCs/>
+        </w:rPr>
+        <w:t>Apache</w:t>
+      </w:r>
+      <w:r>
+        <w:rPr>
+          <w:rFonts w:ascii="Times New Roman" w:hAnsi="Times New Roman" w:cs="Times New Roman"/>
+        </w:rPr>
+        <w:t xml:space="preserve"> and </w:t>
+      </w:r>
+      <w:r>
+        <w:rPr>
+          <w:rFonts w:ascii="Times New Roman" w:hAnsi="Times New Roman" w:cs="Times New Roman"/>
+          <w:b/>
+          <w:bCs/>
+        </w:rPr>
+        <w:t>MySQL</w:t>
+      </w:r>
+      <w:r>
+        <w:rPr>
+          <w:rFonts w:ascii="Times New Roman" w:hAnsi="Times New Roman" w:cs="Times New Roman"/>
+        </w:rPr>
+        <w:t xml:space="preserve"> services. </w:t>
+      </w:r>
+    </w:p>
+    <w:p>
+      <w:pPr>
+        <w:numPr>
+          <w:ilvl w:val="0"/>
+          <w:numId w:val="15"/>
+        </w:numPr>
+        <w:spacing w:line="360" w:lineRule="auto"/>
+        <w:rPr>
+          <w:rFonts w:ascii="Times New Roman" w:hAnsi="Times New Roman" w:cs="Times New Roman"/>
+        </w:rPr>
+      </w:pPr>
+      <w:r>
+        <w:rPr>
+          <w:rFonts w:ascii="Times New Roman" w:hAnsi="Times New Roman" w:cs="Times New Roman"/>
+        </w:rPr>
+        <w:t xml:space="preserve">Open </w:t>
+      </w:r>
+      <w:r>
+        <w:rPr>
+          <w:rFonts w:ascii="Times New Roman" w:hAnsi="Times New Roman" w:cs="Times New Roman"/>
+          <w:b/>
+          <w:bCs/>
+        </w:rPr>
+        <w:t>phpMyAdmin</w:t>
+      </w:r>
+      <w:r>
+        <w:rPr>
+          <w:rFonts w:ascii="Times New Roman" w:hAnsi="Times New Roman" w:cs="Times New Roman"/>
+        </w:rPr>
+        <w:t xml:space="preserve"> in a web browser. </w:t>
+      </w:r>
+    </w:p>
+    <w:p>
+      <w:pPr>
+        <w:numPr>
+          <w:ilvl w:val="0"/>
+          <w:numId w:val="15"/>
+        </w:numPr>
+        <w:spacing w:line="360" w:lineRule="auto"/>
+        <w:rPr>
+          <w:rFonts w:ascii="Times New Roman" w:hAnsi="Times New Roman" w:cs="Times New Roman"/>
+        </w:rPr>
+      </w:pPr>
+      <w:r>
+        <w:rPr>
+          <w:rFonts w:ascii="Times New Roman" w:hAnsi="Times New Roman" w:cs="Times New Roman"/>
+        </w:rPr>
+        <w:t xml:space="preserve">Create a database named </w:t>
+      </w:r>
+      <w:proofErr w:type="spellStart"/>
+      <w:r>
+        <w:rPr>
+          <w:rFonts w:ascii="Times New Roman" w:hAnsi="Times New Roman" w:cs="Times New Roman"/>
+        </w:rPr>
+        <w:t>imported_management</w:t>
+      </w:r>
+      <w:proofErr w:type="spellEnd"/>
+      <w:r>
+        <w:rPr>
+          <w:rFonts w:ascii="Times New Roman" w:hAnsi="Times New Roman" w:cs="Times New Roman"/>
+        </w:rPr>
+        <w:t xml:space="preserve">. </w:t>
+      </w:r>
+    </w:p>
+    <w:p>
+      <w:pPr>
+        <w:numPr>
+          <w:ilvl w:val="0"/>
+          <w:numId w:val="15"/>
+        </w:numPr>
+        <w:spacing w:line="360" w:lineRule="auto"/>
+        <w:rPr>
+          <w:rFonts w:ascii="Times New Roman" w:hAnsi="Times New Roman" w:cs="Times New Roman"/>
+        </w:rPr>
+      </w:pPr>
+      <w:r>
+        <w:rPr>
+          <w:rFonts w:ascii="Times New Roman" w:hAnsi="Times New Roman" w:cs="Times New Roman"/>
+        </w:rPr>
+        <w:t xml:space="preserve">Create a table named imports with suitable fields. </w:t>
+      </w:r>
+    </w:p>
+    <w:p>
+      <w:pPr>
+        <w:numPr>
+          <w:ilvl w:val="0"/>
+          <w:numId w:val="15"/>
+        </w:numPr>
+        <w:spacing w:line="360" w:lineRule="auto"/>
+        <w:rPr>
+          <w:rFonts w:ascii="Times New Roman" w:hAnsi="Times New Roman" w:cs="Times New Roman"/>
+        </w:rPr>
+      </w:pPr>
+      <w:r>
+        <w:rPr>
+          <w:rFonts w:ascii="Times New Roman" w:hAnsi="Times New Roman" w:cs="Times New Roman"/>
+        </w:rPr>
+        <w:t xml:space="preserve">Insert some sample records into the table. </w:t>
+      </w:r>
+    </w:p>
+    <w:p>
+      <w:pPr>
+        <w:numPr>
+          <w:ilvl w:val="0"/>
+          <w:numId w:val="15"/>
+        </w:numPr>
+        <w:spacing w:line="360" w:lineRule="auto"/>
+        <w:rPr>
+          <w:rFonts w:ascii="Times New Roman" w:hAnsi="Times New Roman" w:cs="Times New Roman"/>
+        </w:rPr>
+      </w:pPr>
+      <w:r>
+        <w:rPr>
+          <w:rFonts w:ascii="Times New Roman" w:hAnsi="Times New Roman" w:cs="Times New Roman"/>
+        </w:rPr>
+        <w:t xml:space="preserve">Open the XAMPP </w:t>
+      </w:r>
+      <w:proofErr w:type="spellStart"/>
+      <w:r>
+        <w:rPr>
+          <w:rFonts w:ascii="Times New Roman" w:hAnsi="Times New Roman" w:cs="Times New Roman"/>
+        </w:rPr>
+        <w:t>htdocs</w:t>
+      </w:r>
+      <w:proofErr w:type="spellEnd"/>
+      <w:r>
+        <w:rPr>
+          <w:rFonts w:ascii="Times New Roman" w:hAnsi="Times New Roman" w:cs="Times New Roman"/>
+        </w:rPr>
+        <w:t xml:space="preserve"> folder. </w:t>
+      </w:r>
+    </w:p>
+    <w:p>
+      <w:pPr>
+        <w:numPr>
+          <w:ilvl w:val="0"/>
+          <w:numId w:val="15"/>
+        </w:numPr>
+        <w:spacing w:line="360" w:lineRule="auto"/>
+        <w:rPr>
+          <w:rFonts w:ascii="Times New Roman" w:hAnsi="Times New Roman" w:cs="Times New Roman"/>
+        </w:rPr>
+      </w:pPr>
+      <w:r>
+        <w:rPr>
+          <w:rFonts w:ascii="Times New Roman" w:hAnsi="Times New Roman" w:cs="Times New Roman"/>
+        </w:rPr>
+        <w:t xml:space="preserve">Create a PHP file named </w:t>
+      </w:r>
+      <w:proofErr w:type="spellStart"/>
+      <w:r>
+        <w:rPr>
+          <w:rFonts w:ascii="Times New Roman" w:hAnsi="Times New Roman" w:cs="Times New Roman"/>
+        </w:rPr>
+        <w:t>show_imports.php</w:t>
+      </w:r>
+      <w:proofErr w:type="spellEnd"/>
+      <w:r>
+        <w:rPr>
+          <w:rFonts w:ascii="Times New Roman" w:hAnsi="Times New Roman" w:cs="Times New Roman"/>
+        </w:rPr>
+        <w:t xml:space="preserve">. </w:t>
+      </w:r>
+    </w:p>
+    <w:p>
+      <w:pPr>
+        <w:numPr>
+          <w:ilvl w:val="0"/>
+          <w:numId w:val="15"/>
+        </w:numPr>
+        <w:spacing w:line="360" w:lineRule="auto"/>
+        <w:rPr>
+          <w:rFonts w:ascii="Times New Roman" w:hAnsi="Times New Roman" w:cs="Times New Roman"/>
+        </w:rPr>
+      </w:pPr>
+      <w:r>
+        <w:rPr>
+          <w:rFonts w:ascii="Times New Roman" w:hAnsi="Times New Roman" w:cs="Times New Roman"/>
+        </w:rPr>
+        <w:t xml:space="preserve">Write the PHP program to connect to MySQL using </w:t>
+      </w:r>
+      <w:proofErr w:type="spellStart"/>
+      <w:r>
+        <w:rPr>
+          <w:rFonts w:ascii="Times New Roman" w:hAnsi="Times New Roman" w:cs="Times New Roman"/>
+        </w:rPr>
+        <w:t>mysqli</w:t>
+      </w:r>
+      <w:proofErr w:type="spellEnd"/>
+      <w:r>
+        <w:rPr>
+          <w:rFonts w:ascii="Times New Roman" w:hAnsi="Times New Roman" w:cs="Times New Roman"/>
+        </w:rPr>
+        <w:t xml:space="preserve">. </w:t>
+      </w:r>
+    </w:p>
+    <w:p>
+      <w:pPr>
+        <w:numPr>
+          <w:ilvl w:val="0"/>
+          <w:numId w:val="15"/>
+        </w:numPr>
+        <w:spacing w:line="360" w:lineRule="auto"/>
+        <w:rPr>
+          <w:rFonts w:ascii="Times New Roman" w:hAnsi="Times New Roman" w:cs="Times New Roman"/>
+        </w:rPr>
+      </w:pPr>
+      <w:r>
+        <w:rPr>
+          <w:rFonts w:ascii="Times New Roman" w:hAnsi="Times New Roman" w:cs="Times New Roman"/>
+        </w:rPr>
+        <w:t xml:space="preserve">Execute the SELECT query to retrieve all records from the imports table. </w:t>
+      </w:r>
+    </w:p>
+    <w:p>
+      <w:pPr>
+        <w:numPr>
+          <w:ilvl w:val="0"/>
+          <w:numId w:val="15"/>
+        </w:numPr>
+        <w:spacing w:line="360" w:lineRule="auto"/>
+        <w:rPr>
+          <w:rFonts w:ascii="Times New Roman" w:hAnsi="Times New Roman" w:cs="Times New Roman"/>
+        </w:rPr>
+      </w:pPr>
+      <w:r>
+        <w:rPr>
+          <w:rFonts w:ascii="Times New Roman" w:hAnsi="Times New Roman" w:cs="Times New Roman"/>
+        </w:rPr>
+        <w:t xml:space="preserve">Display the retrieved records in the browser. </w:t>
+      </w:r>
+    </w:p>
+    <w:p>
+      <w:pPr>
+        <w:numPr>
+          <w:ilvl w:val="0"/>
+          <w:numId w:val="15"/>
+        </w:numPr>
+        <w:spacing w:line="360" w:lineRule="auto"/>
+        <w:rPr>
+          <w:rFonts w:ascii="Times New Roman" w:hAnsi="Times New Roman" w:cs="Times New Roman"/>
+        </w:rPr>
+      </w:pPr>
+      <w:r>
+        <w:rPr>
+          <w:rFonts w:ascii="Times New Roman" w:hAnsi="Times New Roman" w:cs="Times New Roman"/>
+        </w:rPr>
+        <w:t xml:space="preserve">Check the output. </w:t>
+      </w:r>
+    </w:p>
+    <w:p>
+      <w:pPr>
+        <w:spacing w:line="360" w:lineRule="auto"/>
+        <w:rPr>
+          <w:rFonts w:ascii="Times New Roman" w:hAnsi="Times New Roman" w:cs="Times New Roman"/>
+        </w:rPr>
+      </w:pPr>
+      <w:r>
+        <w:rPr>
+          <w:rFonts w:ascii="Times New Roman" w:hAnsi="Times New Roman" w:cs="Times New Roman"/>
+        </w:rPr>
+        <w:t>Code:</w:t>
+      </w:r>
+    </w:p>
+    <w:p>
+      <w:pPr>
+        <w:spacing w:line="360" w:lineRule="auto"/>
+        <w:rPr>
+          <w:rFonts w:ascii="Times New Roman" w:hAnsi="Times New Roman" w:cs="Times New Roman"/>
+        </w:rPr>
+      </w:pPr>
+      <w:r>
+        <w:rPr>
+          <w:rFonts w:ascii="Times New Roman" w:hAnsi="Times New Roman" w:cs="Times New Roman"/>
+        </w:rPr>
+        <w:t xml:space="preserve">import </w:t>
+      </w:r>
+      <w:proofErr w:type="spellStart"/>
+      <w:proofErr w:type="gramStart"/>
+      <w:r>
+        <w:rPr>
+          <w:rFonts w:ascii="Times New Roman" w:hAnsi="Times New Roman" w:cs="Times New Roman"/>
+        </w:rPr>
+        <w:t>mysql.connector</w:t>
+      </w:r>
+      <w:proofErr w:type="spellEnd"/>
+      <w:proofErr w:type="gramEnd"/>
+    </w:p>
+    <w:p>
+      <w:pPr>
+        <w:spacing w:line="360" w:lineRule="auto"/>
+        <w:rPr>
+          <w:rFonts w:ascii="Times New Roman" w:hAnsi="Times New Roman" w:cs="Times New Roman"/>
+        </w:rPr>
+      </w:pPr>
+      <w:r>
+        <w:rPr>
+          <w:rFonts w:ascii="Times New Roman" w:hAnsi="Times New Roman" w:cs="Times New Roman"/>
+        </w:rPr>
+        <w:t xml:space="preserve">con = </w:t>
+      </w:r>
+      <w:proofErr w:type="spellStart"/>
+      <w:proofErr w:type="gramStart"/>
+      <w:r>
+        <w:rPr>
+          <w:rFonts w:ascii="Times New Roman" w:hAnsi="Times New Roman" w:cs="Times New Roman"/>
+        </w:rPr>
+        <w:t>mysql.connector</w:t>
+      </w:r>
+      <w:proofErr w:type="gramEnd"/>
+      <w:r>
+        <w:rPr>
+          <w:rFonts w:ascii="Times New Roman" w:hAnsi="Times New Roman" w:cs="Times New Roman"/>
+        </w:rPr>
+        <w:t>.</w:t>
+      </w:r>
+      <w:proofErr w:type="gramStart"/>
+      <w:r>
+        <w:rPr>
+          <w:rFonts w:ascii="Times New Roman" w:hAnsi="Times New Roman" w:cs="Times New Roman"/>
+        </w:rPr>
+        <w:t>connect</w:t>
+      </w:r>
+      <w:proofErr w:type="spellEnd"/>
+      <w:r>
+        <w:rPr>
+          <w:rFonts w:ascii="Times New Roman" w:hAnsi="Times New Roman" w:cs="Times New Roman"/>
+        </w:rPr>
+        <w:t>(</w:t>
+      </w:r>
+      <w:proofErr w:type="gramEnd"/>
+    </w:p>
+    <w:p>
+      <w:pPr>
+        <w:spacing w:line="360" w:lineRule="auto"/>
+        <w:rPr>
+          <w:rFonts w:ascii="Times New Roman" w:hAnsi="Times New Roman" w:cs="Times New Roman"/>
+        </w:rPr>
+      </w:pPr>
+      <w:r>
+        <w:rPr>
+          <w:rFonts w:ascii="Times New Roman" w:hAnsi="Times New Roman" w:cs="Times New Roman"/>
+        </w:rPr>
+        <w:t xml:space="preserve">    host="localhost",</w:t>
+      </w:r>
+    </w:p>
+    <w:p>
+      <w:pPr>
+        <w:spacing w:line="360" w:lineRule="auto"/>
+        <w:rPr>
+          <w:rFonts w:ascii="Times New Roman" w:hAnsi="Times New Roman" w:cs="Times New Roman"/>
+        </w:rPr>
+      </w:pPr>
+      <w:r>
+        <w:rPr>
+          <w:rFonts w:ascii="Times New Roman" w:hAnsi="Times New Roman" w:cs="Times New Roman"/>
+        </w:rPr>
+        <w:t xml:space="preserve">    user="root",</w:t>
+      </w:r>
+    </w:p>
+    <w:p>
+      <w:pPr>
+        <w:spacing w:line="360" w:lineRule="auto"/>
+        <w:rPr>
+          <w:rFonts w:ascii="Times New Roman" w:hAnsi="Times New Roman" w:cs="Times New Roman"/>
+        </w:rPr>
+      </w:pPr>
+      <w:r>
+        <w:rPr>
+          <w:rFonts w:ascii="Times New Roman" w:hAnsi="Times New Roman" w:cs="Times New Roman"/>
+        </w:rPr>
+        <w:t xml:space="preserve">    password="Friday*9",</w:t>
+      </w:r>
+    </w:p>
+    <w:p>
+      <w:pPr>
+        <w:spacing w:line="360" w:lineRule="auto"/>
+        <w:rPr>
+          <w:rFonts w:ascii="Times New Roman" w:hAnsi="Times New Roman" w:cs="Times New Roman"/>
+        </w:rPr>
+      </w:pPr>
+      <w:r>
+        <w:rPr>
+          <w:rFonts w:ascii="Times New Roman" w:hAnsi="Times New Roman" w:cs="Times New Roman"/>
+        </w:rPr>
+        <w:t xml:space="preserve">    database="</w:t>
+      </w:r>
+      <w:proofErr w:type="spellStart"/>
+      <w:r>
+        <w:rPr>
+          <w:rFonts w:ascii="Times New Roman" w:hAnsi="Times New Roman" w:cs="Times New Roman"/>
+        </w:rPr>
+        <w:t>importdb</w:t>
+      </w:r>
+      <w:proofErr w:type="spellEnd"/>
+      <w:r>
+        <w:rPr>
+          <w:rFonts w:ascii="Times New Roman" w:hAnsi="Times New Roman" w:cs="Times New Roman"/>
+        </w:rPr>
+        <w:t>")</w:t>
+      </w:r>
+    </w:p>
+    <w:p>
+      <w:pPr>
+        <w:spacing w:line="360" w:lineRule="auto"/>
+        <w:rPr>
+          <w:rFonts w:ascii="Times New Roman" w:hAnsi="Times New Roman" w:cs="Times New Roman"/>
+        </w:rPr>
+      </w:pPr>
+      <w:r>
+        <w:rPr>
+          <w:rFonts w:ascii="Times New Roman" w:hAnsi="Times New Roman" w:cs="Times New Roman"/>
+        </w:rPr>
+        <w:lastRenderedPageBreak/>
+        <w:t xml:space="preserve">cursor = </w:t>
+      </w:r>
+      <w:proofErr w:type="spellStart"/>
+      <w:proofErr w:type="gramStart"/>
+      <w:r>
+        <w:rPr>
+          <w:rFonts w:ascii="Times New Roman" w:hAnsi="Times New Roman" w:cs="Times New Roman"/>
+        </w:rPr>
+        <w:t>con.cursor</w:t>
+      </w:r>
+      <w:proofErr w:type="spellEnd"/>
+      <w:proofErr w:type="gramEnd"/>
+      <w:r>
+        <w:rPr>
+          <w:rFonts w:ascii="Times New Roman" w:hAnsi="Times New Roman" w:cs="Times New Roman"/>
+        </w:rPr>
+        <w:t>()</w:t>
+      </w:r>
+    </w:p>
+    <w:p>
+      <w:pPr>
+        <w:spacing w:line="360" w:lineRule="auto"/>
+        <w:rPr>
+          <w:rFonts w:ascii="Times New Roman" w:hAnsi="Times New Roman" w:cs="Times New Roman"/>
+        </w:rPr>
+      </w:pPr>
+      <w:proofErr w:type="spellStart"/>
+      <w:proofErr w:type="gramStart"/>
+      <w:r>
+        <w:rPr>
+          <w:rFonts w:ascii="Times New Roman" w:hAnsi="Times New Roman" w:cs="Times New Roman"/>
+        </w:rPr>
+        <w:t>cursor.execute</w:t>
+      </w:r>
+      <w:proofErr w:type="spellEnd"/>
+      <w:proofErr w:type="gramEnd"/>
+      <w:r>
+        <w:rPr>
+          <w:rFonts w:ascii="Times New Roman" w:hAnsi="Times New Roman" w:cs="Times New Roman"/>
+        </w:rPr>
+        <w:t>("SELECT * FROM imports")</w:t>
+      </w:r>
+    </w:p>
+    <w:p>
+      <w:pPr>
+        <w:spacing w:line="360" w:lineRule="auto"/>
+        <w:rPr>
+          <w:rFonts w:ascii="Times New Roman" w:hAnsi="Times New Roman" w:cs="Times New Roman"/>
+        </w:rPr>
+      </w:pPr>
+      <w:r>
+        <w:rPr>
+          <w:rFonts w:ascii="Times New Roman" w:hAnsi="Times New Roman" w:cs="Times New Roman"/>
+        </w:rPr>
+        <w:t xml:space="preserve">for row in </w:t>
+      </w:r>
+      <w:proofErr w:type="spellStart"/>
+      <w:proofErr w:type="gramStart"/>
+      <w:r>
+        <w:rPr>
+          <w:rFonts w:ascii="Times New Roman" w:hAnsi="Times New Roman" w:cs="Times New Roman"/>
+        </w:rPr>
+        <w:t>cursor.fetchall</w:t>
+      </w:r>
+      <w:proofErr w:type="spellEnd"/>
+      <w:proofErr w:type="gramEnd"/>
+      <w:r>
+        <w:rPr>
+          <w:rFonts w:ascii="Times New Roman" w:hAnsi="Times New Roman" w:cs="Times New Roman"/>
+        </w:rPr>
+        <w:t>():</w:t>
+      </w:r>
+    </w:p>
+    <w:p>
+      <w:pPr>
+        <w:spacing w:line="360" w:lineRule="auto"/>
+        <w:rPr>
+          <w:rFonts w:ascii="Times New Roman" w:hAnsi="Times New Roman" w:cs="Times New Roman"/>
+        </w:rPr>
+      </w:pPr>
+      <w:r>
+        <w:rPr>
+          <w:rFonts w:ascii="Times New Roman" w:hAnsi="Times New Roman" w:cs="Times New Roman"/>
+        </w:rPr>
+        <w:t xml:space="preserve">    print(row)</w:t>
+      </w:r>
+    </w:p>
+    <w:p>
+      <w:pPr>
+        <w:spacing w:line="360" w:lineRule="auto"/>
+        <w:rPr>
+          <w:rFonts w:ascii="Times New Roman" w:hAnsi="Times New Roman" w:cs="Times New Roman"/>
+        </w:rPr>
+      </w:pPr>
+      <w:proofErr w:type="spellStart"/>
+      <w:proofErr w:type="gramStart"/>
+      <w:r>
+        <w:rPr>
+          <w:rFonts w:ascii="Times New Roman" w:hAnsi="Times New Roman" w:cs="Times New Roman"/>
+        </w:rPr>
+        <w:t>cursor.close</w:t>
+      </w:r>
+      <w:proofErr w:type="spellEnd"/>
+      <w:proofErr w:type="gramEnd"/>
+      <w:r>
+        <w:rPr>
+          <w:rFonts w:ascii="Times New Roman" w:hAnsi="Times New Roman" w:cs="Times New Roman"/>
+        </w:rPr>
+        <w:t>()</w:t>
+      </w:r>
+    </w:p>
+    <w:p>
+      <w:pPr>
+        <w:spacing w:line="360" w:lineRule="auto"/>
+        <w:rPr>
+          <w:rFonts w:ascii="Times New Roman" w:hAnsi="Times New Roman" w:cs="Times New Roman"/>
+        </w:rPr>
+      </w:pPr>
+      <w:proofErr w:type="spellStart"/>
+      <w:proofErr w:type="gramStart"/>
+      <w:r>
+        <w:rPr>
+          <w:rFonts w:ascii="Times New Roman" w:hAnsi="Times New Roman" w:cs="Times New Roman"/>
+        </w:rPr>
+        <w:t>con.close</w:t>
+      </w:r>
+      <w:proofErr w:type="spellEnd"/>
+      <w:proofErr w:type="gramEnd"/>
+      <w:r>
+        <w:rPr>
+          <w:rFonts w:ascii="Times New Roman" w:hAnsi="Times New Roman" w:cs="Times New Roman"/>
+        </w:rPr>
+        <w:t>()</w:t>
+      </w:r>
+    </w:p>
+    <w:p>
+      <w:pPr>
+        <w:spacing w:line="360" w:lineRule="auto"/>
+        <w:rPr>
+          <w:rFonts w:ascii="Times New Roman" w:hAnsi="Times New Roman" w:cs="Times New Roman"/>
+        </w:rPr>
+      </w:pPr>
+      <w:r>
+        <w:rPr>
+          <w:rFonts w:ascii="Times New Roman" w:hAnsi="Times New Roman" w:cs="Times New Roman"/>
+        </w:rPr>
+        <w:t>Output</w:t>
+      </w:r>
+      <w:r>
+        <w:rPr>
+          <w:rFonts w:ascii="Times New Roman" w:hAnsi="Times New Roman" w:cs="Times New Roman"/>
+        </w:rPr>
+        <w:t>:</w:t>
+      </w:r>
+    </w:p>
+    <w:p>
+      <w:pPr>
+        <w:spacing w:line="360" w:lineRule="auto"/>
+        <w:rPr>
+          <w:rFonts w:ascii="Times New Roman" w:hAnsi="Times New Roman" w:cs="Times New Roman"/>
+        </w:rPr>
+      </w:pPr>
+      <w:r>
+        <w:rPr>
+          <w:rFonts w:ascii="Times New Roman" w:hAnsi="Times New Roman" w:cs="Times New Roman"/>
+          <w:noProof/>
+        </w:rPr>
+        <w:drawing>
+          <wp:inline distT="0" distB="0" distL="0" distR="0" wp14:anchorId="2BA8C4A3" wp14:editId="08FCEB12">
+            <wp:extent cx="5731510" cy="3953022"/>
+            <wp:effectExtent l="0" t="0" r="2540" b="9525"/>
+            <wp:docPr id="1950512394" name="Picture 1"/>
+            <wp:cNvGraphicFramePr>
+              <a:graphicFrameLocks xmlns:a="http://schemas.openxmlformats.org/drawingml/2006/main" noChangeAspect="1"/>
+            </wp:cNvGraphicFramePr>
+            <a:graphic xmlns:a="http://schemas.openxmlformats.org/drawingml/2006/main">
+              <a:graphicData uri="http://schemas.openxmlformats.org/drawingml/2006/picture">
+                <pic:pic xmlns:pic="http://schemas.openxmlformats.org/drawingml/2006/picture">
+                  <pic:nvPicPr>
+                    <pic:cNvPr id="1950512394" name="Picture 1950512394"/>
+                    <pic:cNvPicPr/>
+                  </pic:nvPicPr>
+                  <pic:blipFill rotWithShape="1">
+                    <a:blip r:embed="rId29">
+                      <a:extLst>
+                        <a:ext uri="{28A0092B-C50C-407E-A947-70E740481C1C}">
+                          <a14:useLocalDpi xmlns:a14="http://schemas.microsoft.com/office/drawing/2010/main" val="0"/>
+                        </a:ext>
+                      </a:extLst>
+                    </a:blip>
+                    <a:srcRect b="12592"/>
+                    <a:stretch>
+                      <a:fillRect/>
+                    </a:stretch>
+                  </pic:blipFill>
+                  <pic:spPr bwMode="auto">
+                    <a:xfrm>
+                      <a:off x="0" y="0"/>
+                      <a:ext cx="5731510" cy="3953022"/>
+                    </a:xfrm>
+                    <a:prstGeom prst="rect">
+                      <a:avLst/>
+                    </a:prstGeom>
+                    <a:ln>
+                      <a:noFill/>
+                    </a:ln>
+                    <a:extLst>
+                      <a:ext uri="{53640926-AAD7-44D8-BBD7-CCE9431645EC}">
+                        <a14:shadowObscured xmlns:a14="http://schemas.microsoft.com/office/drawing/2010/main"/>
+                      </a:ext>
+                    </a:extLst>
+                  </pic:spPr>
+                </pic:pic>
+              </a:graphicData>
+            </a:graphic>
+          </wp:inline>
+        </w:drawing>
+      </w:r>
+    </w:p>
+    <w:p>
+      <w:pPr>
+        <w:spacing w:line="360" w:lineRule="auto"/>
+        <w:rPr>
+          <w:rFonts w:ascii="Times New Roman" w:hAnsi="Times New Roman" w:cs="Times New Roman"/>
+        </w:rPr>
+      </w:pPr>
+    </w:p>
+    <w:p>
+      <w:pPr>
+        <w:spacing w:line="360" w:lineRule="auto"/>
+        <w:rPr>
+          <w:rFonts w:ascii="Times New Roman" w:hAnsi="Times New Roman" w:cs="Times New Roman"/>
+        </w:rPr>
+      </w:pPr>
+      <w:r>
+        <w:rPr>
+          <w:rFonts w:ascii="Times New Roman" w:hAnsi="Times New Roman" w:cs="Times New Roman"/>
+        </w:rPr>
+        <w:t>Result:</w:t>
+      </w:r>
+    </w:p>
+    <w:p>
+      <w:pPr>
+        <w:spacing w:line="360" w:lineRule="auto"/>
+        <w:rPr>
+          <w:rFonts w:ascii="Times New Roman" w:hAnsi="Times New Roman" w:cs="Times New Roman"/>
+        </w:rPr>
+      </w:pPr>
+      <w:r>
+        <w:rPr>
+          <w:rFonts w:ascii="Times New Roman" w:hAnsi="Times New Roman" w:cs="Times New Roman"/>
+        </w:rPr>
+        <w:t xml:space="preserve">Thus, the </w:t>
+      </w:r>
+      <w:r>
+        <w:rPr>
+          <w:rFonts w:ascii="Times New Roman" w:hAnsi="Times New Roman" w:cs="Times New Roman"/>
+          <w:b/>
+          <w:bCs/>
+        </w:rPr>
+        <w:t>PHP program for database connectivity with MySQL was successfully executed</w:t>
+      </w:r>
+      <w:r>
+        <w:rPr>
+          <w:rFonts w:ascii="Times New Roman" w:hAnsi="Times New Roman" w:cs="Times New Roman"/>
+        </w:rPr>
+        <w:t>, and the records from the imports table were retrieved and displayed successfully.</w:t>
+      </w:r>
+    </w:p>
+    <w:p>
+      <w:pPr>
+        <w:spacing w:line="360" w:lineRule="auto"/>
+        <w:rPr>
+          <w:rFonts w:ascii="Times New Roman" w:hAnsi="Times New Roman" w:cs="Times New Roman"/>
+        </w:rPr>
+      </w:pPr>
+    </w:p>
     <w:sectPr>
       <w:pgSz w:w="11906" w:h="16838"/>
       <w:pgMar w:top="1440" w:right="1440" w:bottom="1440" w:left="1440" w:header="708" w:footer="708" w:gutter="0"/>
@@ -10731,7 +11665,7 @@
 </file>
 
 <file path=word/numbering.xml><?xml version="1.0" encoding="utf-8"?>
-<w:numbering xmlns:wpc="http://schemas.microsoft.com/office/word/2010/wordprocessingCanvas" xmlns:cx="http://schemas.microsoft.com/office/drawing/2014/chartex" xmlns:cx1="http://schemas.microsoft.com/office/drawing/2015/9/8/chartex" xmlns:cx2="http://schemas.microsoft.com/office/drawing/2015/10/21/chartex" xmlns:cx3="http://schemas.microsoft.com/office/drawing/2016/5/9/chartex" xmlns:cx4="http://schemas.microsoft.com/office/drawing/2016/5/10/chartex" xmlns:cx5="http://schemas.microsoft.com/office/drawing/2016/5/11/chartex" xmlns:cx6="http://schemas.microsoft.com/office/drawing/2016/5/12/chartex" xmlns:cx7="http://schemas.microsoft.com/office/drawing/2016/5/13/chartex" xmlns:cx8="http://schemas.microsoft.com/office/drawing/2016/5/14/chartex" xmlns:mc="http://schemas.openxmlformats.org/markup-compatibility/2006" xmlns:aink="http://schemas.microsoft.com/office/drawing/2016/ink" xmlns:am3d="http://schemas.microsoft.com/office/drawing/2017/model3d" xmlns:o="urn:schemas-microsoft-com:office:office" xmlns:oel="http://schemas.microsoft.com/office/2019/extlst" xmlns:r="http://schemas.openxmlformats.org/officeDocument/2006/relationships" xmlns:m="http://schemas.openxmlformats.org/officeDocument/2006/math" xmlns:v="urn:schemas-microsoft-com:vml" xmlns:wp14="http://schemas.microsoft.com/office/word/2010/wordprocessingDrawing" xmlns:wp="http://schemas.openxmlformats.org/drawingml/2006/wordprocessingDrawing" xmlns:w10="urn:schemas-microsoft-com:office:word" xmlns:w="http://schemas.openxmlformats.org/wordprocessingml/2006/main" xmlns:w14="http://schemas.microsoft.com/office/word/2010/wordml" xmlns:w15="http://schemas.microsoft.com/office/word/2012/wordml" xmlns:w16cei="http://schemas.microsoft.com/office/word/2026/wordml/cei" xmlns:w16cex="http://schemas.microsoft.com/office/word/2018/wordml/cex" xmlns:w16cid="http://schemas.microsoft.com/office/word/2016/wordml/cid" xmlns:w16="http://schemas.microsoft.com/office/word/2018/wordml" xmlns:w16du="http://schemas.microsoft.com/office/word/2023/wordml/word16du" xmlns:w16sdtdh="http://schemas.microsoft.com/office/word/2020/wordml/sdtdatahash" xmlns:w16sdtfl="http://schemas.microsoft.com/office/word/2024/wordml/sdtformatlock" xmlns:w16se="http://schemas.microsoft.com/office/word/2015/wordml/symex" xmlns:wpg="http://schemas.microsoft.com/office/word/2010/wordprocessingGroup" xmlns:wpi="http://schemas.microsoft.com/office/word/2010/wordprocessingInk" xmlns:wne="http://schemas.microsoft.com/office/word/2006/wordml" xmlns:wps="http://schemas.microsoft.com/office/word/2010/wordprocessingShape" mc:Ignorable="w14 w15 w16se w16cid w16 w16cex w16sdtdh w16sdtfl w16du wp14">
+<w:numbering xmlns:wpc="http://schemas.microsoft.com/office/word/2010/wordprocessingCanvas" xmlns:cx="http://schemas.microsoft.com/office/drawing/2014/chartex" xmlns:cx1="http://schemas.microsoft.com/office/drawing/2015/9/8/chartex" xmlns:cx2="http://schemas.microsoft.com/office/drawing/2015/10/21/chartex" xmlns:cx3="http://schemas.microsoft.com/office/drawing/2016/5/9/chartex" xmlns:cx4="http://schemas.microsoft.com/office/drawing/2016/5/10/chartex" xmlns:cx5="http://schemas.microsoft.com/office/drawing/2016/5/11/chartex" xmlns:cx6="http://schemas.microsoft.com/office/drawing/2016/5/12/chartex" xmlns:cx7="http://schemas.microsoft.com/office/drawing/2016/5/13/chartex" xmlns:cx8="http://schemas.microsoft.com/office/drawing/2016/5/14/chartex" xmlns:mc="http://schemas.openxmlformats.org/markup-compatibility/2006" xmlns:aink="http://schemas.microsoft.com/office/drawing/2016/ink" xmlns:am3d="http://schemas.microsoft.com/office/drawing/2017/model3d" xmlns:o="urn:schemas-microsoft-com:office:office" xmlns:oel="http://schemas.microsoft.com/office/2019/extlst" xmlns:r="http://schemas.openxmlformats.org/officeDocument/2006/relationships" xmlns:m="http://schemas.openxmlformats.org/officeDocument/2006/math" xmlns:v="urn:schemas-microsoft-com:vml" xmlns:wp14="http://schemas.microsoft.com/office/word/2010/wordprocessingDrawing" xmlns:wp="http://schemas.openxmlformats.org/drawingml/2006/wordprocessingDrawing" xmlns:w10="urn:schemas-microsoft-com:office:word" xmlns:w="http://schemas.openxmlformats.org/wordprocessingml/2006/main" xmlns:w14="http://schemas.microsoft.com/office/word/2010/wordml" xmlns:w15="http://schemas.microsoft.com/office/word/2012/wordml" xmlns:w16cex="http://schemas.microsoft.com/office/word/2018/wordml/cex" xmlns:w16cid="http://schemas.microsoft.com/office/word/2016/wordml/cid" xmlns:w16="http://schemas.microsoft.com/office/word/2018/wordml" xmlns:w16du="http://schemas.microsoft.com/office/word/2023/wordml/word16du" xmlns:w16sdtdh="http://schemas.microsoft.com/office/word/2020/wordml/sdtdatahash" xmlns:w16sdtfl="http://schemas.microsoft.com/office/word/2024/wordml/sdtformatlock" xmlns:w16se="http://schemas.microsoft.com/office/word/2015/wordml/symex" xmlns:wpg="http://schemas.microsoft.com/office/word/2010/wordprocessingGroup" xmlns:wpi="http://schemas.microsoft.com/office/word/2010/wordprocessingInk" xmlns:wne="http://schemas.microsoft.com/office/word/2006/wordml" xmlns:wps="http://schemas.microsoft.com/office/word/2010/wordprocessingShape" mc:Ignorable="w14 w15 w16se w16cid w16 w16cex w16sdtdh w16sdtfl w16du wp14">
   <w:abstractNum w:abstractNumId="0" w15:restartNumberingAfterBreak="0">
     <w:nsid w:val="031456BA"/>
     <w:multiLevelType w:val="hybridMultilevel"/>
@@ -10959,6 +11893,119 @@
     </w:lvl>
   </w:abstractNum>
   <w:abstractNum w:abstractNumId="2" w15:restartNumberingAfterBreak="0">
+    <w:nsid w:val="0DE242AF"/>
+    <w:multiLevelType w:val="multilevel"/>
+    <w:tmpl w:val="DA021B28"/>
+    <w:lvl w:ilvl="0">
+      <w:start w:val="1"/>
+      <w:numFmt w:val="decimal"/>
+      <w:lvlText w:val="%1."/>
+      <w:lvlJc w:val="left"/>
+      <w:pPr>
+        <w:tabs>
+          <w:tab w:val="num" w:pos="720"/>
+        </w:tabs>
+        <w:ind w:left="720" w:hanging="360"/>
+      </w:pPr>
+    </w:lvl>
+    <w:lvl w:ilvl="1" w:tentative="1">
+      <w:start w:val="1"/>
+      <w:numFmt w:val="decimal"/>
+      <w:lvlText w:val="%2."/>
+      <w:lvlJc w:val="left"/>
+      <w:pPr>
+        <w:tabs>
+          <w:tab w:val="num" w:pos="1440"/>
+        </w:tabs>
+        <w:ind w:left="1440" w:hanging="360"/>
+      </w:pPr>
+    </w:lvl>
+    <w:lvl w:ilvl="2" w:tentative="1">
+      <w:start w:val="1"/>
+      <w:numFmt w:val="decimal"/>
+      <w:lvlText w:val="%3."/>
+      <w:lvlJc w:val="left"/>
+      <w:pPr>
+        <w:tabs>
+          <w:tab w:val="num" w:pos="2160"/>
+        </w:tabs>
+        <w:ind w:left="2160" w:hanging="360"/>
+      </w:pPr>
+    </w:lvl>
+    <w:lvl w:ilvl="3" w:tentative="1">
+      <w:start w:val="1"/>
+      <w:numFmt w:val="decimal"/>
+      <w:lvlText w:val="%4."/>
+      <w:lvlJc w:val="left"/>
+      <w:pPr>
+        <w:tabs>
+          <w:tab w:val="num" w:pos="2880"/>
+        </w:tabs>
+        <w:ind w:left="2880" w:hanging="360"/>
+      </w:pPr>
+    </w:lvl>
+    <w:lvl w:ilvl="4" w:tentative="1">
+      <w:start w:val="1"/>
+      <w:numFmt w:val="decimal"/>
+      <w:lvlText w:val="%5."/>
+      <w:lvlJc w:val="left"/>
+      <w:pPr>
+        <w:tabs>
+          <w:tab w:val="num" w:pos="3600"/>
+        </w:tabs>
+        <w:ind w:left="3600" w:hanging="360"/>
+      </w:pPr>
+    </w:lvl>
+    <w:lvl w:ilvl="5" w:tentative="1">
+      <w:start w:val="1"/>
+      <w:numFmt w:val="decimal"/>
+      <w:lvlText w:val="%6."/>
+      <w:lvlJc w:val="left"/>
+      <w:pPr>
+        <w:tabs>
+          <w:tab w:val="num" w:pos="4320"/>
+        </w:tabs>
+        <w:ind w:left="4320" w:hanging="360"/>
+      </w:pPr>
+    </w:lvl>
+    <w:lvl w:ilvl="6" w:tentative="1">
+      <w:start w:val="1"/>
+      <w:numFmt w:val="decimal"/>
+      <w:lvlText w:val="%7."/>
+      <w:lvlJc w:val="left"/>
+      <w:pPr>
+        <w:tabs>
+          <w:tab w:val="num" w:pos="5040"/>
+        </w:tabs>
+        <w:ind w:left="5040" w:hanging="360"/>
+      </w:pPr>
+    </w:lvl>
+    <w:lvl w:ilvl="7" w:tentative="1">
+      <w:start w:val="1"/>
+      <w:numFmt w:val="decimal"/>
+      <w:lvlText w:val="%8."/>
+      <w:lvlJc w:val="left"/>
+      <w:pPr>
+        <w:tabs>
+          <w:tab w:val="num" w:pos="5760"/>
+        </w:tabs>
+        <w:ind w:left="5760" w:hanging="360"/>
+      </w:pPr>
+    </w:lvl>
+    <w:lvl w:ilvl="8" w:tentative="1">
+      <w:start w:val="1"/>
+      <w:numFmt w:val="decimal"/>
+      <w:lvlText w:val="%9."/>
+      <w:lvlJc w:val="left"/>
+      <w:pPr>
+        <w:tabs>
+          <w:tab w:val="num" w:pos="6480"/>
+        </w:tabs>
+        <w:ind w:left="6480" w:hanging="360"/>
+      </w:pPr>
+    </w:lvl>
+  </w:abstractNum>
+  <w:abstractNum w:abstractNumId="3" w15:restartNumberingAfterBreak="0">
     <w:nsid w:val="11911D4D"/>
     <w:multiLevelType w:val="hybridMultilevel"/>
     <w:tmpl w:val="B328B500"/>
@@ -11071,7 +12118,7 @@
       </w:rPr>
     </w:lvl>
   </w:abstractNum>
-  <w:abstractNum w:abstractNumId="3" w15:restartNumberingAfterBreak="0">
+  <w:abstractNum w:abstractNumId="4" w15:restartNumberingAfterBreak="0">
     <w:nsid w:val="35007B59"/>
     <w:multiLevelType w:val="hybridMultilevel"/>
     <w:tmpl w:val="C7663FE4"/>
@@ -11184,7 +12231,7 @@
       </w:rPr>
     </w:lvl>
   </w:abstractNum>
-  <w:abstractNum w:abstractNumId="4" w15:restartNumberingAfterBreak="0">
+  <w:abstractNum w:abstractNumId="5" w15:restartNumberingAfterBreak="0">
     <w:nsid w:val="376E36A2"/>
     <w:multiLevelType w:val="hybridMultilevel"/>
     <w:tmpl w:val="4B5A3B3C"/>
@@ -11297,7 +12344,7 @@
       </w:rPr>
     </w:lvl>
   </w:abstractNum>
-  <w:abstractNum w:abstractNumId="5" w15:restartNumberingAfterBreak="0">
+  <w:abstractNum w:abstractNumId="6" w15:restartNumberingAfterBreak="0">
     <w:nsid w:val="3D745E4B"/>
     <w:multiLevelType w:val="hybridMultilevel"/>
     <w:tmpl w:val="A920C404"/>
@@ -11386,7 +12433,7 @@
       </w:pPr>
     </w:lvl>
   </w:abstractNum>
-  <w:abstractNum w:abstractNumId="6" w15:restartNumberingAfterBreak="0">
+  <w:abstractNum w:abstractNumId="7" w15:restartNumberingAfterBreak="0">
     <w:nsid w:val="3E76704C"/>
     <w:multiLevelType w:val="multilevel"/>
     <w:tmpl w:val="B56C8160"/>
@@ -11502,7 +12549,7 @@
       </w:pPr>
     </w:lvl>
   </w:abstractNum>
-  <w:abstractNum w:abstractNumId="7" w15:restartNumberingAfterBreak="0">
+  <w:abstractNum w:abstractNumId="8" w15:restartNumberingAfterBreak="0">
     <w:nsid w:val="3F8F1107"/>
     <w:multiLevelType w:val="multilevel"/>
     <w:tmpl w:val="D04C8B66"/>
@@ -11615,7 +12662,7 @@
       </w:pPr>
     </w:lvl>
   </w:abstractNum>
-  <w:abstractNum w:abstractNumId="8" w15:restartNumberingAfterBreak="0">
+  <w:abstractNum w:abstractNumId="9" w15:restartNumberingAfterBreak="0">
     <w:nsid w:val="43B06F38"/>
     <w:multiLevelType w:val="hybridMultilevel"/>
     <w:tmpl w:val="22E2BD16"/>
@@ -11728,7 +12775,7 @@
       </w:rPr>
     </w:lvl>
   </w:abstractNum>
-  <w:abstractNum w:abstractNumId="9" w15:restartNumberingAfterBreak="0">
+  <w:abstractNum w:abstractNumId="10" w15:restartNumberingAfterBreak="0">
     <w:nsid w:val="5FD96149"/>
     <w:multiLevelType w:val="hybridMultilevel"/>
     <w:tmpl w:val="DAD6E786"/>
@@ -11841,7 +12888,7 @@
       </w:rPr>
     </w:lvl>
   </w:abstractNum>
-  <w:abstractNum w:abstractNumId="10" w15:restartNumberingAfterBreak="0">
+  <w:abstractNum w:abstractNumId="11" w15:restartNumberingAfterBreak="0">
     <w:nsid w:val="6EBB4433"/>
     <w:multiLevelType w:val="multilevel"/>
     <w:tmpl w:val="B56C8160"/>
@@ -11957,7 +13004,7 @@
       </w:pPr>
     </w:lvl>
   </w:abstractNum>
-  <w:abstractNum w:abstractNumId="11" w15:restartNumberingAfterBreak="0">
+  <w:abstractNum w:abstractNumId="12" w15:restartNumberingAfterBreak="0">
     <w:nsid w:val="70A40887"/>
     <w:multiLevelType w:val="hybridMultilevel"/>
     <w:tmpl w:val="BB28A37E"/>
@@ -12069,7 +13116,7 @@
       </w:rPr>
     </w:lvl>
   </w:abstractNum>
-  <w:abstractNum w:abstractNumId="12" w15:restartNumberingAfterBreak="0">
+  <w:abstractNum w:abstractNumId="13" w15:restartNumberingAfterBreak="0">
     <w:nsid w:val="75D82B26"/>
     <w:multiLevelType w:val="hybridMultilevel"/>
     <w:tmpl w:val="32182BC6"/>
@@ -12182,7 +13229,7 @@
       </w:rPr>
     </w:lvl>
   </w:abstractNum>
-  <w:abstractNum w:abstractNumId="13" w15:restartNumberingAfterBreak="0">
+  <w:abstractNum w:abstractNumId="14" w15:restartNumberingAfterBreak="0">
     <w:nsid w:val="78E123C0"/>
     <w:multiLevelType w:val="hybridMultilevel"/>
     <w:tmpl w:val="89CA9672"/>
@@ -12299,43 +13346,46 @@
     <w:abstractNumId w:val="1"/>
   </w:num>
   <w:num w:numId="2" w16cid:durableId="1790272919">
-    <w:abstractNumId w:val="11"/>
+    <w:abstractNumId w:val="12"/>
   </w:num>
   <w:num w:numId="3" w16cid:durableId="1903366194">
-    <w:abstractNumId w:val="2"/>
+    <w:abstractNumId w:val="3"/>
   </w:num>
   <w:num w:numId="4" w16cid:durableId="55399480">
-    <w:abstractNumId w:val="3"/>
+    <w:abstractNumId w:val="4"/>
   </w:num>
   <w:num w:numId="5" w16cid:durableId="276717200">
-    <w:abstractNumId w:val="13"/>
+    <w:abstractNumId w:val="14"/>
   </w:num>
   <w:num w:numId="6" w16cid:durableId="362679643">
     <w:abstractNumId w:val="0"/>
   </w:num>
   <w:num w:numId="7" w16cid:durableId="1114326903">
-    <w:abstractNumId w:val="12"/>
+    <w:abstractNumId w:val="13"/>
   </w:num>
   <w:num w:numId="8" w16cid:durableId="776674714">
+    <w:abstractNumId w:val="9"/>
+  </w:num>
+  <w:num w:numId="9" w16cid:durableId="258412205">
+    <w:abstractNumId w:val="5"/>
+  </w:num>
+  <w:num w:numId="10" w16cid:durableId="29915105">
+    <w:abstractNumId w:val="6"/>
+  </w:num>
+  <w:num w:numId="11" w16cid:durableId="1653757976">
+    <w:abstractNumId w:val="10"/>
+  </w:num>
+  <w:num w:numId="12" w16cid:durableId="600844382">
     <w:abstractNumId w:val="8"/>
   </w:num>
-  <w:num w:numId="9" w16cid:durableId="258412205">
-    <w:abstractNumId w:val="4"/>
+  <w:num w:numId="13" w16cid:durableId="616572145">
+    <w:abstractNumId w:val="11"/>
   </w:num>
-  <w:num w:numId="10" w16cid:durableId="29915105">
-    <w:abstractNumId w:val="5"/>
-  </w:num>
-  <w:num w:numId="11" w16cid:durableId="1653757976">
-    <w:abstractNumId w:val="9"/>
-  </w:num>
-  <w:num w:numId="12" w16cid:durableId="600844382">
+  <w:num w:numId="14" w16cid:durableId="1952082103">
     <w:abstractNumId w:val="7"/>
   </w:num>
-  <w:num w:numId="13" w16cid:durableId="616572145">
-    <w:abstractNumId w:val="10"/>
-  </w:num>
-  <w:num w:numId="14" w16cid:durableId="1952082103">
-    <w:abstractNumId w:val="6"/>
+  <w:num w:numId="15" w16cid:durableId="268850815">
+    <w:abstractNumId w:val="2"/>
   </w:num>
 </w:numbering>
 </file>
